--- a/docs/Golden_Farm_GDD.docx
+++ b/docs/Golden_Farm_GDD.docx
@@ -44,7 +44,7 @@
           <w:sz w:val="21"/>
           <w:szCs w:val="21"/>
         </w:rPr>
-        <w:t xml:space="preserve">Estado real del código · 24 de agosto de 2026 · revisión 4</w:t>
+        <w:t xml:space="preserve">Estado real del código · 26 de agosto de 2026 · revisión 5</w:t>
       </w:r>
     </w:p>
     <w:p>
@@ -59,7 +59,7 @@
           <w:sz w:val="23"/>
           <w:szCs w:val="23"/>
         </w:rPr>
-        <w:t xml:space="preserve">Qué cambió desde la revisión 3 (22/8)</w:t>
+        <w:t xml:space="preserve">Qué cambió desde la revisión 4 (24/8)</w:t>
       </w:r>
     </w:p>
     <w:p>
@@ -82,7 +82,79 @@
           <w:sz w:val="21"/>
           <w:szCs w:val="21"/>
         </w:rPr>
-        <w:t xml:space="preserve"> el MERCADER GOBLIN (un trueque anclado por día, aparece al terminar el tutorial), los LOGROS con premio (pestaña 🏆), el ÁLBUM DE LA GRANJA (la colección de primeras veces, pestaña 📖), la MISIÓN DE EVENTO del tablón (viernes a domingo, cartel violeta propio), la PESCA v2 con el sistema de Fishing Frenzy (burbujas, anzuelo a tiempo y zona de captura; un clic tira, cada tirada es un gusano), LA DOMA con su plato por especie y su oficio (« la rata no va a talar »), y LAS CARTAS DEL ABUELO — el lore del juego (docs/LORE.md) entregado de a una carta por nivel de granja, del 2 al 20.</w:t>
+        <w:t xml:space="preserve"> la </w:t>
+      </w:r>
+      <w:r>
+        <w:rPr>
+          <w:rFonts w:ascii="Calibri" w:cs="Calibri" w:eastAsia="Calibri" w:hAnsi="Calibri"/>
+          <w:b/>
+          <w:bCs/>
+          <w:sz w:val="21"/>
+          <w:szCs w:val="21"/>
+        </w:rPr>
+        <w:t xml:space="preserve">PESCA v3</w:t>
+      </w:r>
+      <w:r>
+        <w:rPr>
+          <w:rFonts w:ascii="Calibri" w:cs="Calibri" w:eastAsia="Calibri" w:hAnsi="Calibri"/>
+          <w:sz w:val="21"/>
+          <w:szCs w:val="21"/>
+        </w:rPr>
+        <w:t xml:space="preserve"> — nueve especies con su familia, su hora y su clima, cañas que se gastan, peleas con etapas y trampas que trabajan solas mientras no estás (§4.1); </w:t>
+      </w:r>
+      <w:r>
+        <w:rPr>
+          <w:rFonts w:ascii="Calibri" w:cs="Calibri" w:eastAsia="Calibri" w:hAnsi="Calibri"/>
+          <w:b/>
+          <w:bCs/>
+          <w:sz w:val="21"/>
+          <w:szCs w:val="21"/>
+        </w:rPr>
+        <w:t xml:space="preserve">EL CAMINO A LA GUARIDA</w:t>
+      </w:r>
+      <w:r>
+        <w:rPr>
+          <w:rFonts w:ascii="Calibri" w:cs="Calibri" w:eastAsia="Calibri" w:hAnsi="Calibri"/>
+          <w:sz w:val="21"/>
+          <w:szCs w:val="21"/>
+        </w:rPr>
+        <w:t xml:space="preserve">, que por primera vez contesta « ¿a qué estoy jugando? » poniendo en fila las diez cartas del Abuelo y el asalto de clan como final; </w:t>
+      </w:r>
+      <w:r>
+        <w:rPr>
+          <w:rFonts w:ascii="Calibri" w:cs="Calibri" w:eastAsia="Calibri" w:hAnsi="Calibri"/>
+          <w:b/>
+          <w:bCs/>
+          <w:sz w:val="21"/>
+          <w:szCs w:val="21"/>
+        </w:rPr>
+        <w:t xml:space="preserve">LA META DE LA SEMANA</w:t>
+      </w:r>
+      <w:r>
+        <w:rPr>
+          <w:rFonts w:ascii="Calibri" w:cs="Calibri" w:eastAsia="Calibri" w:hAnsi="Calibri"/>
+          <w:sz w:val="21"/>
+          <w:szCs w:val="21"/>
+        </w:rPr>
+        <w:t xml:space="preserve">, que contesta « ¿qué hago hoy? »; y </w:t>
+      </w:r>
+      <w:r>
+        <w:rPr>
+          <w:rFonts w:ascii="Calibri" w:cs="Calibri" w:eastAsia="Calibri" w:hAnsi="Calibri"/>
+          <w:b/>
+          <w:bCs/>
+          <w:sz w:val="21"/>
+          <w:szCs w:val="21"/>
+        </w:rPr>
+        <w:t xml:space="preserve">EL FLUJO DE LA BOLSA</w:t>
+      </w:r>
+      <w:r>
+        <w:rPr>
+          <w:rFonts w:ascii="Calibri" w:cs="Calibri" w:eastAsia="Calibri" w:hAnsi="Calibri"/>
+          <w:sz w:val="21"/>
+          <w:szCs w:val="21"/>
+        </w:rPr>
+        <w:t xml:space="preserve">, los « +1 Piedra · −1 Pico » del margen izquierdo (§13.1).</w:t>
       </w:r>
     </w:p>
     <w:p>
@@ -105,7 +177,79 @@
           <w:sz w:val="21"/>
           <w:szCs w:val="21"/>
         </w:rPr>
-        <w:t xml:space="preserve"> el DÍA cicla a las 00:00 UTC (21:00 en Argentina, el estándar web3) y la noche es azulada, no solo oscura; el HORNO pasó de enfriamiento a COLA de tres bocas, con tiempos atados al reloj del nodo que da su ingrediente; los PICOS se eligen solos al clicar el recurso (el de oro nunca se gasta en una roca); la ESTAMINA se recarga entera cada 4 horas por reloj real; las EXPANSIONES 3, 6, 8, 10, 12, 14 y 16 traen veta de bronce o de oro; y la COCINA se rediseñó en dos paneles con recetario de íconos (referencia del diseñador: Sunflower Land) — se elige el plato mirando, no leyendo.</w:t>
+        <w:t xml:space="preserve"> la </w:t>
+      </w:r>
+      <w:r>
+        <w:rPr>
+          <w:rFonts w:ascii="Calibri" w:cs="Calibri" w:eastAsia="Calibri" w:hAnsi="Calibri"/>
+          <w:b/>
+          <w:bCs/>
+          <w:sz w:val="21"/>
+          <w:szCs w:val="21"/>
+        </w:rPr>
+        <w:t xml:space="preserve">COCINA COCINA DE A UNO</w:t>
+      </w:r>
+      <w:r>
+        <w:rPr>
+          <w:rFonts w:ascii="Calibri" w:cs="Calibri" w:eastAsia="Calibri" w:hAnsi="Calibri"/>
+          <w:sz w:val="21"/>
+          <w:szCs w:val="21"/>
+        </w:rPr>
+        <w:t xml:space="preserve"> — las tres ollas dejan de ser fuegos en paralelo y pasan a ser una fila (§10); el </w:t>
+      </w:r>
+      <w:r>
+        <w:rPr>
+          <w:rFonts w:ascii="Calibri" w:cs="Calibri" w:eastAsia="Calibri" w:hAnsi="Calibri"/>
+          <w:b/>
+          <w:bCs/>
+          <w:sz w:val="21"/>
+          <w:szCs w:val="21"/>
+        </w:rPr>
+        <w:t xml:space="preserve">TABLÓN</w:t>
+      </w:r>
+      <w:r>
+        <w:rPr>
+          <w:rFonts w:ascii="Calibri" w:cs="Calibri" w:eastAsia="Calibri" w:hAnsi="Calibri"/>
+          <w:sz w:val="21"/>
+          <w:szCs w:val="21"/>
+        </w:rPr>
+        <w:t xml:space="preserve"> pasa a tener capítulo propio y sus fardos ya pagan lo que un vale vale, que antes era la mitad (§12); las </w:t>
+      </w:r>
+      <w:r>
+        <w:rPr>
+          <w:rFonts w:ascii="Calibri" w:cs="Calibri" w:eastAsia="Calibri" w:hAnsi="Calibri"/>
+          <w:b/>
+          <w:bCs/>
+          <w:sz w:val="21"/>
+          <w:szCs w:val="21"/>
+        </w:rPr>
+        <w:t xml:space="preserve">CARTAS DEL ABUELO</w:t>
+      </w:r>
+      <w:r>
+        <w:rPr>
+          <w:rFonts w:ascii="Calibri" w:cs="Calibri" w:eastAsia="Calibri" w:hAnsi="Calibri"/>
+          <w:sz w:val="21"/>
+          <w:szCs w:val="21"/>
+        </w:rPr>
+        <w:t xml:space="preserve"> llegan desde el nivel 2 en vez de esperar al final del tutorial; y el juego </w:t>
+      </w:r>
+      <w:r>
+        <w:rPr>
+          <w:rFonts w:ascii="Calibri" w:cs="Calibri" w:eastAsia="Calibri" w:hAnsi="Calibri"/>
+          <w:b/>
+          <w:bCs/>
+          <w:sz w:val="21"/>
+          <w:szCs w:val="21"/>
+        </w:rPr>
+        <w:t xml:space="preserve">no vuelve a pedir el apodo</w:t>
+      </w:r>
+      <w:r>
+        <w:rPr>
+          <w:rFonts w:ascii="Calibri" w:cs="Calibri" w:eastAsia="Calibri" w:hAnsi="Calibri"/>
+          <w:sz w:val="21"/>
+          <w:szCs w:val="21"/>
+        </w:rPr>
+        <w:t xml:space="preserve"> ni pierde la granja cuando la base de datos está caída — se juega con la copia local y se sube sola al volver.</w:t>
       </w:r>
     </w:p>
     <w:p>
@@ -120,7 +264,7 @@
           <w:sz w:val="21"/>
           <w:szCs w:val="21"/>
         </w:rPr>
-        <w:t xml:space="preserve">Reglas nuevas de la casa, que son las que evitan que esto se repita:</w:t>
+        <w:t xml:space="preserve">Reglas nuevas de la casa:</w:t>
       </w:r>
       <w:r>
         <w:rPr>
@@ -138,15 +282,15 @@
           <w:sz w:val="21"/>
           <w:szCs w:val="21"/>
         </w:rPr>
-        <w:t xml:space="preserve">regla 9</w:t>
-      </w:r>
-      <w:r>
-        <w:rPr>
-          <w:rFonts w:ascii="Calibri" w:cs="Calibri" w:eastAsia="Calibri" w:hAnsi="Calibri"/>
-          <w:sz w:val="21"/>
-          <w:szCs w:val="21"/>
-        </w:rPr>
-        <w:t xml:space="preserve"> (toda acción contesta algo: una acción muda es el peor fallo posible, porque el jugador no puede diagnosticarla desde dentro del juego) y la </w:t>
+        <w:t xml:space="preserve">regla 10 crece</w:t>
+      </w:r>
+      <w:r>
+        <w:rPr>
+          <w:rFonts w:ascii="Calibri" w:cs="Calibri" w:eastAsia="Calibri" w:hAnsi="Calibri"/>
+          <w:sz w:val="21"/>
+          <w:szCs w:val="21"/>
+        </w:rPr>
+        <w:t xml:space="preserve"> — un clic sobre una ventana no solo se queda en la ventana: tiene que llegar a lo que el jugador tocó DENTRO de ella. Y una lección que atraviesa toda la semana y ya tiene nombre propio: </w:t>
       </w:r>
       <w:r>
         <w:rPr>
@@ -156,15 +300,74 @@
           <w:sz w:val="21"/>
           <w:szCs w:val="21"/>
         </w:rPr>
-        <w:t xml:space="preserve">regla 10</w:t>
-      </w:r>
-      <w:r>
-        <w:rPr>
-          <w:rFonts w:ascii="Calibri" w:cs="Calibri" w:eastAsia="Calibri" w:hAnsi="Calibri"/>
-          <w:sz w:val="21"/>
-          <w:szCs w:val="21"/>
-        </w:rPr>
-        <w:t xml:space="preserve"> (un clic sobre una ventana se queda en la ventana). Cada una tiene su medidor: </w:t>
+        <w:t xml:space="preserve">derivar a medias es peor que no derivar</w:t>
+      </w:r>
+      <w:r>
+        <w:rPr>
+          <w:rFonts w:ascii="Calibri" w:cs="Calibri" w:eastAsia="Calibri" w:hAnsi="Calibri"/>
+          <w:sz w:val="21"/>
+          <w:szCs w:val="21"/>
+        </w:rPr>
+        <w:t xml:space="preserve">. Un número sacado de una fórmula da confianza; si al lado queda una lista escrita a mano, la confianza es la del número y el fallo es el de la lista. Pasó cuatro veces en cinco días — las cañas invisibles, el Estofado imposible, los clics sordos y los fardos del tablón — y las cuatro tienen la misma forma.</w:t>
+      </w:r>
+    </w:p>
+    <w:p>
+      <w:pPr>
+        <w:spacing w:after="110"/>
+      </w:pPr>
+      <w:r>
+        <w:rPr>
+          <w:rFonts w:ascii="Calibri" w:cs="Calibri" w:eastAsia="Calibri" w:hAnsi="Calibri"/>
+          <w:i/>
+          <w:iCs/>
+          <w:sz w:val="21"/>
+          <w:szCs w:val="21"/>
+        </w:rPr>
+        <w:t xml:space="preserve">Cómo se verifica ahora:</w:t>
+      </w:r>
+      <w:r>
+        <w:rPr>
+          <w:rFonts w:ascii="Calibri" w:cs="Calibri" w:eastAsia="Calibri" w:hAnsi="Calibri"/>
+          <w:sz w:val="21"/>
+          <w:szCs w:val="21"/>
+        </w:rPr>
+        <w:t xml:space="preserve"> la suite pasó de 129 a </w:t>
+      </w:r>
+      <w:r>
+        <w:rPr>
+          <w:rFonts w:ascii="Calibri" w:cs="Calibri" w:eastAsia="Calibri" w:hAnsi="Calibri"/>
+          <w:b/>
+          <w:bCs/>
+          <w:sz w:val="21"/>
+          <w:szCs w:val="21"/>
+        </w:rPr>
+        <w:t xml:space="preserve">154 herramientas</w:t>
+      </w:r>
+      <w:r>
+        <w:rPr>
+          <w:rFonts w:ascii="Calibri" w:cs="Calibri" w:eastAsia="Calibri" w:hAnsi="Calibri"/>
+          <w:sz w:val="21"/>
+          <w:szCs w:val="21"/>
+        </w:rPr>
+        <w:t xml:space="preserve">, y estrena algo que no tenía: un arnés con </w:t>
+      </w:r>
+      <w:r>
+        <w:rPr>
+          <w:rFonts w:ascii="Calibri" w:cs="Calibri" w:eastAsia="Calibri" w:hAnsi="Calibri"/>
+          <w:b/>
+          <w:bCs/>
+          <w:sz w:val="21"/>
+          <w:szCs w:val="21"/>
+        </w:rPr>
+        <w:t xml:space="preserve">navegador de verdad</w:t>
+      </w:r>
+      <w:r>
+        <w:rPr>
+          <w:rFonts w:ascii="Calibri" w:cs="Calibri" w:eastAsia="Calibri" w:hAnsi="Calibri"/>
+          <w:sz w:val="21"/>
+          <w:szCs w:val="21"/>
+        </w:rPr>
+        <w:t xml:space="preserve"> (</w:t>
       </w:r>
       <w:r>
         <w:rPr>
@@ -172,31 +375,15 @@
           <w:sz w:val="19"/>
           <w:szCs w:val="19"/>
         </w:rPr>
-        <w:t xml:space="preserve">auditar-silencios.js</w:t>
-      </w:r>
-      <w:r>
-        <w:rPr>
-          <w:rFonts w:ascii="Calibri" w:cs="Calibri" w:eastAsia="Calibri" w:hAnsi="Calibri"/>
-          <w:sz w:val="21"/>
-          <w:szCs w:val="21"/>
-        </w:rPr>
-        <w:t xml:space="preserve"> y </w:t>
-      </w:r>
-      <w:r>
-        <w:rPr>
-          <w:rFonts w:ascii="Consolas" w:cs="Consolas" w:eastAsia="Consolas" w:hAnsi="Consolas"/>
-          <w:sz w:val="19"/>
-          <w:szCs w:val="19"/>
-        </w:rPr>
-        <w:t xml:space="preserve">test-clic-interfaz.js</w:t>
-      </w:r>
-      <w:r>
-        <w:rPr>
-          <w:rFonts w:ascii="Calibri" w:cs="Calibri" w:eastAsia="Calibri" w:hAnsi="Calibri"/>
-          <w:sz w:val="21"/>
-          <w:szCs w:val="21"/>
-        </w:rPr>
-        <w:t xml:space="preserve">.</w:t>
+        <w:t xml:space="preserve">test-clic-navegador.js</w:t>
+      </w:r>
+      <w:r>
+        <w:rPr>
+          <w:rFonts w:ascii="Calibri" w:cs="Calibri" w:eastAsia="Calibri" w:hAnsi="Calibri"/>
+          <w:sz w:val="21"/>
+          <w:szCs w:val="21"/>
+        </w:rPr>
+        <w:t xml:space="preserve">). Hizo falta porque el resto corre sobre jsdom, que no hace hit-testing ni captura de puntero — o sea que había una familia entera de fallos que las 118 herramientas anteriores no podían ver ni en principio.</w:t>
       </w:r>
     </w:p>
     <w:p>
@@ -211,7 +398,7 @@
           <w:sz w:val="23"/>
           <w:szCs w:val="23"/>
         </w:rPr>
-        <w:t xml:space="preserve">Entrar a la granja: 1.186 KB → 400 KB (24/8)</w:t>
+        <w:t xml:space="preserve">Entrar a la granja: 1.186 KB → 238 KB (24/8, corregido el 26/8)</w:t>
       </w:r>
     </w:p>
     <w:p>
@@ -453,7 +640,82 @@
           <w:sz w:val="21"/>
           <w:szCs w:val="21"/>
         </w:rPr>
-        <w:t xml:space="preserve">: el bulto crece solo, un comentario por vez, y si algún día pasa de 460 KB comprimidos, la suite se pone roja antes de que lo note un jugador.</w:t>
+        <w:t xml:space="preserve">: el bulto crece solo, un comentario por vez, y si pasa del tope la suite se pone roja antes de que lo note un jugador.</w:t>
+      </w:r>
+    </w:p>
+    <w:p>
+      <w:pPr>
+        <w:spacing w:after="110"/>
+      </w:pPr>
+      <w:r>
+        <w:rPr>
+          <w:rFonts w:ascii="Calibri" w:cs="Calibri" w:eastAsia="Calibri" w:hAnsi="Calibri"/>
+          <w:i/>
+          <w:iCs/>
+          <w:sz w:val="21"/>
+          <w:szCs w:val="21"/>
+        </w:rPr>
+        <w:t xml:space="preserve">Corrección del 26/8:</w:t>
+      </w:r>
+      <w:r>
+        <w:rPr>
+          <w:rFonts w:ascii="Calibri" w:cs="Calibri" w:eastAsia="Calibri" w:hAnsi="Calibri"/>
+          <w:sz w:val="21"/>
+          <w:szCs w:val="21"/>
+        </w:rPr>
+        <w:t xml:space="preserve"> desde el 25/8 el servidor </w:t>
+      </w:r>
+      <w:r>
+        <w:rPr>
+          <w:rFonts w:ascii="Calibri" w:cs="Calibri" w:eastAsia="Calibri" w:hAnsi="Calibri"/>
+          <w:b/>
+          <w:bCs/>
+          <w:sz w:val="21"/>
+          <w:szCs w:val="21"/>
+        </w:rPr>
+        <w:t xml:space="preserve">quita los comentarios</w:t>
+      </w:r>
+      <w:r>
+        <w:rPr>
+          <w:rFonts w:ascii="Calibri" w:cs="Calibri" w:eastAsia="Calibri" w:hAnsi="Calibri"/>
+          <w:sz w:val="21"/>
+          <w:szCs w:val="21"/>
+        </w:rPr>
+        <w:t xml:space="preserve"> de los </w:t>
+      </w:r>
+      <w:r>
+        <w:rPr>
+          <w:rFonts w:ascii="Consolas" w:cs="Consolas" w:eastAsia="Consolas" w:hAnsi="Consolas"/>
+          <w:sz w:val="19"/>
+          <w:szCs w:val="19"/>
+        </w:rPr>
+        <w:t xml:space="preserve">.js</w:t>
+      </w:r>
+      <w:r>
+        <w:rPr>
+          <w:rFonts w:ascii="Calibri" w:cs="Calibri" w:eastAsia="Calibri" w:hAnsi="Calibri"/>
+          <w:sz w:val="21"/>
+          <w:szCs w:val="21"/>
+        </w:rPr>
+        <w:t xml:space="preserve"> antes de mandarlos, pero el medidor seguía pesando los archivos de disco. Llevaba contando 222 KB que ningún jugador baja nunca. Lo que viaja de verdad hoy son </w:t>
+      </w:r>
+      <w:r>
+        <w:rPr>
+          <w:rFonts w:ascii="Calibri" w:cs="Calibri" w:eastAsia="Calibri" w:hAnsi="Calibri"/>
+          <w:b/>
+          <w:bCs/>
+          <w:sz w:val="21"/>
+          <w:szCs w:val="21"/>
+        </w:rPr>
+        <w:t xml:space="preserve">238 KB comprimidos</w:t>
+      </w:r>
+      <w:r>
+        <w:rPr>
+          <w:rFonts w:ascii="Calibri" w:cs="Calibri" w:eastAsia="Calibri" w:hAnsi="Calibri"/>
+          <w:sz w:val="21"/>
+          <w:szCs w:val="21"/>
+        </w:rPr>
+        <w:t xml:space="preserve">, no 460, y el tope bajó de 460 a 300 — aplicar la marca vieja a la vara nueva habría dejado pasar el doble del juego en silencio. Cuando se arregla una vara hay que reajustar la marca, o el arreglo se convierte en permiso.</w:t>
       </w:r>
     </w:p>
     <w:p>
@@ -1821,7 +2083,7 @@
           <w:sz w:val="21"/>
           <w:szCs w:val="21"/>
         </w:rPr>
-        <w:t xml:space="preserve"> La partida medida</w:t>
+        <w:t xml:space="preserve"> El tablón del pueblo y los vales</w:t>
       </w:r>
     </w:p>
     <w:p>
@@ -1851,7 +2113,7 @@
           <w:sz w:val="21"/>
           <w:szCs w:val="21"/>
         </w:rPr>
-        <w:t xml:space="preserve"> Lo que está abierto</w:t>
+        <w:t xml:space="preserve"> La interfaz que informa</w:t>
       </w:r>
     </w:p>
     <w:p>
@@ -1881,7 +2143,7 @@
           <w:sz w:val="21"/>
           <w:szCs w:val="21"/>
         </w:rPr>
-        <w:t xml:space="preserve"> Reglas de la casa</w:t>
+        <w:t xml:space="preserve"> La partida medida</w:t>
       </w:r>
     </w:p>
     <w:p>
@@ -1904,6 +2166,66 @@
           <w:szCs w:val="21"/>
         </w:rPr>
         <w:t xml:space="preserve">15.</w:t>
+      </w:r>
+      <w:r>
+        <w:rPr>
+          <w:rFonts w:ascii="Calibri" w:cs="Calibri" w:eastAsia="Calibri" w:hAnsi="Calibri"/>
+          <w:sz w:val="21"/>
+          <w:szCs w:val="21"/>
+        </w:rPr>
+        <w:t xml:space="preserve"> Lo que está abierto</w:t>
+      </w:r>
+    </w:p>
+    <w:p>
+      <w:pPr>
+        <w:spacing w:after="30"/>
+        <w:ind w:left="400"/>
+      </w:pPr>
+    </w:p>
+    <w:p>
+      <w:pPr>
+        <w:spacing w:after="30"/>
+        <w:ind w:left="400"/>
+      </w:pPr>
+      <w:r>
+        <w:rPr>
+          <w:rFonts w:ascii="Calibri" w:cs="Calibri" w:eastAsia="Calibri" w:hAnsi="Calibri"/>
+          <w:b/>
+          <w:bCs/>
+          <w:sz w:val="21"/>
+          <w:szCs w:val="21"/>
+        </w:rPr>
+        <w:t xml:space="preserve">16.</w:t>
+      </w:r>
+      <w:r>
+        <w:rPr>
+          <w:rFonts w:ascii="Calibri" w:cs="Calibri" w:eastAsia="Calibri" w:hAnsi="Calibri"/>
+          <w:sz w:val="21"/>
+          <w:szCs w:val="21"/>
+        </w:rPr>
+        <w:t xml:space="preserve"> Reglas de la casa</w:t>
+      </w:r>
+    </w:p>
+    <w:p>
+      <w:pPr>
+        <w:spacing w:after="30"/>
+        <w:ind w:left="400"/>
+      </w:pPr>
+    </w:p>
+    <w:p>
+      <w:pPr>
+        <w:spacing w:after="30"/>
+        <w:ind w:left="400"/>
+      </w:pPr>
+      <w:r>
+        <w:rPr>
+          <w:rFonts w:ascii="Calibri" w:cs="Calibri" w:eastAsia="Calibri" w:hAnsi="Calibri"/>
+          <w:b/>
+          <w:bCs/>
+          <w:sz w:val="21"/>
+          <w:szCs w:val="21"/>
+        </w:rPr>
+        <w:t xml:space="preserve">17.</w:t>
       </w:r>
       <w:r>
         <w:rPr>
@@ -5677,6 +5999,991 @@
     </w:p>
     <w:p>
       <w:pPr>
+        <w:spacing w:after="80" w:before="200"/>
+      </w:pPr>
+      <w:r>
+        <w:rPr>
+          <w:rFonts w:ascii="Calibri" w:cs="Calibri" w:eastAsia="Calibri" w:hAnsi="Calibri"/>
+          <w:b/>
+          <w:bCs/>
+          <w:sz w:val="23"/>
+          <w:szCs w:val="23"/>
+        </w:rPr>
+        <w:t xml:space="preserve">4.1 Pesca v3: el agua se lee, se acuerda y pelea (25/8)</w:t>
+      </w:r>
+    </w:p>
+    <w:p>
+      <w:pPr>
+        <w:spacing w:after="110"/>
+      </w:pPr>
+      <w:r>
+        <w:rPr>
+          <w:rFonts w:ascii="Calibri" w:cs="Calibri" w:eastAsia="Calibri" w:hAnsi="Calibri"/>
+          <w:sz w:val="21"/>
+          <w:szCs w:val="21"/>
+        </w:rPr>
+        <w:t xml:space="preserve">La v2 convirtió la pesca en habilidad (tirar, clavar, carretear). La v3 le da al agua </w:t>
+      </w:r>
+      <w:r>
+        <w:rPr>
+          <w:rFonts w:ascii="Calibri" w:cs="Calibri" w:eastAsia="Calibri" w:hAnsi="Calibri"/>
+          <w:i/>
+          <w:iCs/>
+          <w:sz w:val="21"/>
+          <w:szCs w:val="21"/>
+        </w:rPr>
+        <w:t xml:space="preserve">contenido</w:t>
+      </w:r>
+      <w:r>
+        <w:rPr>
+          <w:rFonts w:ascii="Calibri" w:cs="Calibri" w:eastAsia="Calibri" w:hAnsi="Calibri"/>
+          <w:sz w:val="21"/>
+          <w:szCs w:val="21"/>
+        </w:rPr>
+        <w:t xml:space="preserve">: qué hay, cuándo, y con qué se saca.</w:t>
+      </w:r>
+    </w:p>
+    <w:p>
+      <w:pPr>
+        <w:spacing w:after="110"/>
+      </w:pPr>
+      <w:r>
+        <w:rPr>
+          <w:rFonts w:ascii="Calibri" w:cs="Calibri" w:eastAsia="Calibri" w:hAnsi="Calibri"/>
+          <w:b/>
+          <w:bCs/>
+          <w:sz w:val="21"/>
+          <w:szCs w:val="21"/>
+        </w:rPr>
+        <w:t xml:space="preserve">Nueve especies, cada una con su puerta.</w:t>
+      </w:r>
+      <w:r>
+        <w:rPr>
+          <w:rFonts w:ascii="Calibri" w:cs="Calibri" w:eastAsia="Calibri" w:hAnsi="Calibri"/>
+          <w:sz w:val="21"/>
+          <w:szCs w:val="21"/>
+        </w:rPr>
+        <w:t xml:space="preserve"> El catálogo viejo (común · raro · épico · legendario) era una rareza sorteada; ahora cada pez es una cosa concreta con su sitio.</w:t>
+      </w:r>
+    </w:p>
+    <w:tbl>
+      <w:tblPr>
+        <w:tblW w:type="dxa" w:w="9360"/>
+        <w:tblBorders>
+          <w:top w:val="single" w:color="D8CBB6" w:sz="4"/>
+          <w:left w:val="single" w:color="D8CBB6" w:sz="4"/>
+          <w:bottom w:val="single" w:color="D8CBB6" w:sz="4"/>
+          <w:right w:val="single" w:color="D8CBB6" w:sz="4"/>
+          <w:insideH w:val="single" w:color="D8CBB6" w:sz="4"/>
+          <w:insideV w:val="single" w:color="D8CBB6" w:sz="4"/>
+        </w:tblBorders>
+      </w:tblPr>
+      <w:tblGrid>
+        <w:gridCol w:w="4661"/>
+        <w:gridCol w:w="1165"/>
+        <w:gridCol w:w="777"/>
+        <w:gridCol w:w="1981"/>
+        <w:gridCol w:w="777"/>
+      </w:tblGrid>
+      <w:tr>
+        <w:tc>
+          <w:tcPr>
+            <w:tcW w:type="dxa" w:w="4661"/>
+            <w:shd w:fill="FBF7EF" w:val="clear"/>
+            <w:tcMar>
+              <w:top w:type="dxa" w:w="60"/>
+              <w:left w:type="dxa" w:w="100"/>
+              <w:bottom w:type="dxa" w:w="60"/>
+              <w:right w:type="dxa" w:w="100"/>
+            </w:tcMar>
+          </w:tcPr>
+          <w:p>
+            <w:r>
+              <w:rPr>
+                <w:rFonts w:ascii="Calibri" w:cs="Calibri" w:eastAsia="Calibri" w:hAnsi="Calibri"/>
+                <w:b/>
+                <w:bCs/>
+                <w:sz w:val="19"/>
+                <w:szCs w:val="19"/>
+              </w:rPr>
+              <w:t xml:space="preserve">especie</w:t>
+            </w:r>
+          </w:p>
+        </w:tc>
+        <w:tc>
+          <w:tcPr>
+            <w:tcW w:type="dxa" w:w="1165"/>
+            <w:shd w:fill="FBF7EF" w:val="clear"/>
+            <w:tcMar>
+              <w:top w:type="dxa" w:w="60"/>
+              <w:left w:type="dxa" w:w="100"/>
+              <w:bottom w:type="dxa" w:w="60"/>
+              <w:right w:type="dxa" w:w="100"/>
+            </w:tcMar>
+          </w:tcPr>
+          <w:p>
+            <w:r>
+              <w:rPr>
+                <w:rFonts w:ascii="Calibri" w:cs="Calibri" w:eastAsia="Calibri" w:hAnsi="Calibri"/>
+                <w:b/>
+                <w:bCs/>
+                <w:sz w:val="19"/>
+                <w:szCs w:val="19"/>
+              </w:rPr>
+              <w:t xml:space="preserve">familia</w:t>
+            </w:r>
+          </w:p>
+        </w:tc>
+        <w:tc>
+          <w:tcPr>
+            <w:tcW w:type="dxa" w:w="777"/>
+            <w:shd w:fill="FBF7EF" w:val="clear"/>
+            <w:tcMar>
+              <w:top w:type="dxa" w:w="60"/>
+              <w:left w:type="dxa" w:w="100"/>
+              <w:bottom w:type="dxa" w:w="60"/>
+              <w:right w:type="dxa" w:w="100"/>
+            </w:tcMar>
+          </w:tcPr>
+          <w:p>
+            <w:r>
+              <w:rPr>
+                <w:rFonts w:ascii="Calibri" w:cs="Calibri" w:eastAsia="Calibri" w:hAnsi="Calibri"/>
+                <w:b/>
+                <w:bCs/>
+                <w:sz w:val="19"/>
+                <w:szCs w:val="19"/>
+              </w:rPr>
+              <w:t xml:space="preserve">talla</w:t>
+            </w:r>
+          </w:p>
+        </w:tc>
+        <w:tc>
+          <w:tcPr>
+            <w:tcW w:type="dxa" w:w="1981"/>
+            <w:shd w:fill="FBF7EF" w:val="clear"/>
+            <w:tcMar>
+              <w:top w:type="dxa" w:w="60"/>
+              <w:left w:type="dxa" w:w="100"/>
+              <w:bottom w:type="dxa" w:w="60"/>
+              <w:right w:type="dxa" w:w="100"/>
+            </w:tcMar>
+          </w:tcPr>
+          <w:p>
+            <w:r>
+              <w:rPr>
+                <w:rFonts w:ascii="Calibri" w:cs="Calibri" w:eastAsia="Calibri" w:hAnsi="Calibri"/>
+                <w:b/>
+                <w:bCs/>
+                <w:sz w:val="19"/>
+                <w:szCs w:val="19"/>
+              </w:rPr>
+              <w:t xml:space="preserve">cuándo</w:t>
+            </w:r>
+          </w:p>
+        </w:tc>
+        <w:tc>
+          <w:tcPr>
+            <w:tcW w:type="dxa" w:w="777"/>
+            <w:shd w:fill="FBF7EF" w:val="clear"/>
+            <w:tcMar>
+              <w:top w:type="dxa" w:w="60"/>
+              <w:left w:type="dxa" w:w="100"/>
+              <w:bottom w:type="dxa" w:w="60"/>
+              <w:right w:type="dxa" w:w="100"/>
+            </w:tcMar>
+          </w:tcPr>
+          <w:p>
+            <w:r>
+              <w:rPr>
+                <w:rFonts w:ascii="Calibri" w:cs="Calibri" w:eastAsia="Calibri" w:hAnsi="Calibri"/>
+                <w:b/>
+                <w:bCs/>
+                <w:sz w:val="19"/>
+                <w:szCs w:val="19"/>
+              </w:rPr>
+              <w:t xml:space="preserve">precio</w:t>
+            </w:r>
+          </w:p>
+        </w:tc>
+      </w:tr>
+      <w:tr>
+        <w:tc>
+          <w:tcPr>
+            <w:tcW w:type="dxa" w:w="4661"/>
+            <w:tcMar>
+              <w:top w:type="dxa" w:w="60"/>
+              <w:left w:type="dxa" w:w="100"/>
+              <w:bottom w:type="dxa" w:w="60"/>
+              <w:right w:type="dxa" w:w="100"/>
+            </w:tcMar>
+          </w:tcPr>
+          <w:p>
+            <w:r>
+              <w:rPr>
+                <w:rFonts w:ascii="Calibri" w:cs="Calibri" w:eastAsia="Calibri" w:hAnsi="Calibri"/>
+                <w:sz w:val="19"/>
+                <w:szCs w:val="19"/>
+              </w:rPr>
+              <w:t xml:space="preserve">Pez común · Camarón de río · Carpa dorada</w:t>
+            </w:r>
+          </w:p>
+        </w:tc>
+        <w:tc>
+          <w:tcPr>
+            <w:tcW w:type="dxa" w:w="1165"/>
+            <w:tcMar>
+              <w:top w:type="dxa" w:w="60"/>
+              <w:left w:type="dxa" w:w="100"/>
+              <w:bottom w:type="dxa" w:w="60"/>
+              <w:right w:type="dxa" w:w="100"/>
+            </w:tcMar>
+          </w:tcPr>
+          <w:p>
+            <w:r>
+              <w:rPr>
+                <w:rFonts w:ascii="Calibri" w:cs="Calibri" w:eastAsia="Calibri" w:hAnsi="Calibri"/>
+                <w:sz w:val="19"/>
+                <w:szCs w:val="19"/>
+              </w:rPr>
+              <w:t xml:space="preserve">Orilla</w:t>
+            </w:r>
+          </w:p>
+        </w:tc>
+        <w:tc>
+          <w:tcPr>
+            <w:tcW w:type="dxa" w:w="777"/>
+            <w:tcMar>
+              <w:top w:type="dxa" w:w="60"/>
+              <w:left w:type="dxa" w:w="100"/>
+              <w:bottom w:type="dxa" w:w="60"/>
+              <w:right w:type="dxa" w:w="100"/>
+            </w:tcMar>
+          </w:tcPr>
+          <w:p>
+            <w:r>
+              <w:rPr>
+                <w:rFonts w:ascii="Calibri" w:cs="Calibri" w:eastAsia="Calibri" w:hAnsi="Calibri"/>
+                <w:sz w:val="19"/>
+                <w:szCs w:val="19"/>
+              </w:rPr>
+              <w:t xml:space="preserve">1-3★</w:t>
+            </w:r>
+          </w:p>
+        </w:tc>
+        <w:tc>
+          <w:tcPr>
+            <w:tcW w:type="dxa" w:w="1981"/>
+            <w:tcMar>
+              <w:top w:type="dxa" w:w="60"/>
+              <w:left w:type="dxa" w:w="100"/>
+              <w:bottom w:type="dxa" w:w="60"/>
+              <w:right w:type="dxa" w:w="100"/>
+            </w:tcMar>
+          </w:tcPr>
+          <w:p>
+            <w:r>
+              <w:rPr>
+                <w:rFonts w:ascii="Calibri" w:cs="Calibri" w:eastAsia="Calibri" w:hAnsi="Calibri"/>
+                <w:sz w:val="19"/>
+                <w:szCs w:val="19"/>
+              </w:rPr>
+              <w:t xml:space="preserve">siempre</w:t>
+            </w:r>
+          </w:p>
+        </w:tc>
+        <w:tc>
+          <w:tcPr>
+            <w:tcW w:type="dxa" w:w="777"/>
+            <w:tcMar>
+              <w:top w:type="dxa" w:w="60"/>
+              <w:left w:type="dxa" w:w="100"/>
+              <w:bottom w:type="dxa" w:w="60"/>
+              <w:right w:type="dxa" w:w="100"/>
+            </w:tcMar>
+          </w:tcPr>
+          <w:p>
+            <w:r>
+              <w:rPr>
+                <w:rFonts w:ascii="Calibri" w:cs="Calibri" w:eastAsia="Calibri" w:hAnsi="Calibri"/>
+                <w:sz w:val="19"/>
+                <w:szCs w:val="19"/>
+              </w:rPr>
+              <w:t xml:space="preserve">5</w:t>
+            </w:r>
+          </w:p>
+        </w:tc>
+      </w:tr>
+      <w:tr>
+        <w:tc>
+          <w:tcPr>
+            <w:tcW w:type="dxa" w:w="4661"/>
+            <w:tcMar>
+              <w:top w:type="dxa" w:w="60"/>
+              <w:left w:type="dxa" w:w="100"/>
+              <w:bottom w:type="dxa" w:w="60"/>
+              <w:right w:type="dxa" w:w="100"/>
+            </w:tcMar>
+          </w:tcPr>
+          <w:p>
+            <w:r>
+              <w:rPr>
+                <w:rFonts w:ascii="Calibri" w:cs="Calibri" w:eastAsia="Calibri" w:hAnsi="Calibri"/>
+                <w:sz w:val="19"/>
+                <w:szCs w:val="19"/>
+              </w:rPr>
+              <w:t xml:space="preserve">Anguila · Calamar</w:t>
+            </w:r>
+          </w:p>
+        </w:tc>
+        <w:tc>
+          <w:tcPr>
+            <w:tcW w:type="dxa" w:w="1165"/>
+            <w:tcMar>
+              <w:top w:type="dxa" w:w="60"/>
+              <w:left w:type="dxa" w:w="100"/>
+              <w:bottom w:type="dxa" w:w="60"/>
+              <w:right w:type="dxa" w:w="100"/>
+            </w:tcMar>
+          </w:tcPr>
+          <w:p>
+            <w:r>
+              <w:rPr>
+                <w:rFonts w:ascii="Calibri" w:cs="Calibri" w:eastAsia="Calibri" w:hAnsi="Calibri"/>
+                <w:sz w:val="19"/>
+                <w:szCs w:val="19"/>
+              </w:rPr>
+              <w:t xml:space="preserve">Fondo</w:t>
+            </w:r>
+          </w:p>
+        </w:tc>
+        <w:tc>
+          <w:tcPr>
+            <w:tcW w:type="dxa" w:w="777"/>
+            <w:tcMar>
+              <w:top w:type="dxa" w:w="60"/>
+              <w:left w:type="dxa" w:w="100"/>
+              <w:bottom w:type="dxa" w:w="60"/>
+              <w:right w:type="dxa" w:w="100"/>
+            </w:tcMar>
+          </w:tcPr>
+          <w:p>
+            <w:r>
+              <w:rPr>
+                <w:rFonts w:ascii="Calibri" w:cs="Calibri" w:eastAsia="Calibri" w:hAnsi="Calibri"/>
+                <w:sz w:val="19"/>
+                <w:szCs w:val="19"/>
+              </w:rPr>
+              <w:t xml:space="preserve">2-4★</w:t>
+            </w:r>
+          </w:p>
+        </w:tc>
+        <w:tc>
+          <w:tcPr>
+            <w:tcW w:type="dxa" w:w="1981"/>
+            <w:tcMar>
+              <w:top w:type="dxa" w:w="60"/>
+              <w:left w:type="dxa" w:w="100"/>
+              <w:bottom w:type="dxa" w:w="60"/>
+              <w:right w:type="dxa" w:w="100"/>
+            </w:tcMar>
+          </w:tcPr>
+          <w:p>
+            <w:r>
+              <w:rPr>
+                <w:rFonts w:ascii="Calibri" w:cs="Calibri" w:eastAsia="Calibri" w:hAnsi="Calibri"/>
+                <w:b/>
+                <w:bCs/>
+                <w:sz w:val="19"/>
+                <w:szCs w:val="19"/>
+              </w:rPr>
+              <w:t xml:space="preserve">solo de noche</w:t>
+            </w:r>
+          </w:p>
+        </w:tc>
+        <w:tc>
+          <w:tcPr>
+            <w:tcW w:type="dxa" w:w="777"/>
+            <w:tcMar>
+              <w:top w:type="dxa" w:w="60"/>
+              <w:left w:type="dxa" w:w="100"/>
+              <w:bottom w:type="dxa" w:w="60"/>
+              <w:right w:type="dxa" w:w="100"/>
+            </w:tcMar>
+          </w:tcPr>
+          <w:p>
+            <w:r>
+              <w:rPr>
+                <w:rFonts w:ascii="Calibri" w:cs="Calibri" w:eastAsia="Calibri" w:hAnsi="Calibri"/>
+                <w:sz w:val="19"/>
+                <w:szCs w:val="19"/>
+              </w:rPr>
+              <w:t xml:space="preserve">5</w:t>
+            </w:r>
+          </w:p>
+        </w:tc>
+      </w:tr>
+      <w:tr>
+        <w:tc>
+          <w:tcPr>
+            <w:tcW w:type="dxa" w:w="4661"/>
+            <w:tcMar>
+              <w:top w:type="dxa" w:w="60"/>
+              <w:left w:type="dxa" w:w="100"/>
+              <w:bottom w:type="dxa" w:w="60"/>
+              <w:right w:type="dxa" w:w="100"/>
+            </w:tcMar>
+          </w:tcPr>
+          <w:p>
+            <w:r>
+              <w:rPr>
+                <w:rFonts w:ascii="Calibri" w:cs="Calibri" w:eastAsia="Calibri" w:hAnsi="Calibri"/>
+                <w:sz w:val="19"/>
+                <w:szCs w:val="19"/>
+              </w:rPr>
+              <w:t xml:space="preserve">Pez mariposa · Pez volador</w:t>
+            </w:r>
+          </w:p>
+        </w:tc>
+        <w:tc>
+          <w:tcPr>
+            <w:tcW w:type="dxa" w:w="1165"/>
+            <w:tcMar>
+              <w:top w:type="dxa" w:w="60"/>
+              <w:left w:type="dxa" w:w="100"/>
+              <w:bottom w:type="dxa" w:w="60"/>
+              <w:right w:type="dxa" w:w="100"/>
+            </w:tcMar>
+          </w:tcPr>
+          <w:p>
+            <w:r>
+              <w:rPr>
+                <w:rFonts w:ascii="Calibri" w:cs="Calibri" w:eastAsia="Calibri" w:hAnsi="Calibri"/>
+                <w:sz w:val="19"/>
+                <w:szCs w:val="19"/>
+              </w:rPr>
+              <w:t xml:space="preserve">Superficie</w:t>
+            </w:r>
+          </w:p>
+        </w:tc>
+        <w:tc>
+          <w:tcPr>
+            <w:tcW w:type="dxa" w:w="777"/>
+            <w:tcMar>
+              <w:top w:type="dxa" w:w="60"/>
+              <w:left w:type="dxa" w:w="100"/>
+              <w:bottom w:type="dxa" w:w="60"/>
+              <w:right w:type="dxa" w:w="100"/>
+            </w:tcMar>
+          </w:tcPr>
+          <w:p>
+            <w:r>
+              <w:rPr>
+                <w:rFonts w:ascii="Calibri" w:cs="Calibri" w:eastAsia="Calibri" w:hAnsi="Calibri"/>
+                <w:sz w:val="19"/>
+                <w:szCs w:val="19"/>
+              </w:rPr>
+              <w:t xml:space="preserve">1-4★</w:t>
+            </w:r>
+          </w:p>
+        </w:tc>
+        <w:tc>
+          <w:tcPr>
+            <w:tcW w:type="dxa" w:w="1981"/>
+            <w:tcMar>
+              <w:top w:type="dxa" w:w="60"/>
+              <w:left w:type="dxa" w:w="100"/>
+              <w:bottom w:type="dxa" w:w="60"/>
+              <w:right w:type="dxa" w:w="100"/>
+            </w:tcMar>
+          </w:tcPr>
+          <w:p>
+            <w:r>
+              <w:rPr>
+                <w:rFonts w:ascii="Calibri" w:cs="Calibri" w:eastAsia="Calibri" w:hAnsi="Calibri"/>
+                <w:sz w:val="19"/>
+                <w:szCs w:val="19"/>
+              </w:rPr>
+              <w:t xml:space="preserve">siempre</w:t>
+            </w:r>
+          </w:p>
+        </w:tc>
+        <w:tc>
+          <w:tcPr>
+            <w:tcW w:type="dxa" w:w="777"/>
+            <w:tcMar>
+              <w:top w:type="dxa" w:w="60"/>
+              <w:left w:type="dxa" w:w="100"/>
+              <w:bottom w:type="dxa" w:w="60"/>
+              <w:right w:type="dxa" w:w="100"/>
+            </w:tcMar>
+          </w:tcPr>
+          <w:p>
+            <w:r>
+              <w:rPr>
+                <w:rFonts w:ascii="Calibri" w:cs="Calibri" w:eastAsia="Calibri" w:hAnsi="Calibri"/>
+                <w:sz w:val="19"/>
+                <w:szCs w:val="19"/>
+              </w:rPr>
+              <w:t xml:space="preserve">10</w:t>
+            </w:r>
+          </w:p>
+        </w:tc>
+      </w:tr>
+      <w:tr>
+        <w:tc>
+          <w:tcPr>
+            <w:tcW w:type="dxa" w:w="4661"/>
+            <w:tcMar>
+              <w:top w:type="dxa" w:w="60"/>
+              <w:left w:type="dxa" w:w="100"/>
+              <w:bottom w:type="dxa" w:w="60"/>
+              <w:right w:type="dxa" w:w="100"/>
+            </w:tcMar>
+          </w:tcPr>
+          <w:p>
+            <w:r>
+              <w:rPr>
+                <w:rFonts w:ascii="Calibri" w:cs="Calibri" w:eastAsia="Calibri" w:hAnsi="Calibri"/>
+                <w:sz w:val="19"/>
+                <w:szCs w:val="19"/>
+              </w:rPr>
+              <w:t xml:space="preserve">Pez espada (Pesca 15)</w:t>
+            </w:r>
+          </w:p>
+        </w:tc>
+        <w:tc>
+          <w:tcPr>
+            <w:tcW w:type="dxa" w:w="1165"/>
+            <w:tcMar>
+              <w:top w:type="dxa" w:w="60"/>
+              <w:left w:type="dxa" w:w="100"/>
+              <w:bottom w:type="dxa" w:w="60"/>
+              <w:right w:type="dxa" w:w="100"/>
+            </w:tcMar>
+          </w:tcPr>
+          <w:p>
+            <w:r>
+              <w:rPr>
+                <w:rFonts w:ascii="Calibri" w:cs="Calibri" w:eastAsia="Calibri" w:hAnsi="Calibri"/>
+                <w:sz w:val="19"/>
+                <w:szCs w:val="19"/>
+              </w:rPr>
+              <w:t xml:space="preserve">Coloso</w:t>
+            </w:r>
+          </w:p>
+        </w:tc>
+        <w:tc>
+          <w:tcPr>
+            <w:tcW w:type="dxa" w:w="777"/>
+            <w:tcMar>
+              <w:top w:type="dxa" w:w="60"/>
+              <w:left w:type="dxa" w:w="100"/>
+              <w:bottom w:type="dxa" w:w="60"/>
+              <w:right w:type="dxa" w:w="100"/>
+            </w:tcMar>
+          </w:tcPr>
+          <w:p>
+            <w:r>
+              <w:rPr>
+                <w:rFonts w:ascii="Calibri" w:cs="Calibri" w:eastAsia="Calibri" w:hAnsi="Calibri"/>
+                <w:sz w:val="19"/>
+                <w:szCs w:val="19"/>
+              </w:rPr>
+              <w:t xml:space="preserve">3-5★</w:t>
+            </w:r>
+          </w:p>
+        </w:tc>
+        <w:tc>
+          <w:tcPr>
+            <w:tcW w:type="dxa" w:w="1981"/>
+            <w:tcMar>
+              <w:top w:type="dxa" w:w="60"/>
+              <w:left w:type="dxa" w:w="100"/>
+              <w:bottom w:type="dxa" w:w="60"/>
+              <w:right w:type="dxa" w:w="100"/>
+            </w:tcMar>
+          </w:tcPr>
+          <w:p>
+            <w:r>
+              <w:rPr>
+                <w:rFonts w:ascii="Calibri" w:cs="Calibri" w:eastAsia="Calibri" w:hAnsi="Calibri"/>
+                <w:sz w:val="19"/>
+                <w:szCs w:val="19"/>
+              </w:rPr>
+              <w:t xml:space="preserve">siempre</w:t>
+            </w:r>
+          </w:p>
+        </w:tc>
+        <w:tc>
+          <w:tcPr>
+            <w:tcW w:type="dxa" w:w="777"/>
+            <w:tcMar>
+              <w:top w:type="dxa" w:w="60"/>
+              <w:left w:type="dxa" w:w="100"/>
+              <w:bottom w:type="dxa" w:w="60"/>
+              <w:right w:type="dxa" w:w="100"/>
+            </w:tcMar>
+          </w:tcPr>
+          <w:p>
+            <w:r>
+              <w:rPr>
+                <w:rFonts w:ascii="Calibri" w:cs="Calibri" w:eastAsia="Calibri" w:hAnsi="Calibri"/>
+                <w:sz w:val="19"/>
+                <w:szCs w:val="19"/>
+              </w:rPr>
+              <w:t xml:space="preserve">15</w:t>
+            </w:r>
+          </w:p>
+        </w:tc>
+      </w:tr>
+      <w:tr>
+        <w:tc>
+          <w:tcPr>
+            <w:tcW w:type="dxa" w:w="4661"/>
+            <w:tcMar>
+              <w:top w:type="dxa" w:w="60"/>
+              <w:left w:type="dxa" w:w="100"/>
+              <w:bottom w:type="dxa" w:w="60"/>
+              <w:right w:type="dxa" w:w="100"/>
+            </w:tcMar>
+          </w:tcPr>
+          <w:p>
+            <w:r>
+              <w:rPr>
+                <w:rFonts w:ascii="Calibri" w:cs="Calibri" w:eastAsia="Calibri" w:hAnsi="Calibri"/>
+                <w:sz w:val="19"/>
+                <w:szCs w:val="19"/>
+              </w:rPr>
+              <w:t xml:space="preserve">Tiburón martillo (Pesca 20)</w:t>
+            </w:r>
+          </w:p>
+        </w:tc>
+        <w:tc>
+          <w:tcPr>
+            <w:tcW w:type="dxa" w:w="1165"/>
+            <w:tcMar>
+              <w:top w:type="dxa" w:w="60"/>
+              <w:left w:type="dxa" w:w="100"/>
+              <w:bottom w:type="dxa" w:w="60"/>
+              <w:right w:type="dxa" w:w="100"/>
+            </w:tcMar>
+          </w:tcPr>
+          <w:p>
+            <w:r>
+              <w:rPr>
+                <w:rFonts w:ascii="Calibri" w:cs="Calibri" w:eastAsia="Calibri" w:hAnsi="Calibri"/>
+                <w:sz w:val="19"/>
+                <w:szCs w:val="19"/>
+              </w:rPr>
+              <w:t xml:space="preserve">Coloso</w:t>
+            </w:r>
+          </w:p>
+        </w:tc>
+        <w:tc>
+          <w:tcPr>
+            <w:tcW w:type="dxa" w:w="777"/>
+            <w:tcMar>
+              <w:top w:type="dxa" w:w="60"/>
+              <w:left w:type="dxa" w:w="100"/>
+              <w:bottom w:type="dxa" w:w="60"/>
+              <w:right w:type="dxa" w:w="100"/>
+            </w:tcMar>
+          </w:tcPr>
+          <w:p>
+            <w:r>
+              <w:rPr>
+                <w:rFonts w:ascii="Calibri" w:cs="Calibri" w:eastAsia="Calibri" w:hAnsi="Calibri"/>
+                <w:sz w:val="19"/>
+                <w:szCs w:val="19"/>
+              </w:rPr>
+              <w:t xml:space="preserve">4-5★</w:t>
+            </w:r>
+          </w:p>
+        </w:tc>
+        <w:tc>
+          <w:tcPr>
+            <w:tcW w:type="dxa" w:w="1981"/>
+            <w:tcMar>
+              <w:top w:type="dxa" w:w="60"/>
+              <w:left w:type="dxa" w:w="100"/>
+              <w:bottom w:type="dxa" w:w="60"/>
+              <w:right w:type="dxa" w:w="100"/>
+            </w:tcMar>
+          </w:tcPr>
+          <w:p>
+            <w:r>
+              <w:rPr>
+                <w:rFonts w:ascii="Calibri" w:cs="Calibri" w:eastAsia="Calibri" w:hAnsi="Calibri"/>
+                <w:sz w:val="19"/>
+                <w:szCs w:val="19"/>
+              </w:rPr>
+              <w:t xml:space="preserve">siempre</w:t>
+            </w:r>
+          </w:p>
+        </w:tc>
+        <w:tc>
+          <w:tcPr>
+            <w:tcW w:type="dxa" w:w="777"/>
+            <w:tcMar>
+              <w:top w:type="dxa" w:w="60"/>
+              <w:left w:type="dxa" w:w="100"/>
+              <w:bottom w:type="dxa" w:w="60"/>
+              <w:right w:type="dxa" w:w="100"/>
+            </w:tcMar>
+          </w:tcPr>
+          <w:p>
+            <w:r>
+              <w:rPr>
+                <w:rFonts w:ascii="Calibri" w:cs="Calibri" w:eastAsia="Calibri" w:hAnsi="Calibri"/>
+                <w:sz w:val="19"/>
+                <w:szCs w:val="19"/>
+              </w:rPr>
+              <w:t xml:space="preserve">20</w:t>
+            </w:r>
+          </w:p>
+        </w:tc>
+      </w:tr>
+    </w:tbl>
+    <w:p>
+      <w:pPr>
+        <w:spacing w:after="80"/>
+      </w:pPr>
+    </w:p>
+    <w:p>
+      <w:pPr>
+        <w:spacing w:after="110"/>
+      </w:pPr>
+      <w:r>
+        <w:rPr>
+          <w:rFonts w:ascii="Calibri" w:cs="Calibri" w:eastAsia="Calibri" w:hAnsi="Calibri"/>
+          <w:sz w:val="21"/>
+          <w:szCs w:val="21"/>
+        </w:rPr>
+        <w:t xml:space="preserve">Los precios no están escritos a mano: salen del ancla, </w:t>
+      </w:r>
+      <w:r>
+        <w:rPr>
+          <w:rFonts w:ascii="Consolas" w:cs="Consolas" w:eastAsia="Consolas" w:hAnsi="Consolas"/>
+          <w:sz w:val="19"/>
+          <w:szCs w:val="19"/>
+        </w:rPr>
+        <w:t xml:space="preserve">cadena ÷ 60 × 20</w:t>
+      </w:r>
+      <w:r>
+        <w:rPr>
+          <w:rFonts w:ascii="Calibri" w:cs="Calibri" w:eastAsia="Calibri" w:hAnsi="Calibri"/>
+          <w:sz w:val="21"/>
+          <w:szCs w:val="21"/>
+        </w:rPr>
+        <w:t xml:space="preserve">. Una especie de cadena 60 vale 20 porque ocupa una hora.</w:t>
+      </w:r>
+    </w:p>
+    <w:p>
+      <w:pPr>
+        <w:spacing w:after="110"/>
+      </w:pPr>
+      <w:r>
+        <w:rPr>
+          <w:rFonts w:ascii="Calibri" w:cs="Calibri" w:eastAsia="Calibri" w:hAnsi="Calibri"/>
+          <w:b/>
+          <w:bCs/>
+          <w:sz w:val="21"/>
+          <w:szCs w:val="21"/>
+        </w:rPr>
+        <w:t xml:space="preserve">Las cuatro puertas de un pez</w:t>
+      </w:r>
+      <w:r>
+        <w:rPr>
+          <w:rFonts w:ascii="Calibri" w:cs="Calibri" w:eastAsia="Calibri" w:hAnsi="Calibri"/>
+          <w:sz w:val="21"/>
+          <w:szCs w:val="21"/>
+        </w:rPr>
+        <w:t xml:space="preserve"> son el nivel de Pesca, la familia, la hora y la </w:t>
+      </w:r>
+      <w:r>
+        <w:rPr>
+          <w:rFonts w:ascii="Calibri" w:cs="Calibri" w:eastAsia="Calibri" w:hAnsi="Calibri"/>
+          <w:b/>
+          <w:bCs/>
+          <w:sz w:val="21"/>
+          <w:szCs w:val="21"/>
+        </w:rPr>
+        <w:t xml:space="preserve">caña</w:t>
+      </w:r>
+      <w:r>
+        <w:rPr>
+          <w:rFonts w:ascii="Calibri" w:cs="Calibri" w:eastAsia="Calibri" w:hAnsi="Calibri"/>
+          <w:sz w:val="21"/>
+          <w:szCs w:val="21"/>
+        </w:rPr>
+        <w:t xml:space="preserve">: cada caña aguanta hasta cierta talla, así que un martillo de 5★ no se saca con junco por mucha suerte que se tenga. Las cañas </w:t>
+      </w:r>
+      <w:r>
+        <w:rPr>
+          <w:rFonts w:ascii="Calibri" w:cs="Calibri" w:eastAsia="Calibri" w:hAnsi="Calibri"/>
+          <w:b/>
+          <w:bCs/>
+          <w:sz w:val="21"/>
+          <w:szCs w:val="21"/>
+        </w:rPr>
+        <w:t xml:space="preserve">se gastan</w:t>
+      </w:r>
+      <w:r>
+        <w:rPr>
+          <w:rFonts w:ascii="Calibri" w:cs="Calibri" w:eastAsia="Calibri" w:hAnsi="Calibri"/>
+          <w:sz w:val="21"/>
+          <w:szCs w:val="21"/>
+        </w:rPr>
+        <w:t xml:space="preserve"> (junco 30 usos, roble 30, hierro 25, la del Abuelo 20), y por eso son objetos de la bolsa, no un botón permanente.</w:t>
+      </w:r>
+    </w:p>
+    <w:p>
+      <w:pPr>
+        <w:spacing w:after="110"/>
+      </w:pPr>
+      <w:r>
+        <w:rPr>
+          <w:rFonts w:ascii="Calibri" w:cs="Calibri" w:eastAsia="Calibri" w:hAnsi="Calibri"/>
+          <w:b/>
+          <w:bCs/>
+          <w:sz w:val="21"/>
+          <w:szCs w:val="21"/>
+        </w:rPr>
+        <w:t xml:space="preserve">El clima</w:t>
+      </w:r>
+      <w:r>
+        <w:rPr>
+          <w:rFonts w:ascii="Calibri" w:cs="Calibri" w:eastAsia="Calibri" w:hAnsi="Calibri"/>
+          <w:sz w:val="21"/>
+          <w:szCs w:val="21"/>
+        </w:rPr>
+        <w:t xml:space="preserve"> (Despejado · Lluvia · Viento · Niebla) rota con el día y mueve qué pica. Son cuatro climas contra siete días: coprimos a propósito, para que la combinación no se repita cada semana y el agua no se vuelva un calendario memorizable.</w:t>
+      </w:r>
+    </w:p>
+    <w:p>
+      <w:pPr>
+        <w:spacing w:after="110"/>
+      </w:pPr>
+      <w:r>
+        <w:rPr>
+          <w:rFonts w:ascii="Calibri" w:cs="Calibri" w:eastAsia="Calibri" w:hAnsi="Calibri"/>
+          <w:b/>
+          <w:bCs/>
+          <w:sz w:val="21"/>
+          <w:szCs w:val="21"/>
+        </w:rPr>
+        <w:t xml:space="preserve">Las peleas</w:t>
+      </w:r>
+      <w:r>
+        <w:rPr>
+          <w:rFonts w:ascii="Calibri" w:cs="Calibri" w:eastAsia="Calibri" w:hAnsi="Calibri"/>
+          <w:sz w:val="21"/>
+          <w:szCs w:val="21"/>
+        </w:rPr>
+        <w:t xml:space="preserve"> dejaron de colgar del reloj y cuelgan del PROGRESO: son siete variaciones (tirones, cambios de rumbo, la tinta del calamar) y cada una se dispara cuando la captura llega a cierto punto. Con el reloj, un jugador bueno terminaba antes de que la tinta apareciera nunca — el contenido existía y no se veía.</w:t>
+      </w:r>
+    </w:p>
+    <w:p>
+      <w:pPr>
+        <w:spacing w:after="110"/>
+      </w:pPr>
+      <w:r>
+        <w:rPr>
+          <w:rFonts w:ascii="Calibri" w:cs="Calibri" w:eastAsia="Calibri" w:hAnsi="Calibri"/>
+          <w:b/>
+          <w:bCs/>
+          <w:sz w:val="21"/>
+          <w:szCs w:val="21"/>
+        </w:rPr>
+        <w:t xml:space="preserve">Los colosos citan.</w:t>
+      </w:r>
+      <w:r>
+        <w:rPr>
+          <w:rFonts w:ascii="Calibri" w:cs="Calibri" w:eastAsia="Calibri" w:hAnsi="Calibri"/>
+          <w:sz w:val="21"/>
+          <w:szCs w:val="21"/>
+        </w:rPr>
+        <w:t xml:space="preserve"> No usan carnada ni sorteo: el agua se abre y el pez ya está clavado. Pagan XP a mitad de tarifa (</w:t>
+      </w:r>
+      <w:r>
+        <w:rPr>
+          <w:rFonts w:ascii="Consolas" w:cs="Consolas" w:eastAsia="Consolas" w:hAnsi="Consolas"/>
+          <w:sz w:val="19"/>
+          <w:szCs w:val="19"/>
+        </w:rPr>
+        <w:t xml:space="preserve">CITA_XP = 0.5</w:t>
+      </w:r>
+      <w:r>
+        <w:rPr>
+          <w:rFonts w:ascii="Calibri" w:cs="Calibri" w:eastAsia="Calibri" w:hAnsi="Calibri"/>
+          <w:sz w:val="21"/>
+          <w:szCs w:val="21"/>
+        </w:rPr>
+        <w:t xml:space="preserve">) por una razón que conviene tener escrita: una trampa corre en </w:t>
+      </w:r>
+      <w:r>
+        <w:rPr>
+          <w:rFonts w:ascii="Calibri" w:cs="Calibri" w:eastAsia="Calibri" w:hAnsi="Calibri"/>
+          <w:b/>
+          <w:bCs/>
+          <w:sz w:val="21"/>
+          <w:szCs w:val="21"/>
+        </w:rPr>
+        <w:t xml:space="preserve">reloj de pared</w:t>
+      </w:r>
+      <w:r>
+        <w:rPr>
+          <w:rFonts w:ascii="Calibri" w:cs="Calibri" w:eastAsia="Calibri" w:hAnsi="Calibri"/>
+          <w:sz w:val="21"/>
+          <w:szCs w:val="21"/>
+        </w:rPr>
+        <w:t xml:space="preserve"> y una escalera de oficio en </w:t>
+      </w:r>
+      <w:r>
+        <w:rPr>
+          <w:rFonts w:ascii="Calibri" w:cs="Calibri" w:eastAsia="Calibri" w:hAnsi="Calibri"/>
+          <w:b/>
+          <w:bCs/>
+          <w:sz w:val="21"/>
+          <w:szCs w:val="21"/>
+        </w:rPr>
+        <w:t xml:space="preserve">horas activas</w:t>
+      </w:r>
+      <w:r>
+        <w:rPr>
+          <w:rFonts w:ascii="Calibri" w:cs="Calibri" w:eastAsia="Calibri" w:hAnsi="Calibri"/>
+          <w:sz w:val="21"/>
+          <w:szCs w:val="21"/>
+        </w:rPr>
+        <w:t xml:space="preserve">. En una partida larga lo primero aplasta a lo segundo con cualquier número, así que lo que se cobra a mitad no es el pez: es el tiempo que no estuviste.</w:t>
+      </w:r>
+    </w:p>
+    <w:p>
+      <w:pPr>
+        <w:spacing w:after="110"/>
+      </w:pPr>
+      <w:r>
+        <w:rPr>
+          <w:rFonts w:ascii="Calibri" w:cs="Calibri" w:eastAsia="Calibri" w:hAnsi="Calibri"/>
+          <w:b/>
+          <w:bCs/>
+          <w:sz w:val="21"/>
+          <w:szCs w:val="21"/>
+        </w:rPr>
+        <w:t xml:space="preserve">Las trampas</w:t>
+      </w:r>
+      <w:r>
+        <w:rPr>
+          <w:rFonts w:ascii="Calibri" w:cs="Calibri" w:eastAsia="Calibri" w:hAnsi="Calibri"/>
+          <w:sz w:val="21"/>
+          <w:szCs w:val="21"/>
+        </w:rPr>
+        <w:t xml:space="preserve"> (Nasa de camarones, Red de superficie, Palangre de fondo) se calan y trabajan solas: dan cebo o pescado pasadas sus horas, con una ventana para recogerlas antes de que se vacíen. Es el carril offline de la pesca, hermano de la doma.</w:t>
+      </w:r>
+    </w:p>
+    <w:p>
+      <w:pPr>
         <w:spacing w:after="120" w:before="260"/>
       </w:pPr>
       <w:r>
@@ -13506,6 +14813,105 @@
     </w:p>
     <w:p>
       <w:pPr>
+        <w:spacing w:after="110"/>
+      </w:pPr>
+      <w:r>
+        <w:rPr>
+          <w:rFonts w:ascii="Calibri" w:cs="Calibri" w:eastAsia="Calibri" w:hAnsi="Calibri"/>
+          <w:b/>
+          <w:bCs/>
+          <w:sz w:val="21"/>
+          <w:szCs w:val="21"/>
+        </w:rPr>
+        <w:t xml:space="preserve">26/8 · la Cocina cocina DE A UNO.</w:t>
+      </w:r>
+      <w:r>
+        <w:rPr>
+          <w:rFonts w:ascii="Calibri" w:cs="Calibri" w:eastAsia="Calibri" w:hAnsi="Calibri"/>
+          <w:sz w:val="21"/>
+          <w:szCs w:val="21"/>
+        </w:rPr>
+        <w:t xml:space="preserve"> Dirección: « no se cocina en simultáneo todos a la vez… se cocina solo el primero, al terminar el 2do, y sigue la secuencia ». Las tres ollas dejan de ser tres fuegos en paralelo y pasan a ser una FILA: la primera está al fuego y las otras esperan turno. El reloj que muestra cada una es siempre « cuánto falta para tener ESTE plato en la mano », no cuánto dura su receta — con la fila las dos cosas dejan de coincidir.</w:t>
+      </w:r>
+    </w:p>
+    <w:p>
+      <w:pPr>
+        <w:spacing w:after="110"/>
+      </w:pPr>
+      <w:r>
+        <w:rPr>
+          <w:rFonts w:ascii="Calibri" w:cs="Calibri" w:eastAsia="Calibri" w:hAnsi="Calibri"/>
+          <w:sz w:val="21"/>
+          <w:szCs w:val="21"/>
+        </w:rPr>
+        <w:t xml:space="preserve">Esto revierte la decisión del 3/8 (« se pueden cocinar varios a la vez »), y baja el rendimiento de la Cocina a un tercio. No afecta a la economía: los platos no son un motor de plata — los de nivel alto valen menos que sus ingredientes, o sea que se cocinan para comerlos (curación y buffs), no para venderlos. Lo que sí cambia es el valor del perk de la </w:t>
+      </w:r>
+      <w:r>
+        <w:rPr>
+          <w:rFonts w:ascii="Calibri" w:cs="Calibri" w:eastAsia="Calibri" w:hAnsi="Calibri"/>
+          <w:b/>
+          <w:bCs/>
+          <w:sz w:val="21"/>
+          <w:szCs w:val="21"/>
+        </w:rPr>
+        <w:t xml:space="preserve">Cocina nivel 2</w:t>
+      </w:r>
+      <w:r>
+        <w:rPr>
+          <w:rFonts w:ascii="Calibri" w:cs="Calibri" w:eastAsia="Calibri" w:hAnsi="Calibri"/>
+          <w:sz w:val="21"/>
+          <w:szCs w:val="21"/>
+        </w:rPr>
+        <w:t xml:space="preserve">: « +1 olla » ya no es +1 fuego sino +1 sitio en la fila. Dirección lo dejó así a propósito — sirve para encolar un plato distinto antes de irse—, pero el rótulo se corrigió a « +1 sitio en la fila »: un perk que se anuncia mejor de lo que es se paga con un jugador que se siente estafado.</w:t>
+      </w:r>
+    </w:p>
+    <w:p>
+      <w:pPr>
+        <w:spacing w:after="110"/>
+      </w:pPr>
+      <w:r>
+        <w:rPr>
+          <w:rFonts w:ascii="Calibri" w:cs="Calibri" w:eastAsia="Calibri" w:hAnsi="Calibri"/>
+          <w:sz w:val="21"/>
+          <w:szCs w:val="21"/>
+        </w:rPr>
+        <w:t xml:space="preserve">Cómo está resuelto, porque de eso depende que aguante: no hay estado « cocinando / esperando » ni turno que haya que hacer avanzar. Cada plato guarda su HORA DE FIN, calculada al encolarlo desde la del último de la fila. La fila entera son tres relojes puestos en hora — y un reloj no se olvida de correr. Por eso volver de tres horas es idéntico a haber estado mirando: </w:t>
+      </w:r>
+      <w:r>
+        <w:rPr>
+          <w:rFonts w:ascii="Consolas" w:cs="Consolas" w:eastAsia="Consolas" w:hAnsi="Consolas"/>
+          <w:sz w:val="19"/>
+          <w:szCs w:val="19"/>
+        </w:rPr>
+        <w:t xml:space="preserve">checkCooking</w:t>
+      </w:r>
+      <w:r>
+        <w:rPr>
+          <w:rFonts w:ascii="Calibri" w:cs="Calibri" w:eastAsia="Calibri" w:hAnsi="Calibri"/>
+          <w:sz w:val="21"/>
+          <w:szCs w:val="21"/>
+        </w:rPr>
+        <w:t xml:space="preserve"> recoge todo lo vencido, en orden, en una sola pasada. Lo fija </w:t>
+      </w:r>
+      <w:r>
+        <w:rPr>
+          <w:rFonts w:ascii="Consolas" w:cs="Consolas" w:eastAsia="Consolas" w:hAnsi="Consolas"/>
+          <w:sz w:val="19"/>
+          <w:szCs w:val="19"/>
+        </w:rPr>
+        <w:t xml:space="preserve">tools/test-cocina-fila.js</w:t>
+      </w:r>
+      <w:r>
+        <w:rPr>
+          <w:rFonts w:ascii="Calibri" w:cs="Calibri" w:eastAsia="Calibri" w:hAnsi="Calibri"/>
+          <w:sz w:val="21"/>
+          <w:szCs w:val="21"/>
+        </w:rPr>
+        <w:t xml:space="preserve">.</w:t>
+      </w:r>
+    </w:p>
+    <w:p>
+      <w:pPr>
         <w:spacing w:after="120" w:before="260"/>
       </w:pPr>
       <w:r>
@@ -14533,7 +15939,1847 @@
           <w:sz w:val="30"/>
           <w:szCs w:val="30"/>
         </w:rPr>
-        <w:t xml:space="preserve">12. La partida medida</w:t>
+        <w:t xml:space="preserve">12. El tablón del pueblo y los vales</w:t>
+      </w:r>
+    </w:p>
+    <w:p>
+      <w:pPr>
+        <w:spacing w:after="110"/>
+      </w:pPr>
+      <w:r>
+        <w:rPr>
+          <w:rFonts w:ascii="Calibri" w:cs="Calibri" w:eastAsia="Calibri" w:hAnsi="Calibri"/>
+          <w:sz w:val="21"/>
+          <w:szCs w:val="21"/>
+        </w:rPr>
+        <w:t xml:space="preserve">El tablón es el sitio donde el pueblo le pide cosas al jugador. Abre al terminar el tutorial y es la razón principal para entrar cada día: los encargos caducan.</w:t>
+      </w:r>
+    </w:p>
+    <w:p>
+      <w:pPr>
+        <w:spacing w:after="80" w:before="200"/>
+      </w:pPr>
+      <w:r>
+        <w:rPr>
+          <w:rFonts w:ascii="Calibri" w:cs="Calibri" w:eastAsia="Calibri" w:hAnsi="Calibri"/>
+          <w:b/>
+          <w:bCs/>
+          <w:sz w:val="23"/>
+          <w:szCs w:val="23"/>
+        </w:rPr>
+        <w:t xml:space="preserve">Qué hay colgado en cualquier momento</w:t>
+      </w:r>
+    </w:p>
+    <w:tbl>
+      <w:tblPr>
+        <w:tblW w:type="dxa" w:w="9360"/>
+        <w:tblBorders>
+          <w:top w:val="single" w:color="D8CBB6" w:sz="4"/>
+          <w:left w:val="single" w:color="D8CBB6" w:sz="4"/>
+          <w:bottom w:val="single" w:color="D8CBB6" w:sz="4"/>
+          <w:right w:val="single" w:color="D8CBB6" w:sz="4"/>
+          <w:insideH w:val="single" w:color="D8CBB6" w:sz="4"/>
+          <w:insideV w:val="single" w:color="D8CBB6" w:sz="4"/>
+        </w:tblBorders>
+      </w:tblPr>
+      <w:tblGrid>
+        <w:gridCol w:w="2759"/>
+        <w:gridCol w:w="2660"/>
+        <w:gridCol w:w="3941"/>
+      </w:tblGrid>
+      <w:tr>
+        <w:tc>
+          <w:tcPr>
+            <w:tcW w:type="dxa" w:w="2759"/>
+            <w:shd w:fill="FBF7EF" w:val="clear"/>
+            <w:tcMar>
+              <w:top w:type="dxa" w:w="60"/>
+              <w:left w:type="dxa" w:w="100"/>
+              <w:bottom w:type="dxa" w:w="60"/>
+              <w:right w:type="dxa" w:w="100"/>
+            </w:tcMar>
+          </w:tcPr>
+          <w:p>
+            <w:r>
+              <w:rPr>
+                <w:rFonts w:ascii="Calibri" w:cs="Calibri" w:eastAsia="Calibri" w:hAnsi="Calibri"/>
+                <w:b/>
+                <w:bCs/>
+                <w:sz w:val="19"/>
+                <w:szCs w:val="19"/>
+              </w:rPr>
+              <w:t xml:space="preserve">encargo</w:t>
+            </w:r>
+          </w:p>
+        </w:tc>
+        <w:tc>
+          <w:tcPr>
+            <w:tcW w:type="dxa" w:w="2660"/>
+            <w:shd w:fill="FBF7EF" w:val="clear"/>
+            <w:tcMar>
+              <w:top w:type="dxa" w:w="60"/>
+              <w:left w:type="dxa" w:w="100"/>
+              <w:bottom w:type="dxa" w:w="60"/>
+              <w:right w:type="dxa" w:w="100"/>
+            </w:tcMar>
+          </w:tcPr>
+          <w:p>
+            <w:r>
+              <w:rPr>
+                <w:rFonts w:ascii="Calibri" w:cs="Calibri" w:eastAsia="Calibri" w:hAnsi="Calibri"/>
+                <w:b/>
+                <w:bCs/>
+                <w:sz w:val="19"/>
+                <w:szCs w:val="19"/>
+              </w:rPr>
+              <w:t xml:space="preserve">cada cuánto</w:t>
+            </w:r>
+          </w:p>
+        </w:tc>
+        <w:tc>
+          <w:tcPr>
+            <w:tcW w:type="dxa" w:w="3941"/>
+            <w:shd w:fill="FBF7EF" w:val="clear"/>
+            <w:tcMar>
+              <w:top w:type="dxa" w:w="60"/>
+              <w:left w:type="dxa" w:w="100"/>
+              <w:bottom w:type="dxa" w:w="60"/>
+              <w:right w:type="dxa" w:w="100"/>
+            </w:tcMar>
+          </w:tcPr>
+          <w:p>
+            <w:r>
+              <w:rPr>
+                <w:rFonts w:ascii="Calibri" w:cs="Calibri" w:eastAsia="Calibri" w:hAnsi="Calibri"/>
+                <w:b/>
+                <w:bCs/>
+                <w:sz w:val="19"/>
+                <w:szCs w:val="19"/>
+              </w:rPr>
+              <w:t xml:space="preserve">ejemplo medido (granja 9)</w:t>
+            </w:r>
+          </w:p>
+        </w:tc>
+      </w:tr>
+      <w:tr>
+        <w:tc>
+          <w:tcPr>
+            <w:tcW w:type="dxa" w:w="2759"/>
+            <w:tcMar>
+              <w:top w:type="dxa" w:w="60"/>
+              <w:left w:type="dxa" w:w="100"/>
+              <w:bottom w:type="dxa" w:w="60"/>
+              <w:right w:type="dxa" w:w="100"/>
+            </w:tcMar>
+          </w:tcPr>
+          <w:p>
+            <w:r>
+              <w:rPr>
+                <w:rFonts w:ascii="Calibri" w:cs="Calibri" w:eastAsia="Calibri" w:hAnsi="Calibri"/>
+                <w:sz w:val="19"/>
+                <w:szCs w:val="19"/>
+              </w:rPr>
+              <w:t xml:space="preserve">Tres pedidos </w:t>
+            </w:r>
+            <w:r>
+              <w:rPr>
+                <w:rFonts w:ascii="Calibri" w:cs="Calibri" w:eastAsia="Calibri" w:hAnsi="Calibri"/>
+                <w:b/>
+                <w:bCs/>
+                <w:sz w:val="19"/>
+                <w:szCs w:val="19"/>
+              </w:rPr>
+              <w:t xml:space="preserve">diarios</w:t>
+            </w:r>
+          </w:p>
+        </w:tc>
+        <w:tc>
+          <w:tcPr>
+            <w:tcW w:type="dxa" w:w="2660"/>
+            <w:tcMar>
+              <w:top w:type="dxa" w:w="60"/>
+              <w:left w:type="dxa" w:w="100"/>
+              <w:bottom w:type="dxa" w:w="60"/>
+              <w:right w:type="dxa" w:w="100"/>
+            </w:tcMar>
+          </w:tcPr>
+          <w:p>
+            <w:r>
+              <w:rPr>
+                <w:rFonts w:ascii="Calibri" w:cs="Calibri" w:eastAsia="Calibri" w:hAnsi="Calibri"/>
+                <w:sz w:val="19"/>
+                <w:szCs w:val="19"/>
+              </w:rPr>
+              <w:t xml:space="preserve">se renuevan a las 00:00 UTC</w:t>
+            </w:r>
+          </w:p>
+        </w:tc>
+        <w:tc>
+          <w:tcPr>
+            <w:tcW w:type="dxa" w:w="3941"/>
+            <w:tcMar>
+              <w:top w:type="dxa" w:w="60"/>
+              <w:left w:type="dxa" w:w="100"/>
+              <w:bottom w:type="dxa" w:w="60"/>
+              <w:right w:type="dxa" w:w="100"/>
+            </w:tcMar>
+          </w:tcPr>
+          <w:p>
+            <w:r>
+              <w:rPr>
+                <w:rFonts w:ascii="Calibri" w:cs="Calibri" w:eastAsia="Calibri" w:hAnsi="Calibri"/>
+                <w:sz w:val="19"/>
+                <w:szCs w:val="19"/>
+              </w:rPr>
+              <w:t xml:space="preserve">Piedra ×5 → 75 plata · 2 vales · Papa ×20 → 40 plata · 1 vale</w:t>
+            </w:r>
+          </w:p>
+        </w:tc>
+      </w:tr>
+      <w:tr>
+        <w:tc>
+          <w:tcPr>
+            <w:tcW w:type="dxa" w:w="2759"/>
+            <w:tcMar>
+              <w:top w:type="dxa" w:w="60"/>
+              <w:left w:type="dxa" w:w="100"/>
+              <w:bottom w:type="dxa" w:w="60"/>
+              <w:right w:type="dxa" w:w="100"/>
+            </w:tcMar>
+          </w:tcPr>
+          <w:p>
+            <w:r>
+              <w:rPr>
+                <w:rFonts w:ascii="Calibri" w:cs="Calibri" w:eastAsia="Calibri" w:hAnsi="Calibri"/>
+                <w:sz w:val="19"/>
+                <w:szCs w:val="19"/>
+              </w:rPr>
+              <w:t xml:space="preserve">Un pedido </w:t>
+            </w:r>
+            <w:r>
+              <w:rPr>
+                <w:rFonts w:ascii="Calibri" w:cs="Calibri" w:eastAsia="Calibri" w:hAnsi="Calibri"/>
+                <w:b/>
+                <w:bCs/>
+                <w:sz w:val="19"/>
+                <w:szCs w:val="19"/>
+              </w:rPr>
+              <w:t xml:space="preserve">semanal</w:t>
+            </w:r>
+          </w:p>
+        </w:tc>
+        <w:tc>
+          <w:tcPr>
+            <w:tcW w:type="dxa" w:w="2660"/>
+            <w:tcMar>
+              <w:top w:type="dxa" w:w="60"/>
+              <w:left w:type="dxa" w:w="100"/>
+              <w:bottom w:type="dxa" w:w="60"/>
+              <w:right w:type="dxa" w:w="100"/>
+            </w:tcMar>
+          </w:tcPr>
+          <w:p>
+            <w:r>
+              <w:rPr>
+                <w:rFonts w:ascii="Calibri" w:cs="Calibri" w:eastAsia="Calibri" w:hAnsi="Calibri"/>
+                <w:sz w:val="19"/>
+                <w:szCs w:val="19"/>
+              </w:rPr>
+              <w:t xml:space="preserve">cierra el domingo</w:t>
+            </w:r>
+          </w:p>
+        </w:tc>
+        <w:tc>
+          <w:tcPr>
+            <w:tcW w:type="dxa" w:w="3941"/>
+            <w:tcMar>
+              <w:top w:type="dxa" w:w="60"/>
+              <w:left w:type="dxa" w:w="100"/>
+              <w:bottom w:type="dxa" w:w="60"/>
+              <w:right w:type="dxa" w:w="100"/>
+            </w:tcMar>
+          </w:tcPr>
+          <w:p>
+            <w:r>
+              <w:rPr>
+                <w:rFonts w:ascii="Calibri" w:cs="Calibri" w:eastAsia="Calibri" w:hAnsi="Calibri"/>
+                <w:sz w:val="19"/>
+                <w:szCs w:val="19"/>
+              </w:rPr>
+              <w:t xml:space="preserve">Pescado ×80 → 400 plata · 6 vales</w:t>
+            </w:r>
+          </w:p>
+        </w:tc>
+      </w:tr>
+      <w:tr>
+        <w:tc>
+          <w:tcPr>
+            <w:tcW w:type="dxa" w:w="2759"/>
+            <w:tcMar>
+              <w:top w:type="dxa" w:w="60"/>
+              <w:left w:type="dxa" w:w="100"/>
+              <w:bottom w:type="dxa" w:w="60"/>
+              <w:right w:type="dxa" w:w="100"/>
+            </w:tcMar>
+          </w:tcPr>
+          <w:p>
+            <w:r>
+              <w:rPr>
+                <w:rFonts w:ascii="Calibri" w:cs="Calibri" w:eastAsia="Calibri" w:hAnsi="Calibri"/>
+                <w:sz w:val="19"/>
+                <w:szCs w:val="19"/>
+              </w:rPr>
+              <w:t xml:space="preserve">Un pedido </w:t>
+            </w:r>
+            <w:r>
+              <w:rPr>
+                <w:rFonts w:ascii="Calibri" w:cs="Calibri" w:eastAsia="Calibri" w:hAnsi="Calibri"/>
+                <w:b/>
+                <w:bCs/>
+                <w:sz w:val="19"/>
+                <w:szCs w:val="19"/>
+              </w:rPr>
+              <w:t xml:space="preserve">mensual</w:t>
+            </w:r>
+          </w:p>
+        </w:tc>
+        <w:tc>
+          <w:tcPr>
+            <w:tcW w:type="dxa" w:w="2660"/>
+            <w:tcMar>
+              <w:top w:type="dxa" w:w="60"/>
+              <w:left w:type="dxa" w:w="100"/>
+              <w:bottom w:type="dxa" w:w="60"/>
+              <w:right w:type="dxa" w:w="100"/>
+            </w:tcMar>
+          </w:tcPr>
+          <w:p>
+            <w:r>
+              <w:rPr>
+                <w:rFonts w:ascii="Calibri" w:cs="Calibri" w:eastAsia="Calibri" w:hAnsi="Calibri"/>
+                <w:sz w:val="19"/>
+                <w:szCs w:val="19"/>
+              </w:rPr>
+              <w:t xml:space="preserve">el encargo largo</w:t>
+            </w:r>
+          </w:p>
+        </w:tc>
+        <w:tc>
+          <w:tcPr>
+            <w:tcW w:type="dxa" w:w="3941"/>
+            <w:tcMar>
+              <w:top w:type="dxa" w:w="60"/>
+              <w:left w:type="dxa" w:w="100"/>
+              <w:bottom w:type="dxa" w:w="60"/>
+              <w:right w:type="dxa" w:w="100"/>
+            </w:tcMar>
+          </w:tcPr>
+          <w:p>
+            <w:r>
+              <w:rPr>
+                <w:rFonts w:ascii="Calibri" w:cs="Calibri" w:eastAsia="Calibri" w:hAnsi="Calibri"/>
+                <w:sz w:val="19"/>
+                <w:szCs w:val="19"/>
+              </w:rPr>
+              <w:t xml:space="preserve">Pescado ×240 → 1.200 plata · 18 vales</w:t>
+            </w:r>
+          </w:p>
+        </w:tc>
+      </w:tr>
+      <w:tr>
+        <w:tc>
+          <w:tcPr>
+            <w:tcW w:type="dxa" w:w="2759"/>
+            <w:tcMar>
+              <w:top w:type="dxa" w:w="60"/>
+              <w:left w:type="dxa" w:w="100"/>
+              <w:bottom w:type="dxa" w:w="60"/>
+              <w:right w:type="dxa" w:w="100"/>
+            </w:tcMar>
+          </w:tcPr>
+          <w:p>
+            <w:r>
+              <w:rPr>
+                <w:rFonts w:ascii="Calibri" w:cs="Calibri" w:eastAsia="Calibri" w:hAnsi="Calibri"/>
+                <w:sz w:val="19"/>
+                <w:szCs w:val="19"/>
+              </w:rPr>
+              <w:t xml:space="preserve">Un </w:t>
+            </w:r>
+            <w:r>
+              <w:rPr>
+                <w:rFonts w:ascii="Calibri" w:cs="Calibri" w:eastAsia="Calibri" w:hAnsi="Calibri"/>
+                <w:b/>
+                <w:bCs/>
+                <w:sz w:val="19"/>
+                <w:szCs w:val="19"/>
+              </w:rPr>
+              <w:t xml:space="preserve">tema de fin de semana</w:t>
+            </w:r>
+          </w:p>
+        </w:tc>
+        <w:tc>
+          <w:tcPr>
+            <w:tcW w:type="dxa" w:w="2660"/>
+            <w:tcMar>
+              <w:top w:type="dxa" w:w="60"/>
+              <w:left w:type="dxa" w:w="100"/>
+              <w:bottom w:type="dxa" w:w="60"/>
+              <w:right w:type="dxa" w:w="100"/>
+            </w:tcMar>
+          </w:tcPr>
+          <w:p>
+            <w:r>
+              <w:rPr>
+                <w:rFonts w:ascii="Calibri" w:cs="Calibri" w:eastAsia="Calibri" w:hAnsi="Calibri"/>
+                <w:sz w:val="19"/>
+                <w:szCs w:val="19"/>
+              </w:rPr>
+              <w:t xml:space="preserve">viernes a domingo</w:t>
+            </w:r>
+          </w:p>
+        </w:tc>
+        <w:tc>
+          <w:tcPr>
+            <w:tcW w:type="dxa" w:w="3941"/>
+            <w:tcMar>
+              <w:top w:type="dxa" w:w="60"/>
+              <w:left w:type="dxa" w:w="100"/>
+              <w:bottom w:type="dxa" w:w="60"/>
+              <w:right w:type="dxa" w:w="100"/>
+            </w:tcMar>
+          </w:tcPr>
+          <w:p>
+            <w:r>
+              <w:rPr>
+                <w:rFonts w:ascii="Calibri" w:cs="Calibri" w:eastAsia="Calibri" w:hAnsi="Calibri"/>
+                <w:sz w:val="19"/>
+                <w:szCs w:val="19"/>
+              </w:rPr>
+              <w:t xml:space="preserve">La Gran Cosecha · Fiebre de la Leña · El Día de la Cantera · El Torneo de Pesca · El Festín del Pueblo</w:t>
+            </w:r>
+          </w:p>
+        </w:tc>
+      </w:tr>
+    </w:tbl>
+    <w:p>
+      <w:pPr>
+        <w:spacing w:after="80"/>
+      </w:pPr>
+    </w:p>
+    <w:p>
+      <w:pPr>
+        <w:spacing w:after="110"/>
+      </w:pPr>
+      <w:r>
+        <w:rPr>
+          <w:rFonts w:ascii="Calibri" w:cs="Calibri" w:eastAsia="Calibri" w:hAnsi="Calibri"/>
+          <w:sz w:val="21"/>
+          <w:szCs w:val="21"/>
+        </w:rPr>
+        <w:t xml:space="preserve">Cada pedido tiene un remitente del pueblo (Doña Rosa, Tomás el panadero, Ramón el pescador…), paga </w:t>
+      </w:r>
+      <w:r>
+        <w:rPr>
+          <w:rFonts w:ascii="Calibri" w:cs="Calibri" w:eastAsia="Calibri" w:hAnsi="Calibri"/>
+          <w:b/>
+          <w:bCs/>
+          <w:sz w:val="21"/>
+          <w:szCs w:val="21"/>
+        </w:rPr>
+        <w:t xml:space="preserve">plata + vales + XP</w:t>
+      </w:r>
+      <w:r>
+        <w:rPr>
+          <w:rFonts w:ascii="Calibri" w:cs="Calibri" w:eastAsia="Calibri" w:hAnsi="Calibri"/>
+          <w:sz w:val="21"/>
+          <w:szCs w:val="21"/>
+        </w:rPr>
+        <w:t xml:space="preserve">, y la XP va </w:t>
+      </w:r>
+      <w:r>
+        <w:rPr>
+          <w:rFonts w:ascii="Calibri" w:cs="Calibri" w:eastAsia="Calibri" w:hAnsi="Calibri"/>
+          <w:b/>
+          <w:bCs/>
+          <w:sz w:val="21"/>
+          <w:szCs w:val="21"/>
+        </w:rPr>
+        <w:t xml:space="preserve">a la skill de lo que entregás</w:t>
+      </w:r>
+      <w:r>
+        <w:rPr>
+          <w:rFonts w:ascii="Calibri" w:cs="Calibri" w:eastAsia="Calibri" w:hAnsi="Calibri"/>
+          <w:sz w:val="21"/>
+          <w:szCs w:val="21"/>
+        </w:rPr>
+        <w:t xml:space="preserve"> — llevar piedra sube Minería, no Cultivo. Un pedido que no te sirve se puede </w:t>
+      </w:r>
+      <w:r>
+        <w:rPr>
+          <w:rFonts w:ascii="Calibri" w:cs="Calibri" w:eastAsia="Calibri" w:hAnsi="Calibri"/>
+          <w:b/>
+          <w:bCs/>
+          <w:sz w:val="21"/>
+          <w:szCs w:val="21"/>
+        </w:rPr>
+        <w:t xml:space="preserve">descartar</w:t>
+      </w:r>
+      <w:r>
+        <w:rPr>
+          <w:rFonts w:ascii="Calibri" w:cs="Calibri" w:eastAsia="Calibri" w:hAnsi="Calibri"/>
+          <w:sz w:val="21"/>
+          <w:szCs w:val="21"/>
+        </w:rPr>
+        <w:t xml:space="preserve"> y el vecino cuelga otro.</w:t>
+      </w:r>
+    </w:p>
+    <w:p>
+      <w:pPr>
+        <w:spacing w:after="110"/>
+      </w:pPr>
+      <w:r>
+        <w:rPr>
+          <w:rFonts w:ascii="Calibri" w:cs="Calibri" w:eastAsia="Calibri" w:hAnsi="Calibri"/>
+          <w:sz w:val="21"/>
+          <w:szCs w:val="21"/>
+        </w:rPr>
+        <w:t xml:space="preserve">Dos incentivos deliberados: </w:t>
+      </w:r>
+      <w:r>
+        <w:rPr>
+          <w:rFonts w:ascii="Calibri" w:cs="Calibri" w:eastAsia="Calibri" w:hAnsi="Calibri"/>
+          <w:b/>
+          <w:bCs/>
+          <w:sz w:val="21"/>
+          <w:szCs w:val="21"/>
+        </w:rPr>
+        <w:t xml:space="preserve">el primer pedido del día paga los vales ×2</w:t>
+      </w:r>
+      <w:r>
+        <w:rPr>
+          <w:rFonts w:ascii="Calibri" w:cs="Calibri" w:eastAsia="Calibri" w:hAnsi="Calibri"/>
+          <w:sz w:val="21"/>
+          <w:szCs w:val="21"/>
+        </w:rPr>
+        <w:t xml:space="preserve">, y el pedido semanal es lo que el juego usa como « meta de la semana » en el panel de objetivos (ver §11.1). El semanal y el mensual no llevan el ×2 porque ya pagan de más.</w:t>
+      </w:r>
+    </w:p>
+    <w:p>
+      <w:pPr>
+        <w:spacing w:after="80" w:before="200"/>
+      </w:pPr>
+      <w:r>
+        <w:rPr>
+          <w:rFonts w:ascii="Calibri" w:cs="Calibri" w:eastAsia="Calibri" w:hAnsi="Calibri"/>
+          <w:b/>
+          <w:bCs/>
+          <w:sz w:val="23"/>
+          <w:szCs w:val="23"/>
+        </w:rPr>
+        <w:t xml:space="preserve">El vale, y por qué tiene un precio</w:t>
+      </w:r>
+    </w:p>
+    <w:p>
+      <w:pPr>
+        <w:spacing w:after="110"/>
+      </w:pPr>
+      <w:r>
+        <w:rPr>
+          <w:rFonts w:ascii="Calibri" w:cs="Calibri" w:eastAsia="Calibri" w:hAnsi="Calibri"/>
+          <w:sz w:val="21"/>
+          <w:szCs w:val="21"/>
+        </w:rPr>
+        <w:t xml:space="preserve">Un vale son </w:t>
+      </w:r>
+      <w:r>
+        <w:rPr>
+          <w:rFonts w:ascii="Calibri" w:cs="Calibri" w:eastAsia="Calibri" w:hAnsi="Calibri"/>
+          <w:b/>
+          <w:bCs/>
+          <w:sz w:val="21"/>
+          <w:szCs w:val="21"/>
+        </w:rPr>
+        <w:t xml:space="preserve">40 de plata</w:t>
+      </w:r>
+      <w:r>
+        <w:rPr>
+          <w:rFonts w:ascii="Calibri" w:cs="Calibri" w:eastAsia="Calibri" w:hAnsi="Calibri"/>
+          <w:sz w:val="21"/>
+          <w:szCs w:val="21"/>
+        </w:rPr>
+        <w:t xml:space="preserve"> (</w:t>
+      </w:r>
+      <w:r>
+        <w:rPr>
+          <w:rFonts w:ascii="Consolas" w:cs="Consolas" w:eastAsia="Consolas" w:hAnsi="Consolas"/>
+          <w:sz w:val="19"/>
+          <w:szCs w:val="19"/>
+        </w:rPr>
+        <w:t xml:space="preserve">VALE_EN_PLATA</w:t>
+      </w:r>
+      <w:r>
+        <w:rPr>
+          <w:rFonts w:ascii="Calibri" w:cs="Calibri" w:eastAsia="Calibri" w:hAnsi="Calibri"/>
+          <w:sz w:val="21"/>
+          <w:szCs w:val="21"/>
+        </w:rPr>
+        <w:t xml:space="preserve">, decidido el 18/8). El tablón los emite con esa vara —</w:t>
+      </w:r>
+      <w:r>
+        <w:rPr>
+          <w:rFonts w:ascii="Consolas" w:cs="Consolas" w:eastAsia="Consolas" w:hAnsi="Consolas"/>
+          <w:sz w:val="19"/>
+          <w:szCs w:val="19"/>
+        </w:rPr>
+        <w:t xml:space="preserve">valesDe(valor del pedido)</w:t>
+      </w:r>
+      <w:r>
+        <w:rPr>
+          <w:rFonts w:ascii="Calibri" w:cs="Calibri" w:eastAsia="Calibri" w:hAnsi="Calibri"/>
+          <w:sz w:val="21"/>
+          <w:szCs w:val="21"/>
+        </w:rPr>
+        <w:t xml:space="preserve">— y la tienda de canje tiene que devolverlos con la misma. Con el tablón completo entran unos </w:t>
+      </w:r>
+      <w:r>
+        <w:rPr>
+          <w:rFonts w:ascii="Calibri" w:cs="Calibri" w:eastAsia="Calibri" w:hAnsi="Calibri"/>
+          <w:b/>
+          <w:bCs/>
+          <w:sz w:val="21"/>
+          <w:szCs w:val="21"/>
+        </w:rPr>
+        <w:t xml:space="preserve">6 vales al día</w:t>
+      </w:r>
+      <w:r>
+        <w:rPr>
+          <w:rFonts w:ascii="Calibri" w:cs="Calibri" w:eastAsia="Calibri" w:hAnsi="Calibri"/>
+          <w:sz w:val="21"/>
+          <w:szCs w:val="21"/>
+        </w:rPr>
+        <w:t xml:space="preserve">: 240 de plata en premios.</w:t>
+      </w:r>
+    </w:p>
+    <w:p>
+      <w:pPr>
+        <w:spacing w:after="110"/>
+      </w:pPr>
+      <w:r>
+        <w:rPr>
+          <w:rFonts w:ascii="Calibri" w:cs="Calibri" w:eastAsia="Calibri" w:hAnsi="Calibri"/>
+          <w:sz w:val="21"/>
+          <w:szCs w:val="21"/>
+        </w:rPr>
+        <w:t xml:space="preserve">Que las dos puntas usen la misma vara no es elegancia, es lo único que cierra las fugas. El 18/8 no la usaban y había una ruta que multiplicaba plata por </w:t>
+      </w:r>
+      <w:r>
+        <w:rPr>
+          <w:rFonts w:ascii="Calibri" w:cs="Calibri" w:eastAsia="Calibri" w:hAnsi="Calibri"/>
+          <w:b/>
+          <w:bCs/>
+          <w:sz w:val="21"/>
+          <w:szCs w:val="21"/>
+        </w:rPr>
+        <w:t xml:space="preserve">×800</w:t>
+      </w:r>
+      <w:r>
+        <w:rPr>
+          <w:rFonts w:ascii="Calibri" w:cs="Calibri" w:eastAsia="Calibri" w:hAnsi="Calibri"/>
+          <w:sz w:val="21"/>
+          <w:szCs w:val="21"/>
+        </w:rPr>
+        <w:t xml:space="preserve">: se emitían vales por escalones del valor del pedido y se gastaban a precio fijo, así que entregando tres papas se compraban semillas de maíz. Persiguiendo casos de uno en uno eso no se arregla; atando emisión y gasto al mismo número, se cierra solo.</w:t>
+      </w:r>
+    </w:p>
+    <w:p>
+      <w:pPr>
+        <w:spacing w:after="80" w:before="200"/>
+      </w:pPr>
+      <w:r>
+        <w:rPr>
+          <w:rFonts w:ascii="Calibri" w:cs="Calibri" w:eastAsia="Calibri" w:hAnsi="Calibri"/>
+          <w:b/>
+          <w:bCs/>
+          <w:sz w:val="23"/>
+          <w:szCs w:val="23"/>
+        </w:rPr>
+        <w:t xml:space="preserve">Lo que se puede canjear</w:t>
+      </w:r>
+    </w:p>
+    <w:tbl>
+      <w:tblPr>
+        <w:tblW w:type="dxa" w:w="9360"/>
+        <w:tblBorders>
+          <w:top w:val="single" w:color="D8CBB6" w:sz="4"/>
+          <w:left w:val="single" w:color="D8CBB6" w:sz="4"/>
+          <w:bottom w:val="single" w:color="D8CBB6" w:sz="4"/>
+          <w:right w:val="single" w:color="D8CBB6" w:sz="4"/>
+          <w:insideH w:val="single" w:color="D8CBB6" w:sz="4"/>
+          <w:insideV w:val="single" w:color="D8CBB6" w:sz="4"/>
+        </w:tblBorders>
+      </w:tblPr>
+      <w:tblGrid>
+        <w:gridCol w:w="5105"/>
+        <w:gridCol w:w="993"/>
+        <w:gridCol w:w="3262"/>
+      </w:tblGrid>
+      <w:tr>
+        <w:tc>
+          <w:tcPr>
+            <w:tcW w:type="dxa" w:w="5105"/>
+            <w:shd w:fill="FBF7EF" w:val="clear"/>
+            <w:tcMar>
+              <w:top w:type="dxa" w:w="60"/>
+              <w:left w:type="dxa" w:w="100"/>
+              <w:bottom w:type="dxa" w:w="60"/>
+              <w:right w:type="dxa" w:w="100"/>
+            </w:tcMar>
+          </w:tcPr>
+          <w:p>
+            <w:r>
+              <w:rPr>
+                <w:rFonts w:ascii="Calibri" w:cs="Calibri" w:eastAsia="Calibri" w:hAnsi="Calibri"/>
+                <w:b/>
+                <w:bCs/>
+                <w:sz w:val="19"/>
+                <w:szCs w:val="19"/>
+              </w:rPr>
+              <w:t xml:space="preserve">premio</w:t>
+            </w:r>
+          </w:p>
+        </w:tc>
+        <w:tc>
+          <w:tcPr>
+            <w:tcW w:type="dxa" w:w="993"/>
+            <w:shd w:fill="FBF7EF" w:val="clear"/>
+            <w:tcMar>
+              <w:top w:type="dxa" w:w="60"/>
+              <w:left w:type="dxa" w:w="100"/>
+              <w:bottom w:type="dxa" w:w="60"/>
+              <w:right w:type="dxa" w:w="100"/>
+            </w:tcMar>
+          </w:tcPr>
+          <w:p>
+            <w:r>
+              <w:rPr>
+                <w:rFonts w:ascii="Calibri" w:cs="Calibri" w:eastAsia="Calibri" w:hAnsi="Calibri"/>
+                <w:b/>
+                <w:bCs/>
+                <w:sz w:val="19"/>
+                <w:szCs w:val="19"/>
+              </w:rPr>
+              <w:t xml:space="preserve">cuesta</w:t>
+            </w:r>
+          </w:p>
+        </w:tc>
+        <w:tc>
+          <w:tcPr>
+            <w:tcW w:type="dxa" w:w="3262"/>
+            <w:shd w:fill="FBF7EF" w:val="clear"/>
+            <w:tcMar>
+              <w:top w:type="dxa" w:w="60"/>
+              <w:left w:type="dxa" w:w="100"/>
+              <w:bottom w:type="dxa" w:w="60"/>
+              <w:right w:type="dxa" w:w="100"/>
+            </w:tcMar>
+          </w:tcPr>
+          <w:p>
+            <w:r>
+              <w:rPr>
+                <w:rFonts w:ascii="Calibri" w:cs="Calibri" w:eastAsia="Calibri" w:hAnsi="Calibri"/>
+                <w:b/>
+                <w:bCs/>
+                <w:sz w:val="19"/>
+                <w:szCs w:val="19"/>
+              </w:rPr>
+              <w:t xml:space="preserve">entrega</w:t>
+            </w:r>
+          </w:p>
+        </w:tc>
+      </w:tr>
+      <w:tr>
+        <w:tc>
+          <w:tcPr>
+            <w:tcW w:type="dxa" w:w="5105"/>
+            <w:tcMar>
+              <w:top w:type="dxa" w:w="60"/>
+              <w:left w:type="dxa" w:w="100"/>
+              <w:bottom w:type="dxa" w:w="60"/>
+              <w:right w:type="dxa" w:w="100"/>
+            </w:tcMar>
+          </w:tcPr>
+          <w:p>
+            <w:r>
+              <w:rPr>
+                <w:rFonts w:ascii="Calibri" w:cs="Calibri" w:eastAsia="Calibri" w:hAnsi="Calibri"/>
+                <w:sz w:val="19"/>
+                <w:szCs w:val="19"/>
+              </w:rPr>
+              <w:t xml:space="preserve">Fardo de 20 hachas</w:t>
+            </w:r>
+          </w:p>
+        </w:tc>
+        <w:tc>
+          <w:tcPr>
+            <w:tcW w:type="dxa" w:w="993"/>
+            <w:tcMar>
+              <w:top w:type="dxa" w:w="60"/>
+              <w:left w:type="dxa" w:w="100"/>
+              <w:bottom w:type="dxa" w:w="60"/>
+              <w:right w:type="dxa" w:w="100"/>
+            </w:tcMar>
+          </w:tcPr>
+          <w:p>
+            <w:r>
+              <w:rPr>
+                <w:rFonts w:ascii="Calibri" w:cs="Calibri" w:eastAsia="Calibri" w:hAnsi="Calibri"/>
+                <w:sz w:val="19"/>
+                <w:szCs w:val="19"/>
+              </w:rPr>
+              <w:t xml:space="preserve">1 vale</w:t>
+            </w:r>
+          </w:p>
+        </w:tc>
+        <w:tc>
+          <w:tcPr>
+            <w:tcW w:type="dxa" w:w="3262"/>
+            <w:tcMar>
+              <w:top w:type="dxa" w:w="60"/>
+              <w:left w:type="dxa" w:w="100"/>
+              <w:bottom w:type="dxa" w:w="60"/>
+              <w:right w:type="dxa" w:w="100"/>
+            </w:tcMar>
+          </w:tcPr>
+          <w:p>
+            <w:r>
+              <w:rPr>
+                <w:rFonts w:ascii="Calibri" w:cs="Calibri" w:eastAsia="Calibri" w:hAnsi="Calibri"/>
+                <w:sz w:val="19"/>
+                <w:szCs w:val="19"/>
+              </w:rPr>
+              <w:t xml:space="preserve">40 de plata en hachas</w:t>
+            </w:r>
+          </w:p>
+        </w:tc>
+      </w:tr>
+      <w:tr>
+        <w:tc>
+          <w:tcPr>
+            <w:tcW w:type="dxa" w:w="5105"/>
+            <w:tcMar>
+              <w:top w:type="dxa" w:w="60"/>
+              <w:left w:type="dxa" w:w="100"/>
+              <w:bottom w:type="dxa" w:w="60"/>
+              <w:right w:type="dxa" w:w="100"/>
+            </w:tcMar>
+          </w:tcPr>
+          <w:p>
+            <w:r>
+              <w:rPr>
+                <w:rFonts w:ascii="Calibri" w:cs="Calibri" w:eastAsia="Calibri" w:hAnsi="Calibri"/>
+                <w:sz w:val="19"/>
+                <w:szCs w:val="19"/>
+              </w:rPr>
+              <w:t xml:space="preserve">Fardo de 20 picos</w:t>
+            </w:r>
+          </w:p>
+        </w:tc>
+        <w:tc>
+          <w:tcPr>
+            <w:tcW w:type="dxa" w:w="993"/>
+            <w:tcMar>
+              <w:top w:type="dxa" w:w="60"/>
+              <w:left w:type="dxa" w:w="100"/>
+              <w:bottom w:type="dxa" w:w="60"/>
+              <w:right w:type="dxa" w:w="100"/>
+            </w:tcMar>
+          </w:tcPr>
+          <w:p>
+            <w:r>
+              <w:rPr>
+                <w:rFonts w:ascii="Calibri" w:cs="Calibri" w:eastAsia="Calibri" w:hAnsi="Calibri"/>
+                <w:sz w:val="19"/>
+                <w:szCs w:val="19"/>
+              </w:rPr>
+              <w:t xml:space="preserve">1 vale</w:t>
+            </w:r>
+          </w:p>
+        </w:tc>
+        <w:tc>
+          <w:tcPr>
+            <w:tcW w:type="dxa" w:w="3262"/>
+            <w:tcMar>
+              <w:top w:type="dxa" w:w="60"/>
+              <w:left w:type="dxa" w:w="100"/>
+              <w:bottom w:type="dxa" w:w="60"/>
+              <w:right w:type="dxa" w:w="100"/>
+            </w:tcMar>
+          </w:tcPr>
+          <w:p>
+            <w:r>
+              <w:rPr>
+                <w:rFonts w:ascii="Calibri" w:cs="Calibri" w:eastAsia="Calibri" w:hAnsi="Calibri"/>
+                <w:sz w:val="19"/>
+                <w:szCs w:val="19"/>
+              </w:rPr>
+              <w:t xml:space="preserve">40 de plata en picos</w:t>
+            </w:r>
+          </w:p>
+        </w:tc>
+      </w:tr>
+      <w:tr>
+        <w:tc>
+          <w:tcPr>
+            <w:tcW w:type="dxa" w:w="5105"/>
+            <w:tcMar>
+              <w:top w:type="dxa" w:w="60"/>
+              <w:left w:type="dxa" w:w="100"/>
+              <w:bottom w:type="dxa" w:w="60"/>
+              <w:right w:type="dxa" w:w="100"/>
+            </w:tcMar>
+          </w:tcPr>
+          <w:p>
+            <w:r>
+              <w:rPr>
+                <w:rFonts w:ascii="Calibri" w:cs="Calibri" w:eastAsia="Calibri" w:hAnsi="Calibri"/>
+                <w:sz w:val="19"/>
+                <w:szCs w:val="19"/>
+              </w:rPr>
+              <w:t xml:space="preserve">Lata con 13 lombrices</w:t>
+            </w:r>
+          </w:p>
+        </w:tc>
+        <w:tc>
+          <w:tcPr>
+            <w:tcW w:type="dxa" w:w="993"/>
+            <w:tcMar>
+              <w:top w:type="dxa" w:w="60"/>
+              <w:left w:type="dxa" w:w="100"/>
+              <w:bottom w:type="dxa" w:w="60"/>
+              <w:right w:type="dxa" w:w="100"/>
+            </w:tcMar>
+          </w:tcPr>
+          <w:p>
+            <w:r>
+              <w:rPr>
+                <w:rFonts w:ascii="Calibri" w:cs="Calibri" w:eastAsia="Calibri" w:hAnsi="Calibri"/>
+                <w:sz w:val="19"/>
+                <w:szCs w:val="19"/>
+              </w:rPr>
+              <w:t xml:space="preserve">1 vale</w:t>
+            </w:r>
+          </w:p>
+        </w:tc>
+        <w:tc>
+          <w:tcPr>
+            <w:tcW w:type="dxa" w:w="3262"/>
+            <w:tcMar>
+              <w:top w:type="dxa" w:w="60"/>
+              <w:left w:type="dxa" w:w="100"/>
+              <w:bottom w:type="dxa" w:w="60"/>
+              <w:right w:type="dxa" w:w="100"/>
+            </w:tcMar>
+          </w:tcPr>
+          <w:p>
+            <w:r>
+              <w:rPr>
+                <w:rFonts w:ascii="Calibri" w:cs="Calibri" w:eastAsia="Calibri" w:hAnsi="Calibri"/>
+                <w:sz w:val="19"/>
+                <w:szCs w:val="19"/>
+              </w:rPr>
+              <w:t xml:space="preserve">39 de plata en carnada</w:t>
+            </w:r>
+          </w:p>
+        </w:tc>
+      </w:tr>
+      <w:tr>
+        <w:tc>
+          <w:tcPr>
+            <w:tcW w:type="dxa" w:w="5105"/>
+            <w:tcMar>
+              <w:top w:type="dxa" w:w="60"/>
+              <w:left w:type="dxa" w:w="100"/>
+              <w:bottom w:type="dxa" w:w="60"/>
+              <w:right w:type="dxa" w:w="100"/>
+            </w:tcMar>
+          </w:tcPr>
+          <w:p>
+            <w:r>
+              <w:rPr>
+                <w:rFonts w:ascii="Calibri" w:cs="Calibri" w:eastAsia="Calibri" w:hAnsi="Calibri"/>
+                <w:sz w:val="19"/>
+                <w:szCs w:val="19"/>
+              </w:rPr>
+              <w:t xml:space="preserve">Sobre de semillas (tu mejor cultivo)</w:t>
+            </w:r>
+          </w:p>
+        </w:tc>
+        <w:tc>
+          <w:tcPr>
+            <w:tcW w:type="dxa" w:w="993"/>
+            <w:tcMar>
+              <w:top w:type="dxa" w:w="60"/>
+              <w:left w:type="dxa" w:w="100"/>
+              <w:bottom w:type="dxa" w:w="60"/>
+              <w:right w:type="dxa" w:w="100"/>
+            </w:tcMar>
+          </w:tcPr>
+          <w:p>
+            <w:r>
+              <w:rPr>
+                <w:rFonts w:ascii="Calibri" w:cs="Calibri" w:eastAsia="Calibri" w:hAnsi="Calibri"/>
+                <w:sz w:val="19"/>
+                <w:szCs w:val="19"/>
+              </w:rPr>
+              <w:t xml:space="preserve">2 vales</w:t>
+            </w:r>
+          </w:p>
+        </w:tc>
+        <w:tc>
+          <w:tcPr>
+            <w:tcW w:type="dxa" w:w="3262"/>
+            <w:tcMar>
+              <w:top w:type="dxa" w:w="60"/>
+              <w:left w:type="dxa" w:w="100"/>
+              <w:bottom w:type="dxa" w:w="60"/>
+              <w:right w:type="dxa" w:w="100"/>
+            </w:tcMar>
+          </w:tcPr>
+          <w:p>
+            <w:r>
+              <w:rPr>
+                <w:rFonts w:ascii="Calibri" w:cs="Calibri" w:eastAsia="Calibri" w:hAnsi="Calibri"/>
+                <w:sz w:val="19"/>
+                <w:szCs w:val="19"/>
+              </w:rPr>
+              <w:t xml:space="preserve">80 de plata en semillas</w:t>
+            </w:r>
+          </w:p>
+        </w:tc>
+      </w:tr>
+    </w:tbl>
+    <w:p>
+      <w:pPr>
+        <w:spacing w:after="80"/>
+      </w:pPr>
+    </w:p>
+    <w:p>
+      <w:pPr>
+        <w:spacing w:after="110"/>
+      </w:pPr>
+      <w:r>
+        <w:rPr>
+          <w:rFonts w:ascii="Calibri" w:cs="Calibri" w:eastAsia="Calibri" w:hAnsi="Calibri"/>
+          <w:sz w:val="21"/>
+          <w:szCs w:val="21"/>
+        </w:rPr>
+        <w:t xml:space="preserve">La regla: </w:t>
+      </w:r>
+      <w:r>
+        <w:rPr>
+          <w:rFonts w:ascii="Calibri" w:cs="Calibri" w:eastAsia="Calibri" w:hAnsi="Calibri"/>
+          <w:b/>
+          <w:bCs/>
+          <w:sz w:val="21"/>
+          <w:szCs w:val="21"/>
+        </w:rPr>
+        <w:t xml:space="preserve">lo que la plata no compra, los vales sí.</w:t>
+      </w:r>
+      <w:r>
+        <w:rPr>
+          <w:rFonts w:ascii="Calibri" w:cs="Calibri" w:eastAsia="Calibri" w:hAnsi="Calibri"/>
+          <w:sz w:val="21"/>
+          <w:szCs w:val="21"/>
+        </w:rPr>
+        <w:t xml:space="preserve"> Nunca madera ni piedra — eso se trabaja.</w:t>
+      </w:r>
+    </w:p>
+    <w:p>
+      <w:pPr>
+        <w:spacing w:after="110"/>
+      </w:pPr>
+      <w:r>
+        <w:rPr>
+          <w:rFonts w:ascii="Calibri" w:cs="Calibri" w:eastAsia="Calibri" w:hAnsi="Calibri"/>
+          <w:b/>
+          <w:bCs/>
+          <w:sz w:val="21"/>
+          <w:szCs w:val="21"/>
+        </w:rPr>
+        <w:t xml:space="preserve">26/8 · tres de los cuatro premios cobraban el doble.</w:t>
+      </w:r>
+      <w:r>
+        <w:rPr>
+          <w:rFonts w:ascii="Calibri" w:cs="Calibri" w:eastAsia="Calibri" w:hAnsi="Calibri"/>
+          <w:sz w:val="21"/>
+          <w:szCs w:val="21"/>
+        </w:rPr>
+        <w:t xml:space="preserve"> Dirección preguntó por el sobre de semillas (« con 1 vale pude obtener 40 semillas de cereza »). Medido, el resultado fue el contrario del sospechado:</w:t>
+      </w:r>
+    </w:p>
+    <w:tbl>
+      <w:tblPr>
+        <w:tblW w:type="dxa" w:w="9360"/>
+        <w:tblBorders>
+          <w:top w:val="single" w:color="D8CBB6" w:sz="4"/>
+          <w:left w:val="single" w:color="D8CBB6" w:sz="4"/>
+          <w:bottom w:val="single" w:color="D8CBB6" w:sz="4"/>
+          <w:right w:val="single" w:color="D8CBB6" w:sz="4"/>
+          <w:insideH w:val="single" w:color="D8CBB6" w:sz="4"/>
+          <w:insideV w:val="single" w:color="D8CBB6" w:sz="4"/>
+        </w:tblBorders>
+      </w:tblPr>
+      <w:tblGrid>
+        <w:gridCol w:w="3557"/>
+        <w:gridCol w:w="2246"/>
+        <w:gridCol w:w="2059"/>
+        <w:gridCol w:w="1498"/>
+      </w:tblGrid>
+      <w:tr>
+        <w:tc>
+          <w:tcPr>
+            <w:tcW w:type="dxa" w:w="3557"/>
+            <w:shd w:fill="FBF7EF" w:val="clear"/>
+            <w:tcMar>
+              <w:top w:type="dxa" w:w="60"/>
+              <w:left w:type="dxa" w:w="100"/>
+              <w:bottom w:type="dxa" w:w="60"/>
+              <w:right w:type="dxa" w:w="100"/>
+            </w:tcMar>
+          </w:tcPr>
+          <w:p>
+            <w:r>
+              <w:rPr>
+                <w:rFonts w:ascii="Calibri" w:cs="Calibri" w:eastAsia="Calibri" w:hAnsi="Calibri"/>
+                <w:b/>
+                <w:bCs/>
+                <w:sz w:val="19"/>
+                <w:szCs w:val="19"/>
+              </w:rPr>
+              <w:t xml:space="preserve">premio</w:t>
+            </w:r>
+          </w:p>
+        </w:tc>
+        <w:tc>
+          <w:tcPr>
+            <w:tcW w:type="dxa" w:w="2246"/>
+            <w:shd w:fill="FBF7EF" w:val="clear"/>
+            <w:tcMar>
+              <w:top w:type="dxa" w:w="60"/>
+              <w:left w:type="dxa" w:w="100"/>
+              <w:bottom w:type="dxa" w:w="60"/>
+              <w:right w:type="dxa" w:w="100"/>
+            </w:tcMar>
+          </w:tcPr>
+          <w:p>
+            <w:r>
+              <w:rPr>
+                <w:rFonts w:ascii="Calibri" w:cs="Calibri" w:eastAsia="Calibri" w:hAnsi="Calibri"/>
+                <w:b/>
+                <w:bCs/>
+                <w:sz w:val="19"/>
+                <w:szCs w:val="19"/>
+              </w:rPr>
+              <w:t xml:space="preserve">cuesta</w:t>
+            </w:r>
+          </w:p>
+        </w:tc>
+        <w:tc>
+          <w:tcPr>
+            <w:tcW w:type="dxa" w:w="2059"/>
+            <w:shd w:fill="FBF7EF" w:val="clear"/>
+            <w:tcMar>
+              <w:top w:type="dxa" w:w="60"/>
+              <w:left w:type="dxa" w:w="100"/>
+              <w:bottom w:type="dxa" w:w="60"/>
+              <w:right w:type="dxa" w:w="100"/>
+            </w:tcMar>
+          </w:tcPr>
+          <w:p>
+            <w:r>
+              <w:rPr>
+                <w:rFonts w:ascii="Calibri" w:cs="Calibri" w:eastAsia="Calibri" w:hAnsi="Calibri"/>
+                <w:b/>
+                <w:bCs/>
+                <w:sz w:val="19"/>
+                <w:szCs w:val="19"/>
+              </w:rPr>
+              <w:t xml:space="preserve">entregaba</w:t>
+            </w:r>
+          </w:p>
+        </w:tc>
+        <w:tc>
+          <w:tcPr>
+            <w:tcW w:type="dxa" w:w="1498"/>
+            <w:shd w:fill="FBF7EF" w:val="clear"/>
+            <w:tcMar>
+              <w:top w:type="dxa" w:w="60"/>
+              <w:left w:type="dxa" w:w="100"/>
+              <w:bottom w:type="dxa" w:w="60"/>
+              <w:right w:type="dxa" w:w="100"/>
+            </w:tcMar>
+          </w:tcPr>
+          <w:p>
+            <w:r>
+              <w:rPr>
+                <w:rFonts w:ascii="Calibri" w:cs="Calibri" w:eastAsia="Calibri" w:hAnsi="Calibri"/>
+                <w:b/>
+                <w:bCs/>
+                <w:sz w:val="19"/>
+                <w:szCs w:val="19"/>
+              </w:rPr>
+              <w:t xml:space="preserve">por vale</w:t>
+            </w:r>
+          </w:p>
+        </w:tc>
+      </w:tr>
+      <w:tr>
+        <w:tc>
+          <w:tcPr>
+            <w:tcW w:type="dxa" w:w="3557"/>
+            <w:tcMar>
+              <w:top w:type="dxa" w:w="60"/>
+              <w:left w:type="dxa" w:w="100"/>
+              <w:bottom w:type="dxa" w:w="60"/>
+              <w:right w:type="dxa" w:w="100"/>
+            </w:tcMar>
+          </w:tcPr>
+          <w:p>
+            <w:r>
+              <w:rPr>
+                <w:rFonts w:ascii="Calibri" w:cs="Calibri" w:eastAsia="Calibri" w:hAnsi="Calibri"/>
+                <w:sz w:val="19"/>
+                <w:szCs w:val="19"/>
+              </w:rPr>
+              <w:t xml:space="preserve">Fardo de 10 hachas</w:t>
+            </w:r>
+          </w:p>
+        </w:tc>
+        <w:tc>
+          <w:tcPr>
+            <w:tcW w:type="dxa" w:w="2246"/>
+            <w:tcMar>
+              <w:top w:type="dxa" w:w="60"/>
+              <w:left w:type="dxa" w:w="100"/>
+              <w:bottom w:type="dxa" w:w="60"/>
+              <w:right w:type="dxa" w:w="100"/>
+            </w:tcMar>
+          </w:tcPr>
+          <w:p>
+            <w:r>
+              <w:rPr>
+                <w:rFonts w:ascii="Calibri" w:cs="Calibri" w:eastAsia="Calibri" w:hAnsi="Calibri"/>
+                <w:sz w:val="19"/>
+                <w:szCs w:val="19"/>
+              </w:rPr>
+              <w:t xml:space="preserve">1 vale (40)</w:t>
+            </w:r>
+          </w:p>
+        </w:tc>
+        <w:tc>
+          <w:tcPr>
+            <w:tcW w:type="dxa" w:w="2059"/>
+            <w:tcMar>
+              <w:top w:type="dxa" w:w="60"/>
+              <w:left w:type="dxa" w:w="100"/>
+              <w:bottom w:type="dxa" w:w="60"/>
+              <w:right w:type="dxa" w:w="100"/>
+            </w:tcMar>
+          </w:tcPr>
+          <w:p>
+            <w:r>
+              <w:rPr>
+                <w:rFonts w:ascii="Calibri" w:cs="Calibri" w:eastAsia="Calibri" w:hAnsi="Calibri"/>
+                <w:sz w:val="19"/>
+                <w:szCs w:val="19"/>
+              </w:rPr>
+              <w:t xml:space="preserve">20 de plata</w:t>
+            </w:r>
+          </w:p>
+        </w:tc>
+        <w:tc>
+          <w:tcPr>
+            <w:tcW w:type="dxa" w:w="1498"/>
+            <w:tcMar>
+              <w:top w:type="dxa" w:w="60"/>
+              <w:left w:type="dxa" w:w="100"/>
+              <w:bottom w:type="dxa" w:w="60"/>
+              <w:right w:type="dxa" w:w="100"/>
+            </w:tcMar>
+          </w:tcPr>
+          <w:p>
+            <w:r>
+              <w:rPr>
+                <w:rFonts w:ascii="Calibri" w:cs="Calibri" w:eastAsia="Calibri" w:hAnsi="Calibri"/>
+                <w:sz w:val="19"/>
+                <w:szCs w:val="19"/>
+              </w:rPr>
+              <w:t xml:space="preserve">20</w:t>
+            </w:r>
+          </w:p>
+        </w:tc>
+      </w:tr>
+      <w:tr>
+        <w:tc>
+          <w:tcPr>
+            <w:tcW w:type="dxa" w:w="3557"/>
+            <w:tcMar>
+              <w:top w:type="dxa" w:w="60"/>
+              <w:left w:type="dxa" w:w="100"/>
+              <w:bottom w:type="dxa" w:w="60"/>
+              <w:right w:type="dxa" w:w="100"/>
+            </w:tcMar>
+          </w:tcPr>
+          <w:p>
+            <w:r>
+              <w:rPr>
+                <w:rFonts w:ascii="Calibri" w:cs="Calibri" w:eastAsia="Calibri" w:hAnsi="Calibri"/>
+                <w:sz w:val="19"/>
+                <w:szCs w:val="19"/>
+              </w:rPr>
+              <w:t xml:space="preserve">Fardo de 10 picos</w:t>
+            </w:r>
+          </w:p>
+        </w:tc>
+        <w:tc>
+          <w:tcPr>
+            <w:tcW w:type="dxa" w:w="2246"/>
+            <w:tcMar>
+              <w:top w:type="dxa" w:w="60"/>
+              <w:left w:type="dxa" w:w="100"/>
+              <w:bottom w:type="dxa" w:w="60"/>
+              <w:right w:type="dxa" w:w="100"/>
+            </w:tcMar>
+          </w:tcPr>
+          <w:p>
+            <w:r>
+              <w:rPr>
+                <w:rFonts w:ascii="Calibri" w:cs="Calibri" w:eastAsia="Calibri" w:hAnsi="Calibri"/>
+                <w:sz w:val="19"/>
+                <w:szCs w:val="19"/>
+              </w:rPr>
+              <w:t xml:space="preserve">1 vale (40)</w:t>
+            </w:r>
+          </w:p>
+        </w:tc>
+        <w:tc>
+          <w:tcPr>
+            <w:tcW w:type="dxa" w:w="2059"/>
+            <w:tcMar>
+              <w:top w:type="dxa" w:w="60"/>
+              <w:left w:type="dxa" w:w="100"/>
+              <w:bottom w:type="dxa" w:w="60"/>
+              <w:right w:type="dxa" w:w="100"/>
+            </w:tcMar>
+          </w:tcPr>
+          <w:p>
+            <w:r>
+              <w:rPr>
+                <w:rFonts w:ascii="Calibri" w:cs="Calibri" w:eastAsia="Calibri" w:hAnsi="Calibri"/>
+                <w:sz w:val="19"/>
+                <w:szCs w:val="19"/>
+              </w:rPr>
+              <w:t xml:space="preserve">20 de plata</w:t>
+            </w:r>
+          </w:p>
+        </w:tc>
+        <w:tc>
+          <w:tcPr>
+            <w:tcW w:type="dxa" w:w="1498"/>
+            <w:tcMar>
+              <w:top w:type="dxa" w:w="60"/>
+              <w:left w:type="dxa" w:w="100"/>
+              <w:bottom w:type="dxa" w:w="60"/>
+              <w:right w:type="dxa" w:w="100"/>
+            </w:tcMar>
+          </w:tcPr>
+          <w:p>
+            <w:r>
+              <w:rPr>
+                <w:rFonts w:ascii="Calibri" w:cs="Calibri" w:eastAsia="Calibri" w:hAnsi="Calibri"/>
+                <w:sz w:val="19"/>
+                <w:szCs w:val="19"/>
+              </w:rPr>
+              <w:t xml:space="preserve">20</w:t>
+            </w:r>
+          </w:p>
+        </w:tc>
+      </w:tr>
+      <w:tr>
+        <w:tc>
+          <w:tcPr>
+            <w:tcW w:type="dxa" w:w="3557"/>
+            <w:tcMar>
+              <w:top w:type="dxa" w:w="60"/>
+              <w:left w:type="dxa" w:w="100"/>
+              <w:bottom w:type="dxa" w:w="60"/>
+              <w:right w:type="dxa" w:w="100"/>
+            </w:tcMar>
+          </w:tcPr>
+          <w:p>
+            <w:r>
+              <w:rPr>
+                <w:rFonts w:ascii="Calibri" w:cs="Calibri" w:eastAsia="Calibri" w:hAnsi="Calibri"/>
+                <w:sz w:val="19"/>
+                <w:szCs w:val="19"/>
+              </w:rPr>
+              <w:t xml:space="preserve">Lata de 6 lombrices</w:t>
+            </w:r>
+          </w:p>
+        </w:tc>
+        <w:tc>
+          <w:tcPr>
+            <w:tcW w:type="dxa" w:w="2246"/>
+            <w:tcMar>
+              <w:top w:type="dxa" w:w="60"/>
+              <w:left w:type="dxa" w:w="100"/>
+              <w:bottom w:type="dxa" w:w="60"/>
+              <w:right w:type="dxa" w:w="100"/>
+            </w:tcMar>
+          </w:tcPr>
+          <w:p>
+            <w:r>
+              <w:rPr>
+                <w:rFonts w:ascii="Calibri" w:cs="Calibri" w:eastAsia="Calibri" w:hAnsi="Calibri"/>
+                <w:sz w:val="19"/>
+                <w:szCs w:val="19"/>
+              </w:rPr>
+              <w:t xml:space="preserve">1 vale (40)</w:t>
+            </w:r>
+          </w:p>
+        </w:tc>
+        <w:tc>
+          <w:tcPr>
+            <w:tcW w:type="dxa" w:w="2059"/>
+            <w:tcMar>
+              <w:top w:type="dxa" w:w="60"/>
+              <w:left w:type="dxa" w:w="100"/>
+              <w:bottom w:type="dxa" w:w="60"/>
+              <w:right w:type="dxa" w:w="100"/>
+            </w:tcMar>
+          </w:tcPr>
+          <w:p>
+            <w:r>
+              <w:rPr>
+                <w:rFonts w:ascii="Calibri" w:cs="Calibri" w:eastAsia="Calibri" w:hAnsi="Calibri"/>
+                <w:sz w:val="19"/>
+                <w:szCs w:val="19"/>
+              </w:rPr>
+              <w:t xml:space="preserve">18 de plata</w:t>
+            </w:r>
+          </w:p>
+        </w:tc>
+        <w:tc>
+          <w:tcPr>
+            <w:tcW w:type="dxa" w:w="1498"/>
+            <w:tcMar>
+              <w:top w:type="dxa" w:w="60"/>
+              <w:left w:type="dxa" w:w="100"/>
+              <w:bottom w:type="dxa" w:w="60"/>
+              <w:right w:type="dxa" w:w="100"/>
+            </w:tcMar>
+          </w:tcPr>
+          <w:p>
+            <w:r>
+              <w:rPr>
+                <w:rFonts w:ascii="Calibri" w:cs="Calibri" w:eastAsia="Calibri" w:hAnsi="Calibri"/>
+                <w:sz w:val="19"/>
+                <w:szCs w:val="19"/>
+              </w:rPr>
+              <w:t xml:space="preserve">18</w:t>
+            </w:r>
+          </w:p>
+        </w:tc>
+      </w:tr>
+      <w:tr>
+        <w:tc>
+          <w:tcPr>
+            <w:tcW w:type="dxa" w:w="3557"/>
+            <w:tcMar>
+              <w:top w:type="dxa" w:w="60"/>
+              <w:left w:type="dxa" w:w="100"/>
+              <w:bottom w:type="dxa" w:w="60"/>
+              <w:right w:type="dxa" w:w="100"/>
+            </w:tcMar>
+          </w:tcPr>
+          <w:p>
+            <w:r>
+              <w:rPr>
+                <w:rFonts w:ascii="Calibri" w:cs="Calibri" w:eastAsia="Calibri" w:hAnsi="Calibri"/>
+                <w:sz w:val="19"/>
+                <w:szCs w:val="19"/>
+              </w:rPr>
+              <w:t xml:space="preserve">Sobre de semillas</w:t>
+            </w:r>
+          </w:p>
+        </w:tc>
+        <w:tc>
+          <w:tcPr>
+            <w:tcW w:type="dxa" w:w="2246"/>
+            <w:tcMar>
+              <w:top w:type="dxa" w:w="60"/>
+              <w:left w:type="dxa" w:w="100"/>
+              <w:bottom w:type="dxa" w:w="60"/>
+              <w:right w:type="dxa" w:w="100"/>
+            </w:tcMar>
+          </w:tcPr>
+          <w:p>
+            <w:r>
+              <w:rPr>
+                <w:rFonts w:ascii="Calibri" w:cs="Calibri" w:eastAsia="Calibri" w:hAnsi="Calibri"/>
+                <w:sz w:val="19"/>
+                <w:szCs w:val="19"/>
+              </w:rPr>
+              <w:t xml:space="preserve">2 vales (80)</w:t>
+            </w:r>
+          </w:p>
+        </w:tc>
+        <w:tc>
+          <w:tcPr>
+            <w:tcW w:type="dxa" w:w="2059"/>
+            <w:tcMar>
+              <w:top w:type="dxa" w:w="60"/>
+              <w:left w:type="dxa" w:w="100"/>
+              <w:bottom w:type="dxa" w:w="60"/>
+              <w:right w:type="dxa" w:w="100"/>
+            </w:tcMar>
+          </w:tcPr>
+          <w:p>
+            <w:r>
+              <w:rPr>
+                <w:rFonts w:ascii="Calibri" w:cs="Calibri" w:eastAsia="Calibri" w:hAnsi="Calibri"/>
+                <w:sz w:val="19"/>
+                <w:szCs w:val="19"/>
+              </w:rPr>
+              <w:t xml:space="preserve">80 de plata</w:t>
+            </w:r>
+          </w:p>
+        </w:tc>
+        <w:tc>
+          <w:tcPr>
+            <w:tcW w:type="dxa" w:w="1498"/>
+            <w:tcMar>
+              <w:top w:type="dxa" w:w="60"/>
+              <w:left w:type="dxa" w:w="100"/>
+              <w:bottom w:type="dxa" w:w="60"/>
+              <w:right w:type="dxa" w:w="100"/>
+            </w:tcMar>
+          </w:tcPr>
+          <w:p>
+            <w:r>
+              <w:rPr>
+                <w:rFonts w:ascii="Calibri" w:cs="Calibri" w:eastAsia="Calibri" w:hAnsi="Calibri"/>
+                <w:b/>
+                <w:bCs/>
+                <w:sz w:val="19"/>
+                <w:szCs w:val="19"/>
+              </w:rPr>
+              <w:t xml:space="preserve">40</w:t>
+            </w:r>
+            <w:r>
+              <w:rPr>
+                <w:rFonts w:ascii="Calibri" w:cs="Calibri" w:eastAsia="Calibri" w:hAnsi="Calibri"/>
+                <w:sz w:val="19"/>
+                <w:szCs w:val="19"/>
+              </w:rPr>
+              <w:t xml:space="preserve"> ✓</w:t>
+            </w:r>
+          </w:p>
+        </w:tc>
+      </w:tr>
+    </w:tbl>
+    <w:p>
+      <w:pPr>
+        <w:spacing w:after="80"/>
+      </w:pPr>
+    </w:p>
+    <w:p>
+      <w:pPr>
+        <w:spacing w:after="110"/>
+      </w:pPr>
+      <w:r>
+        <w:rPr>
+          <w:rFonts w:ascii="Calibri" w:cs="Calibri" w:eastAsia="Calibri" w:hAnsi="Calibri"/>
+          <w:sz w:val="21"/>
+          <w:szCs w:val="21"/>
+        </w:rPr>
+        <w:t xml:space="preserve">El sobre no era el exploit: era el único premio bien tasado, y al lado de tres malos negocios parecía un chollo. La causa: el 18/8 se derivó el PRECIO de un contenido escrito a mano (« 10 hachas »), y </w:t>
+      </w:r>
+      <w:r>
+        <w:rPr>
+          <w:rFonts w:ascii="Consolas" w:cs="Consolas" w:eastAsia="Consolas" w:hAnsi="Consolas"/>
+          <w:sz w:val="19"/>
+          <w:szCs w:val="19"/>
+        </w:rPr>
+        <w:t xml:space="preserve">valesDe</w:t>
+      </w:r>
+      <w:r>
+        <w:rPr>
+          <w:rFonts w:ascii="Calibri" w:cs="Calibri" w:eastAsia="Calibri" w:hAnsi="Calibri"/>
+          <w:sz w:val="21"/>
+          <w:szCs w:val="21"/>
+        </w:rPr>
+        <w:t xml:space="preserve"> tiene un piso de un vale, así que todo fardo que valga menos de 60 de plata redondea a un vale entero. El sobre se salvó porque ahí se derivaron LAS DOS PUNTAS.</w:t>
+      </w:r>
+    </w:p>
+    <w:p>
+      <w:pPr>
+        <w:spacing w:after="110"/>
+      </w:pPr>
+      <w:r>
+        <w:rPr>
+          <w:rFonts w:ascii="Calibri" w:cs="Calibri" w:eastAsia="Calibri" w:hAnsi="Calibri"/>
+          <w:sz w:val="21"/>
+          <w:szCs w:val="21"/>
+        </w:rPr>
+        <w:t xml:space="preserve">Ahora todos los fardos se arman igual: </w:t>
+      </w:r>
+      <w:r>
+        <w:rPr>
+          <w:rFonts w:ascii="Consolas" w:cs="Consolas" w:eastAsia="Consolas" w:hAnsi="Consolas"/>
+          <w:sz w:val="19"/>
+          <w:szCs w:val="19"/>
+        </w:rPr>
+        <w:t xml:space="preserve">valeFardoN(id)</w:t>
+      </w:r>
+      <w:r>
+        <w:rPr>
+          <w:rFonts w:ascii="Calibri" w:cs="Calibri" w:eastAsia="Calibri" w:hAnsi="Calibri"/>
+          <w:sz w:val="21"/>
+          <w:szCs w:val="21"/>
+        </w:rPr>
+        <w:t xml:space="preserve"> elige cuántas unidades llenan un vale, y de ahí salen el precio, la entrega </w:t>
+      </w:r>
+      <w:r>
+        <w:rPr>
+          <w:rFonts w:ascii="Calibri" w:cs="Calibri" w:eastAsia="Calibri" w:hAnsi="Calibri"/>
+          <w:b/>
+          <w:bCs/>
+          <w:sz w:val="21"/>
+          <w:szCs w:val="21"/>
+        </w:rPr>
+        <w:t xml:space="preserve">y la etiqueta</w:t>
+      </w:r>
+      <w:r>
+        <w:rPr>
+          <w:rFonts w:ascii="Calibri" w:cs="Calibri" w:eastAsia="Calibri" w:hAnsi="Calibri"/>
+          <w:sz w:val="21"/>
+          <w:szCs w:val="21"/>
+        </w:rPr>
+        <w:t xml:space="preserve"> — que antes decía « 10 hachas » con un número a mano y habría mentido el día que cambiara el precio del hacha. Hoy dice « Fardo de 20 hachas ». Lo vigila </w:t>
+      </w:r>
+      <w:r>
+        <w:rPr>
+          <w:rFonts w:ascii="Consolas" w:cs="Consolas" w:eastAsia="Consolas" w:hAnsi="Consolas"/>
+          <w:sz w:val="19"/>
+          <w:szCs w:val="19"/>
+        </w:rPr>
+        <w:t xml:space="preserve">tools/auditar-vales.js</w:t>
+      </w:r>
+      <w:r>
+        <w:rPr>
+          <w:rFonts w:ascii="Calibri" w:cs="Calibri" w:eastAsia="Calibri" w:hAnsi="Calibri"/>
+          <w:sz w:val="21"/>
+          <w:szCs w:val="21"/>
+        </w:rPr>
+        <w:t xml:space="preserve">, que exige que todo premio entregue ~40 de plata por vale en TODOS los niveles de Cultivo.</w:t>
+      </w:r>
+    </w:p>
+    <w:p>
+      <w:pPr>
+        <w:spacing w:after="110"/>
+      </w:pPr>
+      <w:r>
+        <w:rPr>
+          <w:rFonts w:ascii="Calibri" w:cs="Calibri" w:eastAsia="Calibri" w:hAnsi="Calibri"/>
+          <w:b/>
+          <w:bCs/>
+          <w:sz w:val="21"/>
+          <w:szCs w:val="21"/>
+        </w:rPr>
+        <w:t xml:space="preserve">Lo que queda abierto: la FORMA del sobre.</w:t>
+      </w:r>
+      <w:r>
+        <w:rPr>
+          <w:rFonts w:ascii="Calibri" w:cs="Calibri" w:eastAsia="Calibri" w:hAnsi="Calibri"/>
+          <w:sz w:val="21"/>
+          <w:szCs w:val="21"/>
+        </w:rPr>
+        <w:t xml:space="preserve"> Su valor es correcto en todos los niveles, pero su tamaño oscila de 80 semillas a 1, y su precio de 2 a 18 vales, según cuál sea tu mejor cultivo. A Cultivo 8 el premio es </w:t>
+      </w:r>
+      <w:r>
+        <w:rPr>
+          <w:rFonts w:ascii="Calibri" w:cs="Calibri" w:eastAsia="Calibri" w:hAnsi="Calibri"/>
+          <w:i/>
+          <w:iCs/>
+          <w:sz w:val="21"/>
+          <w:szCs w:val="21"/>
+        </w:rPr>
+        <w:t xml:space="preserve">una</w:t>
+      </w:r>
+      <w:r>
+        <w:rPr>
+          <w:rFonts w:ascii="Calibri" w:cs="Calibri" w:eastAsia="Calibri" w:hAnsi="Calibri"/>
+          <w:sz w:val="21"/>
+          <w:szCs w:val="21"/>
+        </w:rPr>
+        <w:t xml:space="preserve"> semilla de maíz por 18 vales (tres días de tablón). Y en los empates de nivel —cereza y girasol son las dos de Cultivo 4— cuál te toca lo decide el orden de las claves del objeto: 40 semillas por 2 vales, o 1 por 5. Pendiente de decisión de dirección.</w:t>
+      </w:r>
+    </w:p>
+    <w:p>
+      <w:pPr>
+        <w:spacing w:after="120" w:before="260"/>
+      </w:pPr>
+      <w:r>
+        <w:br w:type="page"/>
+      </w:r>
+      <w:r>
+        <w:rPr>
+          <w:rFonts w:ascii="Calibri" w:cs="Calibri" w:eastAsia="Calibri" w:hAnsi="Calibri"/>
+          <w:b/>
+          <w:bCs/>
+          <w:color w:val="7A5A32"/>
+          <w:sz w:val="30"/>
+          <w:szCs w:val="30"/>
+        </w:rPr>
+        <w:t xml:space="preserve">13. La interfaz que informa</w:t>
+      </w:r>
+    </w:p>
+    <w:p>
+      <w:pPr>
+        <w:spacing w:after="110"/>
+      </w:pPr>
+      <w:r>
+        <w:rPr>
+          <w:rFonts w:ascii="Calibri" w:cs="Calibri" w:eastAsia="Calibri" w:hAnsi="Calibri"/>
+          <w:sz w:val="21"/>
+          <w:szCs w:val="21"/>
+        </w:rPr>
+        <w:t xml:space="preserve">Tres reglas de la casa gobiernan la interfaz: una acción siempre contesta (regla 9), un clic sobre una ventana se queda en la ventana Y llega a lo que el jugador tocó dentro de ella (regla 10), y ninguna vista se repinta si su contenido no cambió (patrón de firma). Lo que sigue son las piezas que las cumplen.</w:t>
+      </w:r>
+    </w:p>
+    <w:p>
+      <w:pPr>
+        <w:spacing w:after="80" w:before="200"/>
+      </w:pPr>
+      <w:r>
+        <w:rPr>
+          <w:rFonts w:ascii="Calibri" w:cs="Calibri" w:eastAsia="Calibri" w:hAnsi="Calibri"/>
+          <w:b/>
+          <w:bCs/>
+          <w:sz w:val="23"/>
+          <w:szCs w:val="23"/>
+        </w:rPr>
+        <w:t xml:space="preserve">13.1 El flujo de la bolsa</w:t>
+      </w:r>
+    </w:p>
+    <w:p>
+      <w:pPr>
+        <w:spacing w:after="110"/>
+      </w:pPr>
+      <w:r>
+        <w:rPr>
+          <w:rFonts w:ascii="Calibri" w:cs="Calibri" w:eastAsia="Calibri" w:hAnsi="Calibri"/>
+          <w:sz w:val="21"/>
+          <w:szCs w:val="21"/>
+        </w:rPr>
+        <w:t xml:space="preserve">Dirección, 26/8: « en Sunflower, cuando algo se te mete al inventario o consumís algo, te aparece en un costado de la pantalla: +1 piedra, −1 pico ». En el margen izquierdo, un chip por objeto que entra o sale, incluidas las monedas (vender cuenta las dos mitades). Los repetidos se agrupan: talar un árbol son cuatro cargas y sale un solo chip que marca +1 → +2 → +3 → +4, no cuatro apilados. Se apagan a los 2,6 s y no pueden robar un clic.</w:t>
+      </w:r>
+    </w:p>
+    <w:p>
+      <w:pPr>
+        <w:spacing w:after="110"/>
+      </w:pPr>
+      <w:r>
+        <w:rPr>
+          <w:rFonts w:ascii="Calibri" w:cs="Calibri" w:eastAsia="Calibri" w:hAnsi="Calibri"/>
+          <w:sz w:val="21"/>
+          <w:szCs w:val="21"/>
+        </w:rPr>
+        <w:t xml:space="preserve">Lo interesante no es el chip: es de dónde sale. La vía obvia era poner un aviso en cada sitio que toca el inventario —más de doscientos— y esa vía tiene un final conocido en este proyecto: el que se olvide uno queda mudo para siempre (las cañas invisibles del 25/8, el Estofado del 26/8). Así que el flujo </w:t>
+      </w:r>
+      <w:r>
+        <w:rPr>
+          <w:rFonts w:ascii="Calibri" w:cs="Calibri" w:eastAsia="Calibri" w:hAnsi="Calibri"/>
+          <w:b/>
+          <w:bCs/>
+          <w:sz w:val="21"/>
+          <w:szCs w:val="21"/>
+        </w:rPr>
+        <w:t xml:space="preserve">no se avisa, se deduce</w:t>
+      </w:r>
+      <w:r>
+        <w:rPr>
+          <w:rFonts w:ascii="Calibri" w:cs="Calibri" w:eastAsia="Calibri" w:hAnsi="Calibri"/>
+          <w:sz w:val="21"/>
+          <w:szCs w:val="21"/>
+        </w:rPr>
+        <w:t xml:space="preserve">: se le saca una foto a la bolsa y se restan las dos fotos. Lo que sale de esa resta es, por definición, todo lo que entró y salió — y sigue funcionando con cualquier objeto que se agregue mañana sin tocar una línea. </w:t>
+      </w:r>
+      <w:r>
+        <w:rPr>
+          <w:rFonts w:ascii="Consolas" w:cs="Consolas" w:eastAsia="Consolas" w:hAnsi="Consolas"/>
+          <w:sz w:val="19"/>
+          <w:szCs w:val="19"/>
+        </w:rPr>
+        <w:t xml:space="preserve">tools/test-flujo-bolsa.js</w:t>
+      </w:r>
+      <w:r>
+        <w:rPr>
+          <w:rFonts w:ascii="Calibri" w:cs="Calibri" w:eastAsia="Calibri" w:hAnsi="Calibri"/>
+          <w:sz w:val="21"/>
+          <w:szCs w:val="21"/>
+        </w:rPr>
+        <w:t xml:space="preserve"> lo comprueba inventando un recurso que el flujo no conoce.</w:t>
+      </w:r>
+    </w:p>
+    <w:p>
+      <w:pPr>
+        <w:spacing w:after="110"/>
+      </w:pPr>
+      <w:r>
+        <w:rPr>
+          <w:rFonts w:ascii="Calibri" w:cs="Calibri" w:eastAsia="Calibri" w:hAnsi="Calibri"/>
+          <w:sz w:val="21"/>
+          <w:szCs w:val="21"/>
+        </w:rPr>
+        <w:t xml:space="preserve">De paso se partió en dos la lista de « qué hay en la bolsa », que estaba escrita DENTRO de canonicalStacks: ahora </w:t>
+      </w:r>
+      <w:r>
+        <w:rPr>
+          <w:rFonts w:ascii="Consolas" w:cs="Consolas" w:eastAsia="Consolas" w:hAnsi="Consolas"/>
+          <w:sz w:val="19"/>
+          <w:szCs w:val="19"/>
+        </w:rPr>
+        <w:t xml:space="preserve">bolsaCuentas()</w:t>
+      </w:r>
+      <w:r>
+        <w:rPr>
+          <w:rFonts w:ascii="Calibri" w:cs="Calibri" w:eastAsia="Calibri" w:hAnsi="Calibri"/>
+          <w:sz w:val="21"/>
+          <w:szCs w:val="21"/>
+        </w:rPr>
+        <w:t xml:space="preserve"> es la lista y hay dos vistas, casillas de 99 para la rejilla y cantidades para el flujo. Repetir esa lista es exactamente lo que produjo el bug de las cañas.</w:t>
+      </w:r>
+    </w:p>
+    <w:p>
+      <w:pPr>
+        <w:spacing w:after="120" w:before="260"/>
+      </w:pPr>
+      <w:r>
+        <w:br w:type="page"/>
+      </w:r>
+      <w:r>
+        <w:rPr>
+          <w:rFonts w:ascii="Calibri" w:cs="Calibri" w:eastAsia="Calibri" w:hAnsi="Calibri"/>
+          <w:b/>
+          <w:bCs/>
+          <w:color w:val="7A5A32"/>
+          <w:sz w:val="30"/>
+          <w:szCs w:val="30"/>
+        </w:rPr>
+        <w:t xml:space="preserve">14. La partida medida</w:t>
       </w:r>
     </w:p>
     <w:p>
@@ -15042,7 +18288,7 @@
           <w:sz w:val="30"/>
           <w:szCs w:val="30"/>
         </w:rPr>
-        <w:t xml:space="preserve">13. Lo que está abierto</w:t>
+        <w:t xml:space="preserve">15. Lo que está abierto</w:t>
       </w:r>
     </w:p>
     <w:p>
@@ -15070,7 +18316,7 @@
           <w:sz w:val="23"/>
           <w:szCs w:val="23"/>
         </w:rPr>
-        <w:t xml:space="preserve">13.1 La doma, para el tiempo offline</w:t>
+        <w:t xml:space="preserve">15.1 La doma, para el tiempo offline</w:t>
       </w:r>
     </w:p>
     <w:p>
@@ -15685,7 +18931,7 @@
           <w:sz w:val="23"/>
           <w:szCs w:val="23"/>
         </w:rPr>
-        <w:t xml:space="preserve">13.2 El hueco de Ganadería entre los niveles 4 y 8</w:t>
+        <w:t xml:space="preserve">15.2 El hueco de Ganadería entre los niveles 4 y 8</w:t>
       </w:r>
     </w:p>
     <w:p>
@@ -15713,7 +18959,7 @@
           <w:sz w:val="23"/>
           <w:szCs w:val="23"/>
         </w:rPr>
-        <w:t xml:space="preserve">13.3 Qué premia del nivel 20 al 150</w:t>
+        <w:t xml:space="preserve">15.3 Qué premia del nivel 20 al 150</w:t>
       </w:r>
     </w:p>
     <w:p>
@@ -15741,7 +18987,7 @@
           <w:sz w:val="23"/>
           <w:szCs w:val="23"/>
         </w:rPr>
-        <w:t xml:space="preserve">13.4 Las skins del pase</w:t>
+        <w:t xml:space="preserve">15.4 Las skins del pase</w:t>
       </w:r>
     </w:p>
     <w:p>
@@ -15769,7 +19015,7 @@
           <w:sz w:val="23"/>
           <w:szCs w:val="23"/>
         </w:rPr>
-        <w:t xml:space="preserve">13.5 El estado vive en el cliente</w:t>
+        <w:t xml:space="preserve">15.5 El estado vive en el cliente</w:t>
       </w:r>
     </w:p>
     <w:p>
@@ -15842,7 +19088,7 @@
           <w:sz w:val="23"/>
           <w:szCs w:val="23"/>
         </w:rPr>
-        <w:t xml:space="preserve">13.6 La cuenta vive en el navegador</w:t>
+        <w:t xml:space="preserve">15.6 La cuenta vive en el navegador</w:t>
       </w:r>
     </w:p>
     <w:p>
@@ -15874,7 +19120,7 @@
           <w:sz w:val="30"/>
           <w:szCs w:val="30"/>
         </w:rPr>
-        <w:t xml:space="preserve">14. Reglas de la casa</w:t>
+        <w:t xml:space="preserve">16. Reglas de la casa</w:t>
       </w:r>
     </w:p>
     <w:p>
@@ -16044,6 +19290,109 @@
           <w:szCs w:val="21"/>
         </w:rPr>
         <w:t xml:space="preserve"> en config.js, va PRIMERA en cada escena, y ninguna vista se repinta si su contenido no cambió (patrón de firma). Lo vigila tools/test-clic-interfaz.js.</w:t>
+      </w:r>
+    </w:p>
+    <w:p>
+      <w:pPr>
+        <w:spacing w:after="110"/>
+      </w:pPr>
+      <w:r>
+        <w:rPr>
+          <w:rFonts w:ascii="Calibri" w:cs="Calibri" w:eastAsia="Calibri" w:hAnsi="Calibri"/>
+          <w:b/>
+          <w:bCs/>
+          <w:sz w:val="21"/>
+          <w:szCs w:val="21"/>
+        </w:rPr>
+        <w:t xml:space="preserve">26/8 · la otra mitad de la misma regla: un clic sobre una ventana también tiene que llegar a lo que el jugador tocó DENTRO de ella.</w:t>
+      </w:r>
+      <w:r>
+        <w:rPr>
+          <w:rFonts w:ascii="Calibri" w:cs="Calibri" w:eastAsia="Calibri" w:hAnsi="Calibri"/>
+          <w:sz w:val="21"/>
+          <w:szCs w:val="21"/>
+        </w:rPr>
+        <w:t xml:space="preserve"> El arrastre universal de ventanas (</w:t>
+      </w:r>
+      <w:r>
+        <w:rPr>
+          <w:rFonts w:ascii="Consolas" w:cs="Consolas" w:eastAsia="Consolas" w:hAnsi="Consolas"/>
+          <w:sz w:val="19"/>
+          <w:szCs w:val="19"/>
+        </w:rPr>
+        <w:t xml:space="preserve">makeHoldDrag</w:t>
+      </w:r>
+      <w:r>
+        <w:rPr>
+          <w:rFonts w:ascii="Calibri" w:cs="Calibri" w:eastAsia="Calibri" w:hAnsi="Calibri"/>
+          <w:sz w:val="21"/>
+          <w:szCs w:val="21"/>
+        </w:rPr>
+        <w:t xml:space="preserve">) capturaba el puntero al APRETAR, así que el navegador le entregaba a la ventana el </w:t>
+      </w:r>
+      <w:r>
+        <w:rPr>
+          <w:rFonts w:ascii="Consolas" w:cs="Consolas" w:eastAsia="Consolas" w:hAnsi="Consolas"/>
+          <w:sz w:val="19"/>
+          <w:szCs w:val="19"/>
+        </w:rPr>
+        <w:t xml:space="preserve">mouseup</w:t>
+      </w:r>
+      <w:r>
+        <w:rPr>
+          <w:rFonts w:ascii="Calibri" w:cs="Calibri" w:eastAsia="Calibri" w:hAnsi="Calibri"/>
+          <w:sz w:val="21"/>
+          <w:szCs w:val="21"/>
+        </w:rPr>
+        <w:t xml:space="preserve"> y el </w:t>
+      </w:r>
+      <w:r>
+        <w:rPr>
+          <w:rFonts w:ascii="Consolas" w:cs="Consolas" w:eastAsia="Consolas" w:hAnsi="Consolas"/>
+          <w:sz w:val="19"/>
+          <w:szCs w:val="19"/>
+        </w:rPr>
+        <w:t xml:space="preserve">click</w:t>
+      </w:r>
+      <w:r>
+        <w:rPr>
+          <w:rFonts w:ascii="Calibri" w:cs="Calibri" w:eastAsia="Calibri" w:hAnsi="Calibri"/>
+          <w:sz w:val="21"/>
+          <w:szCs w:val="21"/>
+        </w:rPr>
+        <w:t xml:space="preserve"> sin importar lo que hubiera debajo: el manejador del elemento tocado nunca corría. Los botones se salvaban por </w:t>
+      </w:r>
+      <w:r>
+        <w:rPr>
+          <w:rFonts w:ascii="Consolas" w:cs="Consolas" w:eastAsia="Consolas" w:hAnsi="Consolas"/>
+          <w:sz w:val="19"/>
+          <w:szCs w:val="19"/>
+        </w:rPr>
+        <w:t xml:space="preserve">DRAG_EXCLUDE</w:t>
+      </w:r>
+      <w:r>
+        <w:rPr>
+          <w:rFonts w:ascii="Calibri" w:cs="Calibri" w:eastAsia="Calibri" w:hAnsi="Calibri"/>
+          <w:sz w:val="21"/>
+          <w:szCs w:val="21"/>
+        </w:rPr>
+        <w:t xml:space="preserve">, una lista escrita a mano de lo que sí se puede tocar — y la Cocina de dos paneles estrenó un clicable que no es un botón. El arreglo no fue agregarlo a la lista, sino capturar el puntero recién cuando el arrastre empieza de verdad, pasado el umbral de 5 px que la función ya medía. Un clic quieto no captura nada. Lo vigila </w:t>
+      </w:r>
+      <w:r>
+        <w:rPr>
+          <w:rFonts w:ascii="Consolas" w:cs="Consolas" w:eastAsia="Consolas" w:hAnsi="Consolas"/>
+          <w:sz w:val="19"/>
+          <w:szCs w:val="19"/>
+        </w:rPr>
+        <w:t xml:space="preserve">tools/test-clic-navegador.js</w:t>
+      </w:r>
+      <w:r>
+        <w:rPr>
+          <w:rFonts w:ascii="Calibri" w:cs="Calibri" w:eastAsia="Calibri" w:hAnsi="Calibri"/>
+          <w:sz w:val="21"/>
+          <w:szCs w:val="21"/>
+        </w:rPr>
+        <w:t xml:space="preserve">.</w:t>
       </w:r>
     </w:p>
     <w:p>
@@ -16062,7 +19411,7 @@
           <w:sz w:val="30"/>
           <w:szCs w:val="30"/>
         </w:rPr>
-        <w:t xml:space="preserve">15. Cómo verificar lo que dice este documento</w:t>
+        <w:t xml:space="preserve">17. Cómo verificar lo que dice este documento</w:t>
       </w:r>
     </w:p>
     <w:p>
@@ -16075,7 +19424,7 @@
           <w:sz w:val="21"/>
           <w:szCs w:val="21"/>
         </w:rPr>
-        <w:t xml:space="preserve">El proyecto tiene 99 pruebas automáticas y 21 auditores, más 28 medidores, simuladores y generadores: 148 herramientas en </w:t>
+        <w:t xml:space="preserve">El proyecto tiene 103 pruebas automáticas y 22 auditores, más 28 medidores, simuladores y generadores: 154 herramientas en </w:t>
       </w:r>
       <w:r>
         <w:rPr>
@@ -16084,6 +19433,69 @@
           <w:szCs w:val="19"/>
         </w:rPr>
         <w:t xml:space="preserve">tools/</w:t>
+      </w:r>
+      <w:r>
+        <w:rPr>
+          <w:rFonts w:ascii="Calibri" w:cs="Calibri" w:eastAsia="Calibri" w:hAnsi="Calibri"/>
+          <w:sz w:val="21"/>
+          <w:szCs w:val="21"/>
+        </w:rPr>
+        <w:t xml:space="preserve">.</w:t>
+      </w:r>
+    </w:p>
+    <w:p>
+      <w:pPr>
+        <w:spacing w:after="110"/>
+      </w:pPr>
+      <w:r>
+        <w:rPr>
+          <w:rFonts w:ascii="Calibri" w:cs="Calibri" w:eastAsia="Calibri" w:hAnsi="Calibri"/>
+          <w:sz w:val="21"/>
+          <w:szCs w:val="21"/>
+        </w:rPr>
+        <w:t xml:space="preserve">Una de ellas, </w:t>
+      </w:r>
+      <w:r>
+        <w:rPr>
+          <w:rFonts w:ascii="Consolas" w:cs="Consolas" w:eastAsia="Consolas" w:hAnsi="Consolas"/>
+          <w:sz w:val="19"/>
+          <w:szCs w:val="19"/>
+        </w:rPr>
+        <w:t xml:space="preserve">tools/test-clic-navegador.js</w:t>
+      </w:r>
+      <w:r>
+        <w:rPr>
+          <w:rFonts w:ascii="Calibri" w:cs="Calibri" w:eastAsia="Calibri" w:hAnsi="Calibri"/>
+          <w:sz w:val="21"/>
+          <w:szCs w:val="21"/>
+        </w:rPr>
+        <w:t xml:space="preserve">, corre en un </w:t>
+      </w:r>
+      <w:r>
+        <w:rPr>
+          <w:rFonts w:ascii="Calibri" w:cs="Calibri" w:eastAsia="Calibri" w:hAnsi="Calibri"/>
+          <w:b/>
+          <w:bCs/>
+          <w:sz w:val="21"/>
+          <w:szCs w:val="21"/>
+        </w:rPr>
+        <w:t xml:space="preserve">Chromium de verdad</w:t>
+      </w:r>
+      <w:r>
+        <w:rPr>
+          <w:rFonts w:ascii="Calibri" w:cs="Calibri" w:eastAsia="Calibri" w:hAnsi="Calibri"/>
+          <w:sz w:val="21"/>
+          <w:szCs w:val="21"/>
+        </w:rPr>
+        <w:t xml:space="preserve"> (puppeteer). Existe porque el 26/8 el diseñador reportó dos veces que no podía elegir una receta en la Cocina y las dos veces se diagnosticó mal: el arnés de pruebas es jsdom, y jsdom no hace hit-testing ni implementa la captura de puntero, así que NO PODÍA ver el fallo ni en principio. Si no hay Chromium instalado el archivo lo dice y se salta; para instalarlo, una vez: </w:t>
+      </w:r>
+      <w:r>
+        <w:rPr>
+          <w:rFonts w:ascii="Consolas" w:cs="Consolas" w:eastAsia="Consolas" w:hAnsi="Consolas"/>
+          <w:sz w:val="19"/>
+          <w:szCs w:val="19"/>
+        </w:rPr>
+        <w:t xml:space="preserve">npx puppeteer browsers install chrome</w:t>
       </w:r>
       <w:r>
         <w:rPr>

--- a/docs/Golden_Farm_GDD.docx
+++ b/docs/Golden_Farm_GDD.docx
@@ -177,7 +177,25 @@
           <w:sz w:val="21"/>
           <w:szCs w:val="21"/>
         </w:rPr>
-        <w:t xml:space="preserve"> la </w:t>
+        <w:t xml:space="preserve"> el cartel de la </w:t>
+      </w:r>
+      <w:r>
+        <w:rPr>
+          <w:rFonts w:ascii="Calibri" w:cs="Calibri" w:eastAsia="Calibri" w:hAnsi="Calibri"/>
+          <w:b/>
+          <w:bCs/>
+          <w:sz w:val="21"/>
+          <w:szCs w:val="21"/>
+        </w:rPr>
+        <w:t xml:space="preserve">EXPANSIÓN</w:t>
+      </w:r>
+      <w:r>
+        <w:rPr>
+          <w:rFonts w:ascii="Calibri" w:cs="Calibri" w:eastAsia="Calibri" w:hAnsi="Calibri"/>
+          <w:sz w:val="21"/>
+          <w:szCs w:val="21"/>
+        </w:rPr>
+        <w:t xml:space="preserve"> dice ahora todo lo que trae, vetas de bronce y oro incluidas — antes se comía justo el dato que decide la compra (§6.1); la </w:t>
       </w:r>
       <w:r>
         <w:rPr>
@@ -10022,6 +10040,232 @@
     </w:p>
     <w:p>
       <w:pPr>
+        <w:spacing w:after="80" w:before="200"/>
+      </w:pPr>
+      <w:r>
+        <w:rPr>
+          <w:rFonts w:ascii="Calibri" w:cs="Calibri" w:eastAsia="Calibri" w:hAnsi="Calibri"/>
+          <w:b/>
+          <w:bCs/>
+          <w:sz w:val="23"/>
+          <w:szCs w:val="23"/>
+        </w:rPr>
+        <w:t xml:space="preserve">6.1 Qué trae cada expansión (26/8)</w:t>
+      </w:r>
+    </w:p>
+    <w:p>
+      <w:pPr>
+        <w:spacing w:after="110"/>
+      </w:pPr>
+      <w:r>
+        <w:rPr>
+          <w:rFonts w:ascii="Calibri" w:cs="Calibri" w:eastAsia="Calibri" w:hAnsi="Calibri"/>
+          <w:sz w:val="21"/>
+          <w:szCs w:val="21"/>
+        </w:rPr>
+        <w:t xml:space="preserve">Cada expansión entrega </w:t>
+      </w:r>
+      <w:r>
+        <w:rPr>
+          <w:rFonts w:ascii="Calibri" w:cs="Calibri" w:eastAsia="Calibri" w:hAnsi="Calibri"/>
+          <w:b/>
+          <w:bCs/>
+          <w:sz w:val="21"/>
+          <w:szCs w:val="21"/>
+        </w:rPr>
+        <w:t xml:space="preserve">parcela + árbol + roca</w:t>
+      </w:r>
+      <w:r>
+        <w:rPr>
+          <w:rFonts w:ascii="Calibri" w:cs="Calibri" w:eastAsia="Calibri" w:hAnsi="Calibri"/>
+          <w:sz w:val="21"/>
+          <w:szCs w:val="21"/>
+        </w:rPr>
+        <w:t xml:space="preserve">. Y siete de las dieciséis —la </w:t>
+      </w:r>
+      <w:r>
+        <w:rPr>
+          <w:rFonts w:ascii="Calibri" w:cs="Calibri" w:eastAsia="Calibri" w:hAnsi="Calibri"/>
+          <w:b/>
+          <w:bCs/>
+          <w:sz w:val="21"/>
+          <w:szCs w:val="21"/>
+        </w:rPr>
+        <w:t xml:space="preserve">3, 6, 8, 10, 12, 14 y 16</w:t>
+      </w:r>
+      <w:r>
+        <w:rPr>
+          <w:rFonts w:ascii="Calibri" w:cs="Calibri" w:eastAsia="Calibri" w:hAnsi="Calibri"/>
+          <w:sz w:val="21"/>
+          <w:szCs w:val="21"/>
+        </w:rPr>
+        <w:t xml:space="preserve">— traen además una </w:t>
+      </w:r>
+      <w:r>
+        <w:rPr>
+          <w:rFonts w:ascii="Calibri" w:cs="Calibri" w:eastAsia="Calibri" w:hAnsi="Calibri"/>
+          <w:b/>
+          <w:bCs/>
+          <w:sz w:val="21"/>
+          <w:szCs w:val="21"/>
+        </w:rPr>
+        <w:t xml:space="preserve">veta de bronce</w:t>
+      </w:r>
+      <w:r>
+        <w:rPr>
+          <w:rFonts w:ascii="Calibri" w:cs="Calibri" w:eastAsia="Calibri" w:hAnsi="Calibri"/>
+          <w:sz w:val="21"/>
+          <w:szCs w:val="21"/>
+        </w:rPr>
+        <w:t xml:space="preserve"> y una </w:t>
+      </w:r>
+      <w:r>
+        <w:rPr>
+          <w:rFonts w:ascii="Calibri" w:cs="Calibri" w:eastAsia="Calibri" w:hAnsi="Calibri"/>
+          <w:b/>
+          <w:bCs/>
+          <w:sz w:val="21"/>
+          <w:szCs w:val="21"/>
+        </w:rPr>
+        <w:t xml:space="preserve">de oro</w:t>
+      </w:r>
+      <w:r>
+        <w:rPr>
+          <w:rFonts w:ascii="Calibri" w:cs="Calibri" w:eastAsia="Calibri" w:hAnsi="Calibri"/>
+          <w:sz w:val="21"/>
+          <w:szCs w:val="21"/>
+        </w:rPr>
+        <w:t xml:space="preserve">: cinco celdas productivas en vez de tres, y por eso su precio es mayor (la fórmula cuenta las celdas acumuladas, así que la escalera entera se re-deriva sola).</w:t>
+      </w:r>
+    </w:p>
+    <w:p>
+      <w:pPr>
+        <w:spacing w:after="110"/>
+      </w:pPr>
+      <w:r>
+        <w:rPr>
+          <w:rFonts w:ascii="Calibri" w:cs="Calibri" w:eastAsia="Calibri" w:hAnsi="Calibri"/>
+          <w:sz w:val="21"/>
+          <w:szCs w:val="21"/>
+        </w:rPr>
+        <w:t xml:space="preserve">El diseñador lo pidió así: « debe decir lo que trae… lo digo para que la gente calcule el costo y si vale la pena, y como aún no tenemos wiki pues toca hacer[lo así] ». El cartel del mundo decía « Trae árbol · roca · parcela » con las tres palabras escritas a mano, y se comía justamente el dato que decide la compra. Ahora el texto se </w:t>
+      </w:r>
+      <w:r>
+        <w:rPr>
+          <w:rFonts w:ascii="Calibri" w:cs="Calibri" w:eastAsia="Calibri" w:hAnsi="Calibri"/>
+          <w:b/>
+          <w:bCs/>
+          <w:sz w:val="21"/>
+          <w:szCs w:val="21"/>
+        </w:rPr>
+        <w:t xml:space="preserve">deriva</w:t>
+      </w:r>
+      <w:r>
+        <w:rPr>
+          <w:rFonts w:ascii="Calibri" w:cs="Calibri" w:eastAsia="Calibri" w:hAnsi="Calibri"/>
+          <w:sz w:val="21"/>
+          <w:szCs w:val="21"/>
+        </w:rPr>
+        <w:t xml:space="preserve"> de la misma lista que pone las vetas en el terreno y que las cobra en el precio, y las expansiones con veta se pintan en dorado para que se distingan sin leer.</w:t>
+      </w:r>
+    </w:p>
+    <w:p>
+      <w:pPr>
+        <w:spacing w:after="110"/>
+      </w:pPr>
+      <w:r>
+        <w:rPr>
+          <w:rFonts w:ascii="Calibri" w:cs="Calibri" w:eastAsia="Calibri" w:hAnsi="Calibri"/>
+          <w:sz w:val="21"/>
+          <w:szCs w:val="21"/>
+        </w:rPr>
+        <w:t xml:space="preserve">Al arreglarlo apareció el fallo de fondo: esa lista estaba escrita </w:t>
+      </w:r>
+      <w:r>
+        <w:rPr>
+          <w:rFonts w:ascii="Calibri" w:cs="Calibri" w:eastAsia="Calibri" w:hAnsi="Calibri"/>
+          <w:b/>
+          <w:bCs/>
+          <w:sz w:val="21"/>
+          <w:szCs w:val="21"/>
+        </w:rPr>
+        <w:t xml:space="preserve">dos veces</w:t>
+      </w:r>
+      <w:r>
+        <w:rPr>
+          <w:rFonts w:ascii="Calibri" w:cs="Calibri" w:eastAsia="Calibri" w:hAnsi="Calibri"/>
+          <w:sz w:val="21"/>
+          <w:szCs w:val="21"/>
+        </w:rPr>
+        <w:t xml:space="preserve">, en </w:t>
+      </w:r>
+      <w:r>
+        <w:rPr>
+          <w:rFonts w:ascii="Consolas" w:cs="Consolas" w:eastAsia="Consolas" w:hAnsi="Consolas"/>
+          <w:sz w:val="19"/>
+          <w:szCs w:val="19"/>
+        </w:rPr>
+        <w:t xml:space="preserve">config.js</w:t>
+      </w:r>
+      <w:r>
+        <w:rPr>
+          <w:rFonts w:ascii="Calibri" w:cs="Calibri" w:eastAsia="Calibri" w:hAnsi="Calibri"/>
+          <w:sz w:val="21"/>
+          <w:szCs w:val="21"/>
+        </w:rPr>
+        <w:t xml:space="preserve"> para poner las vetas en el terreno y en </w:t>
+      </w:r>
+      <w:r>
+        <w:rPr>
+          <w:rFonts w:ascii="Consolas" w:cs="Consolas" w:eastAsia="Consolas" w:hAnsi="Consolas"/>
+          <w:sz w:val="19"/>
+          <w:szCs w:val="19"/>
+        </w:rPr>
+        <w:t xml:space="preserve">state.js</w:t>
+      </w:r>
+      <w:r>
+        <w:rPr>
+          <w:rFonts w:ascii="Calibri" w:cs="Calibri" w:eastAsia="Calibri" w:hAnsi="Calibri"/>
+          <w:sz w:val="21"/>
+          <w:szCs w:val="21"/>
+        </w:rPr>
+        <w:t xml:space="preserve"> para cobrarlas más caras. Dos copias de la misma decisión, en dos archivos, sin nada que las ate: quien le agregara veta a la 18 en un lado dejaba al otro cobrando barato, en silencio. Ahora vive una sola vez (</w:t>
+      </w:r>
+      <w:r>
+        <w:rPr>
+          <w:rFonts w:ascii="Consolas" w:cs="Consolas" w:eastAsia="Consolas" w:hAnsi="Consolas"/>
+          <w:sz w:val="19"/>
+          <w:szCs w:val="19"/>
+        </w:rPr>
+        <w:t xml:space="preserve">GF.EXP_CON_VETA</w:t>
+      </w:r>
+      <w:r>
+        <w:rPr>
+          <w:rFonts w:ascii="Calibri" w:cs="Calibri" w:eastAsia="Calibri" w:hAnsi="Calibri"/>
+          <w:sz w:val="21"/>
+          <w:szCs w:val="21"/>
+        </w:rPr>
+        <w:t xml:space="preserve">) y </w:t>
+      </w:r>
+      <w:r>
+        <w:rPr>
+          <w:rFonts w:ascii="Consolas" w:cs="Consolas" w:eastAsia="Consolas" w:hAnsi="Consolas"/>
+          <w:sz w:val="19"/>
+          <w:szCs w:val="19"/>
+        </w:rPr>
+        <w:t xml:space="preserve">tools/test-expansion-trae.js</w:t>
+      </w:r>
+      <w:r>
+        <w:rPr>
+          <w:rFonts w:ascii="Calibri" w:cs="Calibri" w:eastAsia="Calibri" w:hAnsi="Calibri"/>
+          <w:sz w:val="21"/>
+          <w:szCs w:val="21"/>
+        </w:rPr>
+        <w:t xml:space="preserve"> comprueba, bloque por bloque, que lo que el cartel promete es exactamente lo que el mundo pone.</w:t>
+      </w:r>
+    </w:p>
+    <w:p>
+      <w:pPr>
         <w:spacing w:after="120" w:before="260"/>
       </w:pPr>
       <w:r>
@@ -19424,7 +19668,7 @@
           <w:sz w:val="21"/>
           <w:szCs w:val="21"/>
         </w:rPr>
-        <w:t xml:space="preserve">El proyecto tiene 103 pruebas automáticas y 22 auditores, más 28 medidores, simuladores y generadores: 154 herramientas en </w:t>
+        <w:t xml:space="preserve">El proyecto tiene 104 pruebas automáticas y 22 auditores, más 28 medidores, simuladores y generadores: 155 herramientas en </w:t>
       </w:r>
       <w:r>
         <w:rPr>

--- a/docs/Golden_Farm_GDD.docx
+++ b/docs/Golden_Farm_GDD.docx
@@ -44,7 +44,131 @@
           <w:sz w:val="21"/>
           <w:szCs w:val="21"/>
         </w:rPr>
-        <w:t xml:space="preserve">Estado real del código · 26 de agosto de 2026 · revisión 5</w:t>
+        <w:t xml:space="preserve">Estado real del código · 9 de septiembre de 2026 · revisión 6</w:t>
+      </w:r>
+    </w:p>
+    <w:p>
+      <w:pPr>
+        <w:spacing w:after="30"/>
+        <w:ind w:left="400"/>
+      </w:pPr>
+      <w:r>
+        <w:rPr>
+          <w:rFonts w:ascii="Calibri" w:cs="Calibri" w:eastAsia="Calibri" w:hAnsi="Calibri"/>
+          <w:b/>
+          <w:bCs/>
+          <w:sz w:val="21"/>
+          <w:szCs w:val="21"/>
+        </w:rPr>
+        <w:t xml:space="preserve">Las tres leyes están en `docs/LEYES.md` y este documento se les somete.</w:t>
+      </w:r>
+      <w:r>
+        <w:rPr>
+          <w:rFonts w:ascii="Calibri" w:cs="Calibri" w:eastAsia="Calibri" w:hAnsi="Calibri"/>
+          <w:sz w:val="21"/>
+          <w:szCs w:val="21"/>
+        </w:rPr>
+        <w:t xml:space="preserve"> El progreso no se</w:t>
+      </w:r>
+    </w:p>
+    <w:p>
+      <w:pPr>
+        <w:spacing w:after="30"/>
+        <w:ind w:left="400"/>
+      </w:pPr>
+      <w:r>
+        <w:rPr>
+          <w:rFonts w:ascii="Calibri" w:cs="Calibri" w:eastAsia="Calibri" w:hAnsi="Calibri"/>
+          <w:sz w:val="21"/>
+          <w:szCs w:val="21"/>
+        </w:rPr>
+        <w:t xml:space="preserve">resetea, el ritmo de los nodos no se toca, y lo cosmético no cuenta como contenido. Si algo de</w:t>
+      </w:r>
+    </w:p>
+    <w:p>
+      <w:pPr>
+        <w:spacing w:after="30"/>
+        <w:ind w:left="400"/>
+      </w:pPr>
+      <w:r>
+        <w:rPr>
+          <w:rFonts w:ascii="Calibri" w:cs="Calibri" w:eastAsia="Calibri" w:hAnsi="Calibri"/>
+          <w:sz w:val="21"/>
+          <w:szCs w:val="21"/>
+        </w:rPr>
+        <w:t xml:space="preserve">lo que sigue choca con una de ellas, el que está mal es este documento.</w:t>
+      </w:r>
+    </w:p>
+    <w:p>
+      <w:pPr>
+        <w:spacing w:after="30"/>
+        <w:ind w:left="400"/>
+      </w:pPr>
+    </w:p>
+    <w:p>
+      <w:pPr>
+        <w:spacing w:after="30"/>
+        <w:ind w:left="400"/>
+      </w:pPr>
+      <w:r>
+        <w:rPr>
+          <w:rFonts w:ascii="Calibri" w:cs="Calibri" w:eastAsia="Calibri" w:hAnsi="Calibri"/>
+          <w:b/>
+          <w:bCs/>
+          <w:sz w:val="21"/>
+          <w:szCs w:val="21"/>
+        </w:rPr>
+        <w:t xml:space="preserve">Y todas las tablas de aquí salen de `tools/gdd-cifras.js`</w:t>
+      </w:r>
+      <w:r>
+        <w:rPr>
+          <w:rFonts w:ascii="Calibri" w:cs="Calibri" w:eastAsia="Calibri" w:hAnsi="Calibri"/>
+          <w:sz w:val="21"/>
+          <w:szCs w:val="21"/>
+        </w:rPr>
+        <w:t xml:space="preserve">, que las imprime EJECUTANDO el</w:t>
+      </w:r>
+    </w:p>
+    <w:p>
+      <w:pPr>
+        <w:spacing w:after="30"/>
+        <w:ind w:left="400"/>
+      </w:pPr>
+      <w:r>
+        <w:rPr>
+          <w:rFonts w:ascii="Calibri" w:cs="Calibri" w:eastAsia="Calibri" w:hAnsi="Calibri"/>
+          <w:sz w:val="21"/>
+          <w:szCs w:val="21"/>
+        </w:rPr>
+        <w:t xml:space="preserve">juego. Hasta la revisión 5 se copiaban a mano leyendo el código, que es exactamente el fallo</w:t>
+      </w:r>
+    </w:p>
+    <w:p>
+      <w:pPr>
+        <w:spacing w:after="30"/>
+        <w:ind w:left="400"/>
+      </w:pPr>
+      <w:r>
+        <w:rPr>
+          <w:rFonts w:ascii="Calibri" w:cs="Calibri" w:eastAsia="Calibri" w:hAnsi="Calibri"/>
+          <w:sz w:val="21"/>
+          <w:szCs w:val="21"/>
+        </w:rPr>
+        <w:t xml:space="preserve">que llevamos dos semanas persiguiendo en otros sitios: un número escrito a mano envejece en</w:t>
+      </w:r>
+    </w:p>
+    <w:p>
+      <w:pPr>
+        <w:spacing w:after="30"/>
+        <w:ind w:left="400"/>
+      </w:pPr>
+      <w:r>
+        <w:rPr>
+          <w:rFonts w:ascii="Calibri" w:cs="Calibri" w:eastAsia="Calibri" w:hAnsi="Calibri"/>
+          <w:sz w:val="21"/>
+          <w:szCs w:val="21"/>
+        </w:rPr>
+        <w:t xml:space="preserve">silencio. Si una cifra de aquí no coincide con esa herramienta, manda la herramienta.</w:t>
       </w:r>
     </w:p>
     <w:p>
@@ -59,7 +183,431 @@
           <w:sz w:val="23"/>
           <w:szCs w:val="23"/>
         </w:rPr>
-        <w:t xml:space="preserve">Qué cambió desde la revisión 4 (24/8)</w:t>
+        <w:t xml:space="preserve">Qué cambió desde la revisión 5 (26/8)</w:t>
+      </w:r>
+    </w:p>
+    <w:p>
+      <w:pPr>
+        <w:spacing w:after="110"/>
+      </w:pPr>
+      <w:r>
+        <w:rPr>
+          <w:rFonts w:ascii="Calibri" w:cs="Calibri" w:eastAsia="Calibri" w:hAnsi="Calibri"/>
+          <w:i/>
+          <w:iCs/>
+          <w:sz w:val="21"/>
+          <w:szCs w:val="21"/>
+        </w:rPr>
+        <w:t xml:space="preserve">Cosas nuevas para jugar:</w:t>
+      </w:r>
+      <w:r>
+        <w:rPr>
+          <w:rFonts w:ascii="Calibri" w:cs="Calibri" w:eastAsia="Calibri" w:hAnsi="Calibri"/>
+          <w:sz w:val="21"/>
+          <w:szCs w:val="21"/>
+        </w:rPr>
+        <w:t xml:space="preserve"> la </w:t>
+      </w:r>
+      <w:r>
+        <w:rPr>
+          <w:rFonts w:ascii="Calibri" w:cs="Calibri" w:eastAsia="Calibri" w:hAnsi="Calibri"/>
+          <w:b/>
+          <w:bCs/>
+          <w:sz w:val="21"/>
+          <w:szCs w:val="21"/>
+        </w:rPr>
+        <w:t xml:space="preserve">PESCA v4</w:t>
+      </w:r>
+      <w:r>
+        <w:rPr>
+          <w:rFonts w:ascii="Calibri" w:cs="Calibri" w:eastAsia="Calibri" w:hAnsi="Calibri"/>
+          <w:sz w:val="21"/>
+          <w:szCs w:val="21"/>
+        </w:rPr>
+        <w:t xml:space="preserve"> entera, que jubila a la v3 — diecinueve especies con peso real en kilos, cañas que se compran una vez y cobran peaje por lance, nasas que trabajan solas, la Lonja con sus Escamas y títulos, y el Torneo con ranking de servidor (§4.1); </w:t>
+      </w:r>
+      <w:r>
+        <w:rPr>
+          <w:rFonts w:ascii="Calibri" w:cs="Calibri" w:eastAsia="Calibri" w:hAnsi="Calibri"/>
+          <w:b/>
+          <w:bCs/>
+          <w:sz w:val="21"/>
+          <w:szCs w:val="21"/>
+        </w:rPr>
+        <w:t xml:space="preserve">LA ZONA NEGRA CON CONTENEDORES</w:t>
+      </w:r>
+      <w:r>
+        <w:rPr>
+          <w:rFonts w:ascii="Calibri" w:cs="Calibri" w:eastAsia="Calibri" w:hAnsi="Calibri"/>
+          <w:sz w:val="21"/>
+          <w:szCs w:val="21"/>
+        </w:rPr>
+        <w:t xml:space="preserve">, que convierte una excursión en una decisión — se carga una bolsa antes de entrar, dentro solo existe lo que llevás, y al morir cae todo y queda tu cuerpo diez minutos (§9); y </w:t>
+      </w:r>
+      <w:r>
+        <w:rPr>
+          <w:rFonts w:ascii="Calibri" w:cs="Calibri" w:eastAsia="Calibri" w:hAnsi="Calibri"/>
+          <w:b/>
+          <w:bCs/>
+          <w:sz w:val="21"/>
+          <w:szCs w:val="21"/>
+        </w:rPr>
+        <w:t xml:space="preserve">EL MERCADER GOBLIN</w:t>
+      </w:r>
+      <w:r>
+        <w:rPr>
+          <w:rFonts w:ascii="Calibri" w:cs="Calibri" w:eastAsia="Calibri" w:hAnsi="Calibri"/>
+          <w:sz w:val="21"/>
+          <w:szCs w:val="21"/>
+        </w:rPr>
+        <w:t xml:space="preserve">, que ya no obliga a aceptar el trato para irse.</w:t>
+      </w:r>
+    </w:p>
+    <w:p>
+      <w:pPr>
+        <w:spacing w:after="110"/>
+      </w:pPr>
+      <w:r>
+        <w:rPr>
+          <w:rFonts w:ascii="Calibri" w:cs="Calibri" w:eastAsia="Calibri" w:hAnsi="Calibri"/>
+          <w:i/>
+          <w:iCs/>
+          <w:sz w:val="21"/>
+          <w:szCs w:val="21"/>
+        </w:rPr>
+        <w:t xml:space="preserve">Cosas que cambiaron de fondo:</w:t>
+      </w:r>
+      <w:r>
+        <w:rPr>
+          <w:rFonts w:ascii="Calibri" w:cs="Calibri" w:eastAsia="Calibri" w:hAnsi="Calibri"/>
+          <w:sz w:val="21"/>
+          <w:szCs w:val="21"/>
+        </w:rPr>
+        <w:t xml:space="preserve"> </w:t>
+      </w:r>
+      <w:r>
+        <w:rPr>
+          <w:rFonts w:ascii="Calibri" w:cs="Calibri" w:eastAsia="Calibri" w:hAnsi="Calibri"/>
+          <w:b/>
+          <w:bCs/>
+          <w:sz w:val="21"/>
+          <w:szCs w:val="21"/>
+        </w:rPr>
+        <w:t xml:space="preserve">todo el contenido cabe en un mes</w:t>
+      </w:r>
+      <w:r>
+        <w:rPr>
+          <w:rFonts w:ascii="Calibri" w:cs="Calibri" w:eastAsia="Calibri" w:hAnsi="Calibri"/>
+          <w:sz w:val="21"/>
+          <w:szCs w:val="21"/>
+        </w:rPr>
+        <w:t xml:space="preserve"> — las dieciséis expansiones, la curva de niveles y las tareas del 11 al 50 se re-derivaron a la vez, y la partida al nivel 50 pasó de 372 días a </w:t>
+      </w:r>
+      <w:r>
+        <w:rPr>
+          <w:rFonts w:ascii="Calibri" w:cs="Calibri" w:eastAsia="Calibri" w:hAnsi="Calibri"/>
+          <w:b/>
+          <w:bCs/>
+          <w:sz w:val="21"/>
+          <w:szCs w:val="21"/>
+        </w:rPr>
+        <w:t xml:space="preserve">29,7</w:t>
+      </w:r>
+      <w:r>
+        <w:rPr>
+          <w:rFonts w:ascii="Calibri" w:cs="Calibri" w:eastAsia="Calibri" w:hAnsi="Calibri"/>
+          <w:sz w:val="21"/>
+          <w:szCs w:val="21"/>
+        </w:rPr>
+        <w:t xml:space="preserve"> (§14); los </w:t>
+      </w:r>
+      <w:r>
+        <w:rPr>
+          <w:rFonts w:ascii="Calibri" w:cs="Calibri" w:eastAsia="Calibri" w:hAnsi="Calibri"/>
+          <w:b/>
+          <w:bCs/>
+          <w:sz w:val="21"/>
+          <w:szCs w:val="21"/>
+        </w:rPr>
+        <w:t xml:space="preserve">ANIMALES son de 24 horas y dan +1 de material</w:t>
+      </w:r>
+      <w:r>
+        <w:rPr>
+          <w:rFonts w:ascii="Calibri" w:cs="Calibri" w:eastAsia="Calibri" w:hAnsi="Calibri"/>
+          <w:sz w:val="21"/>
+          <w:szCs w:val="21"/>
+        </w:rPr>
+        <w:t xml:space="preserve">, estilo Sunflower, con decimales cuando están mal alimentados (§8); </w:t>
+      </w:r>
+      <w:r>
+        <w:rPr>
+          <w:rFonts w:ascii="Calibri" w:cs="Calibri" w:eastAsia="Calibri" w:hAnsi="Calibri"/>
+          <w:b/>
+          <w:bCs/>
+          <w:sz w:val="21"/>
+          <w:szCs w:val="21"/>
+        </w:rPr>
+        <w:t xml:space="preserve">los platos salieron de la economía de plata</w:t>
+      </w:r>
+      <w:r>
+        <w:rPr>
+          <w:rFonts w:ascii="Calibri" w:cs="Calibri" w:eastAsia="Calibri" w:hAnsi="Calibri"/>
+          <w:sz w:val="21"/>
+          <w:szCs w:val="21"/>
+        </w:rPr>
+        <w:t xml:space="preserve"> — se comen o se comercian entre jugadores, no se venden al mercado (§10); </w:t>
+      </w:r>
+      <w:r>
+        <w:rPr>
+          <w:rFonts w:ascii="Calibri" w:cs="Calibri" w:eastAsia="Calibri" w:hAnsi="Calibri"/>
+          <w:b/>
+          <w:bCs/>
+          <w:sz w:val="21"/>
+          <w:szCs w:val="21"/>
+        </w:rPr>
+        <w:t xml:space="preserve">el Lombricario tiene tope de 15 lombrices al día</w:t>
+      </w:r>
+      <w:r>
+        <w:rPr>
+          <w:rFonts w:ascii="Calibri" w:cs="Calibri" w:eastAsia="Calibri" w:hAnsi="Calibri"/>
+          <w:sz w:val="21"/>
+          <w:szCs w:val="21"/>
+        </w:rPr>
+        <w:t xml:space="preserve">; y </w:t>
+      </w:r>
+      <w:r>
+        <w:rPr>
+          <w:rFonts w:ascii="Calibri" w:cs="Calibri" w:eastAsia="Calibri" w:hAnsi="Calibri"/>
+          <w:b/>
+          <w:bCs/>
+          <w:sz w:val="21"/>
+          <w:szCs w:val="21"/>
+        </w:rPr>
+        <w:t xml:space="preserve">el enfriamiento de la Zona desapareció</w:t>
+      </w:r>
+      <w:r>
+        <w:rPr>
+          <w:rFonts w:ascii="Calibri" w:cs="Calibri" w:eastAsia="Calibri" w:hAnsi="Calibri"/>
+          <w:sz w:val="21"/>
+          <w:szCs w:val="21"/>
+        </w:rPr>
+        <w:t xml:space="preserve">.</w:t>
+      </w:r>
+    </w:p>
+    <w:p>
+      <w:pPr>
+        <w:spacing w:after="110"/>
+      </w:pPr>
+      <w:r>
+        <w:rPr>
+          <w:rFonts w:ascii="Calibri" w:cs="Calibri" w:eastAsia="Calibri" w:hAnsi="Calibri"/>
+          <w:i/>
+          <w:iCs/>
+          <w:sz w:val="21"/>
+          <w:szCs w:val="21"/>
+        </w:rPr>
+        <w:t xml:space="preserve">Lo que se derivó y antes estaba escrito a mano:</w:t>
+      </w:r>
+      <w:r>
+        <w:rPr>
+          <w:rFonts w:ascii="Calibri" w:cs="Calibri" w:eastAsia="Calibri" w:hAnsi="Calibri"/>
+          <w:sz w:val="21"/>
+          <w:szCs w:val="21"/>
+        </w:rPr>
+        <w:t xml:space="preserve"> la </w:t>
+      </w:r>
+      <w:r>
+        <w:rPr>
+          <w:rFonts w:ascii="Calibri" w:cs="Calibri" w:eastAsia="Calibri" w:hAnsi="Calibri"/>
+          <w:b/>
+          <w:bCs/>
+          <w:sz w:val="21"/>
+          <w:szCs w:val="21"/>
+        </w:rPr>
+        <w:t xml:space="preserve">cola de niveles del 11 al 50</w:t>
+      </w:r>
+      <w:r>
+        <w:rPr>
+          <w:rFonts w:ascii="Calibri" w:cs="Calibri" w:eastAsia="Calibri" w:hAnsi="Calibri"/>
+          <w:sz w:val="21"/>
+          <w:szCs w:val="21"/>
+        </w:rPr>
+        <w:t xml:space="preserve"> (cada nivel cuesta las mismas horas de granja que el anterior, §5), los </w:t>
+      </w:r>
+      <w:r>
+        <w:rPr>
+          <w:rFonts w:ascii="Calibri" w:cs="Calibri" w:eastAsia="Calibri" w:hAnsi="Calibri"/>
+          <w:b/>
+          <w:bCs/>
+          <w:sz w:val="21"/>
+          <w:szCs w:val="21"/>
+        </w:rPr>
+        <w:t xml:space="preserve">premios del pase</w:t>
+      </w:r>
+      <w:r>
+        <w:rPr>
+          <w:rFonts w:ascii="Calibri" w:cs="Calibri" w:eastAsia="Calibri" w:hAnsi="Calibri"/>
+          <w:sz w:val="21"/>
+          <w:szCs w:val="21"/>
+        </w:rPr>
+        <w:t xml:space="preserve"> (cada escalón paga una hora de la granja que tenés a esa altura, §12.1) y las </w:t>
+      </w:r>
+      <w:r>
+        <w:rPr>
+          <w:rFonts w:ascii="Calibri" w:cs="Calibri" w:eastAsia="Calibri" w:hAnsi="Calibri"/>
+          <w:b/>
+          <w:bCs/>
+          <w:sz w:val="21"/>
+          <w:szCs w:val="21"/>
+        </w:rPr>
+        <w:t xml:space="preserve">mezclas de las cañas</w:t>
+      </w:r>
+      <w:r>
+        <w:rPr>
+          <w:rFonts w:ascii="Calibri" w:cs="Calibri" w:eastAsia="Calibri" w:hAnsi="Calibri"/>
+          <w:sz w:val="21"/>
+          <w:szCs w:val="21"/>
+        </w:rPr>
+        <w:t xml:space="preserve"> contra su presupuesto con los precios reales.</w:t>
+      </w:r>
+    </w:p>
+    <w:p>
+      <w:pPr>
+        <w:spacing w:after="110"/>
+      </w:pPr>
+      <w:r>
+        <w:rPr>
+          <w:rFonts w:ascii="Calibri" w:cs="Calibri" w:eastAsia="Calibri" w:hAnsi="Calibri"/>
+          <w:i/>
+          <w:iCs/>
+          <w:sz w:val="21"/>
+          <w:szCs w:val="21"/>
+        </w:rPr>
+        <w:t xml:space="preserve">La ley nueva, y lo que corrige:</w:t>
+      </w:r>
+      <w:r>
+        <w:rPr>
+          <w:rFonts w:ascii="Calibri" w:cs="Calibri" w:eastAsia="Calibri" w:hAnsi="Calibri"/>
+          <w:sz w:val="21"/>
+          <w:szCs w:val="21"/>
+        </w:rPr>
+        <w:t xml:space="preserve"> </w:t>
+      </w:r>
+      <w:r>
+        <w:rPr>
+          <w:rFonts w:ascii="Calibri" w:cs="Calibri" w:eastAsia="Calibri" w:hAnsi="Calibri"/>
+          <w:b/>
+          <w:bCs/>
+          <w:sz w:val="21"/>
+          <w:szCs w:val="21"/>
+        </w:rPr>
+        <w:t xml:space="preserve">lo cosmético es terciario</w:t>
+      </w:r>
+      <w:r>
+        <w:rPr>
+          <w:rFonts w:ascii="Calibri" w:cs="Calibri" w:eastAsia="Calibri" w:hAnsi="Calibri"/>
+          <w:sz w:val="21"/>
+          <w:szCs w:val="21"/>
+        </w:rPr>
+        <w:t xml:space="preserve"> (ley 3). Un título, un marco o un aura no cuentan como contenido, y un nivel que sólo entrega adorno sigue siendo un nivel vacío. Se dictó al descubrir que este documento iba a contar 26 niveles como resueltos porque les llegaba un cosmético. La cuenta honesta está en §14.1: </w:t>
+      </w:r>
+      <w:r>
+        <w:rPr>
+          <w:rFonts w:ascii="Calibri" w:cs="Calibri" w:eastAsia="Calibri" w:hAnsi="Calibri"/>
+          <w:b/>
+          <w:bCs/>
+          <w:sz w:val="21"/>
+          <w:szCs w:val="21"/>
+        </w:rPr>
+        <w:t xml:space="preserve">de 49 niveles, 23 entregan algo jugable</w:t>
+      </w:r>
+      <w:r>
+        <w:rPr>
+          <w:rFonts w:ascii="Calibri" w:cs="Calibri" w:eastAsia="Calibri" w:hAnsi="Calibri"/>
+          <w:sz w:val="21"/>
+          <w:szCs w:val="21"/>
+        </w:rPr>
+        <w:t xml:space="preserve">.</w:t>
+      </w:r>
+    </w:p>
+    <w:p>
+      <w:pPr>
+        <w:spacing w:after="110"/>
+      </w:pPr>
+      <w:r>
+        <w:rPr>
+          <w:rFonts w:ascii="Calibri" w:cs="Calibri" w:eastAsia="Calibri" w:hAnsi="Calibri"/>
+          <w:i/>
+          <w:iCs/>
+          <w:sz w:val="21"/>
+          <w:szCs w:val="21"/>
+        </w:rPr>
+        <w:t xml:space="preserve">Cómo se verifica ahora:</w:t>
+      </w:r>
+      <w:r>
+        <w:rPr>
+          <w:rFonts w:ascii="Calibri" w:cs="Calibri" w:eastAsia="Calibri" w:hAnsi="Calibri"/>
+          <w:sz w:val="21"/>
+          <w:szCs w:val="21"/>
+        </w:rPr>
+        <w:t xml:space="preserve"> la suite pasó de 153 a </w:t>
+      </w:r>
+      <w:r>
+        <w:rPr>
+          <w:rFonts w:ascii="Calibri" w:cs="Calibri" w:eastAsia="Calibri" w:hAnsi="Calibri"/>
+          <w:b/>
+          <w:bCs/>
+          <w:sz w:val="21"/>
+          <w:szCs w:val="21"/>
+        </w:rPr>
+        <w:t xml:space="preserve">193 herramientas</w:t>
+      </w:r>
+      <w:r>
+        <w:rPr>
+          <w:rFonts w:ascii="Calibri" w:cs="Calibri" w:eastAsia="Calibri" w:hAnsi="Calibri"/>
+          <w:sz w:val="21"/>
+          <w:szCs w:val="21"/>
+        </w:rPr>
+        <w:t xml:space="preserve"> (139 pruebas, 24 auditores, 30 medidores y simuladores), y estrena </w:t>
+      </w:r>
+      <w:r>
+        <w:rPr>
+          <w:rFonts w:ascii="Consolas" w:cs="Consolas" w:eastAsia="Consolas" w:hAnsi="Consolas"/>
+          <w:sz w:val="19"/>
+          <w:szCs w:val="19"/>
+        </w:rPr>
+        <w:t xml:space="preserve">tools/gdd-cifras.js</w:t>
+      </w:r>
+      <w:r>
+        <w:rPr>
+          <w:rFonts w:ascii="Calibri" w:cs="Calibri" w:eastAsia="Calibri" w:hAnsi="Calibri"/>
+          <w:sz w:val="21"/>
+          <w:szCs w:val="21"/>
+        </w:rPr>
+        <w:t xml:space="preserve">, que es la que sostiene la promesa del subtítulo de este documento.</w:t>
+      </w:r>
+    </w:p>
+    <w:p>
+      <w:pPr>
+        <w:pBdr>
+          <w:bottom w:val="single" w:color="D8CBB6" w:sz="6"/>
+        </w:pBdr>
+        <w:spacing w:after="160" w:before="100"/>
+      </w:pPr>
+    </w:p>
+    <w:p>
+      <w:pPr>
+        <w:spacing w:after="80" w:before="200"/>
+      </w:pPr>
+      <w:r>
+        <w:rPr>
+          <w:rFonts w:ascii="Calibri" w:cs="Calibri" w:eastAsia="Calibri" w:hAnsi="Calibri"/>
+          <w:b/>
+          <w:bCs/>
+          <w:sz w:val="23"/>
+          <w:szCs w:val="23"/>
+        </w:rPr>
+        <w:t xml:space="preserve">Qué cambió en la revisión 5 (26/8), para el que venga de la 4</w:t>
       </w:r>
     </w:p>
     <w:p>
@@ -5125,10 +5673,12 @@
       <w:r>
         <w:rPr>
           <w:rFonts w:ascii="Calibri" w:cs="Calibri" w:eastAsia="Calibri" w:hAnsi="Calibri"/>
-          <w:sz w:val="21"/>
-          <w:szCs w:val="21"/>
-        </w:rPr>
-        <w:t xml:space="preserve">Consecuencia medida (simulador): la partida a granja 21 pasa de 49 a 63 días — el jugador con nocturnos hace menos gestos por día y sube más lento a cambio de comodidad. La plata por hora es la misma; si el ritmo se quiere de vuelta en ~50 días, la palanca es FARM_XP_LVLS (una pasada).</w:t>
+          <w:i/>
+          <w:iCs/>
+          <w:sz w:val="21"/>
+          <w:szCs w:val="21"/>
+        </w:rPr>
+        <w:t xml:space="preserve">(La lectura del 22/8 decía que esto llevaba la partida a granja 21 de 49 a 63 días. Esa cifra ya no vale: el 8-9/9 se re-derivaron a la vez la curva de niveles, el coste de las expansiones y las tareas, y hoy el nivel 50 entero está a 29,7 días. Las cifras vivas están en §14.)</w:t>
       </w:r>
     </w:p>
     <w:p>
@@ -5216,7 +5766,7 @@
           <w:sz w:val="21"/>
           <w:szCs w:val="21"/>
         </w:rPr>
-        <w:t xml:space="preserve">Laguna: 15 minutos entre lanzamientos.</w:t>
+        <w:t xml:space="preserve">Laguna: sin reloj propio. Lo que la limita es la CARNADA (ver §4.1).</w:t>
       </w:r>
     </w:p>
     <w:p>
@@ -5234,7 +5784,43 @@
           <w:sz w:val="21"/>
           <w:szCs w:val="21"/>
         </w:rPr>
-        <w:t xml:space="preserve">Montículos de tierra: 3 por día, sin herramienta y sin enfriamiento. Dan lombriz, que es la carnada de la pesca.</w:t>
+        <w:t xml:space="preserve">Montículos de tierra y Lombricario: la lombriz es la carnada de la pesca y </w:t>
+      </w:r>
+      <w:r>
+        <w:rPr>
+          <w:rFonts w:ascii="Calibri" w:cs="Calibri" w:eastAsia="Calibri" w:hAnsi="Calibri"/>
+          <w:b/>
+          <w:bCs/>
+          <w:sz w:val="21"/>
+          <w:szCs w:val="21"/>
+        </w:rPr>
+        <w:t xml:space="preserve">el techo de toda la laguna</w:t>
+      </w:r>
+      <w:r>
+        <w:rPr>
+          <w:rFonts w:ascii="Calibri" w:cs="Calibri" w:eastAsia="Calibri" w:hAnsi="Calibri"/>
+          <w:sz w:val="21"/>
+          <w:szCs w:val="21"/>
+        </w:rPr>
+        <w:t xml:space="preserve">. Desde el 9/9 hay un tope duro de </w:t>
+      </w:r>
+      <w:r>
+        <w:rPr>
+          <w:rFonts w:ascii="Calibri" w:cs="Calibri" w:eastAsia="Calibri" w:hAnsi="Calibri"/>
+          <w:b/>
+          <w:bCs/>
+          <w:sz w:val="21"/>
+          <w:szCs w:val="21"/>
+        </w:rPr>
+        <w:t xml:space="preserve">15 lombrices al día</w:t>
+      </w:r>
+      <w:r>
+        <w:rPr>
+          <w:rFonts w:ascii="Calibri" w:cs="Calibri" w:eastAsia="Calibri" w:hAnsi="Calibri"/>
+          <w:sz w:val="21"/>
+          <w:szCs w:val="21"/>
+        </w:rPr>
+        <w:t xml:space="preserve"> (decisión de dirección), y el Lombricario rechaza la tanda entera si no cabe, en vez de recortarla en silencio.</w:t>
       </w:r>
     </w:p>
     <w:p>
@@ -5263,34 +5849,6 @@
           <w:szCs w:val="21"/>
         </w:rPr>
         <w:t xml:space="preserve">Un árbol o roca ya crecido acumula 1 carga por cada reloj propio extra que pase sin cosecharse, hasta llenarse con 4. Y el nodo VIRGEN — el que nunca se taló — nace lleno (22/8): el jugador nuevo ve la escalera completa en su primer talado, y cada expansión entrega su árbol y su roca cargados como bienvenida (4+4 recursos contra costes de 61-810: regalo, no economía). El estado virgen se consume una sola vez y el F5 no lo resucita. El árbol se llena a las 2 horas de pasado; la roca y la veta de piedra, a las 2 h 40. Y el ritmo (22/8, dictado clic a clic por dirección): los CORTES SUAVES pagan una carga cada uno (+1 madera, −1 hacha); el CORTE PROFUNDO no da ni consume nada; el TOCÓN paga la última. Árbol de 4 cargas: suave(+1) · suave(+1) · suave(+1) · profundo(nada) · tocón(+1) — cinco clics, cuatro maderas, cuatro hachas. De 2: suave(+1) · profundo · tocón(+1). El árbol normal de una carga conserva su tanda clásica de siempre: suave(nada) · profundo(nada) · tocón(+1). La roca y la veta de piedra, igual con su media rota. Las vetas de mineral (bronce en adelante) quedan APARTADAS de la mecánica por decisión de dirección (21/8): reloj simple, una picada y a dormir. Cada picada de mineral rinde 2 (el ancla del 18/8: con 1 picar daba pérdida, porque el pico cuesta más de lo que saca).</w:t>
-      </w:r>
-    </w:p>
-    <w:p>
-      <w:pPr>
-        <w:spacing w:after="80" w:before="200"/>
-      </w:pPr>
-      <w:r>
-        <w:rPr>
-          <w:rFonts w:ascii="Calibri" w:cs="Calibri" w:eastAsia="Calibri" w:hAnsi="Calibri"/>
-          <w:b/>
-          <w:bCs/>
-          <w:sz w:val="23"/>
-          <w:szCs w:val="23"/>
-        </w:rPr>
-        <w:t xml:space="preserve">La pesca v2: el sistema de Fishing Frenzy (22/8)</w:t>
-      </w:r>
-    </w:p>
-    <w:p>
-      <w:pPr>
-        <w:spacing w:after="110"/>
-      </w:pPr>
-      <w:r>
-        <w:rPr>
-          <w:rFonts w:ascii="Calibri" w:cs="Calibri" w:eastAsia="Calibri" w:hAnsi="Calibri"/>
-          <w:sz w:val="21"/>
-          <w:szCs w:val="21"/>
-        </w:rPr>
-        <w:t xml:space="preserve">La pesca dejó de ser una barra que se mira y pasó a ser el ÚNICO sistema de habilidad activa de la granja, copiado del Fishing Frenzy de Ronin por decisión de dirección — con una poda suya: sin carga de distancia, «con un clic simplemente tirás, porque cada tirada es un gusano». Tres fases: el TIRO (un clic, el corcho al agua), el PIQUE (a los 1,6-4,2 segundos aparecen burbujas y hay 1 segundo para clavar el anzuelo — antes o después, se pierde), y el CARRETE: el pez recorre una barra vertical y el jugador maneja la zona de captura (apretar sube, soltar baja); con el pez adentro el progreso llena, afuera drena. La zona CRECE con el nivel de Pesca (23 % de la barra al nivel 1, techo 40 %) y los peces raros nadan más rápido y cambian de rumbo más seguido, tal cual el original. La economía no se movió un milímetro: el gusano, el uso de caña, el reloj de 15 minutos, el sorteo 60/25/12/3 y la XP se cobran al RESOLVER la captura por la misma función auditada de siempre — un lance fallado cuesta tiempo, no plata, así el minijuego no toca el ancla. La rareza se sortea al armar el lance y el premio coincide con la pelea que diste.</w:t>
       </w:r>
     </w:p>
     <w:p>
@@ -6027,7 +6585,7 @@
           <w:sz w:val="23"/>
           <w:szCs w:val="23"/>
         </w:rPr>
-        <w:t xml:space="preserve">4.1 Pesca v3: el agua se lee, se acuerda y pelea (25/8)</w:t>
+        <w:t xml:space="preserve">4.1 Pesca v4: el peso manda y la lombriz es el techo (1-9/9)</w:t>
       </w:r>
     </w:p>
     <w:p>
@@ -6040,8 +6598,96 @@
           <w:sz w:val="21"/>
           <w:szCs w:val="21"/>
         </w:rPr>
-        <w:t xml:space="preserve">La v2 convirtió la pesca en habilidad (tirar, clavar, carretear). La v3 le da al agua </w:t>
-      </w:r>
+        <w:t xml:space="preserve">La v4 jubila a la v3 entera. Lo que cambia no es el minijuego —tirar, esperar el pique, carretear— sino </w:t>
+      </w:r>
+      <w:r>
+        <w:rPr>
+          <w:rFonts w:ascii="Calibri" w:cs="Calibri" w:eastAsia="Calibri" w:hAnsi="Calibri"/>
+          <w:b/>
+          <w:bCs/>
+          <w:sz w:val="21"/>
+          <w:szCs w:val="21"/>
+        </w:rPr>
+        <w:t xml:space="preserve">de qué está hecho un pez</w:t>
+      </w:r>
+      <w:r>
+        <w:rPr>
+          <w:rFonts w:ascii="Calibri" w:cs="Calibri" w:eastAsia="Calibri" w:hAnsi="Calibri"/>
+          <w:sz w:val="21"/>
+          <w:szCs w:val="21"/>
+        </w:rPr>
+        <w:t xml:space="preserve"> y </w:t>
+      </w:r>
+      <w:r>
+        <w:rPr>
+          <w:rFonts w:ascii="Calibri" w:cs="Calibri" w:eastAsia="Calibri" w:hAnsi="Calibri"/>
+          <w:b/>
+          <w:bCs/>
+          <w:sz w:val="21"/>
+          <w:szCs w:val="21"/>
+        </w:rPr>
+        <w:t xml:space="preserve">qué limita la laguna</w:t>
+      </w:r>
+      <w:r>
+        <w:rPr>
+          <w:rFonts w:ascii="Calibri" w:cs="Calibri" w:eastAsia="Calibri" w:hAnsi="Calibri"/>
+          <w:sz w:val="21"/>
+          <w:szCs w:val="21"/>
+        </w:rPr>
+        <w:t xml:space="preserve">.</w:t>
+      </w:r>
+    </w:p>
+    <w:p>
+      <w:pPr>
+        <w:spacing w:after="110"/>
+      </w:pPr>
+      <w:r>
+        <w:rPr>
+          <w:rFonts w:ascii="Calibri" w:cs="Calibri" w:eastAsia="Calibri" w:hAnsi="Calibri"/>
+          <w:b/>
+          <w:bCs/>
+          <w:sz w:val="21"/>
+          <w:szCs w:val="21"/>
+        </w:rPr>
+        <w:t xml:space="preserve">El peso, no la rareza.</w:t>
+      </w:r>
+      <w:r>
+        <w:rPr>
+          <w:rFonts w:ascii="Calibri" w:cs="Calibri" w:eastAsia="Calibri" w:hAnsi="Calibri"/>
+          <w:sz w:val="21"/>
+          <w:szCs w:val="21"/>
+        </w:rPr>
+        <w:t xml:space="preserve"> Cada captura sale con sus kilos, sorteados dentro del rango de su especie, y el peso es lo que la hace valer: un raro enorme puede pagar más que un legendario mínimo, y en la bolsa cada pez ocupa su propia pila con su kg. Diecinueve especies. Eso es lo que hace que valga la pena mirar lo que sacaste en vez de leer una etiqueta de color.</w:t>
+      </w:r>
+    </w:p>
+    <w:p>
+      <w:pPr>
+        <w:spacing w:after="110"/>
+      </w:pPr>
+      <w:r>
+        <w:rPr>
+          <w:rFonts w:ascii="Calibri" w:cs="Calibri" w:eastAsia="Calibri" w:hAnsi="Calibri"/>
+          <w:b/>
+          <w:bCs/>
+          <w:sz w:val="21"/>
+          <w:szCs w:val="21"/>
+        </w:rPr>
+        <w:t xml:space="preserve">La lombriz es el invariante que sostiene todo.</w:t>
+      </w:r>
+      <w:r>
+        <w:rPr>
+          <w:rFonts w:ascii="Calibri" w:cs="Calibri" w:eastAsia="Calibri" w:hAnsi="Calibri"/>
+          <w:sz w:val="21"/>
+          <w:szCs w:val="21"/>
+        </w:rPr>
+        <w:t xml:space="preserve"> Ésta es la decisión central del capítulo y conviene tenerla escrita como se tiene el ancla:</w:t>
+      </w:r>
+    </w:p>
+    <w:p>
+      <w:pPr>
+        <w:spacing w:after="30"/>
+        <w:ind w:left="400"/>
+      </w:pPr>
       <w:r>
         <w:rPr>
           <w:rFonts w:ascii="Calibri" w:cs="Calibri" w:eastAsia="Calibri" w:hAnsi="Calibri"/>
@@ -6050,21 +6696,21 @@
           <w:sz w:val="21"/>
           <w:szCs w:val="21"/>
         </w:rPr>
-        <w:t xml:space="preserve">contenido</w:t>
-      </w:r>
-      <w:r>
-        <w:rPr>
-          <w:rFonts w:ascii="Calibri" w:cs="Calibri" w:eastAsia="Calibri" w:hAnsi="Calibri"/>
-          <w:sz w:val="21"/>
-          <w:szCs w:val="21"/>
-        </w:rPr>
-        <w:t xml:space="preserve">: qué hay, cuándo, y con qué se saca.</w:t>
+        <w:t xml:space="preserve">Toda ruta de la laguna paga entre 9 y 11,5 de plata por lombriz.</w:t>
       </w:r>
     </w:p>
     <w:p>
       <w:pPr>
         <w:spacing w:after="110"/>
       </w:pPr>
+      <w:r>
+        <w:rPr>
+          <w:rFonts w:ascii="Calibri" w:cs="Calibri" w:eastAsia="Calibri" w:hAnsi="Calibri"/>
+          <w:sz w:val="21"/>
+          <w:szCs w:val="21"/>
+        </w:rPr>
+        <w:t xml:space="preserve">Cañas, nasas, cebos, noche o día: todas las rutas pagan casi lo mismo por carnada. Con eso, </w:t>
+      </w:r>
       <w:r>
         <w:rPr>
           <w:rFonts w:ascii="Calibri" w:cs="Calibri" w:eastAsia="Calibri" w:hAnsi="Calibri"/>
@@ -6073,15 +6719,90 @@
           <w:sz w:val="21"/>
           <w:szCs w:val="21"/>
         </w:rPr>
-        <w:t xml:space="preserve">Nueve especies, cada una con su puerta.</w:t>
-      </w:r>
-      <w:r>
-        <w:rPr>
-          <w:rFonts w:ascii="Calibri" w:cs="Calibri" w:eastAsia="Calibri" w:hAnsi="Calibri"/>
-          <w:sz w:val="21"/>
-          <w:szCs w:val="21"/>
-        </w:rPr>
-        <w:t xml:space="preserve"> El catálogo viejo (común · raro · épico · legendario) era una rareza sorteada; ahora cada pez es una cosa concreta con su sitio.</w:t>
+        <w:t xml:space="preserve">la carnada es la única palanca de la laguna</w:t>
+      </w:r>
+      <w:r>
+        <w:rPr>
+          <w:rFonts w:ascii="Calibri" w:cs="Calibri" w:eastAsia="Calibri" w:hAnsi="Calibri"/>
+          <w:sz w:val="21"/>
+          <w:szCs w:val="21"/>
+        </w:rPr>
+        <w:t xml:space="preserve"> — subir el tope de lombrices sube la pesca de forma predecible, y ninguna ruta se puede romper por su cuenta. Se re-mide en </w:t>
+      </w:r>
+      <w:r>
+        <w:rPr>
+          <w:rFonts w:ascii="Consolas" w:cs="Consolas" w:eastAsia="Consolas" w:hAnsi="Consolas"/>
+          <w:sz w:val="19"/>
+          <w:szCs w:val="19"/>
+        </w:rPr>
+        <w:t xml:space="preserve">tools/test-pesca-v4-bolsillo.js</w:t>
+      </w:r>
+      <w:r>
+        <w:rPr>
+          <w:rFonts w:ascii="Calibri" w:cs="Calibri" w:eastAsia="Calibri" w:hAnsi="Calibri"/>
+          <w:sz w:val="21"/>
+          <w:szCs w:val="21"/>
+        </w:rPr>
+        <w:t xml:space="preserve">, que juega 160.000 lances de verdad en vez de creerle a la fórmula.</w:t>
+      </w:r>
+    </w:p>
+    <w:p>
+      <w:pPr>
+        <w:spacing w:after="110"/>
+      </w:pPr>
+      <w:r>
+        <w:rPr>
+          <w:rFonts w:ascii="Calibri" w:cs="Calibri" w:eastAsia="Calibri" w:hAnsi="Calibri"/>
+          <w:b/>
+          <w:bCs/>
+          <w:sz w:val="21"/>
+          <w:szCs w:val="21"/>
+        </w:rPr>
+        <w:t xml:space="preserve">Las cañas: una puerta y un peaje.</w:t>
+      </w:r>
+      <w:r>
+        <w:rPr>
+          <w:rFonts w:ascii="Calibri" w:cs="Calibri" w:eastAsia="Calibri" w:hAnsi="Calibri"/>
+          <w:sz w:val="21"/>
+          <w:szCs w:val="21"/>
+        </w:rPr>
+        <w:t xml:space="preserve"> No tienen usos. Una durabilidad es un número inventado —lo único que el ancla exige es el cociente precio ÷ usos— y encima obliga a recomprar a mitad de sesión. La caña se compra </w:t>
+      </w:r>
+      <w:r>
+        <w:rPr>
+          <w:rFonts w:ascii="Calibri" w:cs="Calibri" w:eastAsia="Calibri" w:hAnsi="Calibri"/>
+          <w:b/>
+          <w:bCs/>
+          <w:sz w:val="21"/>
+          <w:szCs w:val="21"/>
+        </w:rPr>
+        <w:t xml:space="preserve">una vez</w:t>
+      </w:r>
+      <w:r>
+        <w:rPr>
+          <w:rFonts w:ascii="Calibri" w:cs="Calibri" w:eastAsia="Calibri" w:hAnsi="Calibri"/>
+          <w:sz w:val="21"/>
+          <w:szCs w:val="21"/>
+        </w:rPr>
+        <w:t xml:space="preserve"> (la puerta: abre su escalón de peces) y cada lance cobra su </w:t>
+      </w:r>
+      <w:r>
+        <w:rPr>
+          <w:rFonts w:ascii="Calibri" w:cs="Calibri" w:eastAsia="Calibri" w:hAnsi="Calibri"/>
+          <w:b/>
+          <w:bCs/>
+          <w:sz w:val="21"/>
+          <w:szCs w:val="21"/>
+        </w:rPr>
+        <w:t xml:space="preserve">mantenimiento en plata</w:t>
+      </w:r>
+      <w:r>
+        <w:rPr>
+          <w:rFonts w:ascii="Calibri" w:cs="Calibri" w:eastAsia="Calibri" w:hAnsi="Calibri"/>
+          <w:sz w:val="21"/>
+          <w:szCs w:val="21"/>
+        </w:rPr>
+        <w:t xml:space="preserve">, entero y a la vista.</w:t>
       </w:r>
     </w:p>
     <w:tbl>
@@ -6097,16 +6818,17 @@
         </w:tblBorders>
       </w:tblPr>
       <w:tblGrid>
-        <w:gridCol w:w="4661"/>
-        <w:gridCol w:w="1165"/>
-        <w:gridCol w:w="777"/>
-        <w:gridCol w:w="1981"/>
-        <w:gridCol w:w="777"/>
+        <w:gridCol w:w="1235"/>
+        <w:gridCol w:w="549"/>
+        <w:gridCol w:w="906"/>
+        <w:gridCol w:w="3294"/>
+        <w:gridCol w:w="1235"/>
+        <w:gridCol w:w="2141"/>
       </w:tblGrid>
       <w:tr>
         <w:tc>
           <w:tcPr>
-            <w:tcW w:type="dxa" w:w="4661"/>
+            <w:tcW w:type="dxa" w:w="1235"/>
             <w:shd w:fill="FBF7EF" w:val="clear"/>
             <w:tcMar>
               <w:top w:type="dxa" w:w="60"/>
@@ -6124,13 +6846,13 @@
                 <w:sz w:val="19"/>
                 <w:szCs w:val="19"/>
               </w:rPr>
-              <w:t xml:space="preserve">especie</w:t>
-            </w:r>
-          </w:p>
-        </w:tc>
-        <w:tc>
-          <w:tcPr>
-            <w:tcW w:type="dxa" w:w="1165"/>
+              <w:t xml:space="preserve">Caña</w:t>
+            </w:r>
+          </w:p>
+        </w:tc>
+        <w:tc>
+          <w:tcPr>
+            <w:tcW w:type="dxa" w:w="549"/>
             <w:shd w:fill="FBF7EF" w:val="clear"/>
             <w:tcMar>
               <w:top w:type="dxa" w:w="60"/>
@@ -6148,13 +6870,13 @@
                 <w:sz w:val="19"/>
                 <w:szCs w:val="19"/>
               </w:rPr>
-              <w:t xml:space="preserve">familia</w:t>
-            </w:r>
-          </w:p>
-        </w:tc>
-        <w:tc>
-          <w:tcPr>
-            <w:tcW w:type="dxa" w:w="777"/>
+              <w:t xml:space="preserve">Nivel</w:t>
+            </w:r>
+          </w:p>
+        </w:tc>
+        <w:tc>
+          <w:tcPr>
+            <w:tcW w:type="dxa" w:w="906"/>
             <w:shd w:fill="FBF7EF" w:val="clear"/>
             <w:tcMar>
               <w:top w:type="dxa" w:w="60"/>
@@ -6172,13 +6894,13 @@
                 <w:sz w:val="19"/>
                 <w:szCs w:val="19"/>
               </w:rPr>
-              <w:t xml:space="preserve">talla</w:t>
-            </w:r>
-          </w:p>
-        </w:tc>
-        <w:tc>
-          <w:tcPr>
-            <w:tcW w:type="dxa" w:w="1981"/>
+              <w:t xml:space="preserve">Presupuesto</w:t>
+            </w:r>
+          </w:p>
+        </w:tc>
+        <w:tc>
+          <w:tcPr>
+            <w:tcW w:type="dxa" w:w="3294"/>
             <w:shd w:fill="FBF7EF" w:val="clear"/>
             <w:tcMar>
               <w:top w:type="dxa" w:w="60"/>
@@ -6196,13 +6918,13 @@
                 <w:sz w:val="19"/>
                 <w:szCs w:val="19"/>
               </w:rPr>
-              <w:t xml:space="preserve">cuándo</w:t>
-            </w:r>
-          </w:p>
-        </w:tc>
-        <w:tc>
-          <w:tcPr>
-            <w:tcW w:type="dxa" w:w="777"/>
+              <w:t xml:space="preserve">Se paga con</w:t>
+            </w:r>
+          </w:p>
+        </w:tc>
+        <w:tc>
+          <w:tcPr>
+            <w:tcW w:type="dxa" w:w="1235"/>
             <w:shd w:fill="FBF7EF" w:val="clear"/>
             <w:tcMar>
               <w:top w:type="dxa" w:w="60"/>
@@ -6220,7 +6942,31 @@
                 <w:sz w:val="19"/>
                 <w:szCs w:val="19"/>
               </w:rPr>
-              <w:t xml:space="preserve">precio</w:t>
+              <w:t xml:space="preserve">Peaje por lance</w:t>
+            </w:r>
+          </w:p>
+        </w:tc>
+        <w:tc>
+          <w:tcPr>
+            <w:tcW w:type="dxa" w:w="2141"/>
+            <w:shd w:fill="FBF7EF" w:val="clear"/>
+            <w:tcMar>
+              <w:top w:type="dxa" w:w="60"/>
+              <w:left w:type="dxa" w:w="100"/>
+              <w:bottom w:type="dxa" w:w="60"/>
+              <w:right w:type="dxa" w:w="100"/>
+            </w:tcMar>
+          </w:tcPr>
+          <w:p>
+            <w:r>
+              <w:rPr>
+                <w:rFonts w:ascii="Calibri" w:cs="Calibri" w:eastAsia="Calibri" w:hAnsi="Calibri"/>
+                <w:b/>
+                <w:bCs/>
+                <w:sz w:val="19"/>
+                <w:szCs w:val="19"/>
+              </w:rPr>
+              <w:t xml:space="preserve">Neto por lombriz</w:t>
             </w:r>
           </w:p>
         </w:tc>
@@ -6228,106 +6974,127 @@
       <w:tr>
         <w:tc>
           <w:tcPr>
-            <w:tcW w:type="dxa" w:w="4661"/>
-            <w:tcMar>
-              <w:top w:type="dxa" w:w="60"/>
-              <w:left w:type="dxa" w:w="100"/>
-              <w:bottom w:type="dxa" w:w="60"/>
-              <w:right w:type="dxa" w:w="100"/>
-            </w:tcMar>
-          </w:tcPr>
-          <w:p>
-            <w:r>
-              <w:rPr>
-                <w:rFonts w:ascii="Calibri" w:cs="Calibri" w:eastAsia="Calibri" w:hAnsi="Calibri"/>
-                <w:sz w:val="19"/>
-                <w:szCs w:val="19"/>
-              </w:rPr>
-              <w:t xml:space="preserve">Pez común · Camarón de río · Carpa dorada</w:t>
-            </w:r>
-          </w:p>
-        </w:tc>
-        <w:tc>
-          <w:tcPr>
-            <w:tcW w:type="dxa" w:w="1165"/>
-            <w:tcMar>
-              <w:top w:type="dxa" w:w="60"/>
-              <w:left w:type="dxa" w:w="100"/>
-              <w:bottom w:type="dxa" w:w="60"/>
-              <w:right w:type="dxa" w:w="100"/>
-            </w:tcMar>
-          </w:tcPr>
-          <w:p>
-            <w:r>
-              <w:rPr>
-                <w:rFonts w:ascii="Calibri" w:cs="Calibri" w:eastAsia="Calibri" w:hAnsi="Calibri"/>
-                <w:sz w:val="19"/>
-                <w:szCs w:val="19"/>
-              </w:rPr>
-              <w:t xml:space="preserve">Orilla</w:t>
-            </w:r>
-          </w:p>
-        </w:tc>
-        <w:tc>
-          <w:tcPr>
-            <w:tcW w:type="dxa" w:w="777"/>
-            <w:tcMar>
-              <w:top w:type="dxa" w:w="60"/>
-              <w:left w:type="dxa" w:w="100"/>
-              <w:bottom w:type="dxa" w:w="60"/>
-              <w:right w:type="dxa" w:w="100"/>
-            </w:tcMar>
-          </w:tcPr>
-          <w:p>
-            <w:r>
-              <w:rPr>
-                <w:rFonts w:ascii="Calibri" w:cs="Calibri" w:eastAsia="Calibri" w:hAnsi="Calibri"/>
-                <w:sz w:val="19"/>
-                <w:szCs w:val="19"/>
-              </w:rPr>
-              <w:t xml:space="preserve">1-3★</w:t>
-            </w:r>
-          </w:p>
-        </w:tc>
-        <w:tc>
-          <w:tcPr>
-            <w:tcW w:type="dxa" w:w="1981"/>
-            <w:tcMar>
-              <w:top w:type="dxa" w:w="60"/>
-              <w:left w:type="dxa" w:w="100"/>
-              <w:bottom w:type="dxa" w:w="60"/>
-              <w:right w:type="dxa" w:w="100"/>
-            </w:tcMar>
-          </w:tcPr>
-          <w:p>
-            <w:r>
-              <w:rPr>
-                <w:rFonts w:ascii="Calibri" w:cs="Calibri" w:eastAsia="Calibri" w:hAnsi="Calibri"/>
-                <w:sz w:val="19"/>
-                <w:szCs w:val="19"/>
-              </w:rPr>
-              <w:t xml:space="preserve">siempre</w:t>
-            </w:r>
-          </w:p>
-        </w:tc>
-        <w:tc>
-          <w:tcPr>
-            <w:tcW w:type="dxa" w:w="777"/>
-            <w:tcMar>
-              <w:top w:type="dxa" w:w="60"/>
-              <w:left w:type="dxa" w:w="100"/>
-              <w:bottom w:type="dxa" w:w="60"/>
-              <w:right w:type="dxa" w:w="100"/>
-            </w:tcMar>
-          </w:tcPr>
-          <w:p>
-            <w:r>
-              <w:rPr>
-                <w:rFonts w:ascii="Calibri" w:cs="Calibri" w:eastAsia="Calibri" w:hAnsi="Calibri"/>
-                <w:sz w:val="19"/>
-                <w:szCs w:val="19"/>
-              </w:rPr>
-              <w:t xml:space="preserve">5</w:t>
+            <w:tcW w:type="dxa" w:w="1235"/>
+            <w:tcMar>
+              <w:top w:type="dxa" w:w="60"/>
+              <w:left w:type="dxa" w:w="100"/>
+              <w:bottom w:type="dxa" w:w="60"/>
+              <w:right w:type="dxa" w:w="100"/>
+            </w:tcMar>
+          </w:tcPr>
+          <w:p>
+            <w:r>
+              <w:rPr>
+                <w:rFonts w:ascii="Calibri" w:cs="Calibri" w:eastAsia="Calibri" w:hAnsi="Calibri"/>
+                <w:sz w:val="19"/>
+                <w:szCs w:val="19"/>
+              </w:rPr>
+              <w:t xml:space="preserve">Caña de Junco</w:t>
+            </w:r>
+          </w:p>
+        </w:tc>
+        <w:tc>
+          <w:tcPr>
+            <w:tcW w:type="dxa" w:w="549"/>
+            <w:tcMar>
+              <w:top w:type="dxa" w:w="60"/>
+              <w:left w:type="dxa" w:w="100"/>
+              <w:bottom w:type="dxa" w:w="60"/>
+              <w:right w:type="dxa" w:w="100"/>
+            </w:tcMar>
+          </w:tcPr>
+          <w:p>
+            <w:r>
+              <w:rPr>
+                <w:rFonts w:ascii="Calibri" w:cs="Calibri" w:eastAsia="Calibri" w:hAnsi="Calibri"/>
+                <w:sz w:val="19"/>
+                <w:szCs w:val="19"/>
+              </w:rPr>
+              <w:t xml:space="preserve">1</w:t>
+            </w:r>
+          </w:p>
+        </w:tc>
+        <w:tc>
+          <w:tcPr>
+            <w:tcW w:type="dxa" w:w="906"/>
+            <w:tcMar>
+              <w:top w:type="dxa" w:w="60"/>
+              <w:left w:type="dxa" w:w="100"/>
+              <w:bottom w:type="dxa" w:w="60"/>
+              <w:right w:type="dxa" w:w="100"/>
+            </w:tcMar>
+          </w:tcPr>
+          <w:p>
+            <w:r>
+              <w:rPr>
+                <w:rFonts w:ascii="Calibri" w:cs="Calibri" w:eastAsia="Calibri" w:hAnsi="Calibri"/>
+                <w:sz w:val="19"/>
+                <w:szCs w:val="19"/>
+              </w:rPr>
+              <w:t xml:space="preserve">30</w:t>
+            </w:r>
+          </w:p>
+        </w:tc>
+        <w:tc>
+          <w:tcPr>
+            <w:tcW w:type="dxa" w:w="3294"/>
+            <w:tcMar>
+              <w:top w:type="dxa" w:w="60"/>
+              <w:left w:type="dxa" w:w="100"/>
+              <w:bottom w:type="dxa" w:w="60"/>
+              <w:right w:type="dxa" w:w="100"/>
+            </w:tcMar>
+          </w:tcPr>
+          <w:p>
+            <w:r>
+              <w:rPr>
+                <w:rFonts w:ascii="Calibri" w:cs="Calibri" w:eastAsia="Calibri" w:hAnsi="Calibri"/>
+                <w:sz w:val="19"/>
+                <w:szCs w:val="19"/>
+              </w:rPr>
+              <w:t xml:space="preserve">2 Madera + 5 de plata</w:t>
+            </w:r>
+          </w:p>
+        </w:tc>
+        <w:tc>
+          <w:tcPr>
+            <w:tcW w:type="dxa" w:w="1235"/>
+            <w:tcMar>
+              <w:top w:type="dxa" w:w="60"/>
+              <w:left w:type="dxa" w:w="100"/>
+              <w:bottom w:type="dxa" w:w="60"/>
+              <w:right w:type="dxa" w:w="100"/>
+            </w:tcMar>
+          </w:tcPr>
+          <w:p>
+            <w:r>
+              <w:rPr>
+                <w:rFonts w:ascii="Calibri" w:cs="Calibri" w:eastAsia="Calibri" w:hAnsi="Calibri"/>
+                <w:sz w:val="19"/>
+                <w:szCs w:val="19"/>
+              </w:rPr>
+              <w:t xml:space="preserve">1</w:t>
+            </w:r>
+          </w:p>
+        </w:tc>
+        <w:tc>
+          <w:tcPr>
+            <w:tcW w:type="dxa" w:w="2141"/>
+            <w:tcMar>
+              <w:top w:type="dxa" w:w="60"/>
+              <w:left w:type="dxa" w:w="100"/>
+              <w:bottom w:type="dxa" w:w="60"/>
+              <w:right w:type="dxa" w:w="100"/>
+            </w:tcMar>
+          </w:tcPr>
+          <w:p>
+            <w:r>
+              <w:rPr>
+                <w:rFonts w:ascii="Calibri" w:cs="Calibri" w:eastAsia="Calibri" w:hAnsi="Calibri"/>
+                <w:sz w:val="19"/>
+                <w:szCs w:val="19"/>
+              </w:rPr>
+              <w:t xml:space="preserve">9,30</w:t>
             </w:r>
           </w:p>
         </w:tc>
@@ -6335,70 +7102,616 @@
       <w:tr>
         <w:tc>
           <w:tcPr>
-            <w:tcW w:type="dxa" w:w="4661"/>
-            <w:tcMar>
-              <w:top w:type="dxa" w:w="60"/>
-              <w:left w:type="dxa" w:w="100"/>
-              <w:bottom w:type="dxa" w:w="60"/>
-              <w:right w:type="dxa" w:w="100"/>
-            </w:tcMar>
-          </w:tcPr>
-          <w:p>
-            <w:r>
-              <w:rPr>
-                <w:rFonts w:ascii="Calibri" w:cs="Calibri" w:eastAsia="Calibri" w:hAnsi="Calibri"/>
-                <w:sz w:val="19"/>
-                <w:szCs w:val="19"/>
-              </w:rPr>
-              <w:t xml:space="preserve">Anguila · Calamar</w:t>
-            </w:r>
-          </w:p>
-        </w:tc>
-        <w:tc>
-          <w:tcPr>
-            <w:tcW w:type="dxa" w:w="1165"/>
-            <w:tcMar>
-              <w:top w:type="dxa" w:w="60"/>
-              <w:left w:type="dxa" w:w="100"/>
-              <w:bottom w:type="dxa" w:w="60"/>
-              <w:right w:type="dxa" w:w="100"/>
-            </w:tcMar>
-          </w:tcPr>
-          <w:p>
-            <w:r>
-              <w:rPr>
-                <w:rFonts w:ascii="Calibri" w:cs="Calibri" w:eastAsia="Calibri" w:hAnsi="Calibri"/>
-                <w:sz w:val="19"/>
-                <w:szCs w:val="19"/>
-              </w:rPr>
-              <w:t xml:space="preserve">Fondo</w:t>
-            </w:r>
-          </w:p>
-        </w:tc>
-        <w:tc>
-          <w:tcPr>
-            <w:tcW w:type="dxa" w:w="777"/>
-            <w:tcMar>
-              <w:top w:type="dxa" w:w="60"/>
-              <w:left w:type="dxa" w:w="100"/>
-              <w:bottom w:type="dxa" w:w="60"/>
-              <w:right w:type="dxa" w:w="100"/>
-            </w:tcMar>
-          </w:tcPr>
-          <w:p>
-            <w:r>
-              <w:rPr>
-                <w:rFonts w:ascii="Calibri" w:cs="Calibri" w:eastAsia="Calibri" w:hAnsi="Calibri"/>
-                <w:sz w:val="19"/>
-                <w:szCs w:val="19"/>
-              </w:rPr>
-              <w:t xml:space="preserve">2-4★</w:t>
-            </w:r>
-          </w:p>
-        </w:tc>
-        <w:tc>
-          <w:tcPr>
-            <w:tcW w:type="dxa" w:w="1981"/>
+            <w:tcW w:type="dxa" w:w="1235"/>
+            <w:tcMar>
+              <w:top w:type="dxa" w:w="60"/>
+              <w:left w:type="dxa" w:w="100"/>
+              <w:bottom w:type="dxa" w:w="60"/>
+              <w:right w:type="dxa" w:w="100"/>
+            </w:tcMar>
+          </w:tcPr>
+          <w:p>
+            <w:r>
+              <w:rPr>
+                <w:rFonts w:ascii="Calibri" w:cs="Calibri" w:eastAsia="Calibri" w:hAnsi="Calibri"/>
+                <w:sz w:val="19"/>
+                <w:szCs w:val="19"/>
+              </w:rPr>
+              <w:t xml:space="preserve">Caña de Bambú</w:t>
+            </w:r>
+          </w:p>
+        </w:tc>
+        <w:tc>
+          <w:tcPr>
+            <w:tcW w:type="dxa" w:w="549"/>
+            <w:tcMar>
+              <w:top w:type="dxa" w:w="60"/>
+              <w:left w:type="dxa" w:w="100"/>
+              <w:bottom w:type="dxa" w:w="60"/>
+              <w:right w:type="dxa" w:w="100"/>
+            </w:tcMar>
+          </w:tcPr>
+          <w:p>
+            <w:r>
+              <w:rPr>
+                <w:rFonts w:ascii="Calibri" w:cs="Calibri" w:eastAsia="Calibri" w:hAnsi="Calibri"/>
+                <w:sz w:val="19"/>
+                <w:szCs w:val="19"/>
+              </w:rPr>
+              <w:t xml:space="preserve">4</w:t>
+            </w:r>
+          </w:p>
+        </w:tc>
+        <w:tc>
+          <w:tcPr>
+            <w:tcW w:type="dxa" w:w="906"/>
+            <w:tcMar>
+              <w:top w:type="dxa" w:w="60"/>
+              <w:left w:type="dxa" w:w="100"/>
+              <w:bottom w:type="dxa" w:w="60"/>
+              <w:right w:type="dxa" w:w="100"/>
+            </w:tcMar>
+          </w:tcPr>
+          <w:p>
+            <w:r>
+              <w:rPr>
+                <w:rFonts w:ascii="Calibri" w:cs="Calibri" w:eastAsia="Calibri" w:hAnsi="Calibri"/>
+                <w:sz w:val="19"/>
+                <w:szCs w:val="19"/>
+              </w:rPr>
+              <w:t xml:space="preserve">400</w:t>
+            </w:r>
+          </w:p>
+        </w:tc>
+        <w:tc>
+          <w:tcPr>
+            <w:tcW w:type="dxa" w:w="3294"/>
+            <w:tcMar>
+              <w:top w:type="dxa" w:w="60"/>
+              <w:left w:type="dxa" w:w="100"/>
+              <w:bottom w:type="dxa" w:w="60"/>
+              <w:right w:type="dxa" w:w="100"/>
+            </w:tcMar>
+          </w:tcPr>
+          <w:p>
+            <w:r>
+              <w:rPr>
+                <w:rFonts w:ascii="Calibri" w:cs="Calibri" w:eastAsia="Calibri" w:hAnsi="Calibri"/>
+                <w:sz w:val="19"/>
+                <w:szCs w:val="19"/>
+              </w:rPr>
+              <w:t xml:space="preserve">20 Madera + 3 Tablón + 40 de plata</w:t>
+            </w:r>
+          </w:p>
+        </w:tc>
+        <w:tc>
+          <w:tcPr>
+            <w:tcW w:type="dxa" w:w="1235"/>
+            <w:tcMar>
+              <w:top w:type="dxa" w:w="60"/>
+              <w:left w:type="dxa" w:w="100"/>
+              <w:bottom w:type="dxa" w:w="60"/>
+              <w:right w:type="dxa" w:w="100"/>
+            </w:tcMar>
+          </w:tcPr>
+          <w:p>
+            <w:r>
+              <w:rPr>
+                <w:rFonts w:ascii="Calibri" w:cs="Calibri" w:eastAsia="Calibri" w:hAnsi="Calibri"/>
+                <w:sz w:val="19"/>
+                <w:szCs w:val="19"/>
+              </w:rPr>
+              <w:t xml:space="preserve">3</w:t>
+            </w:r>
+          </w:p>
+        </w:tc>
+        <w:tc>
+          <w:tcPr>
+            <w:tcW w:type="dxa" w:w="2141"/>
+            <w:tcMar>
+              <w:top w:type="dxa" w:w="60"/>
+              <w:left w:type="dxa" w:w="100"/>
+              <w:bottom w:type="dxa" w:w="60"/>
+              <w:right w:type="dxa" w:w="100"/>
+            </w:tcMar>
+          </w:tcPr>
+          <w:p>
+            <w:r>
+              <w:rPr>
+                <w:rFonts w:ascii="Calibri" w:cs="Calibri" w:eastAsia="Calibri" w:hAnsi="Calibri"/>
+                <w:sz w:val="19"/>
+                <w:szCs w:val="19"/>
+              </w:rPr>
+              <w:t xml:space="preserve">9,85</w:t>
+            </w:r>
+          </w:p>
+        </w:tc>
+      </w:tr>
+      <w:tr>
+        <w:tc>
+          <w:tcPr>
+            <w:tcW w:type="dxa" w:w="1235"/>
+            <w:tcMar>
+              <w:top w:type="dxa" w:w="60"/>
+              <w:left w:type="dxa" w:w="100"/>
+              <w:bottom w:type="dxa" w:w="60"/>
+              <w:right w:type="dxa" w:w="100"/>
+            </w:tcMar>
+          </w:tcPr>
+          <w:p>
+            <w:r>
+              <w:rPr>
+                <w:rFonts w:ascii="Calibri" w:cs="Calibri" w:eastAsia="Calibri" w:hAnsi="Calibri"/>
+                <w:sz w:val="19"/>
+                <w:szCs w:val="19"/>
+              </w:rPr>
+              <w:t xml:space="preserve">Caña de Hierro</w:t>
+            </w:r>
+          </w:p>
+        </w:tc>
+        <w:tc>
+          <w:tcPr>
+            <w:tcW w:type="dxa" w:w="549"/>
+            <w:tcMar>
+              <w:top w:type="dxa" w:w="60"/>
+              <w:left w:type="dxa" w:w="100"/>
+              <w:bottom w:type="dxa" w:w="60"/>
+              <w:right w:type="dxa" w:w="100"/>
+            </w:tcMar>
+          </w:tcPr>
+          <w:p>
+            <w:r>
+              <w:rPr>
+                <w:rFonts w:ascii="Calibri" w:cs="Calibri" w:eastAsia="Calibri" w:hAnsi="Calibri"/>
+                <w:sz w:val="19"/>
+                <w:szCs w:val="19"/>
+              </w:rPr>
+              <w:t xml:space="preserve">8</w:t>
+            </w:r>
+          </w:p>
+        </w:tc>
+        <w:tc>
+          <w:tcPr>
+            <w:tcW w:type="dxa" w:w="906"/>
+            <w:tcMar>
+              <w:top w:type="dxa" w:w="60"/>
+              <w:left w:type="dxa" w:w="100"/>
+              <w:bottom w:type="dxa" w:w="60"/>
+              <w:right w:type="dxa" w:w="100"/>
+            </w:tcMar>
+          </w:tcPr>
+          <w:p>
+            <w:r>
+              <w:rPr>
+                <w:rFonts w:ascii="Calibri" w:cs="Calibri" w:eastAsia="Calibri" w:hAnsi="Calibri"/>
+                <w:sz w:val="19"/>
+                <w:szCs w:val="19"/>
+              </w:rPr>
+              <w:t xml:space="preserve">1.500</w:t>
+            </w:r>
+          </w:p>
+        </w:tc>
+        <w:tc>
+          <w:tcPr>
+            <w:tcW w:type="dxa" w:w="3294"/>
+            <w:tcMar>
+              <w:top w:type="dxa" w:w="60"/>
+              <w:left w:type="dxa" w:w="100"/>
+              <w:bottom w:type="dxa" w:w="60"/>
+              <w:right w:type="dxa" w:w="100"/>
+            </w:tcMar>
+          </w:tcPr>
+          <w:p>
+            <w:r>
+              <w:rPr>
+                <w:rFonts w:ascii="Calibri" w:cs="Calibri" w:eastAsia="Calibri" w:hAnsi="Calibri"/>
+                <w:sz w:val="19"/>
+                <w:szCs w:val="19"/>
+              </w:rPr>
+              <w:t xml:space="preserve">1 Cuero + 1 Barra de hierro + 3 Tablón + 40</w:t>
+            </w:r>
+          </w:p>
+        </w:tc>
+        <w:tc>
+          <w:tcPr>
+            <w:tcW w:type="dxa" w:w="1235"/>
+            <w:tcMar>
+              <w:top w:type="dxa" w:w="60"/>
+              <w:left w:type="dxa" w:w="100"/>
+              <w:bottom w:type="dxa" w:w="60"/>
+              <w:right w:type="dxa" w:w="100"/>
+            </w:tcMar>
+          </w:tcPr>
+          <w:p>
+            <w:r>
+              <w:rPr>
+                <w:rFonts w:ascii="Calibri" w:cs="Calibri" w:eastAsia="Calibri" w:hAnsi="Calibri"/>
+                <w:sz w:val="19"/>
+                <w:szCs w:val="19"/>
+              </w:rPr>
+              <w:t xml:space="preserve">6</w:t>
+            </w:r>
+          </w:p>
+        </w:tc>
+        <w:tc>
+          <w:tcPr>
+            <w:tcW w:type="dxa" w:w="2141"/>
+            <w:tcMar>
+              <w:top w:type="dxa" w:w="60"/>
+              <w:left w:type="dxa" w:w="100"/>
+              <w:bottom w:type="dxa" w:w="60"/>
+              <w:right w:type="dxa" w:w="100"/>
+            </w:tcMar>
+          </w:tcPr>
+          <w:p>
+            <w:r>
+              <w:rPr>
+                <w:rFonts w:ascii="Calibri" w:cs="Calibri" w:eastAsia="Calibri" w:hAnsi="Calibri"/>
+                <w:sz w:val="19"/>
+                <w:szCs w:val="19"/>
+              </w:rPr>
+              <w:t xml:space="preserve">10,35</w:t>
+            </w:r>
+          </w:p>
+        </w:tc>
+      </w:tr>
+      <w:tr>
+        <w:tc>
+          <w:tcPr>
+            <w:tcW w:type="dxa" w:w="1235"/>
+            <w:tcMar>
+              <w:top w:type="dxa" w:w="60"/>
+              <w:left w:type="dxa" w:w="100"/>
+              <w:bottom w:type="dxa" w:w="60"/>
+              <w:right w:type="dxa" w:w="100"/>
+            </w:tcMar>
+          </w:tcPr>
+          <w:p>
+            <w:r>
+              <w:rPr>
+                <w:rFonts w:ascii="Calibri" w:cs="Calibri" w:eastAsia="Calibri" w:hAnsi="Calibri"/>
+                <w:sz w:val="19"/>
+                <w:szCs w:val="19"/>
+              </w:rPr>
+              <w:t xml:space="preserve">Caña de Oro</w:t>
+            </w:r>
+          </w:p>
+        </w:tc>
+        <w:tc>
+          <w:tcPr>
+            <w:tcW w:type="dxa" w:w="549"/>
+            <w:tcMar>
+              <w:top w:type="dxa" w:w="60"/>
+              <w:left w:type="dxa" w:w="100"/>
+              <w:bottom w:type="dxa" w:w="60"/>
+              <w:right w:type="dxa" w:w="100"/>
+            </w:tcMar>
+          </w:tcPr>
+          <w:p>
+            <w:r>
+              <w:rPr>
+                <w:rFonts w:ascii="Calibri" w:cs="Calibri" w:eastAsia="Calibri" w:hAnsi="Calibri"/>
+                <w:sz w:val="19"/>
+                <w:szCs w:val="19"/>
+              </w:rPr>
+              <w:t xml:space="preserve">12</w:t>
+            </w:r>
+          </w:p>
+        </w:tc>
+        <w:tc>
+          <w:tcPr>
+            <w:tcW w:type="dxa" w:w="906"/>
+            <w:tcMar>
+              <w:top w:type="dxa" w:w="60"/>
+              <w:left w:type="dxa" w:w="100"/>
+              <w:bottom w:type="dxa" w:w="60"/>
+              <w:right w:type="dxa" w:w="100"/>
+            </w:tcMar>
+          </w:tcPr>
+          <w:p>
+            <w:r>
+              <w:rPr>
+                <w:rFonts w:ascii="Calibri" w:cs="Calibri" w:eastAsia="Calibri" w:hAnsi="Calibri"/>
+                <w:sz w:val="19"/>
+                <w:szCs w:val="19"/>
+              </w:rPr>
+              <w:t xml:space="preserve">2.000</w:t>
+            </w:r>
+          </w:p>
+        </w:tc>
+        <w:tc>
+          <w:tcPr>
+            <w:tcW w:type="dxa" w:w="3294"/>
+            <w:tcMar>
+              <w:top w:type="dxa" w:w="60"/>
+              <w:left w:type="dxa" w:w="100"/>
+              <w:bottom w:type="dxa" w:w="60"/>
+              <w:right w:type="dxa" w:w="100"/>
+            </w:tcMar>
+          </w:tcPr>
+          <w:p>
+            <w:r>
+              <w:rPr>
+                <w:rFonts w:ascii="Calibri" w:cs="Calibri" w:eastAsia="Calibri" w:hAnsi="Calibri"/>
+                <w:sz w:val="19"/>
+                <w:szCs w:val="19"/>
+              </w:rPr>
+              <w:t xml:space="preserve">1 Cuero + 1 Barra de oro + 6 Tablón + 200</w:t>
+            </w:r>
+          </w:p>
+        </w:tc>
+        <w:tc>
+          <w:tcPr>
+            <w:tcW w:type="dxa" w:w="1235"/>
+            <w:tcMar>
+              <w:top w:type="dxa" w:w="60"/>
+              <w:left w:type="dxa" w:w="100"/>
+              <w:bottom w:type="dxa" w:w="60"/>
+              <w:right w:type="dxa" w:w="100"/>
+            </w:tcMar>
+          </w:tcPr>
+          <w:p>
+            <w:r>
+              <w:rPr>
+                <w:rFonts w:ascii="Calibri" w:cs="Calibri" w:eastAsia="Calibri" w:hAnsi="Calibri"/>
+                <w:sz w:val="19"/>
+                <w:szCs w:val="19"/>
+              </w:rPr>
+              <w:t xml:space="preserve">11</w:t>
+            </w:r>
+          </w:p>
+        </w:tc>
+        <w:tc>
+          <w:tcPr>
+            <w:tcW w:type="dxa" w:w="2141"/>
+            <w:tcMar>
+              <w:top w:type="dxa" w:w="60"/>
+              <w:left w:type="dxa" w:w="100"/>
+              <w:bottom w:type="dxa" w:w="60"/>
+              <w:right w:type="dxa" w:w="100"/>
+            </w:tcMar>
+          </w:tcPr>
+          <w:p>
+            <w:r>
+              <w:rPr>
+                <w:rFonts w:ascii="Calibri" w:cs="Calibri" w:eastAsia="Calibri" w:hAnsi="Calibri"/>
+                <w:sz w:val="19"/>
+                <w:szCs w:val="19"/>
+              </w:rPr>
+              <w:t xml:space="preserve">10,56</w:t>
+            </w:r>
+          </w:p>
+        </w:tc>
+      </w:tr>
+      <w:tr>
+        <w:tc>
+          <w:tcPr>
+            <w:tcW w:type="dxa" w:w="1235"/>
+            <w:tcMar>
+              <w:top w:type="dxa" w:w="60"/>
+              <w:left w:type="dxa" w:w="100"/>
+              <w:bottom w:type="dxa" w:w="60"/>
+              <w:right w:type="dxa" w:w="100"/>
+            </w:tcMar>
+          </w:tcPr>
+          <w:p>
+            <w:r>
+              <w:rPr>
+                <w:rFonts w:ascii="Calibri" w:cs="Calibri" w:eastAsia="Calibri" w:hAnsi="Calibri"/>
+                <w:sz w:val="19"/>
+                <w:szCs w:val="19"/>
+              </w:rPr>
+              <w:t xml:space="preserve">Caña del Abuelo</w:t>
+            </w:r>
+          </w:p>
+        </w:tc>
+        <w:tc>
+          <w:tcPr>
+            <w:tcW w:type="dxa" w:w="549"/>
+            <w:tcMar>
+              <w:top w:type="dxa" w:w="60"/>
+              <w:left w:type="dxa" w:w="100"/>
+              <w:bottom w:type="dxa" w:w="60"/>
+              <w:right w:type="dxa" w:w="100"/>
+            </w:tcMar>
+          </w:tcPr>
+          <w:p>
+            <w:r>
+              <w:rPr>
+                <w:rFonts w:ascii="Calibri" w:cs="Calibri" w:eastAsia="Calibri" w:hAnsi="Calibri"/>
+                <w:sz w:val="19"/>
+                <w:szCs w:val="19"/>
+              </w:rPr>
+              <w:t xml:space="preserve">18</w:t>
+            </w:r>
+          </w:p>
+        </w:tc>
+        <w:tc>
+          <w:tcPr>
+            <w:tcW w:type="dxa" w:w="906"/>
+            <w:tcMar>
+              <w:top w:type="dxa" w:w="60"/>
+              <w:left w:type="dxa" w:w="100"/>
+              <w:bottom w:type="dxa" w:w="60"/>
+              <w:right w:type="dxa" w:w="100"/>
+            </w:tcMar>
+          </w:tcPr>
+          <w:p>
+            <w:r>
+              <w:rPr>
+                <w:rFonts w:ascii="Calibri" w:cs="Calibri" w:eastAsia="Calibri" w:hAnsi="Calibri"/>
+                <w:sz w:val="19"/>
+                <w:szCs w:val="19"/>
+              </w:rPr>
+              <w:t xml:space="preserve">—</w:t>
+            </w:r>
+          </w:p>
+        </w:tc>
+        <w:tc>
+          <w:tcPr>
+            <w:tcW w:type="dxa" w:w="3294"/>
+            <w:tcMar>
+              <w:top w:type="dxa" w:w="60"/>
+              <w:left w:type="dxa" w:w="100"/>
+              <w:bottom w:type="dxa" w:w="60"/>
+              <w:right w:type="dxa" w:w="100"/>
+            </w:tcMar>
+          </w:tcPr>
+          <w:p>
+            <w:r>
+              <w:rPr>
+                <w:rFonts w:ascii="Calibri" w:cs="Calibri" w:eastAsia="Calibri" w:hAnsi="Calibri"/>
+                <w:sz w:val="19"/>
+                <w:szCs w:val="19"/>
+              </w:rPr>
+              <w:t xml:space="preserve">120 Escamas de la Lonja</w:t>
+            </w:r>
+          </w:p>
+        </w:tc>
+        <w:tc>
+          <w:tcPr>
+            <w:tcW w:type="dxa" w:w="1235"/>
+            <w:tcMar>
+              <w:top w:type="dxa" w:w="60"/>
+              <w:left w:type="dxa" w:w="100"/>
+              <w:bottom w:type="dxa" w:w="60"/>
+              <w:right w:type="dxa" w:w="100"/>
+            </w:tcMar>
+          </w:tcPr>
+          <w:p>
+            <w:r>
+              <w:rPr>
+                <w:rFonts w:ascii="Calibri" w:cs="Calibri" w:eastAsia="Calibri" w:hAnsi="Calibri"/>
+                <w:sz w:val="19"/>
+                <w:szCs w:val="19"/>
+              </w:rPr>
+              <w:t xml:space="preserve">0</w:t>
+            </w:r>
+          </w:p>
+        </w:tc>
+        <w:tc>
+          <w:tcPr>
+            <w:tcW w:type="dxa" w:w="2141"/>
+            <w:tcMar>
+              <w:top w:type="dxa" w:w="60"/>
+              <w:left w:type="dxa" w:w="100"/>
+              <w:bottom w:type="dxa" w:w="60"/>
+              <w:right w:type="dxa" w:w="100"/>
+            </w:tcMar>
+          </w:tcPr>
+          <w:p>
+            <w:r>
+              <w:rPr>
+                <w:rFonts w:ascii="Calibri" w:cs="Calibri" w:eastAsia="Calibri" w:hAnsi="Calibri"/>
+                <w:sz w:val="19"/>
+                <w:szCs w:val="19"/>
+              </w:rPr>
+              <w:t xml:space="preserve">rompe el ancla a propósito</w:t>
+            </w:r>
+          </w:p>
+        </w:tc>
+      </w:tr>
+    </w:tbl>
+    <w:p>
+      <w:pPr>
+        <w:spacing w:after="80"/>
+      </w:pPr>
+    </w:p>
+    <w:p>
+      <w:pPr>
+        <w:spacing w:after="110"/>
+      </w:pPr>
+      <w:r>
+        <w:rPr>
+          <w:rFonts w:ascii="Calibri" w:cs="Calibri" w:eastAsia="Calibri" w:hAnsi="Calibri"/>
+          <w:i/>
+          <w:iCs/>
+          <w:sz w:val="21"/>
+          <w:szCs w:val="21"/>
+        </w:rPr>
+        <w:t xml:space="preserve">Regla de Suren que gobierna esta tabla: </w:t>
+      </w:r>
+      <w:r>
+        <w:rPr>
+          <w:rFonts w:ascii="Calibri" w:cs="Calibri" w:eastAsia="Calibri" w:hAnsi="Calibri"/>
+          <w:i/>
+          <w:iCs/>
+          <w:sz w:val="21"/>
+          <w:szCs w:val="21"/>
+        </w:rPr>
+        <w:t xml:space="preserve">las dos de arriba piden CUERO</w:t>
+      </w:r>
+      <w:r>
+        <w:rPr>
+          <w:rFonts w:ascii="Calibri" w:cs="Calibri" w:eastAsia="Calibri" w:hAnsi="Calibri"/>
+          <w:i/>
+          <w:iCs/>
+          <w:sz w:val="21"/>
+          <w:szCs w:val="21"/>
+        </w:rPr>
+        <w:t xml:space="preserve">, así que mejorar la pesca obliga a criar. Si la caña de oro costara plata pelada, mejorar la pesca sería ahorrar. Y de la caña de junco a la de oro se mejora un 13 %, no un 107 %: ninguna caña puede correr más rápido que la carnada, que es el seguro contra la sobreproducción.</w:t>
+      </w:r>
+    </w:p>
+    <w:p>
+      <w:pPr>
+        <w:spacing w:after="110"/>
+      </w:pPr>
+      <w:r>
+        <w:rPr>
+          <w:rFonts w:ascii="Calibri" w:cs="Calibri" w:eastAsia="Calibri" w:hAnsi="Calibri"/>
+          <w:i/>
+          <w:iCs/>
+          <w:sz w:val="21"/>
+          <w:szCs w:val="21"/>
+        </w:rPr>
+        <w:t xml:space="preserve">El 9/9 la Caña de Hierro recuperó su barra de hierro. Se había quedado sin ella porque no cabía en un presupuesto de 1.000 escrito cuando el cuero valía 55; hoy vale 742, porque un cuero es un día entero de Toro. Se movió el presupuesto a 1.500 — un presupuesto es una vara, no una ley física.</w:t>
+      </w:r>
+    </w:p>
+    <w:p>
+      <w:pPr>
+        <w:spacing w:after="110"/>
+      </w:pPr>
+      <w:r>
+        <w:rPr>
+          <w:rFonts w:ascii="Calibri" w:cs="Calibri" w:eastAsia="Calibri" w:hAnsi="Calibri"/>
+          <w:b/>
+          <w:bCs/>
+          <w:sz w:val="21"/>
+          <w:szCs w:val="21"/>
+        </w:rPr>
+        <w:t xml:space="preserve">Las nasas: el carril que trabaja solo.</w:t>
+      </w:r>
+      <w:r>
+        <w:rPr>
+          <w:rFonts w:ascii="Calibri" w:cs="Calibri" w:eastAsia="Calibri" w:hAnsi="Calibri"/>
+          <w:sz w:val="21"/>
+          <w:szCs w:val="21"/>
+        </w:rPr>
+        <w:t xml:space="preserve"> Se calan y dan pescado o cebo pasadas sus 2 horas. Pagan MENOS que la caña (la mejor nasa 9,00 contra la peor caña 9,30) y eso es deliberado: si la pasiva le ganara a las manos, nadie tocaría el minijuego.</w:t>
+      </w:r>
+    </w:p>
+    <w:tbl>
+      <w:tblPr>
+        <w:tblW w:type="dxa" w:w="9360"/>
+        <w:tblBorders>
+          <w:top w:val="single" w:color="D8CBB6" w:sz="4"/>
+          <w:left w:val="single" w:color="D8CBB6" w:sz="4"/>
+          <w:bottom w:val="single" w:color="D8CBB6" w:sz="4"/>
+          <w:right w:val="single" w:color="D8CBB6" w:sz="4"/>
+          <w:insideH w:val="single" w:color="D8CBB6" w:sz="4"/>
+          <w:insideV w:val="single" w:color="D8CBB6" w:sz="4"/>
+        </w:tblBorders>
+      </w:tblPr>
+      <w:tblGrid>
+        <w:gridCol w:w="3304"/>
+        <w:gridCol w:w="1573"/>
+        <w:gridCol w:w="4483"/>
+      </w:tblGrid>
+      <w:tr>
+        <w:tc>
+          <w:tcPr>
+            <w:tcW w:type="dxa" w:w="3304"/>
+            <w:shd w:fill="FBF7EF" w:val="clear"/>
             <w:tcMar>
               <w:top w:type="dxa" w:w="60"/>
               <w:left w:type="dxa" w:w="100"/>
@@ -6415,28 +7728,55 @@
                 <w:sz w:val="19"/>
                 <w:szCs w:val="19"/>
               </w:rPr>
-              <w:t xml:space="preserve">solo de noche</w:t>
-            </w:r>
-          </w:p>
-        </w:tc>
-        <w:tc>
-          <w:tcPr>
-            <w:tcW w:type="dxa" w:w="777"/>
-            <w:tcMar>
-              <w:top w:type="dxa" w:w="60"/>
-              <w:left w:type="dxa" w:w="100"/>
-              <w:bottom w:type="dxa" w:w="60"/>
-              <w:right w:type="dxa" w:w="100"/>
-            </w:tcMar>
-          </w:tcPr>
-          <w:p>
-            <w:r>
-              <w:rPr>
-                <w:rFonts w:ascii="Calibri" w:cs="Calibri" w:eastAsia="Calibri" w:hAnsi="Calibri"/>
-                <w:sz w:val="19"/>
-                <w:szCs w:val="19"/>
-              </w:rPr>
-              <w:t xml:space="preserve">5</w:t>
+              <w:t xml:space="preserve">Nasa</w:t>
+            </w:r>
+          </w:p>
+        </w:tc>
+        <w:tc>
+          <w:tcPr>
+            <w:tcW w:type="dxa" w:w="1573"/>
+            <w:shd w:fill="FBF7EF" w:val="clear"/>
+            <w:tcMar>
+              <w:top w:type="dxa" w:w="60"/>
+              <w:left w:type="dxa" w:w="100"/>
+              <w:bottom w:type="dxa" w:w="60"/>
+              <w:right w:type="dxa" w:w="100"/>
+            </w:tcMar>
+          </w:tcPr>
+          <w:p>
+            <w:r>
+              <w:rPr>
+                <w:rFonts w:ascii="Calibri" w:cs="Calibri" w:eastAsia="Calibri" w:hAnsi="Calibri"/>
+                <w:b/>
+                <w:bCs/>
+                <w:sz w:val="19"/>
+                <w:szCs w:val="19"/>
+              </w:rPr>
+              <w:t xml:space="preserve">Nivel</w:t>
+            </w:r>
+          </w:p>
+        </w:tc>
+        <w:tc>
+          <w:tcPr>
+            <w:tcW w:type="dxa" w:w="4483"/>
+            <w:shd w:fill="FBF7EF" w:val="clear"/>
+            <w:tcMar>
+              <w:top w:type="dxa" w:w="60"/>
+              <w:left w:type="dxa" w:w="100"/>
+              <w:bottom w:type="dxa" w:w="60"/>
+              <w:right w:type="dxa" w:w="100"/>
+            </w:tcMar>
+          </w:tcPr>
+          <w:p>
+            <w:r>
+              <w:rPr>
+                <w:rFonts w:ascii="Calibri" w:cs="Calibri" w:eastAsia="Calibri" w:hAnsi="Calibri"/>
+                <w:b/>
+                <w:bCs/>
+                <w:sz w:val="19"/>
+                <w:szCs w:val="19"/>
+              </w:rPr>
+              <w:t xml:space="preserve">Coste</w:t>
             </w:r>
           </w:p>
         </w:tc>
@@ -6444,106 +7784,64 @@
       <w:tr>
         <w:tc>
           <w:tcPr>
-            <w:tcW w:type="dxa" w:w="4661"/>
-            <w:tcMar>
-              <w:top w:type="dxa" w:w="60"/>
-              <w:left w:type="dxa" w:w="100"/>
-              <w:bottom w:type="dxa" w:w="60"/>
-              <w:right w:type="dxa" w:w="100"/>
-            </w:tcMar>
-          </w:tcPr>
-          <w:p>
-            <w:r>
-              <w:rPr>
-                <w:rFonts w:ascii="Calibri" w:cs="Calibri" w:eastAsia="Calibri" w:hAnsi="Calibri"/>
-                <w:sz w:val="19"/>
-                <w:szCs w:val="19"/>
-              </w:rPr>
-              <w:t xml:space="preserve">Pez mariposa · Pez volador</w:t>
-            </w:r>
-          </w:p>
-        </w:tc>
-        <w:tc>
-          <w:tcPr>
-            <w:tcW w:type="dxa" w:w="1165"/>
-            <w:tcMar>
-              <w:top w:type="dxa" w:w="60"/>
-              <w:left w:type="dxa" w:w="100"/>
-              <w:bottom w:type="dxa" w:w="60"/>
-              <w:right w:type="dxa" w:w="100"/>
-            </w:tcMar>
-          </w:tcPr>
-          <w:p>
-            <w:r>
-              <w:rPr>
-                <w:rFonts w:ascii="Calibri" w:cs="Calibri" w:eastAsia="Calibri" w:hAnsi="Calibri"/>
-                <w:sz w:val="19"/>
-                <w:szCs w:val="19"/>
-              </w:rPr>
-              <w:t xml:space="preserve">Superficie</w:t>
-            </w:r>
-          </w:p>
-        </w:tc>
-        <w:tc>
-          <w:tcPr>
-            <w:tcW w:type="dxa" w:w="777"/>
-            <w:tcMar>
-              <w:top w:type="dxa" w:w="60"/>
-              <w:left w:type="dxa" w:w="100"/>
-              <w:bottom w:type="dxa" w:w="60"/>
-              <w:right w:type="dxa" w:w="100"/>
-            </w:tcMar>
-          </w:tcPr>
-          <w:p>
-            <w:r>
-              <w:rPr>
-                <w:rFonts w:ascii="Calibri" w:cs="Calibri" w:eastAsia="Calibri" w:hAnsi="Calibri"/>
-                <w:sz w:val="19"/>
-                <w:szCs w:val="19"/>
-              </w:rPr>
-              <w:t xml:space="preserve">1-4★</w:t>
-            </w:r>
-          </w:p>
-        </w:tc>
-        <w:tc>
-          <w:tcPr>
-            <w:tcW w:type="dxa" w:w="1981"/>
-            <w:tcMar>
-              <w:top w:type="dxa" w:w="60"/>
-              <w:left w:type="dxa" w:w="100"/>
-              <w:bottom w:type="dxa" w:w="60"/>
-              <w:right w:type="dxa" w:w="100"/>
-            </w:tcMar>
-          </w:tcPr>
-          <w:p>
-            <w:r>
-              <w:rPr>
-                <w:rFonts w:ascii="Calibri" w:cs="Calibri" w:eastAsia="Calibri" w:hAnsi="Calibri"/>
-                <w:sz w:val="19"/>
-                <w:szCs w:val="19"/>
-              </w:rPr>
-              <w:t xml:space="preserve">siempre</w:t>
-            </w:r>
-          </w:p>
-        </w:tc>
-        <w:tc>
-          <w:tcPr>
-            <w:tcW w:type="dxa" w:w="777"/>
-            <w:tcMar>
-              <w:top w:type="dxa" w:w="60"/>
-              <w:left w:type="dxa" w:w="100"/>
-              <w:bottom w:type="dxa" w:w="60"/>
-              <w:right w:type="dxa" w:w="100"/>
-            </w:tcMar>
-          </w:tcPr>
-          <w:p>
-            <w:r>
-              <w:rPr>
-                <w:rFonts w:ascii="Calibri" w:cs="Calibri" w:eastAsia="Calibri" w:hAnsi="Calibri"/>
-                <w:sz w:val="19"/>
-                <w:szCs w:val="19"/>
-              </w:rPr>
-              <w:t xml:space="preserve">10</w:t>
+            <w:tcW w:type="dxa" w:w="3304"/>
+            <w:tcMar>
+              <w:top w:type="dxa" w:w="60"/>
+              <w:left w:type="dxa" w:w="100"/>
+              <w:bottom w:type="dxa" w:w="60"/>
+              <w:right w:type="dxa" w:w="100"/>
+            </w:tcMar>
+          </w:tcPr>
+          <w:p>
+            <w:r>
+              <w:rPr>
+                <w:rFonts w:ascii="Calibri" w:cs="Calibri" w:eastAsia="Calibri" w:hAnsi="Calibri"/>
+                <w:sz w:val="19"/>
+                <w:szCs w:val="19"/>
+              </w:rPr>
+              <w:t xml:space="preserve">Nasa de mimbre</w:t>
+            </w:r>
+          </w:p>
+        </w:tc>
+        <w:tc>
+          <w:tcPr>
+            <w:tcW w:type="dxa" w:w="1573"/>
+            <w:tcMar>
+              <w:top w:type="dxa" w:w="60"/>
+              <w:left w:type="dxa" w:w="100"/>
+              <w:bottom w:type="dxa" w:w="60"/>
+              <w:right w:type="dxa" w:w="100"/>
+            </w:tcMar>
+          </w:tcPr>
+          <w:p>
+            <w:r>
+              <w:rPr>
+                <w:rFonts w:ascii="Calibri" w:cs="Calibri" w:eastAsia="Calibri" w:hAnsi="Calibri"/>
+                <w:sz w:val="19"/>
+                <w:szCs w:val="19"/>
+              </w:rPr>
+              <w:t xml:space="preserve">1</w:t>
+            </w:r>
+          </w:p>
+        </w:tc>
+        <w:tc>
+          <w:tcPr>
+            <w:tcW w:type="dxa" w:w="4483"/>
+            <w:tcMar>
+              <w:top w:type="dxa" w:w="60"/>
+              <w:left w:type="dxa" w:w="100"/>
+              <w:bottom w:type="dxa" w:w="60"/>
+              <w:right w:type="dxa" w:w="100"/>
+            </w:tcMar>
+          </w:tcPr>
+          <w:p>
+            <w:r>
+              <w:rPr>
+                <w:rFonts w:ascii="Calibri" w:cs="Calibri" w:eastAsia="Calibri" w:hAnsi="Calibri"/>
+                <w:sz w:val="19"/>
+                <w:szCs w:val="19"/>
+              </w:rPr>
+              <w:t xml:space="preserve">9 Madera + 4 Piedra</w:t>
             </w:r>
           </w:p>
         </w:tc>
@@ -6551,106 +7849,64 @@
       <w:tr>
         <w:tc>
           <w:tcPr>
-            <w:tcW w:type="dxa" w:w="4661"/>
-            <w:tcMar>
-              <w:top w:type="dxa" w:w="60"/>
-              <w:left w:type="dxa" w:w="100"/>
-              <w:bottom w:type="dxa" w:w="60"/>
-              <w:right w:type="dxa" w:w="100"/>
-            </w:tcMar>
-          </w:tcPr>
-          <w:p>
-            <w:r>
-              <w:rPr>
-                <w:rFonts w:ascii="Calibri" w:cs="Calibri" w:eastAsia="Calibri" w:hAnsi="Calibri"/>
-                <w:sz w:val="19"/>
-                <w:szCs w:val="19"/>
-              </w:rPr>
-              <w:t xml:space="preserve">Pez espada (Pesca 15)</w:t>
-            </w:r>
-          </w:p>
-        </w:tc>
-        <w:tc>
-          <w:tcPr>
-            <w:tcW w:type="dxa" w:w="1165"/>
-            <w:tcMar>
-              <w:top w:type="dxa" w:w="60"/>
-              <w:left w:type="dxa" w:w="100"/>
-              <w:bottom w:type="dxa" w:w="60"/>
-              <w:right w:type="dxa" w:w="100"/>
-            </w:tcMar>
-          </w:tcPr>
-          <w:p>
-            <w:r>
-              <w:rPr>
-                <w:rFonts w:ascii="Calibri" w:cs="Calibri" w:eastAsia="Calibri" w:hAnsi="Calibri"/>
-                <w:sz w:val="19"/>
-                <w:szCs w:val="19"/>
-              </w:rPr>
-              <w:t xml:space="preserve">Coloso</w:t>
-            </w:r>
-          </w:p>
-        </w:tc>
-        <w:tc>
-          <w:tcPr>
-            <w:tcW w:type="dxa" w:w="777"/>
-            <w:tcMar>
-              <w:top w:type="dxa" w:w="60"/>
-              <w:left w:type="dxa" w:w="100"/>
-              <w:bottom w:type="dxa" w:w="60"/>
-              <w:right w:type="dxa" w:w="100"/>
-            </w:tcMar>
-          </w:tcPr>
-          <w:p>
-            <w:r>
-              <w:rPr>
-                <w:rFonts w:ascii="Calibri" w:cs="Calibri" w:eastAsia="Calibri" w:hAnsi="Calibri"/>
-                <w:sz w:val="19"/>
-                <w:szCs w:val="19"/>
-              </w:rPr>
-              <w:t xml:space="preserve">3-5★</w:t>
-            </w:r>
-          </w:p>
-        </w:tc>
-        <w:tc>
-          <w:tcPr>
-            <w:tcW w:type="dxa" w:w="1981"/>
-            <w:tcMar>
-              <w:top w:type="dxa" w:w="60"/>
-              <w:left w:type="dxa" w:w="100"/>
-              <w:bottom w:type="dxa" w:w="60"/>
-              <w:right w:type="dxa" w:w="100"/>
-            </w:tcMar>
-          </w:tcPr>
-          <w:p>
-            <w:r>
-              <w:rPr>
-                <w:rFonts w:ascii="Calibri" w:cs="Calibri" w:eastAsia="Calibri" w:hAnsi="Calibri"/>
-                <w:sz w:val="19"/>
-                <w:szCs w:val="19"/>
-              </w:rPr>
-              <w:t xml:space="preserve">siempre</w:t>
-            </w:r>
-          </w:p>
-        </w:tc>
-        <w:tc>
-          <w:tcPr>
-            <w:tcW w:type="dxa" w:w="777"/>
-            <w:tcMar>
-              <w:top w:type="dxa" w:w="60"/>
-              <w:left w:type="dxa" w:w="100"/>
-              <w:bottom w:type="dxa" w:w="60"/>
-              <w:right w:type="dxa" w:w="100"/>
-            </w:tcMar>
-          </w:tcPr>
-          <w:p>
-            <w:r>
-              <w:rPr>
-                <w:rFonts w:ascii="Calibri" w:cs="Calibri" w:eastAsia="Calibri" w:hAnsi="Calibri"/>
-                <w:sz w:val="19"/>
-                <w:szCs w:val="19"/>
-              </w:rPr>
-              <w:t xml:space="preserve">15</w:t>
+            <w:tcW w:type="dxa" w:w="3304"/>
+            <w:tcMar>
+              <w:top w:type="dxa" w:w="60"/>
+              <w:left w:type="dxa" w:w="100"/>
+              <w:bottom w:type="dxa" w:w="60"/>
+              <w:right w:type="dxa" w:w="100"/>
+            </w:tcMar>
+          </w:tcPr>
+          <w:p>
+            <w:r>
+              <w:rPr>
+                <w:rFonts w:ascii="Calibri" w:cs="Calibri" w:eastAsia="Calibri" w:hAnsi="Calibri"/>
+                <w:sz w:val="19"/>
+                <w:szCs w:val="19"/>
+              </w:rPr>
+              <w:t xml:space="preserve">Nasa reforzada</w:t>
+            </w:r>
+          </w:p>
+        </w:tc>
+        <w:tc>
+          <w:tcPr>
+            <w:tcW w:type="dxa" w:w="1573"/>
+            <w:tcMar>
+              <w:top w:type="dxa" w:w="60"/>
+              <w:left w:type="dxa" w:w="100"/>
+              <w:bottom w:type="dxa" w:w="60"/>
+              <w:right w:type="dxa" w:w="100"/>
+            </w:tcMar>
+          </w:tcPr>
+          <w:p>
+            <w:r>
+              <w:rPr>
+                <w:rFonts w:ascii="Calibri" w:cs="Calibri" w:eastAsia="Calibri" w:hAnsi="Calibri"/>
+                <w:sz w:val="19"/>
+                <w:szCs w:val="19"/>
+              </w:rPr>
+              <w:t xml:space="preserve">6</w:t>
+            </w:r>
+          </w:p>
+        </w:tc>
+        <w:tc>
+          <w:tcPr>
+            <w:tcW w:type="dxa" w:w="4483"/>
+            <w:tcMar>
+              <w:top w:type="dxa" w:w="60"/>
+              <w:left w:type="dxa" w:w="100"/>
+              <w:bottom w:type="dxa" w:w="60"/>
+              <w:right w:type="dxa" w:w="100"/>
+            </w:tcMar>
+          </w:tcPr>
+          <w:p>
+            <w:r>
+              <w:rPr>
+                <w:rFonts w:ascii="Calibri" w:cs="Calibri" w:eastAsia="Calibri" w:hAnsi="Calibri"/>
+                <w:sz w:val="19"/>
+                <w:szCs w:val="19"/>
+              </w:rPr>
+              <w:t xml:space="preserve">3 Tablón + 9 Piedra</w:t>
             </w:r>
           </w:p>
         </w:tc>
@@ -6658,106 +7914,64 @@
       <w:tr>
         <w:tc>
           <w:tcPr>
-            <w:tcW w:type="dxa" w:w="4661"/>
-            <w:tcMar>
-              <w:top w:type="dxa" w:w="60"/>
-              <w:left w:type="dxa" w:w="100"/>
-              <w:bottom w:type="dxa" w:w="60"/>
-              <w:right w:type="dxa" w:w="100"/>
-            </w:tcMar>
-          </w:tcPr>
-          <w:p>
-            <w:r>
-              <w:rPr>
-                <w:rFonts w:ascii="Calibri" w:cs="Calibri" w:eastAsia="Calibri" w:hAnsi="Calibri"/>
-                <w:sz w:val="19"/>
-                <w:szCs w:val="19"/>
-              </w:rPr>
-              <w:t xml:space="preserve">Tiburón martillo (Pesca 20)</w:t>
-            </w:r>
-          </w:p>
-        </w:tc>
-        <w:tc>
-          <w:tcPr>
-            <w:tcW w:type="dxa" w:w="1165"/>
-            <w:tcMar>
-              <w:top w:type="dxa" w:w="60"/>
-              <w:left w:type="dxa" w:w="100"/>
-              <w:bottom w:type="dxa" w:w="60"/>
-              <w:right w:type="dxa" w:w="100"/>
-            </w:tcMar>
-          </w:tcPr>
-          <w:p>
-            <w:r>
-              <w:rPr>
-                <w:rFonts w:ascii="Calibri" w:cs="Calibri" w:eastAsia="Calibri" w:hAnsi="Calibri"/>
-                <w:sz w:val="19"/>
-                <w:szCs w:val="19"/>
-              </w:rPr>
-              <w:t xml:space="preserve">Coloso</w:t>
-            </w:r>
-          </w:p>
-        </w:tc>
-        <w:tc>
-          <w:tcPr>
-            <w:tcW w:type="dxa" w:w="777"/>
-            <w:tcMar>
-              <w:top w:type="dxa" w:w="60"/>
-              <w:left w:type="dxa" w:w="100"/>
-              <w:bottom w:type="dxa" w:w="60"/>
-              <w:right w:type="dxa" w:w="100"/>
-            </w:tcMar>
-          </w:tcPr>
-          <w:p>
-            <w:r>
-              <w:rPr>
-                <w:rFonts w:ascii="Calibri" w:cs="Calibri" w:eastAsia="Calibri" w:hAnsi="Calibri"/>
-                <w:sz w:val="19"/>
-                <w:szCs w:val="19"/>
-              </w:rPr>
-              <w:t xml:space="preserve">4-5★</w:t>
-            </w:r>
-          </w:p>
-        </w:tc>
-        <w:tc>
-          <w:tcPr>
-            <w:tcW w:type="dxa" w:w="1981"/>
-            <w:tcMar>
-              <w:top w:type="dxa" w:w="60"/>
-              <w:left w:type="dxa" w:w="100"/>
-              <w:bottom w:type="dxa" w:w="60"/>
-              <w:right w:type="dxa" w:w="100"/>
-            </w:tcMar>
-          </w:tcPr>
-          <w:p>
-            <w:r>
-              <w:rPr>
-                <w:rFonts w:ascii="Calibri" w:cs="Calibri" w:eastAsia="Calibri" w:hAnsi="Calibri"/>
-                <w:sz w:val="19"/>
-                <w:szCs w:val="19"/>
-              </w:rPr>
-              <w:t xml:space="preserve">siempre</w:t>
-            </w:r>
-          </w:p>
-        </w:tc>
-        <w:tc>
-          <w:tcPr>
-            <w:tcW w:type="dxa" w:w="777"/>
-            <w:tcMar>
-              <w:top w:type="dxa" w:w="60"/>
-              <w:left w:type="dxa" w:w="100"/>
-              <w:bottom w:type="dxa" w:w="60"/>
-              <w:right w:type="dxa" w:w="100"/>
-            </w:tcMar>
-          </w:tcPr>
-          <w:p>
-            <w:r>
-              <w:rPr>
-                <w:rFonts w:ascii="Calibri" w:cs="Calibri" w:eastAsia="Calibri" w:hAnsi="Calibri"/>
-                <w:sz w:val="19"/>
-                <w:szCs w:val="19"/>
-              </w:rPr>
-              <w:t xml:space="preserve">20</w:t>
+            <w:tcW w:type="dxa" w:w="3304"/>
+            <w:tcMar>
+              <w:top w:type="dxa" w:w="60"/>
+              <w:left w:type="dxa" w:w="100"/>
+              <w:bottom w:type="dxa" w:w="60"/>
+              <w:right w:type="dxa" w:w="100"/>
+            </w:tcMar>
+          </w:tcPr>
+          <w:p>
+            <w:r>
+              <w:rPr>
+                <w:rFonts w:ascii="Calibri" w:cs="Calibri" w:eastAsia="Calibri" w:hAnsi="Calibri"/>
+                <w:sz w:val="19"/>
+                <w:szCs w:val="19"/>
+              </w:rPr>
+              <w:t xml:space="preserve">Nasa de hierro</w:t>
+            </w:r>
+          </w:p>
+        </w:tc>
+        <w:tc>
+          <w:tcPr>
+            <w:tcW w:type="dxa" w:w="1573"/>
+            <w:tcMar>
+              <w:top w:type="dxa" w:w="60"/>
+              <w:left w:type="dxa" w:w="100"/>
+              <w:bottom w:type="dxa" w:w="60"/>
+              <w:right w:type="dxa" w:w="100"/>
+            </w:tcMar>
+          </w:tcPr>
+          <w:p>
+            <w:r>
+              <w:rPr>
+                <w:rFonts w:ascii="Calibri" w:cs="Calibri" w:eastAsia="Calibri" w:hAnsi="Calibri"/>
+                <w:sz w:val="19"/>
+                <w:szCs w:val="19"/>
+              </w:rPr>
+              <w:t xml:space="preserve">12</w:t>
+            </w:r>
+          </w:p>
+        </w:tc>
+        <w:tc>
+          <w:tcPr>
+            <w:tcW w:type="dxa" w:w="4483"/>
+            <w:tcMar>
+              <w:top w:type="dxa" w:w="60"/>
+              <w:left w:type="dxa" w:w="100"/>
+              <w:bottom w:type="dxa" w:w="60"/>
+              <w:right w:type="dxa" w:w="100"/>
+            </w:tcMar>
+          </w:tcPr>
+          <w:p>
+            <w:r>
+              <w:rPr>
+                <w:rFonts w:ascii="Calibri" w:cs="Calibri" w:eastAsia="Calibri" w:hAnsi="Calibri"/>
+                <w:sz w:val="19"/>
+                <w:szCs w:val="19"/>
+              </w:rPr>
+              <w:t xml:space="preserve">9 Tablón + 2 Piedra</w:t>
             </w:r>
           </w:p>
         </w:tc>
@@ -6775,49 +7989,20 @@
       <w:r>
         <w:rPr>
           <w:rFonts w:ascii="Calibri" w:cs="Calibri" w:eastAsia="Calibri" w:hAnsi="Calibri"/>
-          <w:sz w:val="21"/>
-          <w:szCs w:val="21"/>
-        </w:rPr>
-        <w:t xml:space="preserve">Los precios no están escritos a mano: salen del ancla, </w:t>
-      </w:r>
-      <w:r>
-        <w:rPr>
-          <w:rFonts w:ascii="Consolas" w:cs="Consolas" w:eastAsia="Consolas" w:hAnsi="Consolas"/>
-          <w:sz w:val="19"/>
-          <w:szCs w:val="19"/>
-        </w:rPr>
-        <w:t xml:space="preserve">cadena ÷ 60 × 20</w:t>
-      </w:r>
-      <w:r>
-        <w:rPr>
-          <w:rFonts w:ascii="Calibri" w:cs="Calibri" w:eastAsia="Calibri" w:hAnsi="Calibri"/>
-          <w:sz w:val="21"/>
-          <w:szCs w:val="21"/>
-        </w:rPr>
-        <w:t xml:space="preserve">. Una especie de cadena 60 vale 20 porque ocupa una hora.</w:t>
-      </w:r>
-    </w:p>
-    <w:p>
-      <w:pPr>
-        <w:spacing w:after="110"/>
-      </w:pPr>
-      <w:r>
-        <w:rPr>
-          <w:rFonts w:ascii="Calibri" w:cs="Calibri" w:eastAsia="Calibri" w:hAnsi="Calibri"/>
           <w:b/>
           <w:bCs/>
           <w:sz w:val="21"/>
           <w:szCs w:val="21"/>
         </w:rPr>
-        <w:t xml:space="preserve">Las cuatro puertas de un pez</w:t>
-      </w:r>
-      <w:r>
-        <w:rPr>
-          <w:rFonts w:ascii="Calibri" w:cs="Calibri" w:eastAsia="Calibri" w:hAnsi="Calibri"/>
-          <w:sz w:val="21"/>
-          <w:szCs w:val="21"/>
-        </w:rPr>
-        <w:t xml:space="preserve"> son el nivel de Pesca, la familia, la hora y la </w:t>
+        <w:t xml:space="preserve">La Lonja, las Escamas y el Torneo.</w:t>
+      </w:r>
+      <w:r>
+        <w:rPr>
+          <w:rFonts w:ascii="Calibri" w:cs="Calibri" w:eastAsia="Calibri" w:hAnsi="Calibri"/>
+          <w:sz w:val="21"/>
+          <w:szCs w:val="21"/>
+        </w:rPr>
+        <w:t xml:space="preserve"> La Lonja es el tablón de la pesca: pide especies concretas y paga en </w:t>
       </w:r>
       <w:r>
         <w:rPr>
@@ -6827,177 +8012,15 @@
           <w:sz w:val="21"/>
           <w:szCs w:val="21"/>
         </w:rPr>
-        <w:t xml:space="preserve">caña</w:t>
-      </w:r>
-      <w:r>
-        <w:rPr>
-          <w:rFonts w:ascii="Calibri" w:cs="Calibri" w:eastAsia="Calibri" w:hAnsi="Calibri"/>
-          <w:sz w:val="21"/>
-          <w:szCs w:val="21"/>
-        </w:rPr>
-        <w:t xml:space="preserve">: cada caña aguanta hasta cierta talla, así que un martillo de 5★ no se saca con junco por mucha suerte que se tenga. Las cañas </w:t>
-      </w:r>
-      <w:r>
-        <w:rPr>
-          <w:rFonts w:ascii="Calibri" w:cs="Calibri" w:eastAsia="Calibri" w:hAnsi="Calibri"/>
-          <w:b/>
-          <w:bCs/>
-          <w:sz w:val="21"/>
-          <w:szCs w:val="21"/>
-        </w:rPr>
-        <w:t xml:space="preserve">se gastan</w:t>
-      </w:r>
-      <w:r>
-        <w:rPr>
-          <w:rFonts w:ascii="Calibri" w:cs="Calibri" w:eastAsia="Calibri" w:hAnsi="Calibri"/>
-          <w:sz w:val="21"/>
-          <w:szCs w:val="21"/>
-        </w:rPr>
-        <w:t xml:space="preserve"> (junco 30 usos, roble 30, hierro 25, la del Abuelo 20), y por eso son objetos de la bolsa, no un botón permanente.</w:t>
-      </w:r>
-    </w:p>
-    <w:p>
-      <w:pPr>
-        <w:spacing w:after="110"/>
-      </w:pPr>
-      <w:r>
-        <w:rPr>
-          <w:rFonts w:ascii="Calibri" w:cs="Calibri" w:eastAsia="Calibri" w:hAnsi="Calibri"/>
-          <w:b/>
-          <w:bCs/>
-          <w:sz w:val="21"/>
-          <w:szCs w:val="21"/>
-        </w:rPr>
-        <w:t xml:space="preserve">El clima</w:t>
-      </w:r>
-      <w:r>
-        <w:rPr>
-          <w:rFonts w:ascii="Calibri" w:cs="Calibri" w:eastAsia="Calibri" w:hAnsi="Calibri"/>
-          <w:sz w:val="21"/>
-          <w:szCs w:val="21"/>
-        </w:rPr>
-        <w:t xml:space="preserve"> (Despejado · Lluvia · Viento · Niebla) rota con el día y mueve qué pica. Son cuatro climas contra siete días: coprimos a propósito, para que la combinación no se repita cada semana y el agua no se vuelva un calendario memorizable.</w:t>
-      </w:r>
-    </w:p>
-    <w:p>
-      <w:pPr>
-        <w:spacing w:after="110"/>
-      </w:pPr>
-      <w:r>
-        <w:rPr>
-          <w:rFonts w:ascii="Calibri" w:cs="Calibri" w:eastAsia="Calibri" w:hAnsi="Calibri"/>
-          <w:b/>
-          <w:bCs/>
-          <w:sz w:val="21"/>
-          <w:szCs w:val="21"/>
-        </w:rPr>
-        <w:t xml:space="preserve">Las peleas</w:t>
-      </w:r>
-      <w:r>
-        <w:rPr>
-          <w:rFonts w:ascii="Calibri" w:cs="Calibri" w:eastAsia="Calibri" w:hAnsi="Calibri"/>
-          <w:sz w:val="21"/>
-          <w:szCs w:val="21"/>
-        </w:rPr>
-        <w:t xml:space="preserve"> dejaron de colgar del reloj y cuelgan del PROGRESO: son siete variaciones (tirones, cambios de rumbo, la tinta del calamar) y cada una se dispara cuando la captura llega a cierto punto. Con el reloj, un jugador bueno terminaba antes de que la tinta apareciera nunca — el contenido existía y no se veía.</w:t>
-      </w:r>
-    </w:p>
-    <w:p>
-      <w:pPr>
-        <w:spacing w:after="110"/>
-      </w:pPr>
-      <w:r>
-        <w:rPr>
-          <w:rFonts w:ascii="Calibri" w:cs="Calibri" w:eastAsia="Calibri" w:hAnsi="Calibri"/>
-          <w:b/>
-          <w:bCs/>
-          <w:sz w:val="21"/>
-          <w:szCs w:val="21"/>
-        </w:rPr>
-        <w:t xml:space="preserve">Los colosos citan.</w:t>
-      </w:r>
-      <w:r>
-        <w:rPr>
-          <w:rFonts w:ascii="Calibri" w:cs="Calibri" w:eastAsia="Calibri" w:hAnsi="Calibri"/>
-          <w:sz w:val="21"/>
-          <w:szCs w:val="21"/>
-        </w:rPr>
-        <w:t xml:space="preserve"> No usan carnada ni sorteo: el agua se abre y el pez ya está clavado. Pagan XP a mitad de tarifa (</w:t>
-      </w:r>
-      <w:r>
-        <w:rPr>
-          <w:rFonts w:ascii="Consolas" w:cs="Consolas" w:eastAsia="Consolas" w:hAnsi="Consolas"/>
-          <w:sz w:val="19"/>
-          <w:szCs w:val="19"/>
-        </w:rPr>
-        <w:t xml:space="preserve">CITA_XP = 0.5</w:t>
-      </w:r>
-      <w:r>
-        <w:rPr>
-          <w:rFonts w:ascii="Calibri" w:cs="Calibri" w:eastAsia="Calibri" w:hAnsi="Calibri"/>
-          <w:sz w:val="21"/>
-          <w:szCs w:val="21"/>
-        </w:rPr>
-        <w:t xml:space="preserve">) por una razón que conviene tener escrita: una trampa corre en </w:t>
-      </w:r>
-      <w:r>
-        <w:rPr>
-          <w:rFonts w:ascii="Calibri" w:cs="Calibri" w:eastAsia="Calibri" w:hAnsi="Calibri"/>
-          <w:b/>
-          <w:bCs/>
-          <w:sz w:val="21"/>
-          <w:szCs w:val="21"/>
-        </w:rPr>
-        <w:t xml:space="preserve">reloj de pared</w:t>
-      </w:r>
-      <w:r>
-        <w:rPr>
-          <w:rFonts w:ascii="Calibri" w:cs="Calibri" w:eastAsia="Calibri" w:hAnsi="Calibri"/>
-          <w:sz w:val="21"/>
-          <w:szCs w:val="21"/>
-        </w:rPr>
-        <w:t xml:space="preserve"> y una escalera de oficio en </w:t>
-      </w:r>
-      <w:r>
-        <w:rPr>
-          <w:rFonts w:ascii="Calibri" w:cs="Calibri" w:eastAsia="Calibri" w:hAnsi="Calibri"/>
-          <w:b/>
-          <w:bCs/>
-          <w:sz w:val="21"/>
-          <w:szCs w:val="21"/>
-        </w:rPr>
-        <w:t xml:space="preserve">horas activas</w:t>
-      </w:r>
-      <w:r>
-        <w:rPr>
-          <w:rFonts w:ascii="Calibri" w:cs="Calibri" w:eastAsia="Calibri" w:hAnsi="Calibri"/>
-          <w:sz w:val="21"/>
-          <w:szCs w:val="21"/>
-        </w:rPr>
-        <w:t xml:space="preserve">. En una partida larga lo primero aplasta a lo segundo con cualquier número, así que lo que se cobra a mitad no es el pez: es el tiempo que no estuviste.</w:t>
-      </w:r>
-    </w:p>
-    <w:p>
-      <w:pPr>
-        <w:spacing w:after="110"/>
-      </w:pPr>
-      <w:r>
-        <w:rPr>
-          <w:rFonts w:ascii="Calibri" w:cs="Calibri" w:eastAsia="Calibri" w:hAnsi="Calibri"/>
-          <w:b/>
-          <w:bCs/>
-          <w:sz w:val="21"/>
-          <w:szCs w:val="21"/>
-        </w:rPr>
-        <w:t xml:space="preserve">Las trampas</w:t>
-      </w:r>
-      <w:r>
-        <w:rPr>
-          <w:rFonts w:ascii="Calibri" w:cs="Calibri" w:eastAsia="Calibri" w:hAnsi="Calibri"/>
-          <w:sz w:val="21"/>
-          <w:szCs w:val="21"/>
-        </w:rPr>
-        <w:t xml:space="preserve"> (Nasa de camarones, Red de superficie, Palangre de fondo) se calan y trabajan solas: dan cebo o pescado pasadas sus horas, con una ventana para recogerlas antes de que se vacíen. Es el carril offline de la pesca, hermano de la doma.</w:t>
+        <w:t xml:space="preserve">Escamas</w:t>
+      </w:r>
+      <w:r>
+        <w:rPr>
+          <w:rFonts w:ascii="Calibri" w:cs="Calibri" w:eastAsia="Calibri" w:hAnsi="Calibri"/>
+          <w:sz w:val="21"/>
+          <w:szCs w:val="21"/>
+        </w:rPr>
+        <w:t xml:space="preserve">, la moneda que compra lo que la plata no —la Caña del Abuelo, los títulos, la Boya—. Y el Torneo tiene ranking de servidor con cobro por puesto. Las Escamas se emiten sólo ahí, que es lo que impide que la pesca se convierta en una segunda economía paralela.</w:t>
       </w:r>
     </w:p>
     <w:p>
@@ -7042,7 +8065,1727 @@
           <w:sz w:val="21"/>
           <w:szCs w:val="21"/>
         </w:rPr>
-        <w:t xml:space="preserve">Cada oficio con escalera tiene TECHO, y el techo se deriva de su contenido (22/8, dirección: « capear el crecimiento hasta el nivel donde hay contenido; más adelante se libera más »). Hoy: Cultivo 16 (el brócoli, tras la escalera en dos carriles del 22/8), Minería 11 (la netherita), Ganadería 19 (el lugar 20 del establo), Cocina 16 (el Banquete del Bosque, tras la re-sincronización del 22/8 — gemelo del de Cultivo). La XP nunca deja de acumularse por debajo: cuando se agregue contenido de nivel más alto, el techo sube solo y los veteranos suben en el acto lo que ya ganaron. Los oficios sin escalera (Tala, Pesca, Artesanía y las armas) y la barra de Combate no se capean. La granja tiene su propio techo de siempre: nivel 50.</w:t>
+        <w:t xml:space="preserve">Cada oficio con escalera tiene TECHO, y el techo se deriva de su contenido (22/8, dirección: « capear el crecimiento hasta el nivel donde hay contenido; más adelante se libera más »). Nadie escribe el número: es el nivel de lo último que el oficio abre, así que cuando entre contenido nuevo el techo sube solo y los veteranos cobran en el acto la XP que ya tenían guardada.</w:t>
+      </w:r>
+    </w:p>
+    <w:tbl>
+      <w:tblPr>
+        <w:tblW w:type="dxa" w:w="9360"/>
+        <w:tblBorders>
+          <w:top w:val="single" w:color="D8CBB6" w:sz="4"/>
+          <w:left w:val="single" w:color="D8CBB6" w:sz="4"/>
+          <w:bottom w:val="single" w:color="D8CBB6" w:sz="4"/>
+          <w:right w:val="single" w:color="D8CBB6" w:sz="4"/>
+          <w:insideH w:val="single" w:color="D8CBB6" w:sz="4"/>
+          <w:insideV w:val="single" w:color="D8CBB6" w:sz="4"/>
+        </w:tblBorders>
+      </w:tblPr>
+      <w:tblGrid>
+        <w:gridCol w:w="4566"/>
+        <w:gridCol w:w="799"/>
+        <w:gridCol w:w="1027"/>
+        <w:gridCol w:w="2968"/>
+      </w:tblGrid>
+      <w:tr>
+        <w:tc>
+          <w:tcPr>
+            <w:tcW w:type="dxa" w:w="4566"/>
+            <w:shd w:fill="FBF7EF" w:val="clear"/>
+            <w:tcMar>
+              <w:top w:type="dxa" w:w="60"/>
+              <w:left w:type="dxa" w:w="100"/>
+              <w:bottom w:type="dxa" w:w="60"/>
+              <w:right w:type="dxa" w:w="100"/>
+            </w:tcMar>
+          </w:tcPr>
+          <w:p>
+            <w:r>
+              <w:rPr>
+                <w:rFonts w:ascii="Calibri" w:cs="Calibri" w:eastAsia="Calibri" w:hAnsi="Calibri"/>
+                <w:b/>
+                <w:bCs/>
+                <w:sz w:val="19"/>
+                <w:szCs w:val="19"/>
+              </w:rPr>
+              <w:t xml:space="preserve">Oficio</w:t>
+            </w:r>
+          </w:p>
+        </w:tc>
+        <w:tc>
+          <w:tcPr>
+            <w:tcW w:type="dxa" w:w="799"/>
+            <w:shd w:fill="FBF7EF" w:val="clear"/>
+            <w:tcMar>
+              <w:top w:type="dxa" w:w="60"/>
+              <w:left w:type="dxa" w:w="100"/>
+              <w:bottom w:type="dxa" w:w="60"/>
+              <w:right w:type="dxa" w:w="100"/>
+            </w:tcMar>
+          </w:tcPr>
+          <w:p>
+            <w:r>
+              <w:rPr>
+                <w:rFonts w:ascii="Calibri" w:cs="Calibri" w:eastAsia="Calibri" w:hAnsi="Calibri"/>
+                <w:b/>
+                <w:bCs/>
+                <w:sz w:val="19"/>
+                <w:szCs w:val="19"/>
+              </w:rPr>
+              <w:t xml:space="preserve">Techo</w:t>
+            </w:r>
+          </w:p>
+        </w:tc>
+        <w:tc>
+          <w:tcPr>
+            <w:tcW w:type="dxa" w:w="1027"/>
+            <w:shd w:fill="FBF7EF" w:val="clear"/>
+            <w:tcMar>
+              <w:top w:type="dxa" w:w="60"/>
+              <w:left w:type="dxa" w:w="100"/>
+              <w:bottom w:type="dxa" w:w="60"/>
+              <w:right w:type="dxa" w:w="100"/>
+            </w:tcMar>
+          </w:tcPr>
+          <w:p>
+            <w:r>
+              <w:rPr>
+                <w:rFonts w:ascii="Calibri" w:cs="Calibri" w:eastAsia="Calibri" w:hAnsi="Calibri"/>
+                <w:b/>
+                <w:bCs/>
+                <w:sz w:val="19"/>
+                <w:szCs w:val="19"/>
+              </w:rPr>
+              <w:t xml:space="preserve">Escalones</w:t>
+            </w:r>
+          </w:p>
+        </w:tc>
+        <w:tc>
+          <w:tcPr>
+            <w:tcW w:type="dxa" w:w="2968"/>
+            <w:shd w:fill="FBF7EF" w:val="clear"/>
+            <w:tcMar>
+              <w:top w:type="dxa" w:w="60"/>
+              <w:left w:type="dxa" w:w="100"/>
+              <w:bottom w:type="dxa" w:w="60"/>
+              <w:right w:type="dxa" w:w="100"/>
+            </w:tcMar>
+          </w:tcPr>
+          <w:p>
+            <w:r>
+              <w:rPr>
+                <w:rFonts w:ascii="Calibri" w:cs="Calibri" w:eastAsia="Calibri" w:hAnsi="Calibri"/>
+                <w:b/>
+                <w:bCs/>
+                <w:sz w:val="19"/>
+                <w:szCs w:val="19"/>
+              </w:rPr>
+              <w:t xml:space="preserve">Lo último que abre</w:t>
+            </w:r>
+          </w:p>
+        </w:tc>
+      </w:tr>
+      <w:tr>
+        <w:tc>
+          <w:tcPr>
+            <w:tcW w:type="dxa" w:w="4566"/>
+            <w:tcMar>
+              <w:top w:type="dxa" w:w="60"/>
+              <w:left w:type="dxa" w:w="100"/>
+              <w:bottom w:type="dxa" w:w="60"/>
+              <w:right w:type="dxa" w:w="100"/>
+            </w:tcMar>
+          </w:tcPr>
+          <w:p>
+            <w:r>
+              <w:rPr>
+                <w:rFonts w:ascii="Calibri" w:cs="Calibri" w:eastAsia="Calibri" w:hAnsi="Calibri"/>
+                <w:sz w:val="19"/>
+                <w:szCs w:val="19"/>
+              </w:rPr>
+              <w:t xml:space="preserve">Cultivo</w:t>
+            </w:r>
+          </w:p>
+        </w:tc>
+        <w:tc>
+          <w:tcPr>
+            <w:tcW w:type="dxa" w:w="799"/>
+            <w:tcMar>
+              <w:top w:type="dxa" w:w="60"/>
+              <w:left w:type="dxa" w:w="100"/>
+              <w:bottom w:type="dxa" w:w="60"/>
+              <w:right w:type="dxa" w:w="100"/>
+            </w:tcMar>
+          </w:tcPr>
+          <w:p>
+            <w:r>
+              <w:rPr>
+                <w:rFonts w:ascii="Calibri" w:cs="Calibri" w:eastAsia="Calibri" w:hAnsi="Calibri"/>
+                <w:sz w:val="19"/>
+                <w:szCs w:val="19"/>
+              </w:rPr>
+              <w:t xml:space="preserve">16</w:t>
+            </w:r>
+          </w:p>
+        </w:tc>
+        <w:tc>
+          <w:tcPr>
+            <w:tcW w:type="dxa" w:w="1027"/>
+            <w:tcMar>
+              <w:top w:type="dxa" w:w="60"/>
+              <w:left w:type="dxa" w:w="100"/>
+              <w:bottom w:type="dxa" w:w="60"/>
+              <w:right w:type="dxa" w:w="100"/>
+            </w:tcMar>
+          </w:tcPr>
+          <w:p>
+            <w:r>
+              <w:rPr>
+                <w:rFonts w:ascii="Calibri" w:cs="Calibri" w:eastAsia="Calibri" w:hAnsi="Calibri"/>
+                <w:sz w:val="19"/>
+                <w:szCs w:val="19"/>
+              </w:rPr>
+              <w:t xml:space="preserve">15</w:t>
+            </w:r>
+          </w:p>
+        </w:tc>
+        <w:tc>
+          <w:tcPr>
+            <w:tcW w:type="dxa" w:w="2968"/>
+            <w:tcMar>
+              <w:top w:type="dxa" w:w="60"/>
+              <w:left w:type="dxa" w:w="100"/>
+              <w:bottom w:type="dxa" w:w="60"/>
+              <w:right w:type="dxa" w:w="100"/>
+            </w:tcMar>
+          </w:tcPr>
+          <w:p>
+            <w:r>
+              <w:rPr>
+                <w:rFonts w:ascii="Calibri" w:cs="Calibri" w:eastAsia="Calibri" w:hAnsi="Calibri"/>
+                <w:sz w:val="19"/>
+                <w:szCs w:val="19"/>
+              </w:rPr>
+              <w:t xml:space="preserve">Brócoli</w:t>
+            </w:r>
+          </w:p>
+        </w:tc>
+      </w:tr>
+      <w:tr>
+        <w:tc>
+          <w:tcPr>
+            <w:tcW w:type="dxa" w:w="4566"/>
+            <w:tcMar>
+              <w:top w:type="dxa" w:w="60"/>
+              <w:left w:type="dxa" w:w="100"/>
+              <w:bottom w:type="dxa" w:w="60"/>
+              <w:right w:type="dxa" w:w="100"/>
+            </w:tcMar>
+          </w:tcPr>
+          <w:p>
+            <w:r>
+              <w:rPr>
+                <w:rFonts w:ascii="Calibri" w:cs="Calibri" w:eastAsia="Calibri" w:hAnsi="Calibri"/>
+                <w:sz w:val="19"/>
+                <w:szCs w:val="19"/>
+              </w:rPr>
+              <w:t xml:space="preserve">Pesca</w:t>
+            </w:r>
+          </w:p>
+        </w:tc>
+        <w:tc>
+          <w:tcPr>
+            <w:tcW w:type="dxa" w:w="799"/>
+            <w:tcMar>
+              <w:top w:type="dxa" w:w="60"/>
+              <w:left w:type="dxa" w:w="100"/>
+              <w:bottom w:type="dxa" w:w="60"/>
+              <w:right w:type="dxa" w:w="100"/>
+            </w:tcMar>
+          </w:tcPr>
+          <w:p>
+            <w:r>
+              <w:rPr>
+                <w:rFonts w:ascii="Calibri" w:cs="Calibri" w:eastAsia="Calibri" w:hAnsi="Calibri"/>
+                <w:sz w:val="19"/>
+                <w:szCs w:val="19"/>
+              </w:rPr>
+              <w:t xml:space="preserve">20</w:t>
+            </w:r>
+          </w:p>
+        </w:tc>
+        <w:tc>
+          <w:tcPr>
+            <w:tcW w:type="dxa" w:w="1027"/>
+            <w:tcMar>
+              <w:top w:type="dxa" w:w="60"/>
+              <w:left w:type="dxa" w:w="100"/>
+              <w:bottom w:type="dxa" w:w="60"/>
+              <w:right w:type="dxa" w:w="100"/>
+            </w:tcMar>
+          </w:tcPr>
+          <w:p>
+            <w:r>
+              <w:rPr>
+                <w:rFonts w:ascii="Calibri" w:cs="Calibri" w:eastAsia="Calibri" w:hAnsi="Calibri"/>
+                <w:sz w:val="19"/>
+                <w:szCs w:val="19"/>
+              </w:rPr>
+              <w:t xml:space="preserve">22</w:t>
+            </w:r>
+          </w:p>
+        </w:tc>
+        <w:tc>
+          <w:tcPr>
+            <w:tcW w:type="dxa" w:w="2968"/>
+            <w:tcMar>
+              <w:top w:type="dxa" w:w="60"/>
+              <w:left w:type="dxa" w:w="100"/>
+              <w:bottom w:type="dxa" w:w="60"/>
+              <w:right w:type="dxa" w:w="100"/>
+            </w:tcMar>
+          </w:tcPr>
+          <w:p>
+            <w:r>
+              <w:rPr>
+                <w:rFonts w:ascii="Calibri" w:cs="Calibri" w:eastAsia="Calibri" w:hAnsi="Calibri"/>
+                <w:sz w:val="19"/>
+                <w:szCs w:val="19"/>
+              </w:rPr>
+              <w:t xml:space="preserve">Título: Señor de la Laguna</w:t>
+            </w:r>
+          </w:p>
+        </w:tc>
+      </w:tr>
+      <w:tr>
+        <w:tc>
+          <w:tcPr>
+            <w:tcW w:type="dxa" w:w="4566"/>
+            <w:tcMar>
+              <w:top w:type="dxa" w:w="60"/>
+              <w:left w:type="dxa" w:w="100"/>
+              <w:bottom w:type="dxa" w:w="60"/>
+              <w:right w:type="dxa" w:w="100"/>
+            </w:tcMar>
+          </w:tcPr>
+          <w:p>
+            <w:r>
+              <w:rPr>
+                <w:rFonts w:ascii="Calibri" w:cs="Calibri" w:eastAsia="Calibri" w:hAnsi="Calibri"/>
+                <w:sz w:val="19"/>
+                <w:szCs w:val="19"/>
+              </w:rPr>
+              <w:t xml:space="preserve">Ganadería</w:t>
+            </w:r>
+          </w:p>
+        </w:tc>
+        <w:tc>
+          <w:tcPr>
+            <w:tcW w:type="dxa" w:w="799"/>
+            <w:tcMar>
+              <w:top w:type="dxa" w:w="60"/>
+              <w:left w:type="dxa" w:w="100"/>
+              <w:bottom w:type="dxa" w:w="60"/>
+              <w:right w:type="dxa" w:w="100"/>
+            </w:tcMar>
+          </w:tcPr>
+          <w:p>
+            <w:r>
+              <w:rPr>
+                <w:rFonts w:ascii="Calibri" w:cs="Calibri" w:eastAsia="Calibri" w:hAnsi="Calibri"/>
+                <w:sz w:val="19"/>
+                <w:szCs w:val="19"/>
+              </w:rPr>
+              <w:t xml:space="preserve">19</w:t>
+            </w:r>
+          </w:p>
+        </w:tc>
+        <w:tc>
+          <w:tcPr>
+            <w:tcW w:type="dxa" w:w="1027"/>
+            <w:tcMar>
+              <w:top w:type="dxa" w:w="60"/>
+              <w:left w:type="dxa" w:w="100"/>
+              <w:bottom w:type="dxa" w:w="60"/>
+              <w:right w:type="dxa" w:w="100"/>
+            </w:tcMar>
+          </w:tcPr>
+          <w:p>
+            <w:r>
+              <w:rPr>
+                <w:rFonts w:ascii="Calibri" w:cs="Calibri" w:eastAsia="Calibri" w:hAnsi="Calibri"/>
+                <w:sz w:val="19"/>
+                <w:szCs w:val="19"/>
+              </w:rPr>
+              <w:t xml:space="preserve">23</w:t>
+            </w:r>
+          </w:p>
+        </w:tc>
+        <w:tc>
+          <w:tcPr>
+            <w:tcW w:type="dxa" w:w="2968"/>
+            <w:tcMar>
+              <w:top w:type="dxa" w:w="60"/>
+              <w:left w:type="dxa" w:w="100"/>
+              <w:bottom w:type="dxa" w:w="60"/>
+              <w:right w:type="dxa" w:w="100"/>
+            </w:tcMar>
+          </w:tcPr>
+          <w:p>
+            <w:r>
+              <w:rPr>
+                <w:rFonts w:ascii="Calibri" w:cs="Calibri" w:eastAsia="Calibri" w:hAnsi="Calibri"/>
+                <w:sz w:val="19"/>
+                <w:szCs w:val="19"/>
+              </w:rPr>
+              <w:t xml:space="preserve">el lugar 20 del establo</w:t>
+            </w:r>
+          </w:p>
+        </w:tc>
+      </w:tr>
+      <w:tr>
+        <w:tc>
+          <w:tcPr>
+            <w:tcW w:type="dxa" w:w="4566"/>
+            <w:tcMar>
+              <w:top w:type="dxa" w:w="60"/>
+              <w:left w:type="dxa" w:w="100"/>
+              <w:bottom w:type="dxa" w:w="60"/>
+              <w:right w:type="dxa" w:w="100"/>
+            </w:tcMar>
+          </w:tcPr>
+          <w:p>
+            <w:r>
+              <w:rPr>
+                <w:rFonts w:ascii="Calibri" w:cs="Calibri" w:eastAsia="Calibri" w:hAnsi="Calibri"/>
+                <w:sz w:val="19"/>
+                <w:szCs w:val="19"/>
+              </w:rPr>
+              <w:t xml:space="preserve">Cocina</w:t>
+            </w:r>
+          </w:p>
+        </w:tc>
+        <w:tc>
+          <w:tcPr>
+            <w:tcW w:type="dxa" w:w="799"/>
+            <w:tcMar>
+              <w:top w:type="dxa" w:w="60"/>
+              <w:left w:type="dxa" w:w="100"/>
+              <w:bottom w:type="dxa" w:w="60"/>
+              <w:right w:type="dxa" w:w="100"/>
+            </w:tcMar>
+          </w:tcPr>
+          <w:p>
+            <w:r>
+              <w:rPr>
+                <w:rFonts w:ascii="Calibri" w:cs="Calibri" w:eastAsia="Calibri" w:hAnsi="Calibri"/>
+                <w:sz w:val="19"/>
+                <w:szCs w:val="19"/>
+              </w:rPr>
+              <w:t xml:space="preserve">16</w:t>
+            </w:r>
+          </w:p>
+        </w:tc>
+        <w:tc>
+          <w:tcPr>
+            <w:tcW w:type="dxa" w:w="1027"/>
+            <w:tcMar>
+              <w:top w:type="dxa" w:w="60"/>
+              <w:left w:type="dxa" w:w="100"/>
+              <w:bottom w:type="dxa" w:w="60"/>
+              <w:right w:type="dxa" w:w="100"/>
+            </w:tcMar>
+          </w:tcPr>
+          <w:p>
+            <w:r>
+              <w:rPr>
+                <w:rFonts w:ascii="Calibri" w:cs="Calibri" w:eastAsia="Calibri" w:hAnsi="Calibri"/>
+                <w:sz w:val="19"/>
+                <w:szCs w:val="19"/>
+              </w:rPr>
+              <w:t xml:space="preserve">21</w:t>
+            </w:r>
+          </w:p>
+        </w:tc>
+        <w:tc>
+          <w:tcPr>
+            <w:tcW w:type="dxa" w:w="2968"/>
+            <w:tcMar>
+              <w:top w:type="dxa" w:w="60"/>
+              <w:left w:type="dxa" w:w="100"/>
+              <w:bottom w:type="dxa" w:w="60"/>
+              <w:right w:type="dxa" w:w="100"/>
+            </w:tcMar>
+          </w:tcPr>
+          <w:p>
+            <w:r>
+              <w:rPr>
+                <w:rFonts w:ascii="Calibri" w:cs="Calibri" w:eastAsia="Calibri" w:hAnsi="Calibri"/>
+                <w:sz w:val="19"/>
+                <w:szCs w:val="19"/>
+              </w:rPr>
+              <w:t xml:space="preserve">Banquete del Bosque</w:t>
+            </w:r>
+          </w:p>
+        </w:tc>
+      </w:tr>
+      <w:tr>
+        <w:tc>
+          <w:tcPr>
+            <w:tcW w:type="dxa" w:w="4566"/>
+            <w:tcMar>
+              <w:top w:type="dxa" w:w="60"/>
+              <w:left w:type="dxa" w:w="100"/>
+              <w:bottom w:type="dxa" w:w="60"/>
+              <w:right w:type="dxa" w:w="100"/>
+            </w:tcMar>
+          </w:tcPr>
+          <w:p>
+            <w:r>
+              <w:rPr>
+                <w:rFonts w:ascii="Calibri" w:cs="Calibri" w:eastAsia="Calibri" w:hAnsi="Calibri"/>
+                <w:sz w:val="19"/>
+                <w:szCs w:val="19"/>
+              </w:rPr>
+              <w:t xml:space="preserve">Minería</w:t>
+            </w:r>
+          </w:p>
+        </w:tc>
+        <w:tc>
+          <w:tcPr>
+            <w:tcW w:type="dxa" w:w="799"/>
+            <w:tcMar>
+              <w:top w:type="dxa" w:w="60"/>
+              <w:left w:type="dxa" w:w="100"/>
+              <w:bottom w:type="dxa" w:w="60"/>
+              <w:right w:type="dxa" w:w="100"/>
+            </w:tcMar>
+          </w:tcPr>
+          <w:p>
+            <w:r>
+              <w:rPr>
+                <w:rFonts w:ascii="Calibri" w:cs="Calibri" w:eastAsia="Calibri" w:hAnsi="Calibri"/>
+                <w:sz w:val="19"/>
+                <w:szCs w:val="19"/>
+              </w:rPr>
+              <w:t xml:space="preserve">11</w:t>
+            </w:r>
+          </w:p>
+        </w:tc>
+        <w:tc>
+          <w:tcPr>
+            <w:tcW w:type="dxa" w:w="1027"/>
+            <w:tcMar>
+              <w:top w:type="dxa" w:w="60"/>
+              <w:left w:type="dxa" w:w="100"/>
+              <w:bottom w:type="dxa" w:w="60"/>
+              <w:right w:type="dxa" w:w="100"/>
+            </w:tcMar>
+          </w:tcPr>
+          <w:p>
+            <w:r>
+              <w:rPr>
+                <w:rFonts w:ascii="Calibri" w:cs="Calibri" w:eastAsia="Calibri" w:hAnsi="Calibri"/>
+                <w:sz w:val="19"/>
+                <w:szCs w:val="19"/>
+              </w:rPr>
+              <w:t xml:space="preserve">8</w:t>
+            </w:r>
+          </w:p>
+        </w:tc>
+        <w:tc>
+          <w:tcPr>
+            <w:tcW w:type="dxa" w:w="2968"/>
+            <w:tcMar>
+              <w:top w:type="dxa" w:w="60"/>
+              <w:left w:type="dxa" w:w="100"/>
+              <w:bottom w:type="dxa" w:w="60"/>
+              <w:right w:type="dxa" w:w="100"/>
+            </w:tcMar>
+          </w:tcPr>
+          <w:p>
+            <w:r>
+              <w:rPr>
+                <w:rFonts w:ascii="Calibri" w:cs="Calibri" w:eastAsia="Calibri" w:hAnsi="Calibri"/>
+                <w:sz w:val="19"/>
+                <w:szCs w:val="19"/>
+              </w:rPr>
+              <w:t xml:space="preserve">Netherita</w:t>
+            </w:r>
+          </w:p>
+        </w:tc>
+      </w:tr>
+      <w:tr>
+        <w:tc>
+          <w:tcPr>
+            <w:tcW w:type="dxa" w:w="4566"/>
+            <w:tcMar>
+              <w:top w:type="dxa" w:w="60"/>
+              <w:left w:type="dxa" w:w="100"/>
+              <w:bottom w:type="dxa" w:w="60"/>
+              <w:right w:type="dxa" w:w="100"/>
+            </w:tcMar>
+          </w:tcPr>
+          <w:p>
+            <w:r>
+              <w:rPr>
+                <w:rFonts w:ascii="Calibri" w:cs="Calibri" w:eastAsia="Calibri" w:hAnsi="Calibri"/>
+                <w:b/>
+                <w:bCs/>
+                <w:sz w:val="19"/>
+                <w:szCs w:val="19"/>
+              </w:rPr>
+              <w:t xml:space="preserve">Tala · Artesanía · Espada · Hacha · Mazo · Arco</w:t>
+            </w:r>
+          </w:p>
+        </w:tc>
+        <w:tc>
+          <w:tcPr>
+            <w:tcW w:type="dxa" w:w="799"/>
+            <w:tcMar>
+              <w:top w:type="dxa" w:w="60"/>
+              <w:left w:type="dxa" w:w="100"/>
+              <w:bottom w:type="dxa" w:w="60"/>
+              <w:right w:type="dxa" w:w="100"/>
+            </w:tcMar>
+          </w:tcPr>
+          <w:p>
+            <w:r>
+              <w:rPr>
+                <w:rFonts w:ascii="Calibri" w:cs="Calibri" w:eastAsia="Calibri" w:hAnsi="Calibri"/>
+                <w:b/>
+                <w:bCs/>
+                <w:sz w:val="19"/>
+                <w:szCs w:val="19"/>
+              </w:rPr>
+              <w:t xml:space="preserve">150</w:t>
+            </w:r>
+          </w:p>
+        </w:tc>
+        <w:tc>
+          <w:tcPr>
+            <w:tcW w:type="dxa" w:w="1027"/>
+            <w:tcMar>
+              <w:top w:type="dxa" w:w="60"/>
+              <w:left w:type="dxa" w:w="100"/>
+              <w:bottom w:type="dxa" w:w="60"/>
+              <w:right w:type="dxa" w:w="100"/>
+            </w:tcMar>
+          </w:tcPr>
+          <w:p>
+            <w:r>
+              <w:rPr>
+                <w:rFonts w:ascii="Calibri" w:cs="Calibri" w:eastAsia="Calibri" w:hAnsi="Calibri"/>
+                <w:b/>
+                <w:bCs/>
+                <w:sz w:val="19"/>
+                <w:szCs w:val="19"/>
+              </w:rPr>
+              <w:t xml:space="preserve">0</w:t>
+            </w:r>
+          </w:p>
+        </w:tc>
+        <w:tc>
+          <w:tcPr>
+            <w:tcW w:type="dxa" w:w="2968"/>
+            <w:tcMar>
+              <w:top w:type="dxa" w:w="60"/>
+              <w:left w:type="dxa" w:w="100"/>
+              <w:bottom w:type="dxa" w:w="60"/>
+              <w:right w:type="dxa" w:w="100"/>
+            </w:tcMar>
+          </w:tcPr>
+          <w:p>
+            <w:r>
+              <w:rPr>
+                <w:rFonts w:ascii="Calibri" w:cs="Calibri" w:eastAsia="Calibri" w:hAnsi="Calibri"/>
+                <w:b/>
+                <w:bCs/>
+                <w:sz w:val="19"/>
+                <w:szCs w:val="19"/>
+              </w:rPr>
+              <w:t xml:space="preserve">— nada —</w:t>
+            </w:r>
+          </w:p>
+        </w:tc>
+      </w:tr>
+    </w:tbl>
+    <w:p>
+      <w:pPr>
+        <w:spacing w:after="80"/>
+      </w:pPr>
+    </w:p>
+    <w:p>
+      <w:pPr>
+        <w:spacing w:after="110"/>
+      </w:pPr>
+      <w:r>
+        <w:rPr>
+          <w:rFonts w:ascii="Calibri" w:cs="Calibri" w:eastAsia="Calibri" w:hAnsi="Calibri"/>
+          <w:b/>
+          <w:bCs/>
+          <w:sz w:val="21"/>
+          <w:szCs w:val="21"/>
+        </w:rPr>
+        <w:t xml:space="preserve">Los seis oficios huérfanos: un hueco de contenido, no un descuido.</w:t>
+      </w:r>
+      <w:r>
+        <w:rPr>
+          <w:rFonts w:ascii="Calibri" w:cs="Calibri" w:eastAsia="Calibri" w:hAnsi="Calibri"/>
+          <w:sz w:val="21"/>
+          <w:szCs w:val="21"/>
+        </w:rPr>
+        <w:t xml:space="preserve"> Esos seis suben de nivel y no desbloquean absolutamente nada, así que caen al 150 de reserva — un panel que le promete al jugador ciento cincuenta niveles con ciento cuarenta y ocho vacíos. </w:t>
+      </w:r>
+      <w:r>
+        <w:rPr>
+          <w:rFonts w:ascii="Consolas" w:cs="Consolas" w:eastAsia="Consolas" w:hAnsi="Consolas"/>
+          <w:sz w:val="19"/>
+          <w:szCs w:val="19"/>
+        </w:rPr>
+        <w:t xml:space="preserve">oficiosSinContenido()</w:t>
+      </w:r>
+      <w:r>
+        <w:rPr>
+          <w:rFonts w:ascii="Calibri" w:cs="Calibri" w:eastAsia="Calibri" w:hAnsi="Calibri"/>
+          <w:sz w:val="21"/>
+          <w:szCs w:val="21"/>
+        </w:rPr>
+        <w:t xml:space="preserve"> los cuenta en cada ejecución del auditor justamente para que el hueco esté a la vista y no escondido detrás de un número por defecto.</w:t>
+      </w:r>
+    </w:p>
+    <w:p>
+      <w:pPr>
+        <w:spacing w:after="110"/>
+      </w:pPr>
+      <w:r>
+        <w:rPr>
+          <w:rFonts w:ascii="Calibri" w:cs="Calibri" w:eastAsia="Calibri" w:hAnsi="Calibri"/>
+          <w:i/>
+          <w:iCs/>
+          <w:sz w:val="21"/>
+          <w:szCs w:val="21"/>
+        </w:rPr>
+        <w:t xml:space="preserve">El 9/9 se probó cerrarlo atándole a Espada, Hacha, Mazo y Arco las veinte armas que ya existen (cuatro tipos × cinco rarezas) con la escalera de las cañas. Se midió y se descartó: Espada nivel 4 son 85 ratas, el 9 son 674 y el 14 son 2.120, mientras el material de esas mismas armas se junta en días. El nivel no acompañaba al material — lo tapaba —, y la XP de combate es opcional, así que un jugador de granja se quedaba con la espada de madera sin entender por qué. Tampoco se dejaron listadas « de adorno »: un panel que anuncia « nivel 4: Espada de Piedra » cuando se forja al 1 miente, y mentir en el catálogo es peor que el hueco. </w:t>
+      </w:r>
+      <w:r>
+        <w:rPr>
+          <w:rFonts w:ascii="Calibri" w:cs="Calibri" w:eastAsia="Calibri" w:hAnsi="Calibri"/>
+          <w:i/>
+          <w:iCs/>
+          <w:sz w:val="21"/>
+          <w:szCs w:val="21"/>
+        </w:rPr>
+        <w:t xml:space="preserve">Decisión pendiente de dirección:</w:t>
+      </w:r>
+      <w:r>
+        <w:rPr>
+          <w:rFonts w:ascii="Calibri" w:cs="Calibri" w:eastAsia="Calibri" w:hAnsi="Calibri"/>
+          <w:i/>
+          <w:iCs/>
+          <w:sz w:val="21"/>
+          <w:szCs w:val="21"/>
+        </w:rPr>
+        <w:t xml:space="preserve"> o los cuatro oficios de combate reciben algo que abrir, o se acepta que su nivel es un número de daño y se les da un techo honesto.</w:t>
+      </w:r>
+    </w:p>
+    <w:p>
+      <w:pPr>
+        <w:spacing w:after="110"/>
+      </w:pPr>
+      <w:r>
+        <w:rPr>
+          <w:rFonts w:ascii="Calibri" w:cs="Calibri" w:eastAsia="Calibri" w:hAnsi="Calibri"/>
+          <w:sz w:val="21"/>
+          <w:szCs w:val="21"/>
+        </w:rPr>
+        <w:t xml:space="preserve">La granja tiene su propio techo de siempre: nivel 50.</w:t>
+      </w:r>
+    </w:p>
+    <w:p>
+      <w:pPr>
+        <w:spacing w:after="80" w:before="200"/>
+      </w:pPr>
+      <w:r>
+        <w:rPr>
+          <w:rFonts w:ascii="Calibri" w:cs="Calibri" w:eastAsia="Calibri" w:hAnsi="Calibri"/>
+          <w:b/>
+          <w:bCs/>
+          <w:sz w:val="23"/>
+          <w:szCs w:val="23"/>
+        </w:rPr>
+        <w:t xml:space="preserve">La curva de granja: los diez primeros a mano, la cola derivada (9/9)</w:t>
+      </w:r>
+    </w:p>
+    <w:p>
+      <w:pPr>
+        <w:spacing w:after="110"/>
+      </w:pPr>
+      <w:r>
+        <w:rPr>
+          <w:rFonts w:ascii="Calibri" w:cs="Calibri" w:eastAsia="Calibri" w:hAnsi="Calibri"/>
+          <w:sz w:val="21"/>
+          <w:szCs w:val="21"/>
+        </w:rPr>
+        <w:t xml:space="preserve">Los niveles 1 al 10 son la decisión que dirección afinó midiendo en papas el 14/8 y </w:t>
+      </w:r>
+      <w:r>
+        <w:rPr>
+          <w:rFonts w:ascii="Calibri" w:cs="Calibri" w:eastAsia="Calibri" w:hAnsi="Calibri"/>
+          <w:b/>
+          <w:bCs/>
+          <w:sz w:val="21"/>
+          <w:szCs w:val="21"/>
+        </w:rPr>
+        <w:t xml:space="preserve">no se tocan</w:t>
+      </w:r>
+      <w:r>
+        <w:rPr>
+          <w:rFonts w:ascii="Calibri" w:cs="Calibri" w:eastAsia="Calibri" w:hAnsi="Calibri"/>
+          <w:sz w:val="21"/>
+          <w:szCs w:val="21"/>
+        </w:rPr>
+        <w:t xml:space="preserve">. Del 11 al 50 la cola se DERIVA, y lo que se iguala no es la XP sino el TIEMPO: cada nivel cuesta las mismas horas-celda que el anterior, o sea que su escalón es proporcional a las celdas productivas que tenés a esa altura.</w:t>
+      </w:r>
+    </w:p>
+    <w:tbl>
+      <w:tblPr>
+        <w:tblW w:type="dxa" w:w="9360"/>
+        <w:tblBorders>
+          <w:top w:val="single" w:color="D8CBB6" w:sz="4"/>
+          <w:left w:val="single" w:color="D8CBB6" w:sz="4"/>
+          <w:bottom w:val="single" w:color="D8CBB6" w:sz="4"/>
+          <w:right w:val="single" w:color="D8CBB6" w:sz="4"/>
+          <w:insideH w:val="single" w:color="D8CBB6" w:sz="4"/>
+          <w:insideV w:val="single" w:color="D8CBB6" w:sz="4"/>
+        </w:tblBorders>
+      </w:tblPr>
+      <w:tblGrid>
+        <w:gridCol w:w="1408"/>
+        <w:gridCol w:w="2534"/>
+        <w:gridCol w:w="1478"/>
+        <w:gridCol w:w="1408"/>
+        <w:gridCol w:w="2534"/>
+      </w:tblGrid>
+      <w:tr>
+        <w:tc>
+          <w:tcPr>
+            <w:tcW w:type="dxa" w:w="1408"/>
+            <w:shd w:fill="FBF7EF" w:val="clear"/>
+            <w:tcMar>
+              <w:top w:type="dxa" w:w="60"/>
+              <w:left w:type="dxa" w:w="100"/>
+              <w:bottom w:type="dxa" w:w="60"/>
+              <w:right w:type="dxa" w:w="100"/>
+            </w:tcMar>
+          </w:tcPr>
+          <w:p>
+            <w:r>
+              <w:rPr>
+                <w:rFonts w:ascii="Calibri" w:cs="Calibri" w:eastAsia="Calibri" w:hAnsi="Calibri"/>
+                <w:b/>
+                <w:bCs/>
+                <w:sz w:val="19"/>
+                <w:szCs w:val="19"/>
+              </w:rPr>
+              <w:t xml:space="preserve">Nivel</w:t>
+            </w:r>
+          </w:p>
+        </w:tc>
+        <w:tc>
+          <w:tcPr>
+            <w:tcW w:type="dxa" w:w="2534"/>
+            <w:shd w:fill="FBF7EF" w:val="clear"/>
+            <w:tcMar>
+              <w:top w:type="dxa" w:w="60"/>
+              <w:left w:type="dxa" w:w="100"/>
+              <w:bottom w:type="dxa" w:w="60"/>
+              <w:right w:type="dxa" w:w="100"/>
+            </w:tcMar>
+          </w:tcPr>
+          <w:p>
+            <w:r>
+              <w:rPr>
+                <w:rFonts w:ascii="Calibri" w:cs="Calibri" w:eastAsia="Calibri" w:hAnsi="Calibri"/>
+                <w:b/>
+                <w:bCs/>
+                <w:sz w:val="19"/>
+                <w:szCs w:val="19"/>
+              </w:rPr>
+              <w:t xml:space="preserve">XP acumulada</w:t>
+            </w:r>
+          </w:p>
+        </w:tc>
+        <w:tc>
+          <w:tcPr>
+            <w:tcW w:type="dxa" w:w="1478"/>
+            <w:shd w:fill="FBF7EF" w:val="clear"/>
+            <w:tcMar>
+              <w:top w:type="dxa" w:w="60"/>
+              <w:left w:type="dxa" w:w="100"/>
+              <w:bottom w:type="dxa" w:w="60"/>
+              <w:right w:type="dxa" w:w="100"/>
+            </w:tcMar>
+          </w:tcPr>
+          <w:p>
+            <w:r>
+              <w:rPr>
+                <w:rFonts w:ascii="Calibri" w:cs="Calibri" w:eastAsia="Calibri" w:hAnsi="Calibri"/>
+                <w:b/>
+                <w:bCs/>
+                <w:sz w:val="19"/>
+                <w:szCs w:val="19"/>
+              </w:rPr>
+              <w:t xml:space="preserve">Escalón</w:t>
+            </w:r>
+          </w:p>
+        </w:tc>
+        <w:tc>
+          <w:tcPr>
+            <w:tcW w:type="dxa" w:w="1408"/>
+            <w:shd w:fill="FBF7EF" w:val="clear"/>
+            <w:tcMar>
+              <w:top w:type="dxa" w:w="60"/>
+              <w:left w:type="dxa" w:w="100"/>
+              <w:bottom w:type="dxa" w:w="60"/>
+              <w:right w:type="dxa" w:w="100"/>
+            </w:tcMar>
+          </w:tcPr>
+          <w:p>
+            <w:r>
+              <w:rPr>
+                <w:rFonts w:ascii="Calibri" w:cs="Calibri" w:eastAsia="Calibri" w:hAnsi="Calibri"/>
+                <w:b/>
+                <w:bCs/>
+                <w:sz w:val="19"/>
+                <w:szCs w:val="19"/>
+              </w:rPr>
+              <w:t xml:space="preserve">Celdas</w:t>
+            </w:r>
+          </w:p>
+        </w:tc>
+        <w:tc>
+          <w:tcPr>
+            <w:tcW w:type="dxa" w:w="2534"/>
+            <w:shd w:fill="FBF7EF" w:val="clear"/>
+            <w:tcMar>
+              <w:top w:type="dxa" w:w="60"/>
+              <w:left w:type="dxa" w:w="100"/>
+              <w:bottom w:type="dxa" w:w="60"/>
+              <w:right w:type="dxa" w:w="100"/>
+            </w:tcMar>
+          </w:tcPr>
+          <w:p>
+            <w:r>
+              <w:rPr>
+                <w:rFonts w:ascii="Calibri" w:cs="Calibri" w:eastAsia="Calibri" w:hAnsi="Calibri"/>
+                <w:b/>
+                <w:bCs/>
+                <w:sz w:val="19"/>
+                <w:szCs w:val="19"/>
+              </w:rPr>
+              <w:t xml:space="preserve">XP por celda</w:t>
+            </w:r>
+          </w:p>
+        </w:tc>
+      </w:tr>
+      <w:tr>
+        <w:tc>
+          <w:tcPr>
+            <w:tcW w:type="dxa" w:w="1408"/>
+            <w:tcMar>
+              <w:top w:type="dxa" w:w="60"/>
+              <w:left w:type="dxa" w:w="100"/>
+              <w:bottom w:type="dxa" w:w="60"/>
+              <w:right w:type="dxa" w:w="100"/>
+            </w:tcMar>
+          </w:tcPr>
+          <w:p>
+            <w:r>
+              <w:rPr>
+                <w:rFonts w:ascii="Calibri" w:cs="Calibri" w:eastAsia="Calibri" w:hAnsi="Calibri"/>
+                <w:sz w:val="19"/>
+                <w:szCs w:val="19"/>
+              </w:rPr>
+              <w:t xml:space="preserve">5</w:t>
+            </w:r>
+          </w:p>
+        </w:tc>
+        <w:tc>
+          <w:tcPr>
+            <w:tcW w:type="dxa" w:w="2534"/>
+            <w:tcMar>
+              <w:top w:type="dxa" w:w="60"/>
+              <w:left w:type="dxa" w:w="100"/>
+              <w:bottom w:type="dxa" w:w="60"/>
+              <w:right w:type="dxa" w:w="100"/>
+            </w:tcMar>
+          </w:tcPr>
+          <w:p>
+            <w:r>
+              <w:rPr>
+                <w:rFonts w:ascii="Calibri" w:cs="Calibri" w:eastAsia="Calibri" w:hAnsi="Calibri"/>
+                <w:sz w:val="19"/>
+                <w:szCs w:val="19"/>
+              </w:rPr>
+              <w:t xml:space="preserve">550</w:t>
+            </w:r>
+          </w:p>
+        </w:tc>
+        <w:tc>
+          <w:tcPr>
+            <w:tcW w:type="dxa" w:w="1478"/>
+            <w:tcMar>
+              <w:top w:type="dxa" w:w="60"/>
+              <w:left w:type="dxa" w:w="100"/>
+              <w:bottom w:type="dxa" w:w="60"/>
+              <w:right w:type="dxa" w:w="100"/>
+            </w:tcMar>
+          </w:tcPr>
+          <w:p>
+            <w:r>
+              <w:rPr>
+                <w:rFonts w:ascii="Calibri" w:cs="Calibri" w:eastAsia="Calibri" w:hAnsi="Calibri"/>
+                <w:sz w:val="19"/>
+                <w:szCs w:val="19"/>
+              </w:rPr>
+              <w:t xml:space="preserve">325</w:t>
+            </w:r>
+          </w:p>
+        </w:tc>
+        <w:tc>
+          <w:tcPr>
+            <w:tcW w:type="dxa" w:w="1408"/>
+            <w:tcMar>
+              <w:top w:type="dxa" w:w="60"/>
+              <w:left w:type="dxa" w:w="100"/>
+              <w:bottom w:type="dxa" w:w="60"/>
+              <w:right w:type="dxa" w:w="100"/>
+            </w:tcMar>
+          </w:tcPr>
+          <w:p>
+            <w:r>
+              <w:rPr>
+                <w:rFonts w:ascii="Calibri" w:cs="Calibri" w:eastAsia="Calibri" w:hAnsi="Calibri"/>
+                <w:sz w:val="19"/>
+                <w:szCs w:val="19"/>
+              </w:rPr>
+              <w:t xml:space="preserve">15</w:t>
+            </w:r>
+          </w:p>
+        </w:tc>
+        <w:tc>
+          <w:tcPr>
+            <w:tcW w:type="dxa" w:w="2534"/>
+            <w:tcMar>
+              <w:top w:type="dxa" w:w="60"/>
+              <w:left w:type="dxa" w:w="100"/>
+              <w:bottom w:type="dxa" w:w="60"/>
+              <w:right w:type="dxa" w:w="100"/>
+            </w:tcMar>
+          </w:tcPr>
+          <w:p>
+            <w:r>
+              <w:rPr>
+                <w:rFonts w:ascii="Calibri" w:cs="Calibri" w:eastAsia="Calibri" w:hAnsi="Calibri"/>
+                <w:sz w:val="19"/>
+                <w:szCs w:val="19"/>
+              </w:rPr>
+              <w:t xml:space="preserve">21,7</w:t>
+            </w:r>
+          </w:p>
+        </w:tc>
+      </w:tr>
+      <w:tr>
+        <w:tc>
+          <w:tcPr>
+            <w:tcW w:type="dxa" w:w="1408"/>
+            <w:tcMar>
+              <w:top w:type="dxa" w:w="60"/>
+              <w:left w:type="dxa" w:w="100"/>
+              <w:bottom w:type="dxa" w:w="60"/>
+              <w:right w:type="dxa" w:w="100"/>
+            </w:tcMar>
+          </w:tcPr>
+          <w:p>
+            <w:r>
+              <w:rPr>
+                <w:rFonts w:ascii="Calibri" w:cs="Calibri" w:eastAsia="Calibri" w:hAnsi="Calibri"/>
+                <w:sz w:val="19"/>
+                <w:szCs w:val="19"/>
+              </w:rPr>
+              <w:t xml:space="preserve">10</w:t>
+            </w:r>
+          </w:p>
+        </w:tc>
+        <w:tc>
+          <w:tcPr>
+            <w:tcW w:type="dxa" w:w="2534"/>
+            <w:tcMar>
+              <w:top w:type="dxa" w:w="60"/>
+              <w:left w:type="dxa" w:w="100"/>
+              <w:bottom w:type="dxa" w:w="60"/>
+              <w:right w:type="dxa" w:w="100"/>
+            </w:tcMar>
+          </w:tcPr>
+          <w:p>
+            <w:r>
+              <w:rPr>
+                <w:rFonts w:ascii="Calibri" w:cs="Calibri" w:eastAsia="Calibri" w:hAnsi="Calibri"/>
+                <w:sz w:val="19"/>
+                <w:szCs w:val="19"/>
+              </w:rPr>
+              <w:t xml:space="preserve">14.000</w:t>
+            </w:r>
+          </w:p>
+        </w:tc>
+        <w:tc>
+          <w:tcPr>
+            <w:tcW w:type="dxa" w:w="1478"/>
+            <w:tcMar>
+              <w:top w:type="dxa" w:w="60"/>
+              <w:left w:type="dxa" w:w="100"/>
+              <w:bottom w:type="dxa" w:w="60"/>
+              <w:right w:type="dxa" w:w="100"/>
+            </w:tcMar>
+          </w:tcPr>
+          <w:p>
+            <w:r>
+              <w:rPr>
+                <w:rFonts w:ascii="Calibri" w:cs="Calibri" w:eastAsia="Calibri" w:hAnsi="Calibri"/>
+                <w:sz w:val="19"/>
+                <w:szCs w:val="19"/>
+              </w:rPr>
+              <w:t xml:space="preserve">5.000</w:t>
+            </w:r>
+          </w:p>
+        </w:tc>
+        <w:tc>
+          <w:tcPr>
+            <w:tcW w:type="dxa" w:w="1408"/>
+            <w:tcMar>
+              <w:top w:type="dxa" w:w="60"/>
+              <w:left w:type="dxa" w:w="100"/>
+              <w:bottom w:type="dxa" w:w="60"/>
+              <w:right w:type="dxa" w:w="100"/>
+            </w:tcMar>
+          </w:tcPr>
+          <w:p>
+            <w:r>
+              <w:rPr>
+                <w:rFonts w:ascii="Calibri" w:cs="Calibri" w:eastAsia="Calibri" w:hAnsi="Calibri"/>
+                <w:sz w:val="19"/>
+                <w:szCs w:val="19"/>
+              </w:rPr>
+              <w:t xml:space="preserve">21</w:t>
+            </w:r>
+          </w:p>
+        </w:tc>
+        <w:tc>
+          <w:tcPr>
+            <w:tcW w:type="dxa" w:w="2534"/>
+            <w:tcMar>
+              <w:top w:type="dxa" w:w="60"/>
+              <w:left w:type="dxa" w:w="100"/>
+              <w:bottom w:type="dxa" w:w="60"/>
+              <w:right w:type="dxa" w:w="100"/>
+            </w:tcMar>
+          </w:tcPr>
+          <w:p>
+            <w:r>
+              <w:rPr>
+                <w:rFonts w:ascii="Calibri" w:cs="Calibri" w:eastAsia="Calibri" w:hAnsi="Calibri"/>
+                <w:sz w:val="19"/>
+                <w:szCs w:val="19"/>
+              </w:rPr>
+              <w:t xml:space="preserve">238,1</w:t>
+            </w:r>
+          </w:p>
+        </w:tc>
+      </w:tr>
+      <w:tr>
+        <w:tc>
+          <w:tcPr>
+            <w:tcW w:type="dxa" w:w="1408"/>
+            <w:tcMar>
+              <w:top w:type="dxa" w:w="60"/>
+              <w:left w:type="dxa" w:w="100"/>
+              <w:bottom w:type="dxa" w:w="60"/>
+              <w:right w:type="dxa" w:w="100"/>
+            </w:tcMar>
+          </w:tcPr>
+          <w:p>
+            <w:r>
+              <w:rPr>
+                <w:rFonts w:ascii="Calibri" w:cs="Calibri" w:eastAsia="Calibri" w:hAnsi="Calibri"/>
+                <w:sz w:val="19"/>
+                <w:szCs w:val="19"/>
+              </w:rPr>
+              <w:t xml:space="preserve">11</w:t>
+            </w:r>
+          </w:p>
+        </w:tc>
+        <w:tc>
+          <w:tcPr>
+            <w:tcW w:type="dxa" w:w="2534"/>
+            <w:tcMar>
+              <w:top w:type="dxa" w:w="60"/>
+              <w:left w:type="dxa" w:w="100"/>
+              <w:bottom w:type="dxa" w:w="60"/>
+              <w:right w:type="dxa" w:w="100"/>
+            </w:tcMar>
+          </w:tcPr>
+          <w:p>
+            <w:r>
+              <w:rPr>
+                <w:rFonts w:ascii="Calibri" w:cs="Calibri" w:eastAsia="Calibri" w:hAnsi="Calibri"/>
+                <w:sz w:val="19"/>
+                <w:szCs w:val="19"/>
+              </w:rPr>
+              <w:t xml:space="preserve">15.100</w:t>
+            </w:r>
+          </w:p>
+        </w:tc>
+        <w:tc>
+          <w:tcPr>
+            <w:tcW w:type="dxa" w:w="1478"/>
+            <w:tcMar>
+              <w:top w:type="dxa" w:w="60"/>
+              <w:left w:type="dxa" w:w="100"/>
+              <w:bottom w:type="dxa" w:w="60"/>
+              <w:right w:type="dxa" w:w="100"/>
+            </w:tcMar>
+          </w:tcPr>
+          <w:p>
+            <w:r>
+              <w:rPr>
+                <w:rFonts w:ascii="Calibri" w:cs="Calibri" w:eastAsia="Calibri" w:hAnsi="Calibri"/>
+                <w:sz w:val="19"/>
+                <w:szCs w:val="19"/>
+              </w:rPr>
+              <w:t xml:space="preserve">1.100</w:t>
+            </w:r>
+          </w:p>
+        </w:tc>
+        <w:tc>
+          <w:tcPr>
+            <w:tcW w:type="dxa" w:w="1408"/>
+            <w:tcMar>
+              <w:top w:type="dxa" w:w="60"/>
+              <w:left w:type="dxa" w:w="100"/>
+              <w:bottom w:type="dxa" w:w="60"/>
+              <w:right w:type="dxa" w:w="100"/>
+            </w:tcMar>
+          </w:tcPr>
+          <w:p>
+            <w:r>
+              <w:rPr>
+                <w:rFonts w:ascii="Calibri" w:cs="Calibri" w:eastAsia="Calibri" w:hAnsi="Calibri"/>
+                <w:sz w:val="19"/>
+                <w:szCs w:val="19"/>
+              </w:rPr>
+              <w:t xml:space="preserve">21</w:t>
+            </w:r>
+          </w:p>
+        </w:tc>
+        <w:tc>
+          <w:tcPr>
+            <w:tcW w:type="dxa" w:w="2534"/>
+            <w:tcMar>
+              <w:top w:type="dxa" w:w="60"/>
+              <w:left w:type="dxa" w:w="100"/>
+              <w:bottom w:type="dxa" w:w="60"/>
+              <w:right w:type="dxa" w:w="100"/>
+            </w:tcMar>
+          </w:tcPr>
+          <w:p>
+            <w:r>
+              <w:rPr>
+                <w:rFonts w:ascii="Calibri" w:cs="Calibri" w:eastAsia="Calibri" w:hAnsi="Calibri"/>
+                <w:sz w:val="19"/>
+                <w:szCs w:val="19"/>
+              </w:rPr>
+              <w:t xml:space="preserve">52,4</w:t>
+            </w:r>
+          </w:p>
+        </w:tc>
+      </w:tr>
+      <w:tr>
+        <w:tc>
+          <w:tcPr>
+            <w:tcW w:type="dxa" w:w="1408"/>
+            <w:tcMar>
+              <w:top w:type="dxa" w:w="60"/>
+              <w:left w:type="dxa" w:w="100"/>
+              <w:bottom w:type="dxa" w:w="60"/>
+              <w:right w:type="dxa" w:w="100"/>
+            </w:tcMar>
+          </w:tcPr>
+          <w:p>
+            <w:r>
+              <w:rPr>
+                <w:rFonts w:ascii="Calibri" w:cs="Calibri" w:eastAsia="Calibri" w:hAnsi="Calibri"/>
+                <w:sz w:val="19"/>
+                <w:szCs w:val="19"/>
+              </w:rPr>
+              <w:t xml:space="preserve">20</w:t>
+            </w:r>
+          </w:p>
+        </w:tc>
+        <w:tc>
+          <w:tcPr>
+            <w:tcW w:type="dxa" w:w="2534"/>
+            <w:tcMar>
+              <w:top w:type="dxa" w:w="60"/>
+              <w:left w:type="dxa" w:w="100"/>
+              <w:bottom w:type="dxa" w:w="60"/>
+              <w:right w:type="dxa" w:w="100"/>
+            </w:tcMar>
+          </w:tcPr>
+          <w:p>
+            <w:r>
+              <w:rPr>
+                <w:rFonts w:ascii="Calibri" w:cs="Calibri" w:eastAsia="Calibri" w:hAnsi="Calibri"/>
+                <w:sz w:val="19"/>
+                <w:szCs w:val="19"/>
+              </w:rPr>
+              <w:t xml:space="preserve">27.400</w:t>
+            </w:r>
+          </w:p>
+        </w:tc>
+        <w:tc>
+          <w:tcPr>
+            <w:tcW w:type="dxa" w:w="1478"/>
+            <w:tcMar>
+              <w:top w:type="dxa" w:w="60"/>
+              <w:left w:type="dxa" w:w="100"/>
+              <w:bottom w:type="dxa" w:w="60"/>
+              <w:right w:type="dxa" w:w="100"/>
+            </w:tcMar>
+          </w:tcPr>
+          <w:p>
+            <w:r>
+              <w:rPr>
+                <w:rFonts w:ascii="Calibri" w:cs="Calibri" w:eastAsia="Calibri" w:hAnsi="Calibri"/>
+                <w:sz w:val="19"/>
+                <w:szCs w:val="19"/>
+              </w:rPr>
+              <w:t xml:space="preserve">1.500</w:t>
+            </w:r>
+          </w:p>
+        </w:tc>
+        <w:tc>
+          <w:tcPr>
+            <w:tcW w:type="dxa" w:w="1408"/>
+            <w:tcMar>
+              <w:top w:type="dxa" w:w="60"/>
+              <w:left w:type="dxa" w:w="100"/>
+              <w:bottom w:type="dxa" w:w="60"/>
+              <w:right w:type="dxa" w:w="100"/>
+            </w:tcMar>
+          </w:tcPr>
+          <w:p>
+            <w:r>
+              <w:rPr>
+                <w:rFonts w:ascii="Calibri" w:cs="Calibri" w:eastAsia="Calibri" w:hAnsi="Calibri"/>
+                <w:sz w:val="19"/>
+                <w:szCs w:val="19"/>
+              </w:rPr>
+              <w:t xml:space="preserve">30</w:t>
+            </w:r>
+          </w:p>
+        </w:tc>
+        <w:tc>
+          <w:tcPr>
+            <w:tcW w:type="dxa" w:w="2534"/>
+            <w:tcMar>
+              <w:top w:type="dxa" w:w="60"/>
+              <w:left w:type="dxa" w:w="100"/>
+              <w:bottom w:type="dxa" w:w="60"/>
+              <w:right w:type="dxa" w:w="100"/>
+            </w:tcMar>
+          </w:tcPr>
+          <w:p>
+            <w:r>
+              <w:rPr>
+                <w:rFonts w:ascii="Calibri" w:cs="Calibri" w:eastAsia="Calibri" w:hAnsi="Calibri"/>
+                <w:sz w:val="19"/>
+                <w:szCs w:val="19"/>
+              </w:rPr>
+              <w:t xml:space="preserve">50,0</w:t>
+            </w:r>
+          </w:p>
+        </w:tc>
+      </w:tr>
+      <w:tr>
+        <w:tc>
+          <w:tcPr>
+            <w:tcW w:type="dxa" w:w="1408"/>
+            <w:tcMar>
+              <w:top w:type="dxa" w:w="60"/>
+              <w:left w:type="dxa" w:w="100"/>
+              <w:bottom w:type="dxa" w:w="60"/>
+              <w:right w:type="dxa" w:w="100"/>
+            </w:tcMar>
+          </w:tcPr>
+          <w:p>
+            <w:r>
+              <w:rPr>
+                <w:rFonts w:ascii="Calibri" w:cs="Calibri" w:eastAsia="Calibri" w:hAnsi="Calibri"/>
+                <w:sz w:val="19"/>
+                <w:szCs w:val="19"/>
+              </w:rPr>
+              <w:t xml:space="preserve">30</w:t>
+            </w:r>
+          </w:p>
+        </w:tc>
+        <w:tc>
+          <w:tcPr>
+            <w:tcW w:type="dxa" w:w="2534"/>
+            <w:tcMar>
+              <w:top w:type="dxa" w:w="60"/>
+              <w:left w:type="dxa" w:w="100"/>
+              <w:bottom w:type="dxa" w:w="60"/>
+              <w:right w:type="dxa" w:w="100"/>
+            </w:tcMar>
+          </w:tcPr>
+          <w:p>
+            <w:r>
+              <w:rPr>
+                <w:rFonts w:ascii="Calibri" w:cs="Calibri" w:eastAsia="Calibri" w:hAnsi="Calibri"/>
+                <w:sz w:val="19"/>
+                <w:szCs w:val="19"/>
+              </w:rPr>
+              <w:t xml:space="preserve">45.700</w:t>
+            </w:r>
+          </w:p>
+        </w:tc>
+        <w:tc>
+          <w:tcPr>
+            <w:tcW w:type="dxa" w:w="1478"/>
+            <w:tcMar>
+              <w:top w:type="dxa" w:w="60"/>
+              <w:left w:type="dxa" w:w="100"/>
+              <w:bottom w:type="dxa" w:w="60"/>
+              <w:right w:type="dxa" w:w="100"/>
+            </w:tcMar>
+          </w:tcPr>
+          <w:p>
+            <w:r>
+              <w:rPr>
+                <w:rFonts w:ascii="Calibri" w:cs="Calibri" w:eastAsia="Calibri" w:hAnsi="Calibri"/>
+                <w:sz w:val="19"/>
+                <w:szCs w:val="19"/>
+              </w:rPr>
+              <w:t xml:space="preserve">2.000</w:t>
+            </w:r>
+          </w:p>
+        </w:tc>
+        <w:tc>
+          <w:tcPr>
+            <w:tcW w:type="dxa" w:w="1408"/>
+            <w:tcMar>
+              <w:top w:type="dxa" w:w="60"/>
+              <w:left w:type="dxa" w:w="100"/>
+              <w:bottom w:type="dxa" w:w="60"/>
+              <w:right w:type="dxa" w:w="100"/>
+            </w:tcMar>
+          </w:tcPr>
+          <w:p>
+            <w:r>
+              <w:rPr>
+                <w:rFonts w:ascii="Calibri" w:cs="Calibri" w:eastAsia="Calibri" w:hAnsi="Calibri"/>
+                <w:sz w:val="19"/>
+                <w:szCs w:val="19"/>
+              </w:rPr>
+              <w:t xml:space="preserve">39</w:t>
+            </w:r>
+          </w:p>
+        </w:tc>
+        <w:tc>
+          <w:tcPr>
+            <w:tcW w:type="dxa" w:w="2534"/>
+            <w:tcMar>
+              <w:top w:type="dxa" w:w="60"/>
+              <w:left w:type="dxa" w:w="100"/>
+              <w:bottom w:type="dxa" w:w="60"/>
+              <w:right w:type="dxa" w:w="100"/>
+            </w:tcMar>
+          </w:tcPr>
+          <w:p>
+            <w:r>
+              <w:rPr>
+                <w:rFonts w:ascii="Calibri" w:cs="Calibri" w:eastAsia="Calibri" w:hAnsi="Calibri"/>
+                <w:sz w:val="19"/>
+                <w:szCs w:val="19"/>
+              </w:rPr>
+              <w:t xml:space="preserve">51,3</w:t>
+            </w:r>
+          </w:p>
+        </w:tc>
+      </w:tr>
+      <w:tr>
+        <w:tc>
+          <w:tcPr>
+            <w:tcW w:type="dxa" w:w="1408"/>
+            <w:tcMar>
+              <w:top w:type="dxa" w:w="60"/>
+              <w:left w:type="dxa" w:w="100"/>
+              <w:bottom w:type="dxa" w:w="60"/>
+              <w:right w:type="dxa" w:w="100"/>
+            </w:tcMar>
+          </w:tcPr>
+          <w:p>
+            <w:r>
+              <w:rPr>
+                <w:rFonts w:ascii="Calibri" w:cs="Calibri" w:eastAsia="Calibri" w:hAnsi="Calibri"/>
+                <w:sz w:val="19"/>
+                <w:szCs w:val="19"/>
+              </w:rPr>
+              <w:t xml:space="preserve">40</w:t>
+            </w:r>
+          </w:p>
+        </w:tc>
+        <w:tc>
+          <w:tcPr>
+            <w:tcW w:type="dxa" w:w="2534"/>
+            <w:tcMar>
+              <w:top w:type="dxa" w:w="60"/>
+              <w:left w:type="dxa" w:w="100"/>
+              <w:bottom w:type="dxa" w:w="60"/>
+              <w:right w:type="dxa" w:w="100"/>
+            </w:tcMar>
+          </w:tcPr>
+          <w:p>
+            <w:r>
+              <w:rPr>
+                <w:rFonts w:ascii="Calibri" w:cs="Calibri" w:eastAsia="Calibri" w:hAnsi="Calibri"/>
+                <w:sz w:val="19"/>
+                <w:szCs w:val="19"/>
+              </w:rPr>
+              <w:t xml:space="preserve">68.100</w:t>
+            </w:r>
+          </w:p>
+        </w:tc>
+        <w:tc>
+          <w:tcPr>
+            <w:tcW w:type="dxa" w:w="1478"/>
+            <w:tcMar>
+              <w:top w:type="dxa" w:w="60"/>
+              <w:left w:type="dxa" w:w="100"/>
+              <w:bottom w:type="dxa" w:w="60"/>
+              <w:right w:type="dxa" w:w="100"/>
+            </w:tcMar>
+          </w:tcPr>
+          <w:p>
+            <w:r>
+              <w:rPr>
+                <w:rFonts w:ascii="Calibri" w:cs="Calibri" w:eastAsia="Calibri" w:hAnsi="Calibri"/>
+                <w:sz w:val="19"/>
+                <w:szCs w:val="19"/>
+              </w:rPr>
+              <w:t xml:space="preserve">2.400</w:t>
+            </w:r>
+          </w:p>
+        </w:tc>
+        <w:tc>
+          <w:tcPr>
+            <w:tcW w:type="dxa" w:w="1408"/>
+            <w:tcMar>
+              <w:top w:type="dxa" w:w="60"/>
+              <w:left w:type="dxa" w:w="100"/>
+              <w:bottom w:type="dxa" w:w="60"/>
+              <w:right w:type="dxa" w:w="100"/>
+            </w:tcMar>
+          </w:tcPr>
+          <w:p>
+            <w:r>
+              <w:rPr>
+                <w:rFonts w:ascii="Calibri" w:cs="Calibri" w:eastAsia="Calibri" w:hAnsi="Calibri"/>
+                <w:sz w:val="19"/>
+                <w:szCs w:val="19"/>
+              </w:rPr>
+              <w:t xml:space="preserve">48</w:t>
+            </w:r>
+          </w:p>
+        </w:tc>
+        <w:tc>
+          <w:tcPr>
+            <w:tcW w:type="dxa" w:w="2534"/>
+            <w:tcMar>
+              <w:top w:type="dxa" w:w="60"/>
+              <w:left w:type="dxa" w:w="100"/>
+              <w:bottom w:type="dxa" w:w="60"/>
+              <w:right w:type="dxa" w:w="100"/>
+            </w:tcMar>
+          </w:tcPr>
+          <w:p>
+            <w:r>
+              <w:rPr>
+                <w:rFonts w:ascii="Calibri" w:cs="Calibri" w:eastAsia="Calibri" w:hAnsi="Calibri"/>
+                <w:sz w:val="19"/>
+                <w:szCs w:val="19"/>
+              </w:rPr>
+              <w:t xml:space="preserve">50,0</w:t>
+            </w:r>
+          </w:p>
+        </w:tc>
+      </w:tr>
+      <w:tr>
+        <w:tc>
+          <w:tcPr>
+            <w:tcW w:type="dxa" w:w="1408"/>
+            <w:tcMar>
+              <w:top w:type="dxa" w:w="60"/>
+              <w:left w:type="dxa" w:w="100"/>
+              <w:bottom w:type="dxa" w:w="60"/>
+              <w:right w:type="dxa" w:w="100"/>
+            </w:tcMar>
+          </w:tcPr>
+          <w:p>
+            <w:r>
+              <w:rPr>
+                <w:rFonts w:ascii="Calibri" w:cs="Calibri" w:eastAsia="Calibri" w:hAnsi="Calibri"/>
+                <w:sz w:val="19"/>
+                <w:szCs w:val="19"/>
+              </w:rPr>
+              <w:t xml:space="preserve">50</w:t>
+            </w:r>
+          </w:p>
+        </w:tc>
+        <w:tc>
+          <w:tcPr>
+            <w:tcW w:type="dxa" w:w="2534"/>
+            <w:tcMar>
+              <w:top w:type="dxa" w:w="60"/>
+              <w:left w:type="dxa" w:w="100"/>
+              <w:bottom w:type="dxa" w:w="60"/>
+              <w:right w:type="dxa" w:w="100"/>
+            </w:tcMar>
+          </w:tcPr>
+          <w:p>
+            <w:r>
+              <w:rPr>
+                <w:rFonts w:ascii="Calibri" w:cs="Calibri" w:eastAsia="Calibri" w:hAnsi="Calibri"/>
+                <w:sz w:val="19"/>
+                <w:szCs w:val="19"/>
+              </w:rPr>
+              <w:t xml:space="preserve">94.600</w:t>
+            </w:r>
+          </w:p>
+        </w:tc>
+        <w:tc>
+          <w:tcPr>
+            <w:tcW w:type="dxa" w:w="1478"/>
+            <w:tcMar>
+              <w:top w:type="dxa" w:w="60"/>
+              <w:left w:type="dxa" w:w="100"/>
+              <w:bottom w:type="dxa" w:w="60"/>
+              <w:right w:type="dxa" w:w="100"/>
+            </w:tcMar>
+          </w:tcPr>
+          <w:p>
+            <w:r>
+              <w:rPr>
+                <w:rFonts w:ascii="Calibri" w:cs="Calibri" w:eastAsia="Calibri" w:hAnsi="Calibri"/>
+                <w:sz w:val="19"/>
+                <w:szCs w:val="19"/>
+              </w:rPr>
+              <w:t xml:space="preserve">2.900</w:t>
+            </w:r>
+          </w:p>
+        </w:tc>
+        <w:tc>
+          <w:tcPr>
+            <w:tcW w:type="dxa" w:w="1408"/>
+            <w:tcMar>
+              <w:top w:type="dxa" w:w="60"/>
+              <w:left w:type="dxa" w:w="100"/>
+              <w:bottom w:type="dxa" w:w="60"/>
+              <w:right w:type="dxa" w:w="100"/>
+            </w:tcMar>
+          </w:tcPr>
+          <w:p>
+            <w:r>
+              <w:rPr>
+                <w:rFonts w:ascii="Calibri" w:cs="Calibri" w:eastAsia="Calibri" w:hAnsi="Calibri"/>
+                <w:sz w:val="19"/>
+                <w:szCs w:val="19"/>
+              </w:rPr>
+              <w:t xml:space="preserve">57</w:t>
+            </w:r>
+          </w:p>
+        </w:tc>
+        <w:tc>
+          <w:tcPr>
+            <w:tcW w:type="dxa" w:w="2534"/>
+            <w:tcMar>
+              <w:top w:type="dxa" w:w="60"/>
+              <w:left w:type="dxa" w:w="100"/>
+              <w:bottom w:type="dxa" w:w="60"/>
+              <w:right w:type="dxa" w:w="100"/>
+            </w:tcMar>
+          </w:tcPr>
+          <w:p>
+            <w:r>
+              <w:rPr>
+                <w:rFonts w:ascii="Calibri" w:cs="Calibri" w:eastAsia="Calibri" w:hAnsi="Calibri"/>
+                <w:sz w:val="19"/>
+                <w:szCs w:val="19"/>
+              </w:rPr>
+              <w:t xml:space="preserve">50,9</w:t>
+            </w:r>
+          </w:p>
+        </w:tc>
+      </w:tr>
+    </w:tbl>
+    <w:p>
+      <w:pPr>
+        <w:spacing w:after="80"/>
+      </w:pPr>
+    </w:p>
+    <w:p>
+      <w:pPr>
+        <w:spacing w:after="110"/>
+      </w:pPr>
+      <w:r>
+        <w:rPr>
+          <w:rFonts w:ascii="Calibri" w:cs="Calibri" w:eastAsia="Calibri" w:hAnsi="Calibri"/>
+          <w:i/>
+          <w:iCs/>
+          <w:sz w:val="21"/>
+          <w:szCs w:val="21"/>
+        </w:rPr>
+        <w:t xml:space="preserve">Por qué importa la última columna: antes iba de 33 (nivel 11) a 84 (nivel 50) — dos niveles y medio de diferencia en cuánto tarda cada uno, escondidos en una tabla que parecía suave. Ahora los cuarenta cuestan lo mismo.</w:t>
+      </w:r>
+    </w:p>
+    <w:p>
+      <w:pPr>
+        <w:spacing w:after="110"/>
+      </w:pPr>
+      <w:r>
+        <w:rPr>
+          <w:rFonts w:ascii="Calibri" w:cs="Calibri" w:eastAsia="Calibri" w:hAnsi="Calibri"/>
+          <w:i/>
+          <w:iCs/>
+          <w:sz w:val="21"/>
+          <w:szCs w:val="21"/>
+        </w:rPr>
+        <w:t xml:space="preserve">Y el escalón del 10 al 11 sigue siendo un escalón (5.000 → 1.100), a la vista y sin disimular. No se puede quitar con aritmética: quedan 81.000 de XP para cuarenta niveles, así que ninguno puede costar 5.000 sin robarle a los demás. Lo alto que es lo deciden los diez primeros niveles, que son de dirección.</w:t>
+      </w:r>
+    </w:p>
+    <w:p>
+      <w:pPr>
+        <w:spacing w:after="110"/>
+      </w:pPr>
+      <w:r>
+        <w:rPr>
+          <w:rFonts w:ascii="Calibri" w:cs="Calibri" w:eastAsia="Calibri" w:hAnsi="Calibri"/>
+          <w:i/>
+          <w:iCs/>
+          <w:sz w:val="21"/>
+          <w:szCs w:val="21"/>
+        </w:rPr>
+        <w:t xml:space="preserve">El techo cede ante el mes, no al revés. Cambiar la forma de la cola cambia el reloj aunque la XP total no se mueva —adelantar puntos los cobra cuando la granja produce poco—, así que se re-midió: 100.000 daban 31,3 días, 95.000 dan 30,0. El objetivo es 95.000 y el techo real que sale de los redondeos es 94.600. El número que manda es el mes.</w:t>
       </w:r>
     </w:p>
     <w:p>
@@ -8552,14 +11295,15 @@
         </w:tblBorders>
       </w:tblPr>
       <w:tblGrid>
-        <w:gridCol w:w="1121"/>
-        <w:gridCol w:w="1513"/>
-        <w:gridCol w:w="6726"/>
+        <w:gridCol w:w="922"/>
+        <w:gridCol w:w="1245"/>
+        <w:gridCol w:w="5533"/>
+        <w:gridCol w:w="1660"/>
       </w:tblGrid>
       <w:tr>
         <w:tc>
           <w:tcPr>
-            <w:tcW w:type="dxa" w:w="1121"/>
+            <w:tcW w:type="dxa" w:w="922"/>
             <w:shd w:fill="FBF7EF" w:val="clear"/>
             <w:tcMar>
               <w:top w:type="dxa" w:w="60"/>
@@ -8583,7 +11327,7 @@
         </w:tc>
         <w:tc>
           <w:tcPr>
-            <w:tcW w:type="dxa" w:w="1513"/>
+            <w:tcW w:type="dxa" w:w="1245"/>
             <w:shd w:fill="FBF7EF" w:val="clear"/>
             <w:tcMar>
               <w:top w:type="dxa" w:w="60"/>
@@ -8607,7 +11351,7 @@
         </w:tc>
         <w:tc>
           <w:tcPr>
-            <w:tcW w:type="dxa" w:w="6726"/>
+            <w:tcW w:type="dxa" w:w="5533"/>
             <w:shd w:fill="FBF7EF" w:val="clear"/>
             <w:tcMar>
               <w:top w:type="dxa" w:w="60"/>
@@ -8629,11 +11373,35 @@
             </w:r>
           </w:p>
         </w:tc>
+        <w:tc>
+          <w:tcPr>
+            <w:tcW w:type="dxa" w:w="1660"/>
+            <w:shd w:fill="FBF7EF" w:val="clear"/>
+            <w:tcMar>
+              <w:top w:type="dxa" w:w="60"/>
+              <w:left w:type="dxa" w:w="100"/>
+              <w:bottom w:type="dxa" w:w="60"/>
+              <w:right w:type="dxa" w:w="100"/>
+            </w:tcMar>
+          </w:tcPr>
+          <w:p>
+            <w:r>
+              <w:rPr>
+                <w:rFonts w:ascii="Calibri" w:cs="Calibri" w:eastAsia="Calibri" w:hAnsi="Calibri"/>
+                <w:b/>
+                <w:bCs/>
+                <w:sz w:val="19"/>
+                <w:szCs w:val="19"/>
+              </w:rPr>
+              <w:t xml:space="preserve">¿veta?</w:t>
+            </w:r>
+          </w:p>
+        </w:tc>
       </w:tr>
       <w:tr>
         <w:tc>
           <w:tcPr>
-            <w:tcW w:type="dxa" w:w="1121"/>
+            <w:tcW w:type="dxa" w:w="922"/>
             <w:tcMar>
               <w:top w:type="dxa" w:w="60"/>
               <w:left w:type="dxa" w:w="100"/>
@@ -8654,7 +11422,7 @@
         </w:tc>
         <w:tc>
           <w:tcPr>
-            <w:tcW w:type="dxa" w:w="1513"/>
+            <w:tcW w:type="dxa" w:w="1245"/>
             <w:tcMar>
               <w:top w:type="dxa" w:w="60"/>
               <w:left w:type="dxa" w:w="100"/>
@@ -8675,7 +11443,7 @@
         </w:tc>
         <w:tc>
           <w:tcPr>
-            <w:tcW w:type="dxa" w:w="6726"/>
+            <w:tcW w:type="dxa" w:w="5533"/>
             <w:tcMar>
               <w:top w:type="dxa" w:w="60"/>
               <w:left w:type="dxa" w:w="100"/>
@@ -8693,12 +11461,24 @@
               <w:t xml:space="preserve">6 Madera + 4 Piedra</w:t>
             </w:r>
           </w:p>
+        </w:tc>
+        <w:tc>
+          <w:tcPr>
+            <w:tcW w:type="dxa" w:w="1660"/>
+            <w:tcMar>
+              <w:top w:type="dxa" w:w="60"/>
+              <w:left w:type="dxa" w:w="100"/>
+              <w:bottom w:type="dxa" w:w="60"/>
+              <w:right w:type="dxa" w:w="100"/>
+            </w:tcMar>
+          </w:tcPr>
+          <w:p/>
         </w:tc>
       </w:tr>
       <w:tr>
         <w:tc>
           <w:tcPr>
-            <w:tcW w:type="dxa" w:w="1121"/>
+            <w:tcW w:type="dxa" w:w="922"/>
             <w:tcMar>
               <w:top w:type="dxa" w:w="60"/>
               <w:left w:type="dxa" w:w="100"/>
@@ -8719,7 +11499,7 @@
         </w:tc>
         <w:tc>
           <w:tcPr>
-            <w:tcW w:type="dxa" w:w="1513"/>
+            <w:tcW w:type="dxa" w:w="1245"/>
             <w:tcMar>
               <w:top w:type="dxa" w:w="60"/>
               <w:left w:type="dxa" w:w="100"/>
@@ -8740,30 +11520,42 @@
         </w:tc>
         <w:tc>
           <w:tcPr>
-            <w:tcW w:type="dxa" w:w="6726"/>
-            <w:tcMar>
-              <w:top w:type="dxa" w:w="60"/>
-              <w:left w:type="dxa" w:w="100"/>
-              <w:bottom w:type="dxa" w:w="60"/>
-              <w:right w:type="dxa" w:w="100"/>
-            </w:tcMar>
-          </w:tcPr>
-          <w:p>
-            <w:r>
-              <w:rPr>
-                <w:rFonts w:ascii="Calibri" w:cs="Calibri" w:eastAsia="Calibri" w:hAnsi="Calibri"/>
-                <w:sz w:val="19"/>
-                <w:szCs w:val="19"/>
-              </w:rPr>
-              <w:t xml:space="preserve">22 Madera + 14 Piedra</w:t>
-            </w:r>
-          </w:p>
+            <w:tcW w:type="dxa" w:w="5533"/>
+            <w:tcMar>
+              <w:top w:type="dxa" w:w="60"/>
+              <w:left w:type="dxa" w:w="100"/>
+              <w:bottom w:type="dxa" w:w="60"/>
+              <w:right w:type="dxa" w:w="100"/>
+            </w:tcMar>
+          </w:tcPr>
+          <w:p>
+            <w:r>
+              <w:rPr>
+                <w:rFonts w:ascii="Calibri" w:cs="Calibri" w:eastAsia="Calibri" w:hAnsi="Calibri"/>
+                <w:sz w:val="19"/>
+                <w:szCs w:val="19"/>
+              </w:rPr>
+              <w:t xml:space="preserve">15 Madera + 10 Piedra</w:t>
+            </w:r>
+          </w:p>
+        </w:tc>
+        <w:tc>
+          <w:tcPr>
+            <w:tcW w:type="dxa" w:w="1660"/>
+            <w:tcMar>
+              <w:top w:type="dxa" w:w="60"/>
+              <w:left w:type="dxa" w:w="100"/>
+              <w:bottom w:type="dxa" w:w="60"/>
+              <w:right w:type="dxa" w:w="100"/>
+            </w:tcMar>
+          </w:tcPr>
+          <w:p/>
         </w:tc>
       </w:tr>
       <w:tr>
         <w:tc>
           <w:tcPr>
-            <w:tcW w:type="dxa" w:w="1121"/>
+            <w:tcW w:type="dxa" w:w="922"/>
             <w:tcMar>
               <w:top w:type="dxa" w:w="60"/>
               <w:left w:type="dxa" w:w="100"/>
@@ -8784,7 +11576,7 @@
         </w:tc>
         <w:tc>
           <w:tcPr>
-            <w:tcW w:type="dxa" w:w="1513"/>
+            <w:tcW w:type="dxa" w:w="1245"/>
             <w:tcMar>
               <w:top w:type="dxa" w:w="60"/>
               <w:left w:type="dxa" w:w="100"/>
@@ -8805,22 +11597,43 @@
         </w:tc>
         <w:tc>
           <w:tcPr>
-            <w:tcW w:type="dxa" w:w="6726"/>
-            <w:tcMar>
-              <w:top w:type="dxa" w:w="60"/>
-              <w:left w:type="dxa" w:w="100"/>
-              <w:bottom w:type="dxa" w:w="60"/>
-              <w:right w:type="dxa" w:w="100"/>
-            </w:tcMar>
-          </w:tcPr>
-          <w:p>
-            <w:r>
-              <w:rPr>
-                <w:rFonts w:ascii="Calibri" w:cs="Calibri" w:eastAsia="Calibri" w:hAnsi="Calibri"/>
-                <w:sz w:val="19"/>
-                <w:szCs w:val="19"/>
-              </w:rPr>
-              <w:t xml:space="preserve">61 Madera + 40 Piedra</w:t>
+            <w:tcW w:type="dxa" w:w="5533"/>
+            <w:tcMar>
+              <w:top w:type="dxa" w:w="60"/>
+              <w:left w:type="dxa" w:w="100"/>
+              <w:bottom w:type="dxa" w:w="60"/>
+              <w:right w:type="dxa" w:w="100"/>
+            </w:tcMar>
+          </w:tcPr>
+          <w:p>
+            <w:r>
+              <w:rPr>
+                <w:rFonts w:ascii="Calibri" w:cs="Calibri" w:eastAsia="Calibri" w:hAnsi="Calibri"/>
+                <w:sz w:val="19"/>
+                <w:szCs w:val="19"/>
+              </w:rPr>
+              <w:t xml:space="preserve">29 Madera + 19 Piedra</w:t>
+            </w:r>
+          </w:p>
+        </w:tc>
+        <w:tc>
+          <w:tcPr>
+            <w:tcW w:type="dxa" w:w="1660"/>
+            <w:tcMar>
+              <w:top w:type="dxa" w:w="60"/>
+              <w:left w:type="dxa" w:w="100"/>
+              <w:bottom w:type="dxa" w:w="60"/>
+              <w:right w:type="dxa" w:w="100"/>
+            </w:tcMar>
+          </w:tcPr>
+          <w:p>
+            <w:r>
+              <w:rPr>
+                <w:rFonts w:ascii="Calibri" w:cs="Calibri" w:eastAsia="Calibri" w:hAnsi="Calibri"/>
+                <w:sz w:val="19"/>
+                <w:szCs w:val="19"/>
+              </w:rPr>
+              <w:t xml:space="preserve">bronce + oro</w:t>
             </w:r>
           </w:p>
         </w:tc>
@@ -8828,7 +11641,7 @@
       <w:tr>
         <w:tc>
           <w:tcPr>
-            <w:tcW w:type="dxa" w:w="1121"/>
+            <w:tcW w:type="dxa" w:w="922"/>
             <w:tcMar>
               <w:top w:type="dxa" w:w="60"/>
               <w:left w:type="dxa" w:w="100"/>
@@ -8849,7 +11662,7 @@
         </w:tc>
         <w:tc>
           <w:tcPr>
-            <w:tcW w:type="dxa" w:w="1513"/>
+            <w:tcW w:type="dxa" w:w="1245"/>
             <w:tcMar>
               <w:top w:type="dxa" w:w="60"/>
               <w:left w:type="dxa" w:w="100"/>
@@ -8870,30 +11683,42 @@
         </w:tc>
         <w:tc>
           <w:tcPr>
-            <w:tcW w:type="dxa" w:w="6726"/>
-            <w:tcMar>
-              <w:top w:type="dxa" w:w="60"/>
-              <w:left w:type="dxa" w:w="100"/>
-              <w:bottom w:type="dxa" w:w="60"/>
-              <w:right w:type="dxa" w:w="100"/>
-            </w:tcMar>
-          </w:tcPr>
-          <w:p>
-            <w:r>
-              <w:rPr>
-                <w:rFonts w:ascii="Calibri" w:cs="Calibri" w:eastAsia="Calibri" w:hAnsi="Calibri"/>
-                <w:sz w:val="19"/>
-                <w:szCs w:val="19"/>
-              </w:rPr>
-              <w:t xml:space="preserve">86 Madera + 69 Piedra + 9 Bronce</w:t>
-            </w:r>
-          </w:p>
+            <w:tcW w:type="dxa" w:w="5533"/>
+            <w:tcMar>
+              <w:top w:type="dxa" w:w="60"/>
+              <w:left w:type="dxa" w:w="100"/>
+              <w:bottom w:type="dxa" w:w="60"/>
+              <w:right w:type="dxa" w:w="100"/>
+            </w:tcMar>
+          </w:tcPr>
+          <w:p>
+            <w:r>
+              <w:rPr>
+                <w:rFonts w:ascii="Calibri" w:cs="Calibri" w:eastAsia="Calibri" w:hAnsi="Calibri"/>
+                <w:sz w:val="19"/>
+                <w:szCs w:val="19"/>
+              </w:rPr>
+              <w:t xml:space="preserve">29 Madera + 24 Piedra + 3 Bronce</w:t>
+            </w:r>
+          </w:p>
+        </w:tc>
+        <w:tc>
+          <w:tcPr>
+            <w:tcW w:type="dxa" w:w="1660"/>
+            <w:tcMar>
+              <w:top w:type="dxa" w:w="60"/>
+              <w:left w:type="dxa" w:w="100"/>
+              <w:bottom w:type="dxa" w:w="60"/>
+              <w:right w:type="dxa" w:w="100"/>
+            </w:tcMar>
+          </w:tcPr>
+          <w:p/>
         </w:tc>
       </w:tr>
       <w:tr>
         <w:tc>
           <w:tcPr>
-            <w:tcW w:type="dxa" w:w="1121"/>
+            <w:tcW w:type="dxa" w:w="922"/>
             <w:tcMar>
               <w:top w:type="dxa" w:w="60"/>
               <w:left w:type="dxa" w:w="100"/>
@@ -8914,7 +11739,7 @@
         </w:tc>
         <w:tc>
           <w:tcPr>
-            <w:tcW w:type="dxa" w:w="1513"/>
+            <w:tcW w:type="dxa" w:w="1245"/>
             <w:tcMar>
               <w:top w:type="dxa" w:w="60"/>
               <w:left w:type="dxa" w:w="100"/>
@@ -8935,30 +11760,42 @@
         </w:tc>
         <w:tc>
           <w:tcPr>
-            <w:tcW w:type="dxa" w:w="6726"/>
-            <w:tcMar>
-              <w:top w:type="dxa" w:w="60"/>
-              <w:left w:type="dxa" w:w="100"/>
-              <w:bottom w:type="dxa" w:w="60"/>
-              <w:right w:type="dxa" w:w="100"/>
-            </w:tcMar>
-          </w:tcPr>
-          <w:p>
-            <w:r>
-              <w:rPr>
-                <w:rFonts w:ascii="Calibri" w:cs="Calibri" w:eastAsia="Calibri" w:hAnsi="Calibri"/>
-                <w:sz w:val="19"/>
-                <w:szCs w:val="19"/>
-              </w:rPr>
-              <w:t xml:space="preserve">121 Madera + 97 Piedra + 12 Bronce</w:t>
-            </w:r>
-          </w:p>
+            <w:tcW w:type="dxa" w:w="5533"/>
+            <w:tcMar>
+              <w:top w:type="dxa" w:w="60"/>
+              <w:left w:type="dxa" w:w="100"/>
+              <w:bottom w:type="dxa" w:w="60"/>
+              <w:right w:type="dxa" w:w="100"/>
+            </w:tcMar>
+          </w:tcPr>
+          <w:p>
+            <w:r>
+              <w:rPr>
+                <w:rFonts w:ascii="Calibri" w:cs="Calibri" w:eastAsia="Calibri" w:hAnsi="Calibri"/>
+                <w:sz w:val="19"/>
+                <w:szCs w:val="19"/>
+              </w:rPr>
+              <w:t xml:space="preserve">37 Madera + 30 Piedra + 4 Bronce</w:t>
+            </w:r>
+          </w:p>
+        </w:tc>
+        <w:tc>
+          <w:tcPr>
+            <w:tcW w:type="dxa" w:w="1660"/>
+            <w:tcMar>
+              <w:top w:type="dxa" w:w="60"/>
+              <w:left w:type="dxa" w:w="100"/>
+              <w:bottom w:type="dxa" w:w="60"/>
+              <w:right w:type="dxa" w:w="100"/>
+            </w:tcMar>
+          </w:tcPr>
+          <w:p/>
         </w:tc>
       </w:tr>
       <w:tr>
         <w:tc>
           <w:tcPr>
-            <w:tcW w:type="dxa" w:w="1121"/>
+            <w:tcW w:type="dxa" w:w="922"/>
             <w:tcMar>
               <w:top w:type="dxa" w:w="60"/>
               <w:left w:type="dxa" w:w="100"/>
@@ -8979,7 +11816,7 @@
         </w:tc>
         <w:tc>
           <w:tcPr>
-            <w:tcW w:type="dxa" w:w="1513"/>
+            <w:tcW w:type="dxa" w:w="1245"/>
             <w:tcMar>
               <w:top w:type="dxa" w:w="60"/>
               <w:left w:type="dxa" w:w="100"/>
@@ -9000,22 +11837,43 @@
         </w:tc>
         <w:tc>
           <w:tcPr>
-            <w:tcW w:type="dxa" w:w="6726"/>
-            <w:tcMar>
-              <w:top w:type="dxa" w:w="60"/>
-              <w:left w:type="dxa" w:w="100"/>
-              <w:bottom w:type="dxa" w:w="60"/>
-              <w:right w:type="dxa" w:w="100"/>
-            </w:tcMar>
-          </w:tcPr>
-          <w:p>
-            <w:r>
-              <w:rPr>
-                <w:rFonts w:ascii="Calibri" w:cs="Calibri" w:eastAsia="Calibri" w:hAnsi="Calibri"/>
-                <w:sz w:val="19"/>
-                <w:szCs w:val="19"/>
-              </w:rPr>
-              <w:t xml:space="preserve">161 Madera + 129 Piedra + 16 Bronce</w:t>
+            <w:tcW w:type="dxa" w:w="5533"/>
+            <w:tcMar>
+              <w:top w:type="dxa" w:w="60"/>
+              <w:left w:type="dxa" w:w="100"/>
+              <w:bottom w:type="dxa" w:w="60"/>
+              <w:right w:type="dxa" w:w="100"/>
+            </w:tcMar>
+          </w:tcPr>
+          <w:p>
+            <w:r>
+              <w:rPr>
+                <w:rFonts w:ascii="Calibri" w:cs="Calibri" w:eastAsia="Calibri" w:hAnsi="Calibri"/>
+                <w:sz w:val="19"/>
+                <w:szCs w:val="19"/>
+              </w:rPr>
+              <w:t xml:space="preserve">45 Madera + 36 Piedra + 5 Bronce</w:t>
+            </w:r>
+          </w:p>
+        </w:tc>
+        <w:tc>
+          <w:tcPr>
+            <w:tcW w:type="dxa" w:w="1660"/>
+            <w:tcMar>
+              <w:top w:type="dxa" w:w="60"/>
+              <w:left w:type="dxa" w:w="100"/>
+              <w:bottom w:type="dxa" w:w="60"/>
+              <w:right w:type="dxa" w:w="100"/>
+            </w:tcMar>
+          </w:tcPr>
+          <w:p>
+            <w:r>
+              <w:rPr>
+                <w:rFonts w:ascii="Calibri" w:cs="Calibri" w:eastAsia="Calibri" w:hAnsi="Calibri"/>
+                <w:sz w:val="19"/>
+                <w:szCs w:val="19"/>
+              </w:rPr>
+              <w:t xml:space="preserve">bronce + oro</w:t>
             </w:r>
           </w:p>
         </w:tc>
@@ -9023,7 +11881,7 @@
       <w:tr>
         <w:tc>
           <w:tcPr>
-            <w:tcW w:type="dxa" w:w="1121"/>
+            <w:tcW w:type="dxa" w:w="922"/>
             <w:tcMar>
               <w:top w:type="dxa" w:w="60"/>
               <w:left w:type="dxa" w:w="100"/>
@@ -9044,7 +11902,7 @@
         </w:tc>
         <w:tc>
           <w:tcPr>
-            <w:tcW w:type="dxa" w:w="1513"/>
+            <w:tcW w:type="dxa" w:w="1245"/>
             <w:tcMar>
               <w:top w:type="dxa" w:w="60"/>
               <w:left w:type="dxa" w:w="100"/>
@@ -9065,30 +11923,42 @@
         </w:tc>
         <w:tc>
           <w:tcPr>
-            <w:tcW w:type="dxa" w:w="6726"/>
-            <w:tcMar>
-              <w:top w:type="dxa" w:w="60"/>
-              <w:left w:type="dxa" w:w="100"/>
-              <w:bottom w:type="dxa" w:w="60"/>
-              <w:right w:type="dxa" w:w="100"/>
-            </w:tcMar>
-          </w:tcPr>
-          <w:p>
-            <w:r>
-              <w:rPr>
-                <w:rFonts w:ascii="Calibri" w:cs="Calibri" w:eastAsia="Calibri" w:hAnsi="Calibri"/>
-                <w:sz w:val="19"/>
-                <w:szCs w:val="19"/>
-              </w:rPr>
-              <w:t xml:space="preserve">221 Madera + 177 Piedra + 11 Bronce + 7 Hierro</w:t>
-            </w:r>
-          </w:p>
+            <w:tcW w:type="dxa" w:w="5533"/>
+            <w:tcMar>
+              <w:top w:type="dxa" w:w="60"/>
+              <w:left w:type="dxa" w:w="100"/>
+              <w:bottom w:type="dxa" w:w="60"/>
+              <w:right w:type="dxa" w:w="100"/>
+            </w:tcMar>
+          </w:tcPr>
+          <w:p>
+            <w:r>
+              <w:rPr>
+                <w:rFonts w:ascii="Calibri" w:cs="Calibri" w:eastAsia="Calibri" w:hAnsi="Calibri"/>
+                <w:sz w:val="19"/>
+                <w:szCs w:val="19"/>
+              </w:rPr>
+              <w:t xml:space="preserve">58 Madera + 47 Piedra + 3 Bronce + 2 Hierro</w:t>
+            </w:r>
+          </w:p>
+        </w:tc>
+        <w:tc>
+          <w:tcPr>
+            <w:tcW w:type="dxa" w:w="1660"/>
+            <w:tcMar>
+              <w:top w:type="dxa" w:w="60"/>
+              <w:left w:type="dxa" w:w="100"/>
+              <w:bottom w:type="dxa" w:w="60"/>
+              <w:right w:type="dxa" w:w="100"/>
+            </w:tcMar>
+          </w:tcPr>
+          <w:p/>
         </w:tc>
       </w:tr>
       <w:tr>
         <w:tc>
           <w:tcPr>
-            <w:tcW w:type="dxa" w:w="1121"/>
+            <w:tcW w:type="dxa" w:w="922"/>
             <w:tcMar>
               <w:top w:type="dxa" w:w="60"/>
               <w:left w:type="dxa" w:w="100"/>
@@ -9109,7 +11979,7 @@
         </w:tc>
         <w:tc>
           <w:tcPr>
-            <w:tcW w:type="dxa" w:w="1513"/>
+            <w:tcW w:type="dxa" w:w="1245"/>
             <w:tcMar>
               <w:top w:type="dxa" w:w="60"/>
               <w:left w:type="dxa" w:w="100"/>
@@ -9130,22 +12000,43 @@
         </w:tc>
         <w:tc>
           <w:tcPr>
-            <w:tcW w:type="dxa" w:w="6726"/>
-            <w:tcMar>
-              <w:top w:type="dxa" w:w="60"/>
-              <w:left w:type="dxa" w:w="100"/>
-              <w:bottom w:type="dxa" w:w="60"/>
-              <w:right w:type="dxa" w:w="100"/>
-            </w:tcMar>
-          </w:tcPr>
-          <w:p>
-            <w:r>
-              <w:rPr>
-                <w:rFonts w:ascii="Calibri" w:cs="Calibri" w:eastAsia="Calibri" w:hAnsi="Calibri"/>
-                <w:sz w:val="19"/>
-                <w:szCs w:val="19"/>
-              </w:rPr>
-              <w:t xml:space="preserve">274 Madera + 219 Piedra + 14 Bronce + 9 Hierro</w:t>
+            <w:tcW w:type="dxa" w:w="5533"/>
+            <w:tcMar>
+              <w:top w:type="dxa" w:w="60"/>
+              <w:left w:type="dxa" w:w="100"/>
+              <w:bottom w:type="dxa" w:w="60"/>
+              <w:right w:type="dxa" w:w="100"/>
+            </w:tcMar>
+          </w:tcPr>
+          <w:p>
+            <w:r>
+              <w:rPr>
+                <w:rFonts w:ascii="Calibri" w:cs="Calibri" w:eastAsia="Calibri" w:hAnsi="Calibri"/>
+                <w:sz w:val="19"/>
+                <w:szCs w:val="19"/>
+              </w:rPr>
+              <w:t xml:space="preserve">68 Madera + 55 Piedra + 3 Bronce + 2 Hierro</w:t>
+            </w:r>
+          </w:p>
+        </w:tc>
+        <w:tc>
+          <w:tcPr>
+            <w:tcW w:type="dxa" w:w="1660"/>
+            <w:tcMar>
+              <w:top w:type="dxa" w:w="60"/>
+              <w:left w:type="dxa" w:w="100"/>
+              <w:bottom w:type="dxa" w:w="60"/>
+              <w:right w:type="dxa" w:w="100"/>
+            </w:tcMar>
+          </w:tcPr>
+          <w:p>
+            <w:r>
+              <w:rPr>
+                <w:rFonts w:ascii="Calibri" w:cs="Calibri" w:eastAsia="Calibri" w:hAnsi="Calibri"/>
+                <w:sz w:val="19"/>
+                <w:szCs w:val="19"/>
+              </w:rPr>
+              <w:t xml:space="preserve">bronce + oro</w:t>
             </w:r>
           </w:p>
         </w:tc>
@@ -9153,7 +12044,7 @@
       <w:tr>
         <w:tc>
           <w:tcPr>
-            <w:tcW w:type="dxa" w:w="1121"/>
+            <w:tcW w:type="dxa" w:w="922"/>
             <w:tcMar>
               <w:top w:type="dxa" w:w="60"/>
               <w:left w:type="dxa" w:w="100"/>
@@ -9174,7 +12065,7 @@
         </w:tc>
         <w:tc>
           <w:tcPr>
-            <w:tcW w:type="dxa" w:w="1513"/>
+            <w:tcW w:type="dxa" w:w="1245"/>
             <w:tcMar>
               <w:top w:type="dxa" w:w="60"/>
               <w:left w:type="dxa" w:w="100"/>
@@ -9195,30 +12086,42 @@
         </w:tc>
         <w:tc>
           <w:tcPr>
-            <w:tcW w:type="dxa" w:w="6726"/>
-            <w:tcMar>
-              <w:top w:type="dxa" w:w="60"/>
-              <w:left w:type="dxa" w:w="100"/>
-              <w:bottom w:type="dxa" w:w="60"/>
-              <w:right w:type="dxa" w:w="100"/>
-            </w:tcMar>
-          </w:tcPr>
-          <w:p>
-            <w:r>
-              <w:rPr>
-                <w:rFonts w:ascii="Calibri" w:cs="Calibri" w:eastAsia="Calibri" w:hAnsi="Calibri"/>
-                <w:sz w:val="19"/>
-                <w:szCs w:val="19"/>
-              </w:rPr>
-              <w:t xml:space="preserve">349 Madera + 279 Piedra + 17 Bronce + 12 Hierro</w:t>
-            </w:r>
-          </w:p>
+            <w:tcW w:type="dxa" w:w="5533"/>
+            <w:tcMar>
+              <w:top w:type="dxa" w:w="60"/>
+              <w:left w:type="dxa" w:w="100"/>
+              <w:bottom w:type="dxa" w:w="60"/>
+              <w:right w:type="dxa" w:w="100"/>
+            </w:tcMar>
+          </w:tcPr>
+          <w:p>
+            <w:r>
+              <w:rPr>
+                <w:rFonts w:ascii="Calibri" w:cs="Calibri" w:eastAsia="Calibri" w:hAnsi="Calibri"/>
+                <w:sz w:val="19"/>
+                <w:szCs w:val="19"/>
+              </w:rPr>
+              <w:t xml:space="preserve">83 Madera + 67 Piedra + 4 Bronce + 3 Hierro</w:t>
+            </w:r>
+          </w:p>
+        </w:tc>
+        <w:tc>
+          <w:tcPr>
+            <w:tcW w:type="dxa" w:w="1660"/>
+            <w:tcMar>
+              <w:top w:type="dxa" w:w="60"/>
+              <w:left w:type="dxa" w:w="100"/>
+              <w:bottom w:type="dxa" w:w="60"/>
+              <w:right w:type="dxa" w:w="100"/>
+            </w:tcMar>
+          </w:tcPr>
+          <w:p/>
         </w:tc>
       </w:tr>
       <w:tr>
         <w:tc>
           <w:tcPr>
-            <w:tcW w:type="dxa" w:w="1121"/>
+            <w:tcW w:type="dxa" w:w="922"/>
             <w:tcMar>
               <w:top w:type="dxa" w:w="60"/>
               <w:left w:type="dxa" w:w="100"/>
@@ -9239,7 +12142,7 @@
         </w:tc>
         <w:tc>
           <w:tcPr>
-            <w:tcW w:type="dxa" w:w="1513"/>
+            <w:tcW w:type="dxa" w:w="1245"/>
             <w:tcMar>
               <w:top w:type="dxa" w:w="60"/>
               <w:left w:type="dxa" w:w="100"/>
@@ -9260,22 +12163,43 @@
         </w:tc>
         <w:tc>
           <w:tcPr>
-            <w:tcW w:type="dxa" w:w="6726"/>
-            <w:tcMar>
-              <w:top w:type="dxa" w:w="60"/>
-              <w:left w:type="dxa" w:w="100"/>
-              <w:bottom w:type="dxa" w:w="60"/>
-              <w:right w:type="dxa" w:w="100"/>
-            </w:tcMar>
-          </w:tcPr>
-          <w:p>
-            <w:r>
-              <w:rPr>
-                <w:rFonts w:ascii="Calibri" w:cs="Calibri" w:eastAsia="Calibri" w:hAnsi="Calibri"/>
-                <w:sz w:val="19"/>
-                <w:szCs w:val="19"/>
-              </w:rPr>
-              <w:t xml:space="preserve">413 Madera + 331 Piedra + 14 Hierro + 12 Oro</w:t>
+            <w:tcW w:type="dxa" w:w="5533"/>
+            <w:tcMar>
+              <w:top w:type="dxa" w:w="60"/>
+              <w:left w:type="dxa" w:w="100"/>
+              <w:bottom w:type="dxa" w:w="60"/>
+              <w:right w:type="dxa" w:w="100"/>
+            </w:tcMar>
+          </w:tcPr>
+          <w:p>
+            <w:r>
+              <w:rPr>
+                <w:rFonts w:ascii="Calibri" w:cs="Calibri" w:eastAsia="Calibri" w:hAnsi="Calibri"/>
+                <w:sz w:val="19"/>
+                <w:szCs w:val="19"/>
+              </w:rPr>
+              <w:t xml:space="preserve">95 Madera + 76 Piedra + 3 Hierro + 3 Oro</w:t>
+            </w:r>
+          </w:p>
+        </w:tc>
+        <w:tc>
+          <w:tcPr>
+            <w:tcW w:type="dxa" w:w="1660"/>
+            <w:tcMar>
+              <w:top w:type="dxa" w:w="60"/>
+              <w:left w:type="dxa" w:w="100"/>
+              <w:bottom w:type="dxa" w:w="60"/>
+              <w:right w:type="dxa" w:w="100"/>
+            </w:tcMar>
+          </w:tcPr>
+          <w:p>
+            <w:r>
+              <w:rPr>
+                <w:rFonts w:ascii="Calibri" w:cs="Calibri" w:eastAsia="Calibri" w:hAnsi="Calibri"/>
+                <w:sz w:val="19"/>
+                <w:szCs w:val="19"/>
+              </w:rPr>
+              <w:t xml:space="preserve">bronce + oro</w:t>
             </w:r>
           </w:p>
         </w:tc>
@@ -9283,7 +12207,7 @@
       <w:tr>
         <w:tc>
           <w:tcPr>
-            <w:tcW w:type="dxa" w:w="1121"/>
+            <w:tcW w:type="dxa" w:w="922"/>
             <w:tcMar>
               <w:top w:type="dxa" w:w="60"/>
               <w:left w:type="dxa" w:w="100"/>
@@ -9304,7 +12228,7 @@
         </w:tc>
         <w:tc>
           <w:tcPr>
-            <w:tcW w:type="dxa" w:w="1513"/>
+            <w:tcW w:type="dxa" w:w="1245"/>
             <w:tcMar>
               <w:top w:type="dxa" w:w="60"/>
               <w:left w:type="dxa" w:w="100"/>
@@ -9325,30 +12249,42 @@
         </w:tc>
         <w:tc>
           <w:tcPr>
-            <w:tcW w:type="dxa" w:w="6726"/>
-            <w:tcMar>
-              <w:top w:type="dxa" w:w="60"/>
-              <w:left w:type="dxa" w:w="100"/>
-              <w:bottom w:type="dxa" w:w="60"/>
-              <w:right w:type="dxa" w:w="100"/>
-            </w:tcMar>
-          </w:tcPr>
-          <w:p>
-            <w:r>
-              <w:rPr>
-                <w:rFonts w:ascii="Calibri" w:cs="Calibri" w:eastAsia="Calibri" w:hAnsi="Calibri"/>
-                <w:sz w:val="19"/>
-                <w:szCs w:val="19"/>
-              </w:rPr>
-              <w:t xml:space="preserve">504 Madera + 403 Piedra + 17 Hierro + 14 Oro</w:t>
-            </w:r>
-          </w:p>
+            <w:tcW w:type="dxa" w:w="5533"/>
+            <w:tcMar>
+              <w:top w:type="dxa" w:w="60"/>
+              <w:left w:type="dxa" w:w="100"/>
+              <w:bottom w:type="dxa" w:w="60"/>
+              <w:right w:type="dxa" w:w="100"/>
+            </w:tcMar>
+          </w:tcPr>
+          <w:p>
+            <w:r>
+              <w:rPr>
+                <w:rFonts w:ascii="Calibri" w:cs="Calibri" w:eastAsia="Calibri" w:hAnsi="Calibri"/>
+                <w:sz w:val="19"/>
+                <w:szCs w:val="19"/>
+              </w:rPr>
+              <w:t xml:space="preserve">112 Madera + 90 Piedra + 4 Hierro + 3 Oro</w:t>
+            </w:r>
+          </w:p>
+        </w:tc>
+        <w:tc>
+          <w:tcPr>
+            <w:tcW w:type="dxa" w:w="1660"/>
+            <w:tcMar>
+              <w:top w:type="dxa" w:w="60"/>
+              <w:left w:type="dxa" w:w="100"/>
+              <w:bottom w:type="dxa" w:w="60"/>
+              <w:right w:type="dxa" w:w="100"/>
+            </w:tcMar>
+          </w:tcPr>
+          <w:p/>
         </w:tc>
       </w:tr>
       <w:tr>
         <w:tc>
           <w:tcPr>
-            <w:tcW w:type="dxa" w:w="1121"/>
+            <w:tcW w:type="dxa" w:w="922"/>
             <w:tcMar>
               <w:top w:type="dxa" w:w="60"/>
               <w:left w:type="dxa" w:w="100"/>
@@ -9369,7 +12305,7 @@
         </w:tc>
         <w:tc>
           <w:tcPr>
-            <w:tcW w:type="dxa" w:w="1513"/>
+            <w:tcW w:type="dxa" w:w="1245"/>
             <w:tcMar>
               <w:top w:type="dxa" w:w="60"/>
               <w:left w:type="dxa" w:w="100"/>
@@ -9390,22 +12326,43 @@
         </w:tc>
         <w:tc>
           <w:tcPr>
-            <w:tcW w:type="dxa" w:w="6726"/>
-            <w:tcMar>
-              <w:top w:type="dxa" w:w="60"/>
-              <w:left w:type="dxa" w:w="100"/>
-              <w:bottom w:type="dxa" w:w="60"/>
-              <w:right w:type="dxa" w:w="100"/>
-            </w:tcMar>
-          </w:tcPr>
-          <w:p>
-            <w:r>
-              <w:rPr>
-                <w:rFonts w:ascii="Calibri" w:cs="Calibri" w:eastAsia="Calibri" w:hAnsi="Calibri"/>
-                <w:sz w:val="19"/>
-                <w:szCs w:val="19"/>
-              </w:rPr>
-              <w:t xml:space="preserve">580 Madera + 464 Piedra + 19 Hierro + 17 Oro</w:t>
+            <w:tcW w:type="dxa" w:w="5533"/>
+            <w:tcMar>
+              <w:top w:type="dxa" w:w="60"/>
+              <w:left w:type="dxa" w:w="100"/>
+              <w:bottom w:type="dxa" w:w="60"/>
+              <w:right w:type="dxa" w:w="100"/>
+            </w:tcMar>
+          </w:tcPr>
+          <w:p>
+            <w:r>
+              <w:rPr>
+                <w:rFonts w:ascii="Calibri" w:cs="Calibri" w:eastAsia="Calibri" w:hAnsi="Calibri"/>
+                <w:sz w:val="19"/>
+                <w:szCs w:val="19"/>
+              </w:rPr>
+              <w:t xml:space="preserve">128 Madera + 103 Piedra + 4 Hierro + 4 Oro</w:t>
+            </w:r>
+          </w:p>
+        </w:tc>
+        <w:tc>
+          <w:tcPr>
+            <w:tcW w:type="dxa" w:w="1660"/>
+            <w:tcMar>
+              <w:top w:type="dxa" w:w="60"/>
+              <w:left w:type="dxa" w:w="100"/>
+              <w:bottom w:type="dxa" w:w="60"/>
+              <w:right w:type="dxa" w:w="100"/>
+            </w:tcMar>
+          </w:tcPr>
+          <w:p>
+            <w:r>
+              <w:rPr>
+                <w:rFonts w:ascii="Calibri" w:cs="Calibri" w:eastAsia="Calibri" w:hAnsi="Calibri"/>
+                <w:sz w:val="19"/>
+                <w:szCs w:val="19"/>
+              </w:rPr>
+              <w:t xml:space="preserve">bronce + oro</w:t>
             </w:r>
           </w:p>
         </w:tc>
@@ -9413,7 +12370,7 @@
       <w:tr>
         <w:tc>
           <w:tcPr>
-            <w:tcW w:type="dxa" w:w="1121"/>
+            <w:tcW w:type="dxa" w:w="922"/>
             <w:tcMar>
               <w:top w:type="dxa" w:w="60"/>
               <w:left w:type="dxa" w:w="100"/>
@@ -9434,7 +12391,7 @@
         </w:tc>
         <w:tc>
           <w:tcPr>
-            <w:tcW w:type="dxa" w:w="1513"/>
+            <w:tcW w:type="dxa" w:w="1245"/>
             <w:tcMar>
               <w:top w:type="dxa" w:w="60"/>
               <w:left w:type="dxa" w:w="100"/>
@@ -9455,30 +12412,42 @@
         </w:tc>
         <w:tc>
           <w:tcPr>
-            <w:tcW w:type="dxa" w:w="6726"/>
-            <w:tcMar>
-              <w:top w:type="dxa" w:w="60"/>
-              <w:left w:type="dxa" w:w="100"/>
-              <w:bottom w:type="dxa" w:w="60"/>
-              <w:right w:type="dxa" w:w="100"/>
-            </w:tcMar>
-          </w:tcPr>
-          <w:p>
-            <w:r>
-              <w:rPr>
-                <w:rFonts w:ascii="Calibri" w:cs="Calibri" w:eastAsia="Calibri" w:hAnsi="Calibri"/>
-                <w:sz w:val="19"/>
-                <w:szCs w:val="19"/>
-              </w:rPr>
-              <w:t xml:space="preserve">685 Madera + 548 Piedra + 20 Oro + 15 Diamante</w:t>
-            </w:r>
-          </w:p>
+            <w:tcW w:type="dxa" w:w="5533"/>
+            <w:tcMar>
+              <w:top w:type="dxa" w:w="60"/>
+              <w:left w:type="dxa" w:w="100"/>
+              <w:bottom w:type="dxa" w:w="60"/>
+              <w:right w:type="dxa" w:w="100"/>
+            </w:tcMar>
+          </w:tcPr>
+          <w:p>
+            <w:r>
+              <w:rPr>
+                <w:rFonts w:ascii="Calibri" w:cs="Calibri" w:eastAsia="Calibri" w:hAnsi="Calibri"/>
+                <w:sz w:val="19"/>
+                <w:szCs w:val="19"/>
+              </w:rPr>
+              <w:t xml:space="preserve">150 Madera + 120 Piedra + 4 Oro + 3 Diamante</w:t>
+            </w:r>
+          </w:p>
+        </w:tc>
+        <w:tc>
+          <w:tcPr>
+            <w:tcW w:type="dxa" w:w="1660"/>
+            <w:tcMar>
+              <w:top w:type="dxa" w:w="60"/>
+              <w:left w:type="dxa" w:w="100"/>
+              <w:bottom w:type="dxa" w:w="60"/>
+              <w:right w:type="dxa" w:w="100"/>
+            </w:tcMar>
+          </w:tcPr>
+          <w:p/>
         </w:tc>
       </w:tr>
       <w:tr>
         <w:tc>
           <w:tcPr>
-            <w:tcW w:type="dxa" w:w="1121"/>
+            <w:tcW w:type="dxa" w:w="922"/>
             <w:tcMar>
               <w:top w:type="dxa" w:w="60"/>
               <w:left w:type="dxa" w:w="100"/>
@@ -9499,7 +12468,7 @@
         </w:tc>
         <w:tc>
           <w:tcPr>
-            <w:tcW w:type="dxa" w:w="1513"/>
+            <w:tcW w:type="dxa" w:w="1245"/>
             <w:tcMar>
               <w:top w:type="dxa" w:w="60"/>
               <w:left w:type="dxa" w:w="100"/>
@@ -9520,22 +12489,43 @@
         </w:tc>
         <w:tc>
           <w:tcPr>
-            <w:tcW w:type="dxa" w:w="6726"/>
-            <w:tcMar>
-              <w:top w:type="dxa" w:w="60"/>
-              <w:left w:type="dxa" w:w="100"/>
-              <w:bottom w:type="dxa" w:w="60"/>
-              <w:right w:type="dxa" w:w="100"/>
-            </w:tcMar>
-          </w:tcPr>
-          <w:p>
-            <w:r>
-              <w:rPr>
-                <w:rFonts w:ascii="Calibri" w:cs="Calibri" w:eastAsia="Calibri" w:hAnsi="Calibri"/>
-                <w:sz w:val="19"/>
-                <w:szCs w:val="19"/>
-              </w:rPr>
-              <w:t xml:space="preserve">772 Madera + 618 Piedra + 22 Oro + 17 Diamante</w:t>
+            <w:tcW w:type="dxa" w:w="5533"/>
+            <w:tcMar>
+              <w:top w:type="dxa" w:w="60"/>
+              <w:left w:type="dxa" w:w="100"/>
+              <w:bottom w:type="dxa" w:w="60"/>
+              <w:right w:type="dxa" w:w="100"/>
+            </w:tcMar>
+          </w:tcPr>
+          <w:p>
+            <w:r>
+              <w:rPr>
+                <w:rFonts w:ascii="Calibri" w:cs="Calibri" w:eastAsia="Calibri" w:hAnsi="Calibri"/>
+                <w:sz w:val="19"/>
+                <w:szCs w:val="19"/>
+              </w:rPr>
+              <w:t xml:space="preserve">168 Madera + 135 Piedra + 5 Oro + 4 Diamante</w:t>
+            </w:r>
+          </w:p>
+        </w:tc>
+        <w:tc>
+          <w:tcPr>
+            <w:tcW w:type="dxa" w:w="1660"/>
+            <w:tcMar>
+              <w:top w:type="dxa" w:w="60"/>
+              <w:left w:type="dxa" w:w="100"/>
+              <w:bottom w:type="dxa" w:w="60"/>
+              <w:right w:type="dxa" w:w="100"/>
+            </w:tcMar>
+          </w:tcPr>
+          <w:p>
+            <w:r>
+              <w:rPr>
+                <w:rFonts w:ascii="Calibri" w:cs="Calibri" w:eastAsia="Calibri" w:hAnsi="Calibri"/>
+                <w:sz w:val="19"/>
+                <w:szCs w:val="19"/>
+              </w:rPr>
+              <w:t xml:space="preserve">bronce + oro</w:t>
             </w:r>
           </w:p>
         </w:tc>
@@ -9543,7 +12533,7 @@
       <w:tr>
         <w:tc>
           <w:tcPr>
-            <w:tcW w:type="dxa" w:w="1121"/>
+            <w:tcW w:type="dxa" w:w="922"/>
             <w:tcMar>
               <w:top w:type="dxa" w:w="60"/>
               <w:left w:type="dxa" w:w="100"/>
@@ -9564,7 +12554,7 @@
         </w:tc>
         <w:tc>
           <w:tcPr>
-            <w:tcW w:type="dxa" w:w="1513"/>
+            <w:tcW w:type="dxa" w:w="1245"/>
             <w:tcMar>
               <w:top w:type="dxa" w:w="60"/>
               <w:left w:type="dxa" w:w="100"/>
@@ -9585,30 +12575,42 @@
         </w:tc>
         <w:tc>
           <w:tcPr>
-            <w:tcW w:type="dxa" w:w="6726"/>
-            <w:tcMar>
-              <w:top w:type="dxa" w:w="60"/>
-              <w:left w:type="dxa" w:w="100"/>
-              <w:bottom w:type="dxa" w:w="60"/>
-              <w:right w:type="dxa" w:w="100"/>
-            </w:tcMar>
-          </w:tcPr>
-          <w:p>
-            <w:r>
-              <w:rPr>
-                <w:rFonts w:ascii="Calibri" w:cs="Calibri" w:eastAsia="Calibri" w:hAnsi="Calibri"/>
-                <w:sz w:val="19"/>
-                <w:szCs w:val="19"/>
-              </w:rPr>
-              <w:t xml:space="preserve">892 Madera + 714 Piedra + 20 Diamante + 15 Netherita</w:t>
-            </w:r>
-          </w:p>
+            <w:tcW w:type="dxa" w:w="5533"/>
+            <w:tcMar>
+              <w:top w:type="dxa" w:w="60"/>
+              <w:left w:type="dxa" w:w="100"/>
+              <w:bottom w:type="dxa" w:w="60"/>
+              <w:right w:type="dxa" w:w="100"/>
+            </w:tcMar>
+          </w:tcPr>
+          <w:p>
+            <w:r>
+              <w:rPr>
+                <w:rFonts w:ascii="Calibri" w:cs="Calibri" w:eastAsia="Calibri" w:hAnsi="Calibri"/>
+                <w:sz w:val="19"/>
+                <w:szCs w:val="19"/>
+              </w:rPr>
+              <w:t xml:space="preserve">193 Madera + 154 Piedra + 4 Diamante + 3 Netherita</w:t>
+            </w:r>
+          </w:p>
+        </w:tc>
+        <w:tc>
+          <w:tcPr>
+            <w:tcW w:type="dxa" w:w="1660"/>
+            <w:tcMar>
+              <w:top w:type="dxa" w:w="60"/>
+              <w:left w:type="dxa" w:w="100"/>
+              <w:bottom w:type="dxa" w:w="60"/>
+              <w:right w:type="dxa" w:w="100"/>
+            </w:tcMar>
+          </w:tcPr>
+          <w:p/>
         </w:tc>
       </w:tr>
       <w:tr>
         <w:tc>
           <w:tcPr>
-            <w:tcW w:type="dxa" w:w="1121"/>
+            <w:tcW w:type="dxa" w:w="922"/>
             <w:tcMar>
               <w:top w:type="dxa" w:w="60"/>
               <w:left w:type="dxa" w:w="100"/>
@@ -9629,7 +12631,7 @@
         </w:tc>
         <w:tc>
           <w:tcPr>
-            <w:tcW w:type="dxa" w:w="1513"/>
+            <w:tcW w:type="dxa" w:w="1245"/>
             <w:tcMar>
               <w:top w:type="dxa" w:w="60"/>
               <w:left w:type="dxa" w:w="100"/>
@@ -9650,22 +12652,43 @@
         </w:tc>
         <w:tc>
           <w:tcPr>
-            <w:tcW w:type="dxa" w:w="6726"/>
-            <w:tcMar>
-              <w:top w:type="dxa" w:w="60"/>
-              <w:left w:type="dxa" w:w="100"/>
-              <w:bottom w:type="dxa" w:w="60"/>
-              <w:right w:type="dxa" w:w="100"/>
-            </w:tcMar>
-          </w:tcPr>
-          <w:p>
-            <w:r>
-              <w:rPr>
-                <w:rFonts w:ascii="Calibri" w:cs="Calibri" w:eastAsia="Calibri" w:hAnsi="Calibri"/>
-                <w:sz w:val="19"/>
-                <w:szCs w:val="19"/>
-              </w:rPr>
-              <w:t xml:space="preserve">990 Madera + 792 Piedra + 22 Diamante + 17 Netherita</w:t>
+            <w:tcW w:type="dxa" w:w="5533"/>
+            <w:tcMar>
+              <w:top w:type="dxa" w:w="60"/>
+              <w:left w:type="dxa" w:w="100"/>
+              <w:bottom w:type="dxa" w:w="60"/>
+              <w:right w:type="dxa" w:w="100"/>
+            </w:tcMar>
+          </w:tcPr>
+          <w:p>
+            <w:r>
+              <w:rPr>
+                <w:rFonts w:ascii="Calibri" w:cs="Calibri" w:eastAsia="Calibri" w:hAnsi="Calibri"/>
+                <w:sz w:val="19"/>
+                <w:szCs w:val="19"/>
+              </w:rPr>
+              <w:t xml:space="preserve">213 Madera + 170 Piedra + 5 Diamante + 4 Netherita</w:t>
+            </w:r>
+          </w:p>
+        </w:tc>
+        <w:tc>
+          <w:tcPr>
+            <w:tcW w:type="dxa" w:w="1660"/>
+            <w:tcMar>
+              <w:top w:type="dxa" w:w="60"/>
+              <w:left w:type="dxa" w:w="100"/>
+              <w:bottom w:type="dxa" w:w="60"/>
+              <w:right w:type="dxa" w:w="100"/>
+            </w:tcMar>
+          </w:tcPr>
+          <w:p>
+            <w:r>
+              <w:rPr>
+                <w:rFonts w:ascii="Calibri" w:cs="Calibri" w:eastAsia="Calibri" w:hAnsi="Calibri"/>
+                <w:sz w:val="19"/>
+                <w:szCs w:val="19"/>
+              </w:rPr>
+              <w:t xml:space="preserve">bronce + oro</w:t>
             </w:r>
           </w:p>
         </w:tc>
@@ -9675,6 +12698,41 @@
       <w:pPr>
         <w:spacing w:after="80"/>
       </w:pPr>
+    </w:p>
+    <w:p>
+      <w:pPr>
+        <w:spacing w:after="110"/>
+      </w:pPr>
+      <w:r>
+        <w:rPr>
+          <w:rFonts w:ascii="Calibri" w:cs="Calibri" w:eastAsia="Calibri" w:hAnsi="Calibri"/>
+          <w:i/>
+          <w:iCs/>
+          <w:sz w:val="21"/>
+          <w:szCs w:val="21"/>
+        </w:rPr>
+        <w:t xml:space="preserve">ABARATADAS EL 8/9 PARA QUE EL MES SE CUMPLA. Con la tabla anterior las dieciséis costaban 252.525 de plata equivalente — </w:t>
+      </w:r>
+      <w:r>
+        <w:rPr>
+          <w:rFonts w:ascii="Calibri" w:cs="Calibri" w:eastAsia="Calibri" w:hAnsi="Calibri"/>
+          <w:i/>
+          <w:iCs/>
+          <w:sz w:val="21"/>
+          <w:szCs w:val="21"/>
+        </w:rPr>
+        <w:t xml:space="preserve">65 días</w:t>
+      </w:r>
+      <w:r>
+        <w:rPr>
+          <w:rFonts w:ascii="Calibri" w:cs="Calibri" w:eastAsia="Calibri" w:hAnsi="Calibri"/>
+          <w:i/>
+          <w:iCs/>
+          <w:sz w:val="21"/>
+          <w:szCs w:val="21"/>
+        </w:rPr>
+        <w:t xml:space="preserve"> de producción del jugador de tres sesiones, y eso calculado con la granja ya terminada. Ninguna curva de XP arregla eso: el muro no era el nivel, era el material. Lo que se movió son las HORAS de granja que vale una expansión (de 2 a 6, antes de 2 a 30), que nunca fueron el ancla sino una elección de dirección. El ancla no se tocó: una celda sigue rindiendo 20 de plata por hora.</w:t>
+      </w:r>
     </w:p>
     <w:p>
       <w:pPr>
@@ -10908,6 +13966,47 @@
         <w:t xml:space="preserve">Los animales se compran con plata, ocupan sitio y producen material cada ciclo mientras el jugador no está. Es el sistema que más se parece a una renta pasiva, y por eso es el que más cuidado necesita.</w:t>
       </w:r>
     </w:p>
+    <w:p>
+      <w:pPr>
+        <w:spacing w:after="110"/>
+      </w:pPr>
+      <w:r>
+        <w:rPr>
+          <w:rFonts w:ascii="Calibri" w:cs="Calibri" w:eastAsia="Calibri" w:hAnsi="Calibri"/>
+          <w:b/>
+          <w:bCs/>
+          <w:sz w:val="21"/>
+          <w:szCs w:val="21"/>
+        </w:rPr>
+        <w:t xml:space="preserve">24 HORAS Y +1 DE MATERIAL (9/9, dirección: « quiero que sean como en SFL »).</w:t>
+      </w:r>
+      <w:r>
+        <w:rPr>
+          <w:rFonts w:ascii="Calibri" w:cs="Calibri" w:eastAsia="Calibri" w:hAnsi="Calibri"/>
+          <w:sz w:val="21"/>
+          <w:szCs w:val="21"/>
+        </w:rPr>
+        <w:t xml:space="preserve"> Los cuatro animales comparten reloj y rinde: un ciclo de 24 horas y </w:t>
+      </w:r>
+      <w:r>
+        <w:rPr>
+          <w:rFonts w:ascii="Calibri" w:cs="Calibri" w:eastAsia="Calibri" w:hAnsi="Calibri"/>
+          <w:b/>
+          <w:bCs/>
+          <w:sz w:val="21"/>
+          <w:szCs w:val="21"/>
+        </w:rPr>
+        <w:t xml:space="preserve">una unidad</w:t>
+      </w:r>
+      <w:r>
+        <w:rPr>
+          <w:rFonts w:ascii="Calibri" w:cs="Calibri" w:eastAsia="Calibri" w:hAnsi="Calibri"/>
+          <w:sz w:val="21"/>
+          <w:szCs w:val="21"/>
+        </w:rPr>
+        <w:t xml:space="preserve"> de su material. Ni ciclos distintos ni cantidades distintas — lo que separa a un jabalí de una alpaca es el nivel al que se abre y lo que come, no una tabla de rendimientos que nadie puede tener en la cabeza.</w:t>
+      </w:r>
+    </w:p>
     <w:tbl>
       <w:tblPr>
         <w:tblW w:type="dxa" w:w="9360"/>
@@ -10921,18 +14020,19 @@
         </w:tblBorders>
       </w:tblPr>
       <w:tblGrid>
-        <w:gridCol w:w="1114"/>
-        <w:gridCol w:w="1003"/>
-        <w:gridCol w:w="1114"/>
-        <w:gridCol w:w="1337"/>
-        <w:gridCol w:w="2117"/>
-        <w:gridCol w:w="1226"/>
-        <w:gridCol w:w="1449"/>
+        <w:gridCol w:w="965"/>
+        <w:gridCol w:w="868"/>
+        <w:gridCol w:w="1640"/>
+        <w:gridCol w:w="1158"/>
+        <w:gridCol w:w="772"/>
+        <w:gridCol w:w="868"/>
+        <w:gridCol w:w="1254"/>
+        <w:gridCol w:w="1833"/>
       </w:tblGrid>
       <w:tr>
         <w:tc>
           <w:tcPr>
-            <w:tcW w:type="dxa" w:w="1114"/>
+            <w:tcW w:type="dxa" w:w="965"/>
             <w:shd w:fill="FBF7EF" w:val="clear"/>
             <w:tcMar>
               <w:top w:type="dxa" w:w="60"/>
@@ -10956,7 +14056,7 @@
         </w:tc>
         <w:tc>
           <w:tcPr>
-            <w:tcW w:type="dxa" w:w="1003"/>
+            <w:tcW w:type="dxa" w:w="868"/>
             <w:shd w:fill="FBF7EF" w:val="clear"/>
             <w:tcMar>
               <w:top w:type="dxa" w:w="60"/>
@@ -10980,7 +14080,7 @@
         </w:tc>
         <w:tc>
           <w:tcPr>
-            <w:tcW w:type="dxa" w:w="1114"/>
+            <w:tcW w:type="dxa" w:w="1640"/>
             <w:shd w:fill="FBF7EF" w:val="clear"/>
             <w:tcMar>
               <w:top w:type="dxa" w:w="60"/>
@@ -10998,13 +14098,13 @@
                 <w:sz w:val="19"/>
                 <w:szCs w:val="19"/>
               </w:rPr>
-              <w:t xml:space="preserve">Precio</w:t>
-            </w:r>
-          </w:p>
-        </w:tc>
-        <w:tc>
-          <w:tcPr>
-            <w:tcW w:type="dxa" w:w="1337"/>
+              <w:t xml:space="preserve">Cuesta el 1.º</w:t>
+            </w:r>
+          </w:p>
+        </w:tc>
+        <w:tc>
+          <w:tcPr>
+            <w:tcW w:type="dxa" w:w="1158"/>
             <w:shd w:fill="FBF7EF" w:val="clear"/>
             <w:tcMar>
               <w:top w:type="dxa" w:w="60"/>
@@ -11028,7 +14128,7 @@
         </w:tc>
         <w:tc>
           <w:tcPr>
-            <w:tcW w:type="dxa" w:w="2117"/>
+            <w:tcW w:type="dxa" w:w="772"/>
             <w:shd w:fill="FBF7EF" w:val="clear"/>
             <w:tcMar>
               <w:top w:type="dxa" w:w="60"/>
@@ -11046,13 +14146,13 @@
                 <w:sz w:val="19"/>
                 <w:szCs w:val="19"/>
               </w:rPr>
-              <w:t xml:space="preserve">Come</w:t>
-            </w:r>
-          </w:p>
-        </w:tc>
-        <w:tc>
-          <w:tcPr>
-            <w:tcW w:type="dxa" w:w="1226"/>
+              <w:t xml:space="preserve">Vale</w:t>
+            </w:r>
+          </w:p>
+        </w:tc>
+        <w:tc>
+          <w:tcPr>
+            <w:tcW w:type="dxa" w:w="868"/>
             <w:shd w:fill="FBF7EF" w:val="clear"/>
             <w:tcMar>
               <w:top w:type="dxa" w:w="60"/>
@@ -11070,13 +14170,13 @@
                 <w:sz w:val="19"/>
                 <w:szCs w:val="19"/>
               </w:rPr>
-              <w:t xml:space="preserve">Bruto/h</w:t>
-            </w:r>
-          </w:p>
-        </w:tc>
-        <w:tc>
-          <w:tcPr>
-            <w:tcW w:type="dxa" w:w="1449"/>
+              <w:t xml:space="preserve">Ciclo</w:t>
+            </w:r>
+          </w:p>
+        </w:tc>
+        <w:tc>
+          <w:tcPr>
+            <w:tcW w:type="dxa" w:w="1254"/>
             <w:shd w:fill="FBF7EF" w:val="clear"/>
             <w:tcMar>
               <w:top w:type="dxa" w:w="60"/>
@@ -11094,7 +14194,31 @@
                 <w:sz w:val="19"/>
                 <w:szCs w:val="19"/>
               </w:rPr>
-              <w:t xml:space="preserve">Ciclo (h)</w:t>
+              <w:t xml:space="preserve">Por ciclo</w:t>
+            </w:r>
+          </w:p>
+        </w:tc>
+        <w:tc>
+          <w:tcPr>
+            <w:tcW w:type="dxa" w:w="1833"/>
+            <w:shd w:fill="FBF7EF" w:val="clear"/>
+            <w:tcMar>
+              <w:top w:type="dxa" w:w="60"/>
+              <w:left w:type="dxa" w:w="100"/>
+              <w:bottom w:type="dxa" w:w="60"/>
+              <w:right w:type="dxa" w:w="100"/>
+            </w:tcMar>
+          </w:tcPr>
+          <w:p>
+            <w:r>
+              <w:rPr>
+                <w:rFonts w:ascii="Calibri" w:cs="Calibri" w:eastAsia="Calibri" w:hAnsi="Calibri"/>
+                <w:b/>
+                <w:bCs/>
+                <w:sz w:val="19"/>
+                <w:szCs w:val="19"/>
+              </w:rPr>
+              <w:t xml:space="preserve">Come</w:t>
             </w:r>
           </w:p>
         </w:tc>
@@ -11102,7 +14226,7 @@
       <w:tr>
         <w:tc>
           <w:tcPr>
-            <w:tcW w:type="dxa" w:w="1114"/>
+            <w:tcW w:type="dxa" w:w="965"/>
             <w:tcMar>
               <w:top w:type="dxa" w:w="60"/>
               <w:left w:type="dxa" w:w="100"/>
@@ -11123,7 +14247,7 @@
         </w:tc>
         <w:tc>
           <w:tcPr>
-            <w:tcW w:type="dxa" w:w="1003"/>
+            <w:tcW w:type="dxa" w:w="868"/>
             <w:tcMar>
               <w:top w:type="dxa" w:w="60"/>
               <w:left w:type="dxa" w:w="100"/>
@@ -11144,7 +14268,7 @@
         </w:tc>
         <w:tc>
           <w:tcPr>
-            <w:tcW w:type="dxa" w:w="1114"/>
+            <w:tcW w:type="dxa" w:w="1640"/>
             <w:tcMar>
               <w:top w:type="dxa" w:w="60"/>
               <w:left w:type="dxa" w:w="100"/>
@@ -11165,7 +14289,7 @@
         </w:tc>
         <w:tc>
           <w:tcPr>
-            <w:tcW w:type="dxa" w:w="1337"/>
+            <w:tcW w:type="dxa" w:w="1158"/>
             <w:tcMar>
               <w:top w:type="dxa" w:w="60"/>
               <w:left w:type="dxa" w:w="100"/>
@@ -11186,7 +14310,70 @@
         </w:tc>
         <w:tc>
           <w:tcPr>
-            <w:tcW w:type="dxa" w:w="2117"/>
+            <w:tcW w:type="dxa" w:w="772"/>
+            <w:tcMar>
+              <w:top w:type="dxa" w:w="60"/>
+              <w:left w:type="dxa" w:w="100"/>
+              <w:bottom w:type="dxa" w:w="60"/>
+              <w:right w:type="dxa" w:w="100"/>
+            </w:tcMar>
+          </w:tcPr>
+          <w:p>
+            <w:r>
+              <w:rPr>
+                <w:rFonts w:ascii="Calibri" w:cs="Calibri" w:eastAsia="Calibri" w:hAnsi="Calibri"/>
+                <w:sz w:val="19"/>
+                <w:szCs w:val="19"/>
+              </w:rPr>
+              <w:t xml:space="preserve">742</w:t>
+            </w:r>
+          </w:p>
+        </w:tc>
+        <w:tc>
+          <w:tcPr>
+            <w:tcW w:type="dxa" w:w="868"/>
+            <w:tcMar>
+              <w:top w:type="dxa" w:w="60"/>
+              <w:left w:type="dxa" w:w="100"/>
+              <w:bottom w:type="dxa" w:w="60"/>
+              <w:right w:type="dxa" w:w="100"/>
+            </w:tcMar>
+          </w:tcPr>
+          <w:p>
+            <w:r>
+              <w:rPr>
+                <w:rFonts w:ascii="Calibri" w:cs="Calibri" w:eastAsia="Calibri" w:hAnsi="Calibri"/>
+                <w:sz w:val="19"/>
+                <w:szCs w:val="19"/>
+              </w:rPr>
+              <w:t xml:space="preserve">24 h</w:t>
+            </w:r>
+          </w:p>
+        </w:tc>
+        <w:tc>
+          <w:tcPr>
+            <w:tcW w:type="dxa" w:w="1254"/>
+            <w:tcMar>
+              <w:top w:type="dxa" w:w="60"/>
+              <w:left w:type="dxa" w:w="100"/>
+              <w:bottom w:type="dxa" w:w="60"/>
+              <w:right w:type="dxa" w:w="100"/>
+            </w:tcMar>
+          </w:tcPr>
+          <w:p>
+            <w:r>
+              <w:rPr>
+                <w:rFonts w:ascii="Calibri" w:cs="Calibri" w:eastAsia="Calibri" w:hAnsi="Calibri"/>
+                <w:sz w:val="19"/>
+                <w:szCs w:val="19"/>
+              </w:rPr>
+              <w:t xml:space="preserve">1</w:t>
+            </w:r>
+          </w:p>
+        </w:tc>
+        <w:tc>
+          <w:tcPr>
+            <w:tcW w:type="dxa" w:w="1833"/>
             <w:tcMar>
               <w:top w:type="dxa" w:w="60"/>
               <w:left w:type="dxa" w:w="100"/>
@@ -11202,48 +14389,6 @@
                 <w:szCs w:val="19"/>
               </w:rPr>
               <w:t xml:space="preserve">Trigo</w:t>
-            </w:r>
-          </w:p>
-        </w:tc>
-        <w:tc>
-          <w:tcPr>
-            <w:tcW w:type="dxa" w:w="1226"/>
-            <w:tcMar>
-              <w:top w:type="dxa" w:w="60"/>
-              <w:left w:type="dxa" w:w="100"/>
-              <w:bottom w:type="dxa" w:w="60"/>
-              <w:right w:type="dxa" w:w="100"/>
-            </w:tcMar>
-          </w:tcPr>
-          <w:p>
-            <w:r>
-              <w:rPr>
-                <w:rFonts w:ascii="Calibri" w:cs="Calibri" w:eastAsia="Calibri" w:hAnsi="Calibri"/>
-                <w:sz w:val="19"/>
-                <w:szCs w:val="19"/>
-              </w:rPr>
-              <w:t xml:space="preserve">25</w:t>
-            </w:r>
-          </w:p>
-        </w:tc>
-        <w:tc>
-          <w:tcPr>
-            <w:tcW w:type="dxa" w:w="1449"/>
-            <w:tcMar>
-              <w:top w:type="dxa" w:w="60"/>
-              <w:left w:type="dxa" w:w="100"/>
-              <w:bottom w:type="dxa" w:w="60"/>
-              <w:right w:type="dxa" w:w="100"/>
-            </w:tcMar>
-          </w:tcPr>
-          <w:p>
-            <w:r>
-              <w:rPr>
-                <w:rFonts w:ascii="Calibri" w:cs="Calibri" w:eastAsia="Calibri" w:hAnsi="Calibri"/>
-                <w:sz w:val="19"/>
-                <w:szCs w:val="19"/>
-              </w:rPr>
-              <w:t xml:space="preserve">12</w:t>
             </w:r>
           </w:p>
         </w:tc>
@@ -11251,7 +14396,7 @@
       <w:tr>
         <w:tc>
           <w:tcPr>
-            <w:tcW w:type="dxa" w:w="1114"/>
+            <w:tcW w:type="dxa" w:w="965"/>
             <w:tcMar>
               <w:top w:type="dxa" w:w="60"/>
               <w:left w:type="dxa" w:w="100"/>
@@ -11272,7 +14417,7 @@
         </w:tc>
         <w:tc>
           <w:tcPr>
-            <w:tcW w:type="dxa" w:w="1003"/>
+            <w:tcW w:type="dxa" w:w="868"/>
             <w:tcMar>
               <w:top w:type="dxa" w:w="60"/>
               <w:left w:type="dxa" w:w="100"/>
@@ -11293,7 +14438,7 @@
         </w:tc>
         <w:tc>
           <w:tcPr>
-            <w:tcW w:type="dxa" w:w="1114"/>
+            <w:tcW w:type="dxa" w:w="1640"/>
             <w:tcMar>
               <w:top w:type="dxa" w:w="60"/>
               <w:left w:type="dxa" w:w="100"/>
@@ -11314,7 +14459,7 @@
         </w:tc>
         <w:tc>
           <w:tcPr>
-            <w:tcW w:type="dxa" w:w="1337"/>
+            <w:tcW w:type="dxa" w:w="1158"/>
             <w:tcMar>
               <w:top w:type="dxa" w:w="60"/>
               <w:left w:type="dxa" w:w="100"/>
@@ -11335,7 +14480,70 @@
         </w:tc>
         <w:tc>
           <w:tcPr>
-            <w:tcW w:type="dxa" w:w="2117"/>
+            <w:tcW w:type="dxa" w:w="772"/>
+            <w:tcMar>
+              <w:top w:type="dxa" w:w="60"/>
+              <w:left w:type="dxa" w:w="100"/>
+              <w:bottom w:type="dxa" w:w="60"/>
+              <w:right w:type="dxa" w:w="100"/>
+            </w:tcMar>
+          </w:tcPr>
+          <w:p>
+            <w:r>
+              <w:rPr>
+                <w:rFonts w:ascii="Calibri" w:cs="Calibri" w:eastAsia="Calibri" w:hAnsi="Calibri"/>
+                <w:sz w:val="19"/>
+                <w:szCs w:val="19"/>
+              </w:rPr>
+              <w:t xml:space="preserve">742</w:t>
+            </w:r>
+          </w:p>
+        </w:tc>
+        <w:tc>
+          <w:tcPr>
+            <w:tcW w:type="dxa" w:w="868"/>
+            <w:tcMar>
+              <w:top w:type="dxa" w:w="60"/>
+              <w:left w:type="dxa" w:w="100"/>
+              <w:bottom w:type="dxa" w:w="60"/>
+              <w:right w:type="dxa" w:w="100"/>
+            </w:tcMar>
+          </w:tcPr>
+          <w:p>
+            <w:r>
+              <w:rPr>
+                <w:rFonts w:ascii="Calibri" w:cs="Calibri" w:eastAsia="Calibri" w:hAnsi="Calibri"/>
+                <w:sz w:val="19"/>
+                <w:szCs w:val="19"/>
+              </w:rPr>
+              <w:t xml:space="preserve">24 h</w:t>
+            </w:r>
+          </w:p>
+        </w:tc>
+        <w:tc>
+          <w:tcPr>
+            <w:tcW w:type="dxa" w:w="1254"/>
+            <w:tcMar>
+              <w:top w:type="dxa" w:w="60"/>
+              <w:left w:type="dxa" w:w="100"/>
+              <w:bottom w:type="dxa" w:w="60"/>
+              <w:right w:type="dxa" w:w="100"/>
+            </w:tcMar>
+          </w:tcPr>
+          <w:p>
+            <w:r>
+              <w:rPr>
+                <w:rFonts w:ascii="Calibri" w:cs="Calibri" w:eastAsia="Calibri" w:hAnsi="Calibri"/>
+                <w:sz w:val="19"/>
+                <w:szCs w:val="19"/>
+              </w:rPr>
+              <w:t xml:space="preserve">1</w:t>
+            </w:r>
+          </w:p>
+        </w:tc>
+        <w:tc>
+          <w:tcPr>
+            <w:tcW w:type="dxa" w:w="1833"/>
             <w:tcMar>
               <w:top w:type="dxa" w:w="60"/>
               <w:left w:type="dxa" w:w="100"/>
@@ -11351,48 +14559,6 @@
                 <w:szCs w:val="19"/>
               </w:rPr>
               <w:t xml:space="preserve">Zanahoria o Repollo</w:t>
-            </w:r>
-          </w:p>
-        </w:tc>
-        <w:tc>
-          <w:tcPr>
-            <w:tcW w:type="dxa" w:w="1226"/>
-            <w:tcMar>
-              <w:top w:type="dxa" w:w="60"/>
-              <w:left w:type="dxa" w:w="100"/>
-              <w:bottom w:type="dxa" w:w="60"/>
-              <w:right w:type="dxa" w:w="100"/>
-            </w:tcMar>
-          </w:tcPr>
-          <w:p>
-            <w:r>
-              <w:rPr>
-                <w:rFonts w:ascii="Calibri" w:cs="Calibri" w:eastAsia="Calibri" w:hAnsi="Calibri"/>
-                <w:sz w:val="19"/>
-                <w:szCs w:val="19"/>
-              </w:rPr>
-              <w:t xml:space="preserve">20,3</w:t>
-            </w:r>
-          </w:p>
-        </w:tc>
-        <w:tc>
-          <w:tcPr>
-            <w:tcW w:type="dxa" w:w="1449"/>
-            <w:tcMar>
-              <w:top w:type="dxa" w:w="60"/>
-              <w:left w:type="dxa" w:w="100"/>
-              <w:bottom w:type="dxa" w:w="60"/>
-              <w:right w:type="dxa" w:w="100"/>
-            </w:tcMar>
-          </w:tcPr>
-          <w:p>
-            <w:r>
-              <w:rPr>
-                <w:rFonts w:ascii="Calibri" w:cs="Calibri" w:eastAsia="Calibri" w:hAnsi="Calibri"/>
-                <w:sz w:val="19"/>
-                <w:szCs w:val="19"/>
-              </w:rPr>
-              <w:t xml:space="preserve">12</w:t>
             </w:r>
           </w:p>
         </w:tc>
@@ -11400,7 +14566,7 @@
       <w:tr>
         <w:tc>
           <w:tcPr>
-            <w:tcW w:type="dxa" w:w="1114"/>
+            <w:tcW w:type="dxa" w:w="965"/>
             <w:tcMar>
               <w:top w:type="dxa" w:w="60"/>
               <w:left w:type="dxa" w:w="100"/>
@@ -11421,7 +14587,7 @@
         </w:tc>
         <w:tc>
           <w:tcPr>
-            <w:tcW w:type="dxa" w:w="1003"/>
+            <w:tcW w:type="dxa" w:w="868"/>
             <w:tcMar>
               <w:top w:type="dxa" w:w="60"/>
               <w:left w:type="dxa" w:w="100"/>
@@ -11442,28 +14608,28 @@
         </w:tc>
         <w:tc>
           <w:tcPr>
-            <w:tcW w:type="dxa" w:w="1114"/>
-            <w:tcMar>
-              <w:top w:type="dxa" w:w="60"/>
-              <w:left w:type="dxa" w:w="100"/>
-              <w:bottom w:type="dxa" w:w="60"/>
-              <w:right w:type="dxa" w:w="100"/>
-            </w:tcMar>
-          </w:tcPr>
-          <w:p>
-            <w:r>
-              <w:rPr>
-                <w:rFonts w:ascii="Calibri" w:cs="Calibri" w:eastAsia="Calibri" w:hAnsi="Calibri"/>
-                <w:sz w:val="19"/>
-                <w:szCs w:val="19"/>
-              </w:rPr>
-              <w:t xml:space="preserve">1440</w:t>
-            </w:r>
-          </w:p>
-        </w:tc>
-        <w:tc>
-          <w:tcPr>
-            <w:tcW w:type="dxa" w:w="1337"/>
+            <w:tcW w:type="dxa" w:w="1640"/>
+            <w:tcMar>
+              <w:top w:type="dxa" w:w="60"/>
+              <w:left w:type="dxa" w:w="100"/>
+              <w:bottom w:type="dxa" w:w="60"/>
+              <w:right w:type="dxa" w:w="100"/>
+            </w:tcMar>
+          </w:tcPr>
+          <w:p>
+            <w:r>
+              <w:rPr>
+                <w:rFonts w:ascii="Calibri" w:cs="Calibri" w:eastAsia="Calibri" w:hAnsi="Calibri"/>
+                <w:sz w:val="19"/>
+                <w:szCs w:val="19"/>
+              </w:rPr>
+              <w:t xml:space="preserve">1.440</w:t>
+            </w:r>
+          </w:p>
+        </w:tc>
+        <w:tc>
+          <w:tcPr>
+            <w:tcW w:type="dxa" w:w="1158"/>
             <w:tcMar>
               <w:top w:type="dxa" w:w="60"/>
               <w:left w:type="dxa" w:w="100"/>
@@ -11484,7 +14650,70 @@
         </w:tc>
         <w:tc>
           <w:tcPr>
-            <w:tcW w:type="dxa" w:w="2117"/>
+            <w:tcW w:type="dxa" w:w="772"/>
+            <w:tcMar>
+              <w:top w:type="dxa" w:w="60"/>
+              <w:left w:type="dxa" w:w="100"/>
+              <w:bottom w:type="dxa" w:w="60"/>
+              <w:right w:type="dxa" w:w="100"/>
+            </w:tcMar>
+          </w:tcPr>
+          <w:p>
+            <w:r>
+              <w:rPr>
+                <w:rFonts w:ascii="Calibri" w:cs="Calibri" w:eastAsia="Calibri" w:hAnsi="Calibri"/>
+                <w:sz w:val="19"/>
+                <w:szCs w:val="19"/>
+              </w:rPr>
+              <w:t xml:space="preserve">742</w:t>
+            </w:r>
+          </w:p>
+        </w:tc>
+        <w:tc>
+          <w:tcPr>
+            <w:tcW w:type="dxa" w:w="868"/>
+            <w:tcMar>
+              <w:top w:type="dxa" w:w="60"/>
+              <w:left w:type="dxa" w:w="100"/>
+              <w:bottom w:type="dxa" w:w="60"/>
+              <w:right w:type="dxa" w:w="100"/>
+            </w:tcMar>
+          </w:tcPr>
+          <w:p>
+            <w:r>
+              <w:rPr>
+                <w:rFonts w:ascii="Calibri" w:cs="Calibri" w:eastAsia="Calibri" w:hAnsi="Calibri"/>
+                <w:sz w:val="19"/>
+                <w:szCs w:val="19"/>
+              </w:rPr>
+              <w:t xml:space="preserve">24 h</w:t>
+            </w:r>
+          </w:p>
+        </w:tc>
+        <w:tc>
+          <w:tcPr>
+            <w:tcW w:type="dxa" w:w="1254"/>
+            <w:tcMar>
+              <w:top w:type="dxa" w:w="60"/>
+              <w:left w:type="dxa" w:w="100"/>
+              <w:bottom w:type="dxa" w:w="60"/>
+              <w:right w:type="dxa" w:w="100"/>
+            </w:tcMar>
+          </w:tcPr>
+          <w:p>
+            <w:r>
+              <w:rPr>
+                <w:rFonts w:ascii="Calibri" w:cs="Calibri" w:eastAsia="Calibri" w:hAnsi="Calibri"/>
+                <w:sz w:val="19"/>
+                <w:szCs w:val="19"/>
+              </w:rPr>
+              <w:t xml:space="preserve">1</w:t>
+            </w:r>
+          </w:p>
+        </w:tc>
+        <w:tc>
+          <w:tcPr>
+            <w:tcW w:type="dxa" w:w="1833"/>
             <w:tcMar>
               <w:top w:type="dxa" w:w="60"/>
               <w:left w:type="dxa" w:w="100"/>
@@ -11500,48 +14729,6 @@
                 <w:szCs w:val="19"/>
               </w:rPr>
               <w:t xml:space="preserve">Trigo o Maíz</w:t>
-            </w:r>
-          </w:p>
-        </w:tc>
-        <w:tc>
-          <w:tcPr>
-            <w:tcW w:type="dxa" w:w="1226"/>
-            <w:tcMar>
-              <w:top w:type="dxa" w:w="60"/>
-              <w:left w:type="dxa" w:w="100"/>
-              <w:bottom w:type="dxa" w:w="60"/>
-              <w:right w:type="dxa" w:w="100"/>
-            </w:tcMar>
-          </w:tcPr>
-          <w:p>
-            <w:r>
-              <w:rPr>
-                <w:rFonts w:ascii="Calibri" w:cs="Calibri" w:eastAsia="Calibri" w:hAnsi="Calibri"/>
-                <w:sz w:val="19"/>
-                <w:szCs w:val="19"/>
-              </w:rPr>
-              <w:t xml:space="preserve">21,3</w:t>
-            </w:r>
-          </w:p>
-        </w:tc>
-        <w:tc>
-          <w:tcPr>
-            <w:tcW w:type="dxa" w:w="1449"/>
-            <w:tcMar>
-              <w:top w:type="dxa" w:w="60"/>
-              <w:left w:type="dxa" w:w="100"/>
-              <w:bottom w:type="dxa" w:w="60"/>
-              <w:right w:type="dxa" w:w="100"/>
-            </w:tcMar>
-          </w:tcPr>
-          <w:p>
-            <w:r>
-              <w:rPr>
-                <w:rFonts w:ascii="Calibri" w:cs="Calibri" w:eastAsia="Calibri" w:hAnsi="Calibri"/>
-                <w:sz w:val="19"/>
-                <w:szCs w:val="19"/>
-              </w:rPr>
-              <w:t xml:space="preserve">16</w:t>
             </w:r>
           </w:p>
         </w:tc>
@@ -11549,7 +14736,7 @@
       <w:tr>
         <w:tc>
           <w:tcPr>
-            <w:tcW w:type="dxa" w:w="1114"/>
+            <w:tcW w:type="dxa" w:w="965"/>
             <w:tcMar>
               <w:top w:type="dxa" w:w="60"/>
               <w:left w:type="dxa" w:w="100"/>
@@ -11570,7 +14757,7 @@
         </w:tc>
         <w:tc>
           <w:tcPr>
-            <w:tcW w:type="dxa" w:w="1003"/>
+            <w:tcW w:type="dxa" w:w="868"/>
             <w:tcMar>
               <w:top w:type="dxa" w:w="60"/>
               <w:left w:type="dxa" w:w="100"/>
@@ -11591,28 +14778,28 @@
         </w:tc>
         <w:tc>
           <w:tcPr>
-            <w:tcW w:type="dxa" w:w="1114"/>
-            <w:tcMar>
-              <w:top w:type="dxa" w:w="60"/>
-              <w:left w:type="dxa" w:w="100"/>
-              <w:bottom w:type="dxa" w:w="60"/>
-              <w:right w:type="dxa" w:w="100"/>
-            </w:tcMar>
-          </w:tcPr>
-          <w:p>
-            <w:r>
-              <w:rPr>
-                <w:rFonts w:ascii="Calibri" w:cs="Calibri" w:eastAsia="Calibri" w:hAnsi="Calibri"/>
-                <w:sz w:val="19"/>
-                <w:szCs w:val="19"/>
-              </w:rPr>
-              <w:t xml:space="preserve">1920</w:t>
-            </w:r>
-          </w:p>
-        </w:tc>
-        <w:tc>
-          <w:tcPr>
-            <w:tcW w:type="dxa" w:w="1337"/>
+            <w:tcW w:type="dxa" w:w="1640"/>
+            <w:tcMar>
+              <w:top w:type="dxa" w:w="60"/>
+              <w:left w:type="dxa" w:w="100"/>
+              <w:bottom w:type="dxa" w:w="60"/>
+              <w:right w:type="dxa" w:w="100"/>
+            </w:tcMar>
+          </w:tcPr>
+          <w:p>
+            <w:r>
+              <w:rPr>
+                <w:rFonts w:ascii="Calibri" w:cs="Calibri" w:eastAsia="Calibri" w:hAnsi="Calibri"/>
+                <w:sz w:val="19"/>
+                <w:szCs w:val="19"/>
+              </w:rPr>
+              <w:t xml:space="preserve">1.920</w:t>
+            </w:r>
+          </w:p>
+        </w:tc>
+        <w:tc>
+          <w:tcPr>
+            <w:tcW w:type="dxa" w:w="1158"/>
             <w:tcMar>
               <w:top w:type="dxa" w:w="60"/>
               <w:left w:type="dxa" w:w="100"/>
@@ -11633,7 +14820,70 @@
         </w:tc>
         <w:tc>
           <w:tcPr>
-            <w:tcW w:type="dxa" w:w="2117"/>
+            <w:tcW w:type="dxa" w:w="772"/>
+            <w:tcMar>
+              <w:top w:type="dxa" w:w="60"/>
+              <w:left w:type="dxa" w:w="100"/>
+              <w:bottom w:type="dxa" w:w="60"/>
+              <w:right w:type="dxa" w:w="100"/>
+            </w:tcMar>
+          </w:tcPr>
+          <w:p>
+            <w:r>
+              <w:rPr>
+                <w:rFonts w:ascii="Calibri" w:cs="Calibri" w:eastAsia="Calibri" w:hAnsi="Calibri"/>
+                <w:sz w:val="19"/>
+                <w:szCs w:val="19"/>
+              </w:rPr>
+              <w:t xml:space="preserve">742</w:t>
+            </w:r>
+          </w:p>
+        </w:tc>
+        <w:tc>
+          <w:tcPr>
+            <w:tcW w:type="dxa" w:w="868"/>
+            <w:tcMar>
+              <w:top w:type="dxa" w:w="60"/>
+              <w:left w:type="dxa" w:w="100"/>
+              <w:bottom w:type="dxa" w:w="60"/>
+              <w:right w:type="dxa" w:w="100"/>
+            </w:tcMar>
+          </w:tcPr>
+          <w:p>
+            <w:r>
+              <w:rPr>
+                <w:rFonts w:ascii="Calibri" w:cs="Calibri" w:eastAsia="Calibri" w:hAnsi="Calibri"/>
+                <w:sz w:val="19"/>
+                <w:szCs w:val="19"/>
+              </w:rPr>
+              <w:t xml:space="preserve">24 h</w:t>
+            </w:r>
+          </w:p>
+        </w:tc>
+        <w:tc>
+          <w:tcPr>
+            <w:tcW w:type="dxa" w:w="1254"/>
+            <w:tcMar>
+              <w:top w:type="dxa" w:w="60"/>
+              <w:left w:type="dxa" w:w="100"/>
+              <w:bottom w:type="dxa" w:w="60"/>
+              <w:right w:type="dxa" w:w="100"/>
+            </w:tcMar>
+          </w:tcPr>
+          <w:p>
+            <w:r>
+              <w:rPr>
+                <w:rFonts w:ascii="Calibri" w:cs="Calibri" w:eastAsia="Calibri" w:hAnsi="Calibri"/>
+                <w:sz w:val="19"/>
+                <w:szCs w:val="19"/>
+              </w:rPr>
+              <w:t xml:space="preserve">1</w:t>
+            </w:r>
+          </w:p>
+        </w:tc>
+        <w:tc>
+          <w:tcPr>
+            <w:tcW w:type="dxa" w:w="1833"/>
             <w:tcMar>
               <w:top w:type="dxa" w:w="60"/>
               <w:left w:type="dxa" w:w="100"/>
@@ -11649,48 +14899,6 @@
                 <w:szCs w:val="19"/>
               </w:rPr>
               <w:t xml:space="preserve">Calabaza o Maíz</w:t>
-            </w:r>
-          </w:p>
-        </w:tc>
-        <w:tc>
-          <w:tcPr>
-            <w:tcW w:type="dxa" w:w="1226"/>
-            <w:tcMar>
-              <w:top w:type="dxa" w:w="60"/>
-              <w:left w:type="dxa" w:w="100"/>
-              <w:bottom w:type="dxa" w:w="60"/>
-              <w:right w:type="dxa" w:w="100"/>
-            </w:tcMar>
-          </w:tcPr>
-          <w:p>
-            <w:r>
-              <w:rPr>
-                <w:rFonts w:ascii="Calibri" w:cs="Calibri" w:eastAsia="Calibri" w:hAnsi="Calibri"/>
-                <w:sz w:val="19"/>
-                <w:szCs w:val="19"/>
-              </w:rPr>
-              <w:t xml:space="preserve">22</w:t>
-            </w:r>
-          </w:p>
-        </w:tc>
-        <w:tc>
-          <w:tcPr>
-            <w:tcW w:type="dxa" w:w="1449"/>
-            <w:tcMar>
-              <w:top w:type="dxa" w:w="60"/>
-              <w:left w:type="dxa" w:w="100"/>
-              <w:bottom w:type="dxa" w:w="60"/>
-              <w:right w:type="dxa" w:w="100"/>
-            </w:tcMar>
-          </w:tcPr>
-          <w:p>
-            <w:r>
-              <w:rPr>
-                <w:rFonts w:ascii="Calibri" w:cs="Calibri" w:eastAsia="Calibri" w:hAnsi="Calibri"/>
-                <w:sz w:val="19"/>
-                <w:szCs w:val="19"/>
-              </w:rPr>
-              <w:t xml:space="preserve">20</w:t>
             </w:r>
           </w:p>
         </w:tc>
@@ -11713,10 +14921,20 @@
       <w:r>
         <w:rPr>
           <w:rFonts w:ascii="Calibri" w:cs="Calibri" w:eastAsia="Calibri" w:hAnsi="Calibri"/>
-          <w:sz w:val="21"/>
-          <w:szCs w:val="21"/>
-        </w:rPr>
-        <w:t xml:space="preserve">Cada animal se paga solo en 24 horas de producción.</w:t>
+          <w:b/>
+          <w:bCs/>
+          <w:sz w:val="21"/>
+          <w:szCs w:val="21"/>
+        </w:rPr>
+        <w:t xml:space="preserve">Cada animal comprado encarece al siguiente de su especie un 50 %.</w:t>
+      </w:r>
+      <w:r>
+        <w:rPr>
+          <w:rFonts w:ascii="Calibri" w:cs="Calibri" w:eastAsia="Calibri" w:hAnsi="Calibri"/>
+          <w:sz w:val="21"/>
+          <w:szCs w:val="21"/>
+        </w:rPr>
+        <w:t xml:space="preserve"> El precio de la tabla es el del primero.</w:t>
       </w:r>
     </w:p>
     <w:p>
@@ -11731,10 +14949,72 @@
       <w:r>
         <w:rPr>
           <w:rFonts w:ascii="Calibri" w:cs="Calibri" w:eastAsia="Calibri" w:hAnsi="Calibri"/>
-          <w:sz w:val="21"/>
-          <w:szCs w:val="21"/>
-        </w:rPr>
-        <w:t xml:space="preserve">Rinde alrededor de 25 de plata por hora en bruto, del que hay que descontar la comida.</w:t>
+          <w:b/>
+          <w:bCs/>
+          <w:sz w:val="21"/>
+          <w:szCs w:val="21"/>
+        </w:rPr>
+        <w:t xml:space="preserve">Los cuatro materiales valen 742 de plata</w:t>
+      </w:r>
+      <w:r>
+        <w:rPr>
+          <w:rFonts w:ascii="Calibri" w:cs="Calibri" w:eastAsia="Calibri" w:hAnsi="Calibri"/>
+          <w:sz w:val="21"/>
+          <w:szCs w:val="21"/>
+        </w:rPr>
+        <w:t xml:space="preserve">, y no es un número a ojo: es lo que el ancla dice que vale un día entero de animal más su ración (</w:t>
+      </w:r>
+      <w:r>
+        <w:rPr>
+          <w:rFonts w:ascii="Consolas" w:cs="Consolas" w:eastAsia="Consolas" w:hAnsi="Consolas"/>
+          <w:sz w:val="19"/>
+          <w:szCs w:val="19"/>
+        </w:rPr>
+        <w:t xml:space="preserve">24 × (20 + coste de la ración por hora)</w:t>
+      </w:r>
+      <w:r>
+        <w:rPr>
+          <w:rFonts w:ascii="Calibri" w:cs="Calibri" w:eastAsia="Calibri" w:hAnsi="Calibri"/>
+          <w:sz w:val="21"/>
+          <w:szCs w:val="21"/>
+        </w:rPr>
+        <w:t xml:space="preserve">). Dirección lo eligió explícitamente frente a la alternativa — </w:t>
+      </w:r>
+      <w:r>
+        <w:rPr>
+          <w:rFonts w:ascii="Calibri" w:cs="Calibri" w:eastAsia="Calibri" w:hAnsi="Calibri"/>
+          <w:i/>
+          <w:iCs/>
+          <w:sz w:val="21"/>
+          <w:szCs w:val="21"/>
+        </w:rPr>
+        <w:t xml:space="preserve">« subir el precio de los materiales »</w:t>
+      </w:r>
+      <w:r>
+        <w:rPr>
+          <w:rFonts w:ascii="Calibri" w:cs="Calibri" w:eastAsia="Calibri" w:hAnsi="Calibri"/>
+          <w:sz w:val="21"/>
+          <w:szCs w:val="21"/>
+        </w:rPr>
+        <w:t xml:space="preserve"> — cuando el ciclo pasó a 24 h. Consecuencia que hay que tener presente: </w:t>
+      </w:r>
+      <w:r>
+        <w:rPr>
+          <w:rFonts w:ascii="Calibri" w:cs="Calibri" w:eastAsia="Calibri" w:hAnsi="Calibri"/>
+          <w:b/>
+          <w:bCs/>
+          <w:sz w:val="21"/>
+          <w:szCs w:val="21"/>
+        </w:rPr>
+        <w:t xml:space="preserve">un cuero es un día de Toro</w:t>
+      </w:r>
+      <w:r>
+        <w:rPr>
+          <w:rFonts w:ascii="Calibri" w:cs="Calibri" w:eastAsia="Calibri" w:hAnsi="Calibri"/>
+          <w:sz w:val="21"/>
+          <w:szCs w:val="21"/>
+        </w:rPr>
+        <w:t xml:space="preserve">, y por eso la Caña de Hierro tuvo que subir su presupuesto (§4.1).</w:t>
       </w:r>
     </w:p>
     <w:p>
@@ -11749,10 +15029,112 @@
       <w:r>
         <w:rPr>
           <w:rFonts w:ascii="Calibri" w:cs="Calibri" w:eastAsia="Calibri" w:hAnsi="Calibri"/>
-          <w:sz w:val="21"/>
-          <w:szCs w:val="21"/>
-        </w:rPr>
-        <w:t xml:space="preserve">La felicidad baja 1,5 por hora si se descuida, y alimentarlo SIEMPRE tiene que salir a cuenta frente a no hacerlo. La felicidad que da cada comida es proporcional al precio del cultivo, así que no hay un cultivo « tonto » con el que alimentar.</w:t>
+          <w:b/>
+          <w:bCs/>
+          <w:sz w:val="21"/>
+          <w:szCs w:val="21"/>
+        </w:rPr>
+        <w:t xml:space="preserve">Los cuatro materiales NO se venden.</w:t>
+      </w:r>
+      <w:r>
+        <w:rPr>
+          <w:rFonts w:ascii="Calibri" w:cs="Calibri" w:eastAsia="Calibri" w:hAnsi="Calibri"/>
+          <w:sz w:val="21"/>
+          <w:szCs w:val="21"/>
+        </w:rPr>
+        <w:t xml:space="preserve"> Salen del establo y entran a la Curtiduría, a las cañas y a las armaduras. Si se pudieran vender, el establo sería una imprenta de plata con reloj de pared.</w:t>
+      </w:r>
+    </w:p>
+    <w:p>
+      <w:pPr>
+        <w:pStyle w:val="ListParagraph"/>
+        <w:numPr>
+          <w:ilvl w:val="0"/>
+          <w:numId w:val="1"/>
+        </w:numPr>
+        <w:spacing w:after="60"/>
+      </w:pPr>
+      <w:r>
+        <w:rPr>
+          <w:rFonts w:ascii="Calibri" w:cs="Calibri" w:eastAsia="Calibri" w:hAnsi="Calibri"/>
+          <w:b/>
+          <w:bCs/>
+          <w:sz w:val="21"/>
+          <w:szCs w:val="21"/>
+        </w:rPr>
+        <w:t xml:space="preserve">Si están mal alimentados, el material lleva decimales.</w:t>
+      </w:r>
+      <w:r>
+        <w:rPr>
+          <w:rFonts w:ascii="Calibri" w:cs="Calibri" w:eastAsia="Calibri" w:hAnsi="Calibri"/>
+          <w:sz w:val="21"/>
+          <w:szCs w:val="21"/>
+        </w:rPr>
+        <w:t xml:space="preserve"> Suren lo reportó: </w:t>
+      </w:r>
+      <w:r>
+        <w:rPr>
+          <w:rFonts w:ascii="Calibri" w:cs="Calibri" w:eastAsia="Calibri" w:hAnsi="Calibri"/>
+          <w:i/>
+          <w:iCs/>
+          <w:sz w:val="21"/>
+          <w:szCs w:val="21"/>
+        </w:rPr>
+        <w:t xml:space="preserve">« dice que dará 0,5 de fibra y me da 1 »</w:t>
+      </w:r>
+      <w:r>
+        <w:rPr>
+          <w:rFonts w:ascii="Calibri" w:cs="Calibri" w:eastAsia="Calibri" w:hAnsi="Calibri"/>
+          <w:sz w:val="21"/>
+          <w:szCs w:val="21"/>
+        </w:rPr>
+        <w:t xml:space="preserve">. Ahora un animal a media felicidad rinde 0,5-0,6 y lo que sobra se guarda: el registro dice « produjo 0,5 + 0,5 que llevaba guardado = 1 », que es la única forma de que el jugador entienda por qué su animal rinde menos.</w:t>
+      </w:r>
+    </w:p>
+    <w:p>
+      <w:pPr>
+        <w:pStyle w:val="ListParagraph"/>
+        <w:numPr>
+          <w:ilvl w:val="0"/>
+          <w:numId w:val="1"/>
+        </w:numPr>
+        <w:spacing w:after="60"/>
+      </w:pPr>
+      <w:r>
+        <w:rPr>
+          <w:rFonts w:ascii="Calibri" w:cs="Calibri" w:eastAsia="Calibri" w:hAnsi="Calibri"/>
+          <w:b/>
+          <w:bCs/>
+          <w:sz w:val="21"/>
+          <w:szCs w:val="21"/>
+        </w:rPr>
+        <w:t xml:space="preserve">Una ración cuesta 240 de plata y da 33 de felicidad</w:t>
+      </w:r>
+      <w:r>
+        <w:rPr>
+          <w:rFonts w:ascii="Calibri" w:cs="Calibri" w:eastAsia="Calibri" w:hAnsi="Calibri"/>
+          <w:sz w:val="21"/>
+          <w:szCs w:val="21"/>
+        </w:rPr>
+        <w:t xml:space="preserve"> — o sea que llenar la barra son tres raciones. Dirección lo fijó midiendo con la zanahoria: </w:t>
+      </w:r>
+      <w:r>
+        <w:rPr>
+          <w:rFonts w:ascii="Calibri" w:cs="Calibri" w:eastAsia="Calibri" w:hAnsi="Calibri"/>
+          <w:i/>
+          <w:iCs/>
+          <w:sz w:val="21"/>
+          <w:szCs w:val="21"/>
+        </w:rPr>
+        <w:t xml:space="preserve">« la zanahoria es muy económica; en 16 h obtengo 64 »</w:t>
+      </w:r>
+      <w:r>
+        <w:rPr>
+          <w:rFonts w:ascii="Calibri" w:cs="Calibri" w:eastAsia="Calibri" w:hAnsi="Calibri"/>
+          <w:sz w:val="21"/>
+          <w:szCs w:val="21"/>
+        </w:rPr>
+        <w:t xml:space="preserve">, y de ahí salió la ración de 30 zanahorias. La felicidad que da cada comida es proporcional al precio del cultivo, así que no hay un cultivo « tonto » con el que alimentar.</w:t>
       </w:r>
     </w:p>
     <w:p>
@@ -12235,6 +15617,21 @@
     </w:p>
     <w:p>
       <w:pPr>
+        <w:spacing w:after="80" w:before="200"/>
+      </w:pPr>
+      <w:r>
+        <w:rPr>
+          <w:rFonts w:ascii="Calibri" w:cs="Calibri" w:eastAsia="Calibri" w:hAnsi="Calibri"/>
+          <w:b/>
+          <w:bCs/>
+          <w:sz w:val="23"/>
+          <w:szCs w:val="23"/>
+        </w:rPr>
+        <w:t xml:space="preserve">9.1 El contenedor: la Zona en cuarentena (1-9/9)</w:t>
+      </w:r>
+    </w:p>
+    <w:p>
+      <w:pPr>
         <w:spacing w:after="110"/>
       </w:pPr>
       <w:r>
@@ -12243,7 +15640,455 @@
           <w:sz w:val="21"/>
           <w:szCs w:val="21"/>
         </w:rPr>
-        <w:t xml:space="preserve">Morir cuesta la mitad de la vida y tres minutos de espera. No se pierde el botín.</w:t>
+        <w:t xml:space="preserve">Éste es el cambio que convierte una excursión en una DECISIÓN, y la regla que lo gobierna la dictó dirección en una frase: </w:t>
+      </w:r>
+      <w:r>
+        <w:rPr>
+          <w:rFonts w:ascii="Calibri" w:cs="Calibri" w:eastAsia="Calibri" w:hAnsi="Calibri"/>
+          <w:i/>
+          <w:iCs/>
+          <w:sz w:val="21"/>
+          <w:szCs w:val="21"/>
+        </w:rPr>
+        <w:t xml:space="preserve">« una vez en zona negra lo único que se puede ver es lo que tenemos en esa bag o backpack »</w:t>
+      </w:r>
+      <w:r>
+        <w:rPr>
+          <w:rFonts w:ascii="Calibri" w:cs="Calibri" w:eastAsia="Calibri" w:hAnsi="Calibri"/>
+          <w:sz w:val="21"/>
+          <w:szCs w:val="21"/>
+        </w:rPr>
+        <w:t xml:space="preserve">.</w:t>
+      </w:r>
+    </w:p>
+    <w:p>
+      <w:pPr>
+        <w:spacing w:after="110"/>
+      </w:pPr>
+      <w:r>
+        <w:rPr>
+          <w:rFonts w:ascii="Calibri" w:cs="Calibri" w:eastAsia="Calibri" w:hAnsi="Calibri"/>
+          <w:b/>
+          <w:bCs/>
+          <w:sz w:val="21"/>
+          <w:szCs w:val="21"/>
+        </w:rPr>
+        <w:t xml:space="preserve">Se carga antes de entrar.</w:t>
+      </w:r>
+      <w:r>
+        <w:rPr>
+          <w:rFonts w:ascii="Calibri" w:cs="Calibri" w:eastAsia="Calibri" w:hAnsi="Calibri"/>
+          <w:sz w:val="21"/>
+          <w:szCs w:val="21"/>
+        </w:rPr>
+        <w:t xml:space="preserve"> En la puerta del portal el jugador elige un contenedor y mete lo que se lleva: flechas, platos, un arma de repuesto. Hay dos, y las mochilas admiten bolsas dentro:</w:t>
+      </w:r>
+    </w:p>
+    <w:tbl>
+      <w:tblPr>
+        <w:tblW w:type="dxa" w:w="9360"/>
+        <w:tblBorders>
+          <w:top w:val="single" w:color="D8CBB6" w:sz="4"/>
+          <w:left w:val="single" w:color="D8CBB6" w:sz="4"/>
+          <w:bottom w:val="single" w:color="D8CBB6" w:sz="4"/>
+          <w:right w:val="single" w:color="D8CBB6" w:sz="4"/>
+          <w:insideH w:val="single" w:color="D8CBB6" w:sz="4"/>
+          <w:insideV w:val="single" w:color="D8CBB6" w:sz="4"/>
+        </w:tblBorders>
+      </w:tblPr>
+      <w:tblGrid>
+        <w:gridCol w:w="1510"/>
+        <w:gridCol w:w="6039"/>
+        <w:gridCol w:w="1812"/>
+      </w:tblGrid>
+      <w:tr>
+        <w:tc>
+          <w:tcPr>
+            <w:tcW w:type="dxa" w:w="1510"/>
+            <w:shd w:fill="FBF7EF" w:val="clear"/>
+            <w:tcMar>
+              <w:top w:type="dxa" w:w="60"/>
+              <w:left w:type="dxa" w:w="100"/>
+              <w:bottom w:type="dxa" w:w="60"/>
+              <w:right w:type="dxa" w:w="100"/>
+            </w:tcMar>
+          </w:tcPr>
+          <w:p>
+            <w:r>
+              <w:rPr>
+                <w:rFonts w:ascii="Calibri" w:cs="Calibri" w:eastAsia="Calibri" w:hAnsi="Calibri"/>
+                <w:b/>
+                <w:bCs/>
+                <w:sz w:val="19"/>
+                <w:szCs w:val="19"/>
+              </w:rPr>
+              <w:t xml:space="preserve">Contenedor</w:t>
+            </w:r>
+          </w:p>
+        </w:tc>
+        <w:tc>
+          <w:tcPr>
+            <w:tcW w:type="dxa" w:w="6039"/>
+            <w:shd w:fill="FBF7EF" w:val="clear"/>
+            <w:tcMar>
+              <w:top w:type="dxa" w:w="60"/>
+              <w:left w:type="dxa" w:w="100"/>
+              <w:bottom w:type="dxa" w:w="60"/>
+              <w:right w:type="dxa" w:w="100"/>
+            </w:tcMar>
+          </w:tcPr>
+          <w:p>
+            <w:r>
+              <w:rPr>
+                <w:rFonts w:ascii="Calibri" w:cs="Calibri" w:eastAsia="Calibri" w:hAnsi="Calibri"/>
+                <w:b/>
+                <w:bCs/>
+                <w:sz w:val="19"/>
+                <w:szCs w:val="19"/>
+              </w:rPr>
+              <w:t xml:space="preserve">Huecos</w:t>
+            </w:r>
+          </w:p>
+        </w:tc>
+        <w:tc>
+          <w:tcPr>
+            <w:tcW w:type="dxa" w:w="1812"/>
+            <w:shd w:fill="FBF7EF" w:val="clear"/>
+            <w:tcMar>
+              <w:top w:type="dxa" w:w="60"/>
+              <w:left w:type="dxa" w:w="100"/>
+              <w:bottom w:type="dxa" w:w="60"/>
+              <w:right w:type="dxa" w:w="100"/>
+            </w:tcMar>
+          </w:tcPr>
+          <w:p>
+            <w:r>
+              <w:rPr>
+                <w:rFonts w:ascii="Calibri" w:cs="Calibri" w:eastAsia="Calibri" w:hAnsi="Calibri"/>
+                <w:b/>
+                <w:bCs/>
+                <w:sz w:val="19"/>
+                <w:szCs w:val="19"/>
+              </w:rPr>
+              <w:t xml:space="preserve">Cuesta</w:t>
+            </w:r>
+          </w:p>
+        </w:tc>
+      </w:tr>
+      <w:tr>
+        <w:tc>
+          <w:tcPr>
+            <w:tcW w:type="dxa" w:w="1510"/>
+            <w:tcMar>
+              <w:top w:type="dxa" w:w="60"/>
+              <w:left w:type="dxa" w:w="100"/>
+              <w:bottom w:type="dxa" w:w="60"/>
+              <w:right w:type="dxa" w:w="100"/>
+            </w:tcMar>
+          </w:tcPr>
+          <w:p>
+            <w:r>
+              <w:rPr>
+                <w:rFonts w:ascii="Calibri" w:cs="Calibri" w:eastAsia="Calibri" w:hAnsi="Calibri"/>
+                <w:sz w:val="19"/>
+                <w:szCs w:val="19"/>
+              </w:rPr>
+              <w:t xml:space="preserve">Bolsa</w:t>
+            </w:r>
+          </w:p>
+        </w:tc>
+        <w:tc>
+          <w:tcPr>
+            <w:tcW w:type="dxa" w:w="6039"/>
+            <w:tcMar>
+              <w:top w:type="dxa" w:w="60"/>
+              <w:left w:type="dxa" w:w="100"/>
+              <w:bottom w:type="dxa" w:w="60"/>
+              <w:right w:type="dxa" w:w="100"/>
+            </w:tcMar>
+          </w:tcPr>
+          <w:p>
+            <w:r>
+              <w:rPr>
+                <w:rFonts w:ascii="Calibri" w:cs="Calibri" w:eastAsia="Calibri" w:hAnsi="Calibri"/>
+                <w:sz w:val="19"/>
+                <w:szCs w:val="19"/>
+              </w:rPr>
+              <w:t xml:space="preserve">8</w:t>
+            </w:r>
+          </w:p>
+        </w:tc>
+        <w:tc>
+          <w:tcPr>
+            <w:tcW w:type="dxa" w:w="1812"/>
+            <w:tcMar>
+              <w:top w:type="dxa" w:w="60"/>
+              <w:left w:type="dxa" w:w="100"/>
+              <w:bottom w:type="dxa" w:w="60"/>
+              <w:right w:type="dxa" w:w="100"/>
+            </w:tcMar>
+          </w:tcPr>
+          <w:p>
+            <w:r>
+              <w:rPr>
+                <w:rFonts w:ascii="Calibri" w:cs="Calibri" w:eastAsia="Calibri" w:hAnsi="Calibri"/>
+                <w:sz w:val="19"/>
+                <w:szCs w:val="19"/>
+              </w:rPr>
+              <w:t xml:space="preserve">20 de plata</w:t>
+            </w:r>
+          </w:p>
+        </w:tc>
+      </w:tr>
+      <w:tr>
+        <w:tc>
+          <w:tcPr>
+            <w:tcW w:type="dxa" w:w="1510"/>
+            <w:tcMar>
+              <w:top w:type="dxa" w:w="60"/>
+              <w:left w:type="dxa" w:w="100"/>
+              <w:bottom w:type="dxa" w:w="60"/>
+              <w:right w:type="dxa" w:w="100"/>
+            </w:tcMar>
+          </w:tcPr>
+          <w:p>
+            <w:r>
+              <w:rPr>
+                <w:rFonts w:ascii="Calibri" w:cs="Calibri" w:eastAsia="Calibri" w:hAnsi="Calibri"/>
+                <w:sz w:val="19"/>
+                <w:szCs w:val="19"/>
+              </w:rPr>
+              <w:t xml:space="preserve">Mochila</w:t>
+            </w:r>
+          </w:p>
+        </w:tc>
+        <w:tc>
+          <w:tcPr>
+            <w:tcW w:type="dxa" w:w="6039"/>
+            <w:tcMar>
+              <w:top w:type="dxa" w:w="60"/>
+              <w:left w:type="dxa" w:w="100"/>
+              <w:bottom w:type="dxa" w:w="60"/>
+              <w:right w:type="dxa" w:w="100"/>
+            </w:tcMar>
+          </w:tcPr>
+          <w:p>
+            <w:r>
+              <w:rPr>
+                <w:rFonts w:ascii="Calibri" w:cs="Calibri" w:eastAsia="Calibri" w:hAnsi="Calibri"/>
+                <w:sz w:val="19"/>
+                <w:szCs w:val="19"/>
+              </w:rPr>
+              <w:t xml:space="preserve">20 (y le caben bolsas que suman los suyos)</w:t>
+            </w:r>
+          </w:p>
+        </w:tc>
+        <w:tc>
+          <w:tcPr>
+            <w:tcW w:type="dxa" w:w="1812"/>
+            <w:tcMar>
+              <w:top w:type="dxa" w:w="60"/>
+              <w:left w:type="dxa" w:w="100"/>
+              <w:bottom w:type="dxa" w:w="60"/>
+              <w:right w:type="dxa" w:w="100"/>
+            </w:tcMar>
+          </w:tcPr>
+          <w:p>
+            <w:r>
+              <w:rPr>
+                <w:rFonts w:ascii="Calibri" w:cs="Calibri" w:eastAsia="Calibri" w:hAnsi="Calibri"/>
+                <w:sz w:val="19"/>
+                <w:szCs w:val="19"/>
+              </w:rPr>
+              <w:t xml:space="preserve">200 de plata</w:t>
+            </w:r>
+          </w:p>
+        </w:tc>
+      </w:tr>
+    </w:tbl>
+    <w:p>
+      <w:pPr>
+        <w:spacing w:after="80"/>
+      </w:pPr>
+    </w:p>
+    <w:p>
+      <w:pPr>
+        <w:spacing w:after="110"/>
+      </w:pPr>
+      <w:r>
+        <w:rPr>
+          <w:rFonts w:ascii="Calibri" w:cs="Calibri" w:eastAsia="Calibri" w:hAnsi="Calibri"/>
+          <w:b/>
+          <w:bCs/>
+          <w:sz w:val="21"/>
+          <w:szCs w:val="21"/>
+        </w:rPr>
+        <w:t xml:space="preserve">Dentro, la granja no existe.</w:t>
+      </w:r>
+      <w:r>
+        <w:rPr>
+          <w:rFonts w:ascii="Calibri" w:cs="Calibri" w:eastAsia="Calibri" w:hAnsi="Calibri"/>
+          <w:sz w:val="21"/>
+          <w:szCs w:val="21"/>
+        </w:rPr>
+        <w:t xml:space="preserve"> Todas las preguntas sobre lo que tenés se le hacen al contenedor: el panel de Equipo, la barra rápida, el contador de flechas, la lista de armas. No es un detalle de interfaz — es lo que hace que llevar poco duela y llevar mucho sea arriesgado. Cerrar esa cuarentena costó </w:t>
+      </w:r>
+      <w:r>
+        <w:rPr>
+          <w:rFonts w:ascii="Calibri" w:cs="Calibri" w:eastAsia="Calibri" w:hAnsi="Calibri"/>
+          <w:b/>
+          <w:bCs/>
+          <w:sz w:val="21"/>
+          <w:szCs w:val="21"/>
+        </w:rPr>
+        <w:t xml:space="preserve">diez fugas</w:t>
+      </w:r>
+      <w:r>
+        <w:rPr>
+          <w:rFonts w:ascii="Calibri" w:cs="Calibri" w:eastAsia="Calibri" w:hAnsi="Calibri"/>
+          <w:sz w:val="21"/>
+          <w:szCs w:val="21"/>
+        </w:rPr>
+        <w:t xml:space="preserve"> en dos tandas, y las dos últimas estaban en el sitio donde el jugador va cuando algo no funciona: el panel de Equipo dejaba equiparte la espada que habías dejado en casa y NO dejaba equipar la de repuesto que sí habías cargado.</w:t>
+      </w:r>
+    </w:p>
+    <w:p>
+      <w:pPr>
+        <w:spacing w:after="110"/>
+      </w:pPr>
+      <w:r>
+        <w:rPr>
+          <w:rFonts w:ascii="Calibri" w:cs="Calibri" w:eastAsia="Calibri" w:hAnsi="Calibri"/>
+          <w:b/>
+          <w:bCs/>
+          <w:sz w:val="21"/>
+          <w:szCs w:val="21"/>
+        </w:rPr>
+        <w:t xml:space="preserve">Morir cuesta de verdad.</w:t>
+      </w:r>
+      <w:r>
+        <w:rPr>
+          <w:rFonts w:ascii="Calibri" w:cs="Calibri" w:eastAsia="Calibri" w:hAnsi="Calibri"/>
+          <w:sz w:val="21"/>
+          <w:szCs w:val="21"/>
+        </w:rPr>
+        <w:t xml:space="preserve"> Cae el contenedor entero y un 5 % por cada pieza de armadura puesta, y queda </w:t>
+      </w:r>
+      <w:r>
+        <w:rPr>
+          <w:rFonts w:ascii="Calibri" w:cs="Calibri" w:eastAsia="Calibri" w:hAnsi="Calibri"/>
+          <w:b/>
+          <w:bCs/>
+          <w:sz w:val="21"/>
+          <w:szCs w:val="21"/>
+        </w:rPr>
+        <w:t xml:space="preserve">tu cuerpo diez minutos</w:t>
+      </w:r>
+      <w:r>
+        <w:rPr>
+          <w:rFonts w:ascii="Calibri" w:cs="Calibri" w:eastAsia="Calibri" w:hAnsi="Calibri"/>
+          <w:sz w:val="21"/>
+          <w:szCs w:val="21"/>
+        </w:rPr>
+        <w:t xml:space="preserve"> en el sitio donde caíste, con todo dentro. Volver a por él es la segunda mitad de la mecánica. El cuerpo es UNO —vive en </w:t>
+      </w:r>
+      <w:r>
+        <w:rPr>
+          <w:rFonts w:ascii="Consolas" w:cs="Consolas" w:eastAsia="Consolas" w:hAnsi="Consolas"/>
+          <w:sz w:val="19"/>
+          <w:szCs w:val="19"/>
+        </w:rPr>
+        <w:t xml:space="preserve">G.tumba</w:t>
+      </w:r>
+      <w:r>
+        <w:rPr>
+          <w:rFonts w:ascii="Calibri" w:cs="Calibri" w:eastAsia="Calibri" w:hAnsi="Calibri"/>
+          <w:sz w:val="21"/>
+          <w:szCs w:val="21"/>
+        </w:rPr>
+        <w:t xml:space="preserve">, y lo que se dibuja es su reflejo, no una copia con vida propia— y cada cuerpo y cada montón de botín sabe </w:t>
+      </w:r>
+      <w:r>
+        <w:rPr>
+          <w:rFonts w:ascii="Calibri" w:cs="Calibri" w:eastAsia="Calibri" w:hAnsi="Calibri"/>
+          <w:b/>
+          <w:bCs/>
+          <w:sz w:val="21"/>
+          <w:szCs w:val="21"/>
+        </w:rPr>
+        <w:t xml:space="preserve">a qué mapa pertenece</w:t>
+      </w:r>
+      <w:r>
+        <w:rPr>
+          <w:rFonts w:ascii="Calibri" w:cs="Calibri" w:eastAsia="Calibri" w:hAnsi="Calibri"/>
+          <w:sz w:val="21"/>
+          <w:szCs w:val="21"/>
+        </w:rPr>
+        <w:t xml:space="preserve">: lo que dejaste en el pantano no aparece en la guarida.</w:t>
+      </w:r>
+    </w:p>
+    <w:p>
+      <w:pPr>
+        <w:spacing w:after="110"/>
+      </w:pPr>
+      <w:r>
+        <w:rPr>
+          <w:rFonts w:ascii="Calibri" w:cs="Calibri" w:eastAsia="Calibri" w:hAnsi="Calibri"/>
+          <w:b/>
+          <w:bCs/>
+          <w:sz w:val="21"/>
+          <w:szCs w:val="21"/>
+        </w:rPr>
+        <w:t xml:space="preserve">Y no se pierde nada en silencio.</w:t>
+      </w:r>
+      <w:r>
+        <w:rPr>
+          <w:rFonts w:ascii="Calibri" w:cs="Calibri" w:eastAsia="Calibri" w:hAnsi="Calibri"/>
+          <w:sz w:val="21"/>
+          <w:szCs w:val="21"/>
+        </w:rPr>
+        <w:t xml:space="preserve"> Al volver a la granja, lo que no cabe en la bolsa se queda en el contenedor en vez de evaporarse. Es la ley 1 aplicada al detalle más pequeño: el jugador solo pierde lo que el juego le dijo que iba a perder.</w:t>
+      </w:r>
+    </w:p>
+    <w:p>
+      <w:pPr>
+        <w:spacing w:after="110"/>
+      </w:pPr>
+      <w:r>
+        <w:rPr>
+          <w:rFonts w:ascii="Calibri" w:cs="Calibri" w:eastAsia="Calibri" w:hAnsi="Calibri"/>
+          <w:b/>
+          <w:bCs/>
+          <w:sz w:val="21"/>
+          <w:szCs w:val="21"/>
+        </w:rPr>
+        <w:t xml:space="preserve">Sin enfriamiento (9/9).</w:t>
+      </w:r>
+      <w:r>
+        <w:rPr>
+          <w:rFonts w:ascii="Calibri" w:cs="Calibri" w:eastAsia="Calibri" w:hAnsi="Calibri"/>
+          <w:sz w:val="21"/>
+          <w:szCs w:val="21"/>
+        </w:rPr>
+        <w:t xml:space="preserve"> Se entra a la Zona cuando se quiera. Dirección: </w:t>
+      </w:r>
+      <w:r>
+        <w:rPr>
+          <w:rFonts w:ascii="Calibri" w:cs="Calibri" w:eastAsia="Calibri" w:hAnsi="Calibri"/>
+          <w:i/>
+          <w:iCs/>
+          <w:sz w:val="21"/>
+          <w:szCs w:val="21"/>
+        </w:rPr>
+        <w:t xml:space="preserve">« ya se puede entrar sin problemas cada vez que uno quiera »</w:t>
+      </w:r>
+      <w:r>
+        <w:rPr>
+          <w:rFonts w:ascii="Calibri" w:cs="Calibri" w:eastAsia="Calibri" w:hAnsi="Calibri"/>
+          <w:sz w:val="21"/>
+          <w:szCs w:val="21"/>
+        </w:rPr>
+        <w:t xml:space="preserve">. Y el enfriamiento no bastaba con bajarlo a cero: era una HORA GUARDADA en la partida, así que hubo que recortar también las que los jugadores ya tenían escritas — cambiar una regla no borra el estado que esa regla dejó.</w:t>
       </w:r>
     </w:p>
     <w:p>
@@ -12276,6 +16121,130 @@
           <w:szCs w:val="21"/>
         </w:rPr>
         <w:t xml:space="preserve">La Cocina convierte lo recolectado en platos que curan y dan un efecto temporal. Es el sumidero que le da sentido al pescado y a la carne.</w:t>
+      </w:r>
+    </w:p>
+    <w:p>
+      <w:pPr>
+        <w:spacing w:after="110"/>
+      </w:pPr>
+      <w:r>
+        <w:rPr>
+          <w:rFonts w:ascii="Calibri" w:cs="Calibri" w:eastAsia="Calibri" w:hAnsi="Calibri"/>
+          <w:b/>
+          <w:bCs/>
+          <w:sz w:val="21"/>
+          <w:szCs w:val="21"/>
+        </w:rPr>
+        <w:t xml:space="preserve">9/9 · LOS PLATOS SALIERON DE LA ECONOMÍA DE PLATA.</w:t>
+      </w:r>
+      <w:r>
+        <w:rPr>
+          <w:rFonts w:ascii="Calibri" w:cs="Calibri" w:eastAsia="Calibri" w:hAnsi="Calibri"/>
+          <w:sz w:val="21"/>
+          <w:szCs w:val="21"/>
+        </w:rPr>
+        <w:t xml:space="preserve"> Dirección: </w:t>
+      </w:r>
+      <w:r>
+        <w:rPr>
+          <w:rFonts w:ascii="Calibri" w:cs="Calibri" w:eastAsia="Calibri" w:hAnsi="Calibri"/>
+          <w:i/>
+          <w:iCs/>
+          <w:sz w:val="21"/>
+          <w:szCs w:val="21"/>
+        </w:rPr>
+        <w:t xml:space="preserve">« los platos son solo para curarse en zona negra; no se venden a menos que se les vendan a los players por plata… la cocina no es una imprenta »</w:t>
+      </w:r>
+      <w:r>
+        <w:rPr>
+          <w:rFonts w:ascii="Calibri" w:cs="Calibri" w:eastAsia="Calibri" w:hAnsi="Calibri"/>
+          <w:sz w:val="21"/>
+          <w:szCs w:val="21"/>
+        </w:rPr>
+        <w:t xml:space="preserve">. Ya no hay botón de venta ni en la Cocina ni en la tienda. Un plato se </w:t>
+      </w:r>
+      <w:r>
+        <w:rPr>
+          <w:rFonts w:ascii="Calibri" w:cs="Calibri" w:eastAsia="Calibri" w:hAnsi="Calibri"/>
+          <w:b/>
+          <w:bCs/>
+          <w:sz w:val="21"/>
+          <w:szCs w:val="21"/>
+        </w:rPr>
+        <w:t xml:space="preserve">come</w:t>
+      </w:r>
+      <w:r>
+        <w:rPr>
+          <w:rFonts w:ascii="Calibri" w:cs="Calibri" w:eastAsia="Calibri" w:hAnsi="Calibri"/>
+          <w:sz w:val="21"/>
+          <w:szCs w:val="21"/>
+        </w:rPr>
+        <w:t xml:space="preserve"> (curación y buff) o se </w:t>
+      </w:r>
+      <w:r>
+        <w:rPr>
+          <w:rFonts w:ascii="Calibri" w:cs="Calibri" w:eastAsia="Calibri" w:hAnsi="Calibri"/>
+          <w:b/>
+          <w:bCs/>
+          <w:sz w:val="21"/>
+          <w:szCs w:val="21"/>
+        </w:rPr>
+        <w:t xml:space="preserve">comercia entre jugadores</w:t>
+      </w:r>
+      <w:r>
+        <w:rPr>
+          <w:rFonts w:ascii="Calibri" w:cs="Calibri" w:eastAsia="Calibri" w:hAnsi="Calibri"/>
+          <w:sz w:val="21"/>
+          <w:szCs w:val="21"/>
+        </w:rPr>
+        <w:t xml:space="preserve">; el único canal contra el juego es el tablón, que está acotado a un pedido al día.</w:t>
+      </w:r>
+    </w:p>
+    <w:p>
+      <w:pPr>
+        <w:spacing w:after="110"/>
+      </w:pPr>
+      <w:r>
+        <w:rPr>
+          <w:rFonts w:ascii="Calibri" w:cs="Calibri" w:eastAsia="Calibri" w:hAnsi="Calibri"/>
+          <w:sz w:val="21"/>
+          <w:szCs w:val="21"/>
+        </w:rPr>
+        <w:t xml:space="preserve">Esto cierra sola la que era la mayor imprenta abierta del juego: </w:t>
+      </w:r>
+      <w:r>
+        <w:rPr>
+          <w:rFonts w:ascii="Consolas" w:cs="Consolas" w:eastAsia="Consolas" w:hAnsi="Consolas"/>
+          <w:sz w:val="19"/>
+          <w:szCs w:val="19"/>
+        </w:rPr>
+        <w:t xml:space="preserve">dishPrice = valor de los ingredientes × 1,25</w:t>
+      </w:r>
+      <w:r>
+        <w:rPr>
+          <w:rFonts w:ascii="Calibri" w:cs="Calibri" w:eastAsia="Calibri" w:hAnsi="Calibri"/>
+          <w:sz w:val="21"/>
+          <w:szCs w:val="21"/>
+        </w:rPr>
+        <w:t xml:space="preserve">, multiplicado otra vez por la maestría de Cocina — o sea que cualquier cultivo que pasara por la olla valía entre 1,25 y 1,48 veces lo que vale crudo, </w:t>
+      </w:r>
+      <w:r>
+        <w:rPr>
+          <w:rFonts w:ascii="Calibri" w:cs="Calibri" w:eastAsia="Calibri" w:hAnsi="Calibri"/>
+          <w:b/>
+          <w:bCs/>
+          <w:sz w:val="21"/>
+          <w:szCs w:val="21"/>
+        </w:rPr>
+        <w:t xml:space="preserve">sin ocupar una celda</w:t>
+      </w:r>
+      <w:r>
+        <w:rPr>
+          <w:rFonts w:ascii="Calibri" w:cs="Calibri" w:eastAsia="Calibri" w:hAnsi="Calibri"/>
+          <w:sz w:val="21"/>
+          <w:szCs w:val="21"/>
+        </w:rPr>
+        <w:t xml:space="preserve">, y la olla nunca se saturaba. Vender crudo era siempre el juego mal jugado. La decisión de dirección lo resolvió sin tocar un solo número: si el plato no se vende, la prima no existe.</w:t>
       </w:r>
     </w:p>
     <w:tbl>
@@ -16721,38 +20690,673 @@
           <w:sz w:val="23"/>
           <w:szCs w:val="23"/>
         </w:rPr>
-        <w:t xml:space="preserve">El vale, y por qué tiene un precio</w:t>
-      </w:r>
-    </w:p>
-    <w:p>
-      <w:pPr>
-        <w:spacing w:after="110"/>
-      </w:pPr>
-      <w:r>
-        <w:rPr>
-          <w:rFonts w:ascii="Calibri" w:cs="Calibri" w:eastAsia="Calibri" w:hAnsi="Calibri"/>
-          <w:sz w:val="21"/>
-          <w:szCs w:val="21"/>
-        </w:rPr>
-        <w:t xml:space="preserve">Un vale son </w:t>
-      </w:r>
+        <w:t xml:space="preserve">8/9 · el tablón compraba minerales al 12,5 % de su valor.** Tasaba con una tabla vieja —bronce 12, hierro 15, oro 30— mientras el juego VENDE con la de verdad —160, 240, 280—. Seis Hierro pagaban 180 por 1.440 de valor. Los cultivos, la madera y la piedra estaban perfectos, y por el mismo motivo por el que los otros estaban rotos: ésos sí preguntaban el precio en vez de copiarlo. La regla que custodia el arreglo cabe en una frase: **el tablón no inventa precios, los pregunta.</w:t>
+      </w:r>
+    </w:p>
+    <w:p>
+      <w:pPr>
+        <w:spacing w:after="80" w:before="200"/>
+      </w:pPr>
       <w:r>
         <w:rPr>
           <w:rFonts w:ascii="Calibri" w:cs="Calibri" w:eastAsia="Calibri" w:hAnsi="Calibri"/>
           <w:b/>
           <w:bCs/>
-          <w:sz w:val="21"/>
-          <w:szCs w:val="21"/>
-        </w:rPr>
-        <w:t xml:space="preserve">40 de plata</w:t>
-      </w:r>
-      <w:r>
-        <w:rPr>
-          <w:rFonts w:ascii="Calibri" w:cs="Calibri" w:eastAsia="Calibri" w:hAnsi="Calibri"/>
-          <w:sz w:val="21"/>
-          <w:szCs w:val="21"/>
-        </w:rPr>
-        <w:t xml:space="preserve"> (</w:t>
+          <w:sz w:val="23"/>
+          <w:szCs w:val="23"/>
+        </w:rPr>
+        <w:t xml:space="preserve">12.1 El pase de batalla: cada escalón paga una hora de tu granja (9/9)</w:t>
+      </w:r>
+    </w:p>
+    <w:p>
+      <w:pPr>
+        <w:spacing w:after="110"/>
+      </w:pPr>
+      <w:r>
+        <w:rPr>
+          <w:rFonts w:ascii="Calibri" w:cs="Calibri" w:eastAsia="Calibri" w:hAnsi="Calibri"/>
+          <w:sz w:val="21"/>
+          <w:szCs w:val="21"/>
+        </w:rPr>
+        <w:t xml:space="preserve">Treinta escalones, carril gratuito y carril VIP. Lo que cambió el 9/9 no es el contenido sino </w:t>
+      </w:r>
+      <w:r>
+        <w:rPr>
+          <w:rFonts w:ascii="Calibri" w:cs="Calibri" w:eastAsia="Calibri" w:hAnsi="Calibri"/>
+          <w:b/>
+          <w:bCs/>
+          <w:sz w:val="21"/>
+          <w:szCs w:val="21"/>
+        </w:rPr>
+        <w:t xml:space="preserve">quién decide las cantidades</w:t>
+      </w:r>
+      <w:r>
+        <w:rPr>
+          <w:rFonts w:ascii="Calibri" w:cs="Calibri" w:eastAsia="Calibri" w:hAnsi="Calibri"/>
+          <w:sz w:val="21"/>
+          <w:szCs w:val="21"/>
+        </w:rPr>
+        <w:t xml:space="preserve">.</w:t>
+      </w:r>
+    </w:p>
+    <w:p>
+      <w:pPr>
+        <w:spacing w:after="110"/>
+      </w:pPr>
+      <w:r>
+        <w:rPr>
+          <w:rFonts w:ascii="Calibri" w:cs="Calibri" w:eastAsia="Calibri" w:hAnsi="Calibri"/>
+          <w:sz w:val="21"/>
+          <w:szCs w:val="21"/>
+        </w:rPr>
+        <w:t xml:space="preserve">Los escalones pagaban 10 de plata en el 2, 7.740 en el 7 y 15 en el 14: ×774 entre el más flojo y el más rico, y </w:t>
+      </w:r>
+      <w:r>
+        <w:rPr>
+          <w:rFonts w:ascii="Calibri" w:cs="Calibri" w:eastAsia="Calibri" w:hAnsi="Calibri"/>
+          <w:b/>
+          <w:bCs/>
+          <w:sz w:val="21"/>
+          <w:szCs w:val="21"/>
+        </w:rPr>
+        <w:t xml:space="preserve">sin ningún orden</w:t>
+      </w:r>
+      <w:r>
+        <w:rPr>
+          <w:rFonts w:ascii="Calibri" w:cs="Calibri" w:eastAsia="Calibri" w:hAnsi="Calibri"/>
+          <w:sz w:val="21"/>
+          <w:szCs w:val="21"/>
+        </w:rPr>
+        <w:t xml:space="preserve"> — el escalón 7 pagaba más que los otros veintinueve juntos. La causa no eran los números: la tabla fijaba CANTIDADES a mano (« 3 Pan de Trigo ») en una economía donde los precios se derivan. Tres panes eran baratos el día que se escribió esa fila; hoy un pan cuesta 2.580.</w:t>
+      </w:r>
+    </w:p>
+    <w:p>
+      <w:pPr>
+        <w:spacing w:after="110"/>
+      </w:pPr>
+      <w:r>
+        <w:rPr>
+          <w:rFonts w:ascii="Calibri" w:cs="Calibri" w:eastAsia="Calibri" w:hAnsi="Calibri"/>
+          <w:sz w:val="21"/>
+          <w:szCs w:val="21"/>
+        </w:rPr>
+        <w:t xml:space="preserve">Ahora </w:t>
+      </w:r>
+      <w:r>
+        <w:rPr>
+          <w:rFonts w:ascii="Calibri" w:cs="Calibri" w:eastAsia="Calibri" w:hAnsi="Calibri"/>
+          <w:b/>
+          <w:bCs/>
+          <w:sz w:val="21"/>
+          <w:szCs w:val="21"/>
+        </w:rPr>
+        <w:t xml:space="preserve">la tabla dice QUÉ y el código dice CUÁNTO</w:t>
+      </w:r>
+      <w:r>
+        <w:rPr>
+          <w:rFonts w:ascii="Calibri" w:cs="Calibri" w:eastAsia="Calibri" w:hAnsi="Calibri"/>
+          <w:sz w:val="21"/>
+          <w:szCs w:val="21"/>
+        </w:rPr>
+        <w:t xml:space="preserve">: cada escalón paga UNA HORA de la granja que el jugador tiene a esa altura, la misma vara de las expansiones. Y « esa altura » no se estima — se deriva del reloj de la propia curva de niveles, porque el tiempo de un nivel es su XP dividida por las celdas que la producen.</w:t>
+      </w:r>
+    </w:p>
+    <w:tbl>
+      <w:tblPr>
+        <w:tblW w:type="dxa" w:w="9360"/>
+        <w:tblBorders>
+          <w:top w:val="single" w:color="D8CBB6" w:sz="4"/>
+          <w:left w:val="single" w:color="D8CBB6" w:sz="4"/>
+          <w:bottom w:val="single" w:color="D8CBB6" w:sz="4"/>
+          <w:right w:val="single" w:color="D8CBB6" w:sz="4"/>
+          <w:insideH w:val="single" w:color="D8CBB6" w:sz="4"/>
+          <w:insideV w:val="single" w:color="D8CBB6" w:sz="4"/>
+        </w:tblBorders>
+      </w:tblPr>
+      <w:tblGrid>
+        <w:gridCol w:w="2844"/>
+        <w:gridCol w:w="3377"/>
+        <w:gridCol w:w="1185"/>
+        <w:gridCol w:w="1955"/>
+      </w:tblGrid>
+      <w:tr>
+        <w:tc>
+          <w:tcPr>
+            <w:tcW w:type="dxa" w:w="2844"/>
+            <w:shd w:fill="FBF7EF" w:val="clear"/>
+            <w:tcMar>
+              <w:top w:type="dxa" w:w="60"/>
+              <w:left w:type="dxa" w:w="100"/>
+              <w:bottom w:type="dxa" w:w="60"/>
+              <w:right w:type="dxa" w:w="100"/>
+            </w:tcMar>
+          </w:tcPr>
+          <w:p>
+            <w:r>
+              <w:rPr>
+                <w:rFonts w:ascii="Calibri" w:cs="Calibri" w:eastAsia="Calibri" w:hAnsi="Calibri"/>
+                <w:b/>
+                <w:bCs/>
+                <w:sz w:val="19"/>
+                <w:szCs w:val="19"/>
+              </w:rPr>
+              <w:t xml:space="preserve">Escalón del pase</w:t>
+            </w:r>
+          </w:p>
+        </w:tc>
+        <w:tc>
+          <w:tcPr>
+            <w:tcW w:type="dxa" w:w="3377"/>
+            <w:shd w:fill="FBF7EF" w:val="clear"/>
+            <w:tcMar>
+              <w:top w:type="dxa" w:w="60"/>
+              <w:left w:type="dxa" w:w="100"/>
+              <w:bottom w:type="dxa" w:w="60"/>
+              <w:right w:type="dxa" w:w="100"/>
+            </w:tcMar>
+          </w:tcPr>
+          <w:p>
+            <w:r>
+              <w:rPr>
+                <w:rFonts w:ascii="Calibri" w:cs="Calibri" w:eastAsia="Calibri" w:hAnsi="Calibri"/>
+                <w:b/>
+                <w:bCs/>
+                <w:sz w:val="19"/>
+                <w:szCs w:val="19"/>
+              </w:rPr>
+              <w:t xml:space="preserve">Granja a esa altura</w:t>
+            </w:r>
+          </w:p>
+        </w:tc>
+        <w:tc>
+          <w:tcPr>
+            <w:tcW w:type="dxa" w:w="1185"/>
+            <w:shd w:fill="FBF7EF" w:val="clear"/>
+            <w:tcMar>
+              <w:top w:type="dxa" w:w="60"/>
+              <w:left w:type="dxa" w:w="100"/>
+              <w:bottom w:type="dxa" w:w="60"/>
+              <w:right w:type="dxa" w:w="100"/>
+            </w:tcMar>
+          </w:tcPr>
+          <w:p>
+            <w:r>
+              <w:rPr>
+                <w:rFonts w:ascii="Calibri" w:cs="Calibri" w:eastAsia="Calibri" w:hAnsi="Calibri"/>
+                <w:b/>
+                <w:bCs/>
+                <w:sz w:val="19"/>
+                <w:szCs w:val="19"/>
+              </w:rPr>
+              <w:t xml:space="preserve">Celdas</w:t>
+            </w:r>
+          </w:p>
+        </w:tc>
+        <w:tc>
+          <w:tcPr>
+            <w:tcW w:type="dxa" w:w="1955"/>
+            <w:shd w:fill="FBF7EF" w:val="clear"/>
+            <w:tcMar>
+              <w:top w:type="dxa" w:w="60"/>
+              <w:left w:type="dxa" w:w="100"/>
+              <w:bottom w:type="dxa" w:w="60"/>
+              <w:right w:type="dxa" w:w="100"/>
+            </w:tcMar>
+          </w:tcPr>
+          <w:p>
+            <w:r>
+              <w:rPr>
+                <w:rFonts w:ascii="Calibri" w:cs="Calibri" w:eastAsia="Calibri" w:hAnsi="Calibri"/>
+                <w:b/>
+                <w:bCs/>
+                <w:sz w:val="19"/>
+                <w:szCs w:val="19"/>
+              </w:rPr>
+              <w:t xml:space="preserve">Lo que paga</w:t>
+            </w:r>
+          </w:p>
+        </w:tc>
+      </w:tr>
+      <w:tr>
+        <w:tc>
+          <w:tcPr>
+            <w:tcW w:type="dxa" w:w="2844"/>
+            <w:tcMar>
+              <w:top w:type="dxa" w:w="60"/>
+              <w:left w:type="dxa" w:w="100"/>
+              <w:bottom w:type="dxa" w:w="60"/>
+              <w:right w:type="dxa" w:w="100"/>
+            </w:tcMar>
+          </w:tcPr>
+          <w:p>
+            <w:r>
+              <w:rPr>
+                <w:rFonts w:ascii="Calibri" w:cs="Calibri" w:eastAsia="Calibri" w:hAnsi="Calibri"/>
+                <w:sz w:val="19"/>
+                <w:szCs w:val="19"/>
+              </w:rPr>
+              <w:t xml:space="preserve">1</w:t>
+            </w:r>
+          </w:p>
+        </w:tc>
+        <w:tc>
+          <w:tcPr>
+            <w:tcW w:type="dxa" w:w="3377"/>
+            <w:tcMar>
+              <w:top w:type="dxa" w:w="60"/>
+              <w:left w:type="dxa" w:w="100"/>
+              <w:bottom w:type="dxa" w:w="60"/>
+              <w:right w:type="dxa" w:w="100"/>
+            </w:tcMar>
+          </w:tcPr>
+          <w:p>
+            <w:r>
+              <w:rPr>
+                <w:rFonts w:ascii="Calibri" w:cs="Calibri" w:eastAsia="Calibri" w:hAnsi="Calibri"/>
+                <w:sz w:val="19"/>
+                <w:szCs w:val="19"/>
+              </w:rPr>
+              <w:t xml:space="preserve">6</w:t>
+            </w:r>
+          </w:p>
+        </w:tc>
+        <w:tc>
+          <w:tcPr>
+            <w:tcW w:type="dxa" w:w="1185"/>
+            <w:tcMar>
+              <w:top w:type="dxa" w:w="60"/>
+              <w:left w:type="dxa" w:w="100"/>
+              <w:bottom w:type="dxa" w:w="60"/>
+              <w:right w:type="dxa" w:w="100"/>
+            </w:tcMar>
+          </w:tcPr>
+          <w:p>
+            <w:r>
+              <w:rPr>
+                <w:rFonts w:ascii="Calibri" w:cs="Calibri" w:eastAsia="Calibri" w:hAnsi="Calibri"/>
+                <w:sz w:val="19"/>
+                <w:szCs w:val="19"/>
+              </w:rPr>
+              <w:t xml:space="preserve">15</w:t>
+            </w:r>
+          </w:p>
+        </w:tc>
+        <w:tc>
+          <w:tcPr>
+            <w:tcW w:type="dxa" w:w="1955"/>
+            <w:tcMar>
+              <w:top w:type="dxa" w:w="60"/>
+              <w:left w:type="dxa" w:w="100"/>
+              <w:bottom w:type="dxa" w:w="60"/>
+              <w:right w:type="dxa" w:w="100"/>
+            </w:tcMar>
+          </w:tcPr>
+          <w:p>
+            <w:r>
+              <w:rPr>
+                <w:rFonts w:ascii="Calibri" w:cs="Calibri" w:eastAsia="Calibri" w:hAnsi="Calibri"/>
+                <w:sz w:val="19"/>
+                <w:szCs w:val="19"/>
+              </w:rPr>
+              <w:t xml:space="preserve">300</w:t>
+            </w:r>
+          </w:p>
+        </w:tc>
+      </w:tr>
+      <w:tr>
+        <w:tc>
+          <w:tcPr>
+            <w:tcW w:type="dxa" w:w="2844"/>
+            <w:tcMar>
+              <w:top w:type="dxa" w:w="60"/>
+              <w:left w:type="dxa" w:w="100"/>
+              <w:bottom w:type="dxa" w:w="60"/>
+              <w:right w:type="dxa" w:w="100"/>
+            </w:tcMar>
+          </w:tcPr>
+          <w:p>
+            <w:r>
+              <w:rPr>
+                <w:rFonts w:ascii="Calibri" w:cs="Calibri" w:eastAsia="Calibri" w:hAnsi="Calibri"/>
+                <w:sz w:val="19"/>
+                <w:szCs w:val="19"/>
+              </w:rPr>
+              <w:t xml:space="preserve">10</w:t>
+            </w:r>
+          </w:p>
+        </w:tc>
+        <w:tc>
+          <w:tcPr>
+            <w:tcW w:type="dxa" w:w="3377"/>
+            <w:tcMar>
+              <w:top w:type="dxa" w:w="60"/>
+              <w:left w:type="dxa" w:w="100"/>
+              <w:bottom w:type="dxa" w:w="60"/>
+              <w:right w:type="dxa" w:w="100"/>
+            </w:tcMar>
+          </w:tcPr>
+          <w:p>
+            <w:r>
+              <w:rPr>
+                <w:rFonts w:ascii="Calibri" w:cs="Calibri" w:eastAsia="Calibri" w:hAnsi="Calibri"/>
+                <w:sz w:val="19"/>
+                <w:szCs w:val="19"/>
+              </w:rPr>
+              <w:t xml:space="preserve">13</w:t>
+            </w:r>
+          </w:p>
+        </w:tc>
+        <w:tc>
+          <w:tcPr>
+            <w:tcW w:type="dxa" w:w="1185"/>
+            <w:tcMar>
+              <w:top w:type="dxa" w:w="60"/>
+              <w:left w:type="dxa" w:w="100"/>
+              <w:bottom w:type="dxa" w:w="60"/>
+              <w:right w:type="dxa" w:w="100"/>
+            </w:tcMar>
+          </w:tcPr>
+          <w:p>
+            <w:r>
+              <w:rPr>
+                <w:rFonts w:ascii="Calibri" w:cs="Calibri" w:eastAsia="Calibri" w:hAnsi="Calibri"/>
+                <w:sz w:val="19"/>
+                <w:szCs w:val="19"/>
+              </w:rPr>
+              <w:t xml:space="preserve">24</w:t>
+            </w:r>
+          </w:p>
+        </w:tc>
+        <w:tc>
+          <w:tcPr>
+            <w:tcW w:type="dxa" w:w="1955"/>
+            <w:tcMar>
+              <w:top w:type="dxa" w:w="60"/>
+              <w:left w:type="dxa" w:w="100"/>
+              <w:bottom w:type="dxa" w:w="60"/>
+              <w:right w:type="dxa" w:w="100"/>
+            </w:tcMar>
+          </w:tcPr>
+          <w:p>
+            <w:r>
+              <w:rPr>
+                <w:rFonts w:ascii="Calibri" w:cs="Calibri" w:eastAsia="Calibri" w:hAnsi="Calibri"/>
+                <w:sz w:val="19"/>
+                <w:szCs w:val="19"/>
+              </w:rPr>
+              <w:t xml:space="preserve">480</w:t>
+            </w:r>
+          </w:p>
+        </w:tc>
+      </w:tr>
+      <w:tr>
+        <w:tc>
+          <w:tcPr>
+            <w:tcW w:type="dxa" w:w="2844"/>
+            <w:tcMar>
+              <w:top w:type="dxa" w:w="60"/>
+              <w:left w:type="dxa" w:w="100"/>
+              <w:bottom w:type="dxa" w:w="60"/>
+              <w:right w:type="dxa" w:w="100"/>
+            </w:tcMar>
+          </w:tcPr>
+          <w:p>
+            <w:r>
+              <w:rPr>
+                <w:rFonts w:ascii="Calibri" w:cs="Calibri" w:eastAsia="Calibri" w:hAnsi="Calibri"/>
+                <w:sz w:val="19"/>
+                <w:szCs w:val="19"/>
+              </w:rPr>
+              <w:t xml:space="preserve">20</w:t>
+            </w:r>
+          </w:p>
+        </w:tc>
+        <w:tc>
+          <w:tcPr>
+            <w:tcW w:type="dxa" w:w="3377"/>
+            <w:tcMar>
+              <w:top w:type="dxa" w:w="60"/>
+              <w:left w:type="dxa" w:w="100"/>
+              <w:bottom w:type="dxa" w:w="60"/>
+              <w:right w:type="dxa" w:w="100"/>
+            </w:tcMar>
+          </w:tcPr>
+          <w:p>
+            <w:r>
+              <w:rPr>
+                <w:rFonts w:ascii="Calibri" w:cs="Calibri" w:eastAsia="Calibri" w:hAnsi="Calibri"/>
+                <w:sz w:val="19"/>
+                <w:szCs w:val="19"/>
+              </w:rPr>
+              <w:t xml:space="preserve">31</w:t>
+            </w:r>
+          </w:p>
+        </w:tc>
+        <w:tc>
+          <w:tcPr>
+            <w:tcW w:type="dxa" w:w="1185"/>
+            <w:tcMar>
+              <w:top w:type="dxa" w:w="60"/>
+              <w:left w:type="dxa" w:w="100"/>
+              <w:bottom w:type="dxa" w:w="60"/>
+              <w:right w:type="dxa" w:w="100"/>
+            </w:tcMar>
+          </w:tcPr>
+          <w:p>
+            <w:r>
+              <w:rPr>
+                <w:rFonts w:ascii="Calibri" w:cs="Calibri" w:eastAsia="Calibri" w:hAnsi="Calibri"/>
+                <w:sz w:val="19"/>
+                <w:szCs w:val="19"/>
+              </w:rPr>
+              <w:t xml:space="preserve">42</w:t>
+            </w:r>
+          </w:p>
+        </w:tc>
+        <w:tc>
+          <w:tcPr>
+            <w:tcW w:type="dxa" w:w="1955"/>
+            <w:tcMar>
+              <w:top w:type="dxa" w:w="60"/>
+              <w:left w:type="dxa" w:w="100"/>
+              <w:bottom w:type="dxa" w:w="60"/>
+              <w:right w:type="dxa" w:w="100"/>
+            </w:tcMar>
+          </w:tcPr>
+          <w:p>
+            <w:r>
+              <w:rPr>
+                <w:rFonts w:ascii="Calibri" w:cs="Calibri" w:eastAsia="Calibri" w:hAnsi="Calibri"/>
+                <w:sz w:val="19"/>
+                <w:szCs w:val="19"/>
+              </w:rPr>
+              <w:t xml:space="preserve">840</w:t>
+            </w:r>
+          </w:p>
+        </w:tc>
+      </w:tr>
+      <w:tr>
+        <w:tc>
+          <w:tcPr>
+            <w:tcW w:type="dxa" w:w="2844"/>
+            <w:tcMar>
+              <w:top w:type="dxa" w:w="60"/>
+              <w:left w:type="dxa" w:w="100"/>
+              <w:bottom w:type="dxa" w:w="60"/>
+              <w:right w:type="dxa" w:w="100"/>
+            </w:tcMar>
+          </w:tcPr>
+          <w:p>
+            <w:r>
+              <w:rPr>
+                <w:rFonts w:ascii="Calibri" w:cs="Calibri" w:eastAsia="Calibri" w:hAnsi="Calibri"/>
+                <w:sz w:val="19"/>
+                <w:szCs w:val="19"/>
+              </w:rPr>
+              <w:t xml:space="preserve">30</w:t>
+            </w:r>
+          </w:p>
+        </w:tc>
+        <w:tc>
+          <w:tcPr>
+            <w:tcW w:type="dxa" w:w="3377"/>
+            <w:tcMar>
+              <w:top w:type="dxa" w:w="60"/>
+              <w:left w:type="dxa" w:w="100"/>
+              <w:bottom w:type="dxa" w:w="60"/>
+              <w:right w:type="dxa" w:w="100"/>
+            </w:tcMar>
+          </w:tcPr>
+          <w:p>
+            <w:r>
+              <w:rPr>
+                <w:rFonts w:ascii="Calibri" w:cs="Calibri" w:eastAsia="Calibri" w:hAnsi="Calibri"/>
+                <w:sz w:val="19"/>
+                <w:szCs w:val="19"/>
+              </w:rPr>
+              <w:t xml:space="preserve">50</w:t>
+            </w:r>
+          </w:p>
+        </w:tc>
+        <w:tc>
+          <w:tcPr>
+            <w:tcW w:type="dxa" w:w="1185"/>
+            <w:tcMar>
+              <w:top w:type="dxa" w:w="60"/>
+              <w:left w:type="dxa" w:w="100"/>
+              <w:bottom w:type="dxa" w:w="60"/>
+              <w:right w:type="dxa" w:w="100"/>
+            </w:tcMar>
+          </w:tcPr>
+          <w:p>
+            <w:r>
+              <w:rPr>
+                <w:rFonts w:ascii="Calibri" w:cs="Calibri" w:eastAsia="Calibri" w:hAnsi="Calibri"/>
+                <w:sz w:val="19"/>
+                <w:szCs w:val="19"/>
+              </w:rPr>
+              <w:t xml:space="preserve">57</w:t>
+            </w:r>
+          </w:p>
+        </w:tc>
+        <w:tc>
+          <w:tcPr>
+            <w:tcW w:type="dxa" w:w="1955"/>
+            <w:tcMar>
+              <w:top w:type="dxa" w:w="60"/>
+              <w:left w:type="dxa" w:w="100"/>
+              <w:bottom w:type="dxa" w:w="60"/>
+              <w:right w:type="dxa" w:w="100"/>
+            </w:tcMar>
+          </w:tcPr>
+          <w:p>
+            <w:r>
+              <w:rPr>
+                <w:rFonts w:ascii="Calibri" w:cs="Calibri" w:eastAsia="Calibri" w:hAnsi="Calibri"/>
+                <w:sz w:val="19"/>
+                <w:szCs w:val="19"/>
+              </w:rPr>
+              <w:t xml:space="preserve">1.140</w:t>
+            </w:r>
+          </w:p>
+        </w:tc>
+      </w:tr>
+    </w:tbl>
+    <w:p>
+      <w:pPr>
+        <w:spacing w:after="80"/>
+      </w:pPr>
+    </w:p>
+    <w:p>
+      <w:pPr>
+        <w:spacing w:after="110"/>
+      </w:pPr>
+      <w:r>
+        <w:rPr>
+          <w:rFonts w:ascii="Calibri" w:cs="Calibri" w:eastAsia="Calibri" w:hAnsi="Calibri"/>
+          <w:sz w:val="21"/>
+          <w:szCs w:val="21"/>
+        </w:rPr>
+        <w:t xml:space="preserve">El carril entero cuesta 17.814 de plata sombra contra los ~20.300 de antes: </w:t>
+      </w:r>
+      <w:r>
+        <w:rPr>
+          <w:rFonts w:ascii="Calibri" w:cs="Calibri" w:eastAsia="Calibri" w:hAnsi="Calibri"/>
+          <w:b/>
+          <w:bCs/>
+          <w:sz w:val="21"/>
+          <w:szCs w:val="21"/>
+        </w:rPr>
+        <w:t xml:space="preserve">redistribuye, no infla.</w:t>
+      </w:r>
+      <w:r>
+        <w:rPr>
+          <w:rFonts w:ascii="Calibri" w:cs="Calibri" w:eastAsia="Calibri" w:hAnsi="Calibri"/>
+          <w:sz w:val="21"/>
+          <w:szCs w:val="21"/>
+        </w:rPr>
+        <w:t xml:space="preserve"> El $Golden queda fuera de la derivación a propósito — la auditoría del 18/8 lo dejó clavado en 60 de devolución para que el VIP no se autofinanciara, y derivarlo reabriría ese agujero por la puerta de atrás.</w:t>
+      </w:r>
+    </w:p>
+    <w:p>
+      <w:pPr>
+        <w:spacing w:after="110"/>
+      </w:pPr>
+      <w:r>
+        <w:rPr>
+          <w:rFonts w:ascii="Calibri" w:cs="Calibri" w:eastAsia="Calibri" w:hAnsi="Calibri"/>
+          <w:i/>
+          <w:iCs/>
+          <w:sz w:val="21"/>
+          <w:szCs w:val="21"/>
+        </w:rPr>
+        <w:t xml:space="preserve">Lo que queda abierto, dicho en voz alta: cuatro escalones (el 2, el 7, el 14 y el 18) dan un objeto cuya unidad vale 2 o vale 2.580, y no hay cantidad legible que dé su altura. La cantidad se recorta a lo que se lee de un vistazo —200 en pilas, 60 en semillas y platos— y `paseDesviados()` los enumera en vez de taparlos con un recorte silencioso. El arreglo es cambiar el OBJETO, y eso lo decide el diseñador.</w:t>
+      </w:r>
+    </w:p>
+    <w:p>
+      <w:pPr>
+        <w:spacing w:after="80" w:before="200"/>
+      </w:pPr>
+      <w:r>
+        <w:rPr>
+          <w:rFonts w:ascii="Calibri" w:cs="Calibri" w:eastAsia="Calibri" w:hAnsi="Calibri"/>
+          <w:b/>
+          <w:bCs/>
+          <w:sz w:val="23"/>
+          <w:szCs w:val="23"/>
+        </w:rPr>
+        <w:t xml:space="preserve">El vale, y por qué tiene un precio</w:t>
+      </w:r>
+    </w:p>
+    <w:p>
+      <w:pPr>
+        <w:spacing w:after="110"/>
+      </w:pPr>
+      <w:r>
+        <w:rPr>
+          <w:rFonts w:ascii="Calibri" w:cs="Calibri" w:eastAsia="Calibri" w:hAnsi="Calibri"/>
+          <w:sz w:val="21"/>
+          <w:szCs w:val="21"/>
+        </w:rPr>
+        <w:t xml:space="preserve">Un vale son </w:t>
+      </w:r>
+      <w:r>
+        <w:rPr>
+          <w:rFonts w:ascii="Calibri" w:cs="Calibri" w:eastAsia="Calibri" w:hAnsi="Calibri"/>
+          <w:b/>
+          <w:bCs/>
+          <w:sz w:val="21"/>
+          <w:szCs w:val="21"/>
+        </w:rPr>
+        <w:t xml:space="preserve">20 de plata</w:t>
+      </w:r>
+      <w:r>
+        <w:rPr>
+          <w:rFonts w:ascii="Calibri" w:cs="Calibri" w:eastAsia="Calibri" w:hAnsi="Calibri"/>
+          <w:sz w:val="21"/>
+          <w:szCs w:val="21"/>
+        </w:rPr>
+        <w:t xml:space="preserve"> al gastarlo (</w:t>
       </w:r>
       <w:r>
         <w:rPr>
@@ -16768,7 +21372,25 @@
           <w:sz w:val="21"/>
           <w:szCs w:val="21"/>
         </w:rPr>
-        <w:t xml:space="preserve">, decidido el 18/8). El tablón los emite con esa vara —</w:t>
+        <w:t xml:space="preserve">) y se emite uno por cada </w:t>
+      </w:r>
+      <w:r>
+        <w:rPr>
+          <w:rFonts w:ascii="Calibri" w:cs="Calibri" w:eastAsia="Calibri" w:hAnsi="Calibri"/>
+          <w:b/>
+          <w:bCs/>
+          <w:sz w:val="21"/>
+          <w:szCs w:val="21"/>
+        </w:rPr>
+        <w:t xml:space="preserve">160 de plata</w:t>
+      </w:r>
+      <w:r>
+        <w:rPr>
+          <w:rFonts w:ascii="Calibri" w:cs="Calibri" w:eastAsia="Calibri" w:hAnsi="Calibri"/>
+          <w:sz w:val="21"/>
+          <w:szCs w:val="21"/>
+        </w:rPr>
+        <w:t xml:space="preserve"> entregada (</w:t>
       </w:r>
       <w:r>
         <w:rPr>
@@ -16776,33 +21398,33 @@
           <w:sz w:val="19"/>
           <w:szCs w:val="19"/>
         </w:rPr>
-        <w:t xml:space="preserve">valesDe(valor del pedido)</w:t>
-      </w:r>
-      <w:r>
-        <w:rPr>
-          <w:rFonts w:ascii="Calibri" w:cs="Calibri" w:eastAsia="Calibri" w:hAnsi="Calibri"/>
-          <w:sz w:val="21"/>
-          <w:szCs w:val="21"/>
-        </w:rPr>
-        <w:t xml:space="preserve">— y la tienda de canje tiene que devolverlos con la misma. Con el tablón completo entran unos </w:t>
-      </w:r>
-      <w:r>
-        <w:rPr>
-          <w:rFonts w:ascii="Calibri" w:cs="Calibri" w:eastAsia="Calibri" w:hAnsi="Calibri"/>
-          <w:b/>
-          <w:bCs/>
-          <w:sz w:val="21"/>
-          <w:szCs w:val="21"/>
-        </w:rPr>
-        <w:t xml:space="preserve">6 vales al día</w:t>
-      </w:r>
-      <w:r>
-        <w:rPr>
-          <w:rFonts w:ascii="Calibri" w:cs="Calibri" w:eastAsia="Calibri" w:hAnsi="Calibri"/>
-          <w:sz w:val="21"/>
-          <w:szCs w:val="21"/>
-        </w:rPr>
-        <w:t xml:space="preserve">: 240 de plata en premios.</w:t>
+        <w:t xml:space="preserve">VALE_EMISION</w:t>
+      </w:r>
+      <w:r>
+        <w:rPr>
+          <w:rFonts w:ascii="Calibri" w:cs="Calibri" w:eastAsia="Calibri" w:hAnsi="Calibri"/>
+          <w:sz w:val="21"/>
+          <w:szCs w:val="21"/>
+        </w:rPr>
+        <w:t xml:space="preserve">): una prima del 12,5 % sobre lo que el pedido paga en plata. Dirección fijó esa prima el 2/9 — </w:t>
+      </w:r>
+      <w:r>
+        <w:rPr>
+          <w:rFonts w:ascii="Calibri" w:cs="Calibri" w:eastAsia="Calibri" w:hAnsi="Calibri"/>
+          <w:i/>
+          <w:iCs/>
+          <w:sz w:val="21"/>
+          <w:szCs w:val="21"/>
+        </w:rPr>
+        <w:t xml:space="preserve">« las misiones no son tan complicadas »</w:t>
+      </w:r>
+      <w:r>
+        <w:rPr>
+          <w:rFonts w:ascii="Calibri" w:cs="Calibri" w:eastAsia="Calibri" w:hAnsi="Calibri"/>
+          <w:sz w:val="21"/>
+          <w:szCs w:val="21"/>
+        </w:rPr>
+        <w:t xml:space="preserve">. El tablón los emite con esa vara y la tienda de canje tiene que devolverlos con la misma.</w:t>
       </w:r>
     </w:p>
     <w:p>
@@ -18039,6 +22661,65 @@
         <w:t xml:space="preserve">Estas cifras salen del simulador (tools/simular-partida.js), no de una estimación. El perfil es el de un jugador que entra tres veces al día.</w:t>
       </w:r>
     </w:p>
+    <w:p>
+      <w:pPr>
+        <w:spacing w:after="110"/>
+      </w:pPr>
+      <w:r>
+        <w:rPr>
+          <w:rFonts w:ascii="Calibri" w:cs="Calibri" w:eastAsia="Calibri" w:hAnsi="Calibri"/>
+          <w:b/>
+          <w:bCs/>
+          <w:sz w:val="21"/>
+          <w:szCs w:val="21"/>
+        </w:rPr>
+        <w:t xml:space="preserve">TODO EL CONTENIDO EN UN MES (8-9/9).</w:t>
+      </w:r>
+      <w:r>
+        <w:rPr>
+          <w:rFonts w:ascii="Calibri" w:cs="Calibri" w:eastAsia="Calibri" w:hAnsi="Calibri"/>
+          <w:sz w:val="21"/>
+          <w:szCs w:val="21"/>
+        </w:rPr>
+        <w:t xml:space="preserve"> Dirección: </w:t>
+      </w:r>
+      <w:r>
+        <w:rPr>
+          <w:rFonts w:ascii="Calibri" w:cs="Calibri" w:eastAsia="Calibri" w:hAnsi="Calibri"/>
+          <w:i/>
+          <w:iCs/>
+          <w:sz w:val="21"/>
+          <w:szCs w:val="21"/>
+        </w:rPr>
+        <w:t xml:space="preserve">« todo el contenido tiene que ser posible ir desbloqueándolo con mucho un mes »</w:t>
+      </w:r>
+      <w:r>
+        <w:rPr>
+          <w:rFonts w:ascii="Calibri" w:cs="Calibri" w:eastAsia="Calibri" w:hAnsi="Calibri"/>
+          <w:sz w:val="21"/>
+          <w:szCs w:val="21"/>
+        </w:rPr>
+        <w:t xml:space="preserve">. Antes de esa orden, el nivel 50 estaba a </w:t>
+      </w:r>
+      <w:r>
+        <w:rPr>
+          <w:rFonts w:ascii="Calibri" w:cs="Calibri" w:eastAsia="Calibri" w:hAnsi="Calibri"/>
+          <w:b/>
+          <w:bCs/>
+          <w:sz w:val="21"/>
+          <w:szCs w:val="21"/>
+        </w:rPr>
+        <w:t xml:space="preserve">372 días</w:t>
+      </w:r>
+      <w:r>
+        <w:rPr>
+          <w:rFonts w:ascii="Calibri" w:cs="Calibri" w:eastAsia="Calibri" w:hAnsi="Calibri"/>
+          <w:sz w:val="21"/>
+          <w:szCs w:val="21"/>
+        </w:rPr>
+        <w:t xml:space="preserve"> del jugador de tres sesiones. Hoy:</w:t>
+      </w:r>
+    </w:p>
     <w:tbl>
       <w:tblPr>
         <w:tblW w:type="dxa" w:w="9360"/>
@@ -18076,7 +22757,7 @@
                 <w:sz w:val="19"/>
                 <w:szCs w:val="19"/>
               </w:rPr>
-              <w:t xml:space="preserve">Qué se midió</w:t>
+              <w:t xml:space="preserve">Qué se midió (3 sesiones/día, hasta granja 50)</w:t>
             </w:r>
           </w:p>
         </w:tc>
@@ -18123,7 +22804,7 @@
                 <w:sz w:val="19"/>
                 <w:szCs w:val="19"/>
               </w:rPr>
-              <w:t xml:space="preserve">Tiempo hasta granja nivel 21 (8 expansiones)</w:t>
+              <w:t xml:space="preserve">Tiempo hasta granja nivel 50 (16 expansiones, 57 celdas)</w:t>
             </w:r>
           </w:p>
         </w:tc>
@@ -18141,10 +22822,12 @@
             <w:r>
               <w:rPr>
                 <w:rFonts w:ascii="Calibri" w:cs="Calibri" w:eastAsia="Calibri" w:hAnsi="Calibri"/>
-                <w:sz w:val="19"/>
-                <w:szCs w:val="19"/>
-              </w:rPr>
-              <w:t xml:space="preserve">63 días</w:t>
+                <w:b/>
+                <w:bCs/>
+                <w:sz w:val="19"/>
+                <w:szCs w:val="19"/>
+              </w:rPr>
+              <w:t xml:space="preserve">29,7 días</w:t>
             </w:r>
           </w:p>
         </w:tc>
@@ -18188,7 +22871,7 @@
                 <w:sz w:val="19"/>
                 <w:szCs w:val="19"/>
               </w:rPr>
-              <w:t xml:space="preserve">12,4 horas (0,8 %)</w:t>
+              <w:t xml:space="preserve">7,2 horas (1,0 %)</w:t>
             </w:r>
           </w:p>
         </w:tc>
@@ -18232,7 +22915,7 @@
                 <w:sz w:val="19"/>
                 <w:szCs w:val="19"/>
               </w:rPr>
-              <w:t xml:space="preserve">99,2 %</w:t>
+              <w:t xml:space="preserve">99,0 %</w:t>
             </w:r>
           </w:p>
         </w:tc>
@@ -18276,7 +22959,7 @@
                 <w:sz w:val="19"/>
                 <w:szCs w:val="19"/>
               </w:rPr>
-              <w:t xml:space="preserve">≈ 12 minutos en 3 visitas</w:t>
+              <w:t xml:space="preserve">≈ 15 minutos en 3 visitas</w:t>
             </w:r>
           </w:p>
         </w:tc>
@@ -18320,7 +23003,7 @@
                 <w:sz w:val="19"/>
                 <w:szCs w:val="19"/>
               </w:rPr>
-              <w:t xml:space="preserve">248.270</w:t>
+              <w:t xml:space="preserve">106.755</w:t>
             </w:r>
           </w:p>
         </w:tc>
@@ -18364,7 +23047,7 @@
                 <w:sz w:val="19"/>
                 <w:szCs w:val="19"/>
               </w:rPr>
-              <w:t xml:space="preserve">764.640</w:t>
+              <w:t xml:space="preserve">470.880</w:t>
             </w:r>
           </w:p>
         </w:tc>
@@ -18408,7 +23091,7 @@
                 <w:sz w:val="19"/>
                 <w:szCs w:val="19"/>
               </w:rPr>
-              <w:t xml:space="preserve">32,5 %</w:t>
+              <w:t xml:space="preserve">22,7 %</w:t>
             </w:r>
           </w:p>
         </w:tc>
@@ -18431,7 +23114,7 @@
           <w:sz w:val="21"/>
           <w:szCs w:val="21"/>
         </w:rPr>
-        <w:t xml:space="preserve">Re-medido el 22/8 (cargas + escalera en dos carriles): el porcentaje cobrado del ancla casi se duplicó respecto del original (17,6 % → 32,5 %), y los 63 días a nivel 21 (antes 49) son el precio de que los nocturnos existan desde temprano: menos gestos por día, más comodidad.</w:t>
+        <w:t xml:space="preserve">Hicieron falta TRES palancas a la vez y conviene que quede escrito, porque yo mismo creí que bastaba con una: la curva de XP, las horas que cuesta una expansión (que estaban en 65 días de producción para las dieciséis) y las TAREAS del 11 al 50, que sumaban 68 días solo en minar. Mover una sola no habría movido el resultado.</w:t>
       </w:r>
     </w:p>
     <w:p>
@@ -18441,10 +23124,25 @@
       <w:r>
         <w:rPr>
           <w:rFonts w:ascii="Calibri" w:cs="Calibri" w:eastAsia="Calibri" w:hAnsi="Calibri"/>
-          <w:sz w:val="21"/>
-          <w:szCs w:val="21"/>
-        </w:rPr>
-        <w:t xml:space="preserve">La lectura correcta de ese 32,5 % no es « el juego está roto »: es que un idle avanza sin el jugador y eso es su naturaleza. El desglose, tras las cargas:</w:t>
+          <w:i/>
+          <w:iCs/>
+          <w:sz w:val="21"/>
+          <w:szCs w:val="21"/>
+        </w:rPr>
+        <w:t xml:space="preserve">Y una corrección que se pagó publicando un número falso: el « todo en un mes » se reportó como hecho antes de comprobar que en todo el mapa hay UN nodo de netherita con reloj de 12 horas, y las tareas pedían 125. Eran 62,5 días mínimos con el jugador conectado las veinticuatro horas. Las cantidades se derivan ahora de lo que el mineral puede dar de verdad.</w:t>
+      </w:r>
+    </w:p>
+    <w:p>
+      <w:pPr>
+        <w:spacing w:after="110"/>
+      </w:pPr>
+      <w:r>
+        <w:rPr>
+          <w:rFonts w:ascii="Calibri" w:cs="Calibri" w:eastAsia="Calibri" w:hAnsi="Calibri"/>
+          <w:sz w:val="21"/>
+          <w:szCs w:val="21"/>
+        </w:rPr>
+        <w:t xml:space="preserve">La lectura correcta de ese 22,7 % no es « el juego está roto »: es que un idle avanza sin el jugador y eso es su naturaleza. El desglose:</w:t>
       </w:r>
     </w:p>
     <w:p>
@@ -18462,7 +23160,7 @@
           <w:sz w:val="21"/>
           <w:szCs w:val="21"/>
         </w:rPr>
-        <w:t xml:space="preserve">Cultivos: 65 de plata/h con 11 parcelas. El ancla pedía 220.</w:t>
+        <w:t xml:space="preserve">Cultivos: 52 de plata/h con 19 parcelas. El ancla pedía 380.</w:t>
       </w:r>
     </w:p>
     <w:p>
@@ -18480,7 +23178,7 @@
           <w:sz w:val="21"/>
           <w:szCs w:val="21"/>
         </w:rPr>
-        <w:t xml:space="preserve">Árboles y rocas: 100 de plata/h con 22 nodos (antes de las cargas eran 9). Con el tope de 4 cargas, el jugador de tres visitas cobra 12 de las 48 recolecciones diarias del árbol: el 25 % de su potencial de guardia, contra el 6 % de antes.</w:t>
+        <w:t xml:space="preserve">Árboles y rocas: 98 de plata/h con 38 nodos. Con el tope de 4 cargas, el jugador de tres visitas cobra 12 de las 48 recolecciones diarias del árbol: el 25 % de su potencial de guardia.</w:t>
       </w:r>
     </w:p>
     <w:p>
@@ -18498,7 +23196,150 @@
           <w:sz w:val="21"/>
           <w:szCs w:val="21"/>
         </w:rPr>
-        <w:t xml:space="preserve">Observación para el diseñador (22/8): con las cargas, la XP de Tala se adelanta a los demás oficios (Tala 26 · Cultivo 17 · Minería 11 al llegar a granja 21), porque cada carga paga su talado. La Tala no tiene escalera que se rompa, pero si algún día la tiene, revisar su ritmo de XP.</w:t>
+        <w:t xml:space="preserve">El otro perfil, para tenerlo a mano: </w:t>
+      </w:r>
+      <w:r>
+        <w:rPr>
+          <w:rFonts w:ascii="Calibri" w:cs="Calibri" w:eastAsia="Calibri" w:hAnsi="Calibri"/>
+          <w:b/>
+          <w:bCs/>
+          <w:sz w:val="21"/>
+          <w:szCs w:val="21"/>
+        </w:rPr>
+        <w:t xml:space="preserve">1 sesión/día tarda 37 días en llegar al 20</w:t>
+      </w:r>
+      <w:r>
+        <w:rPr>
+          <w:rFonts w:ascii="Calibri" w:cs="Calibri" w:eastAsia="Calibri" w:hAnsi="Calibri"/>
+          <w:sz w:val="21"/>
+          <w:szCs w:val="21"/>
+        </w:rPr>
+        <w:t xml:space="preserve"> y eso la curva no lo arregla — toca el juego tres minutos y cobra una cosecha y cuatro cargas por nodo. Es una decisión aparte, si se quiere tomar.</w:t>
+      </w:r>
+    </w:p>
+    <w:p>
+      <w:pPr>
+        <w:spacing w:after="80" w:before="200"/>
+      </w:pPr>
+      <w:r>
+        <w:rPr>
+          <w:rFonts w:ascii="Calibri" w:cs="Calibri" w:eastAsia="Calibri" w:hAnsi="Calibri"/>
+          <w:b/>
+          <w:bCs/>
+          <w:sz w:val="23"/>
+          <w:szCs w:val="23"/>
+        </w:rPr>
+        <w:t xml:space="preserve">14.1 Qué entrega cada nivel de granja (ley 3)</w:t>
+      </w:r>
+    </w:p>
+    <w:p>
+      <w:pPr>
+        <w:spacing w:after="110"/>
+      </w:pPr>
+      <w:r>
+        <w:rPr>
+          <w:rFonts w:ascii="Calibri" w:cs="Calibri" w:eastAsia="Calibri" w:hAnsi="Calibri"/>
+          <w:sz w:val="21"/>
+          <w:szCs w:val="21"/>
+        </w:rPr>
+        <w:t xml:space="preserve">De los 49 niveles, </w:t>
+      </w:r>
+      <w:r>
+        <w:rPr>
+          <w:rFonts w:ascii="Calibri" w:cs="Calibri" w:eastAsia="Calibri" w:hAnsi="Calibri"/>
+          <w:b/>
+          <w:bCs/>
+          <w:sz w:val="21"/>
+          <w:szCs w:val="21"/>
+        </w:rPr>
+        <w:t xml:space="preserve">23 entregan algo jugable</w:t>
+      </w:r>
+      <w:r>
+        <w:rPr>
+          <w:rFonts w:ascii="Calibri" w:cs="Calibri" w:eastAsia="Calibri" w:hAnsi="Calibri"/>
+          <w:sz w:val="21"/>
+          <w:szCs w:val="21"/>
+        </w:rPr>
+        <w:t xml:space="preserve"> — una expansión, un plano, un edificio de nivel 2, capacidad de cofre o vales del tablón. Los otros </w:t>
+      </w:r>
+      <w:r>
+        <w:rPr>
+          <w:rFonts w:ascii="Calibri" w:cs="Calibri" w:eastAsia="Calibri" w:hAnsi="Calibri"/>
+          <w:b/>
+          <w:bCs/>
+          <w:sz w:val="21"/>
+          <w:szCs w:val="21"/>
+        </w:rPr>
+        <w:t xml:space="preserve">26</w:t>
+      </w:r>
+      <w:r>
+        <w:rPr>
+          <w:rFonts w:ascii="Calibri" w:cs="Calibri" w:eastAsia="Calibri" w:hAnsi="Calibri"/>
+          <w:sz w:val="21"/>
+          <w:szCs w:val="21"/>
+        </w:rPr>
+        <w:t xml:space="preserve"> entregan el bono de venta (+1,5 %, unas 3 de plata por hora, invisible) y un cosmético.</w:t>
+      </w:r>
+    </w:p>
+    <w:p>
+      <w:pPr>
+        <w:spacing w:after="110"/>
+      </w:pPr>
+      <w:r>
+        <w:rPr>
+          <w:rFonts w:ascii="Calibri" w:cs="Calibri" w:eastAsia="Calibri" w:hAnsi="Calibri"/>
+          <w:sz w:val="21"/>
+          <w:szCs w:val="21"/>
+        </w:rPr>
+        <w:t xml:space="preserve">Los 26: 6, 8, 11, 14, 16, 17, 19, 20, 22, 25, 26, 29, 30, 32, 34, 36, 37, 38, 40, 41, 43, 44, 45, 47, 48 y 49.</w:t>
+      </w:r>
+    </w:p>
+    <w:p>
+      <w:pPr>
+        <w:spacing w:after="110"/>
+      </w:pPr>
+      <w:r>
+        <w:rPr>
+          <w:rFonts w:ascii="Calibri" w:cs="Calibri" w:eastAsia="Calibri" w:hAnsi="Calibri"/>
+          <w:i/>
+          <w:iCs/>
+          <w:sz w:val="21"/>
+          <w:szCs w:val="21"/>
+        </w:rPr>
+        <w:t xml:space="preserve">Esta cuenta es la ley 3 aplicada a este documento, y nació de un error mío: el 9/9 iba a escribir aquí que « 26 niveles mudos pasaron a 3 » porque el plan cosmético por fin se entregaba. Dirección lo paró en el acto — para que a alguien le importe un adorno, primero le tiene que gustar el juego. Un cosmético no cierra un hueco de progresión; sólo lo tapa. </w:t>
+      </w:r>
+      <w:r>
+        <w:rPr>
+          <w:rFonts w:ascii="Calibri" w:cs="Calibri" w:eastAsia="Calibri" w:hAnsi="Calibri"/>
+          <w:i/>
+          <w:iCs/>
+          <w:sz w:val="21"/>
+          <w:szCs w:val="21"/>
+        </w:rPr>
+        <w:t xml:space="preserve">Qué se entrega en esos 26 niveles es la decisión de contenido más grande que este documento tiene abierta.</w:t>
+      </w:r>
+      <w:r>
+        <w:rPr>
+          <w:rFonts w:ascii="Calibri" w:cs="Calibri" w:eastAsia="Calibri" w:hAnsi="Calibri"/>
+          <w:sz w:val="21"/>
+          <w:szCs w:val="21"/>
+        </w:rPr>
+        <w:t xml:space="preserve">**</w:t>
+      </w:r>
+    </w:p>
+    <w:p>
+      <w:pPr>
+        <w:spacing w:after="110"/>
+      </w:pPr>
+      <w:r>
+        <w:rPr>
+          <w:rFonts w:ascii="Calibri" w:cs="Calibri" w:eastAsia="Calibri" w:hAnsi="Calibri"/>
+          <w:i/>
+          <w:iCs/>
+          <w:sz w:val="21"/>
+          <w:szCs w:val="21"/>
+        </w:rPr>
+        <w:t xml:space="preserve">(El hallazgo técnico de aquel día sí vale y queda: el plan cosmético llevaba semanas sin repartir nada porque la línea que lo entregaba preguntaba por un texto que jamás nombra un cosmético. Un `if` que nunca es cierto no da error, no deja log y no lo ve nadie.)</w:t>
       </w:r>
     </w:p>
     <w:p>
@@ -18546,6 +23387,194 @@
           <w:szCs w:val="21"/>
         </w:rPr>
         <w:t xml:space="preserve">Capítulo honesto. Todo lo que sigue está medido o decidido, pero no implementado.</w:t>
+      </w:r>
+    </w:p>
+    <w:p>
+      <w:pPr>
+        <w:spacing w:after="80" w:before="200"/>
+      </w:pPr>
+      <w:r>
+        <w:rPr>
+          <w:rFonts w:ascii="Calibri" w:cs="Calibri" w:eastAsia="Calibri" w:hAnsi="Calibri"/>
+          <w:b/>
+          <w:bCs/>
+          <w:sz w:val="23"/>
+          <w:szCs w:val="23"/>
+        </w:rPr>
+        <w:t xml:space="preserve">15.0 Lo que la revisión 6 deja sobre la mesa</w:t>
+      </w:r>
+    </w:p>
+    <w:p>
+      <w:pPr>
+        <w:spacing w:after="110"/>
+      </w:pPr>
+      <w:r>
+        <w:rPr>
+          <w:rFonts w:ascii="Calibri" w:cs="Calibri" w:eastAsia="Calibri" w:hAnsi="Calibri"/>
+          <w:sz w:val="21"/>
+          <w:szCs w:val="21"/>
+        </w:rPr>
+        <w:t xml:space="preserve">Las cinco decisiones abiertas, ordenadas por lo que pesan:</w:t>
+      </w:r>
+    </w:p>
+    <w:p>
+      <w:pPr>
+        <w:spacing w:after="60"/>
+        <w:ind w:left="260"/>
+      </w:pPr>
+      <w:r>
+        <w:rPr>
+          <w:rFonts w:ascii="Calibri" w:cs="Calibri" w:eastAsia="Calibri" w:hAnsi="Calibri"/>
+          <w:sz w:val="21"/>
+          <w:szCs w:val="21"/>
+        </w:rPr>
+        <w:t xml:space="preserve">1.  </w:t>
+      </w:r>
+      <w:r>
+        <w:rPr>
+          <w:rFonts w:ascii="Calibri" w:cs="Calibri" w:eastAsia="Calibri" w:hAnsi="Calibri"/>
+          <w:b/>
+          <w:bCs/>
+          <w:sz w:val="21"/>
+          <w:szCs w:val="21"/>
+        </w:rPr>
+        <w:t xml:space="preserve">Qué entrega los 26 niveles sin recompensa jugable</w:t>
+      </w:r>
+      <w:r>
+        <w:rPr>
+          <w:rFonts w:ascii="Calibri" w:cs="Calibri" w:eastAsia="Calibri" w:hAnsi="Calibri"/>
+          <w:sz w:val="21"/>
+          <w:szCs w:val="21"/>
+        </w:rPr>
+        <w:t xml:space="preserve"> (§14.1). Es la más grande. El material para elegir ya existe: nodos sueltos, lugares de establo, huecos de nasa, semillas de escalón alto, vales, capacidad de bolsa o cofre.</w:t>
+      </w:r>
+    </w:p>
+    <w:p>
+      <w:pPr>
+        <w:spacing w:after="60"/>
+        <w:ind w:left="260"/>
+      </w:pPr>
+      <w:r>
+        <w:rPr>
+          <w:rFonts w:ascii="Calibri" w:cs="Calibri" w:eastAsia="Calibri" w:hAnsi="Calibri"/>
+          <w:sz w:val="21"/>
+          <w:szCs w:val="21"/>
+        </w:rPr>
+        <w:t xml:space="preserve">2.  </w:t>
+      </w:r>
+      <w:r>
+        <w:rPr>
+          <w:rFonts w:ascii="Calibri" w:cs="Calibri" w:eastAsia="Calibri" w:hAnsi="Calibri"/>
+          <w:b/>
+          <w:bCs/>
+          <w:sz w:val="21"/>
+          <w:szCs w:val="21"/>
+        </w:rPr>
+        <w:t xml:space="preserve">Los seis oficios huérfanos</w:t>
+      </w:r>
+      <w:r>
+        <w:rPr>
+          <w:rFonts w:ascii="Calibri" w:cs="Calibri" w:eastAsia="Calibri" w:hAnsi="Calibri"/>
+          <w:sz w:val="21"/>
+          <w:szCs w:val="21"/>
+        </w:rPr>
+        <w:t xml:space="preserve"> (§5): o reciben algo que abrir, o se acepta que su nivel es un número de daño y se les da un techo honesto.</w:t>
+      </w:r>
+    </w:p>
+    <w:p>
+      <w:pPr>
+        <w:spacing w:after="60"/>
+        <w:ind w:left="260"/>
+      </w:pPr>
+      <w:r>
+        <w:rPr>
+          <w:rFonts w:ascii="Calibri" w:cs="Calibri" w:eastAsia="Calibri" w:hAnsi="Calibri"/>
+          <w:sz w:val="21"/>
+          <w:szCs w:val="21"/>
+        </w:rPr>
+        <w:t xml:space="preserve">3.  </w:t>
+      </w:r>
+      <w:r>
+        <w:rPr>
+          <w:rFonts w:ascii="Calibri" w:cs="Calibri" w:eastAsia="Calibri" w:hAnsi="Calibri"/>
+          <w:b/>
+          <w:bCs/>
+          <w:sz w:val="21"/>
+          <w:szCs w:val="21"/>
+        </w:rPr>
+        <w:t xml:space="preserve">Los cuatro escalones del pase</w:t>
+      </w:r>
+      <w:r>
+        <w:rPr>
+          <w:rFonts w:ascii="Calibri" w:cs="Calibri" w:eastAsia="Calibri" w:hAnsi="Calibri"/>
+          <w:sz w:val="21"/>
+          <w:szCs w:val="21"/>
+        </w:rPr>
+        <w:t xml:space="preserve"> cuyo objeto no da su altura (§12.1). Se arregla cambiando el objeto, no la cantidad.</w:t>
+      </w:r>
+    </w:p>
+    <w:p>
+      <w:pPr>
+        <w:spacing w:after="60"/>
+        <w:ind w:left="260"/>
+      </w:pPr>
+      <w:r>
+        <w:rPr>
+          <w:rFonts w:ascii="Calibri" w:cs="Calibri" w:eastAsia="Calibri" w:hAnsi="Calibri"/>
+          <w:sz w:val="21"/>
+          <w:szCs w:val="21"/>
+        </w:rPr>
+        <w:t xml:space="preserve">4.  </w:t>
+      </w:r>
+      <w:r>
+        <w:rPr>
+          <w:rFonts w:ascii="Calibri" w:cs="Calibri" w:eastAsia="Calibri" w:hAnsi="Calibri"/>
+          <w:b/>
+          <w:bCs/>
+          <w:sz w:val="21"/>
+          <w:szCs w:val="21"/>
+        </w:rPr>
+        <w:t xml:space="preserve">La escalera de cañas se aplanó arriba</w:t>
+      </w:r>
+      <w:r>
+        <w:rPr>
+          <w:rFonts w:ascii="Calibri" w:cs="Calibri" w:eastAsia="Calibri" w:hAnsi="Calibri"/>
+          <w:sz w:val="21"/>
+          <w:szCs w:val="21"/>
+        </w:rPr>
+        <w:t xml:space="preserve"> (§4.1): al subir la de Hierro a 1.500, la de Oro (2.000) queda a ×1,33. Lo que de verdad cobra la de oro es su barra, no su plata — pero si el último escalón tiene que sentirse, hay que subirlo.</w:t>
+      </w:r>
+    </w:p>
+    <w:p>
+      <w:pPr>
+        <w:spacing w:after="60"/>
+        <w:ind w:left="260"/>
+      </w:pPr>
+      <w:r>
+        <w:rPr>
+          <w:rFonts w:ascii="Calibri" w:cs="Calibri" w:eastAsia="Calibri" w:hAnsi="Calibri"/>
+          <w:sz w:val="21"/>
+          <w:szCs w:val="21"/>
+        </w:rPr>
+        <w:t xml:space="preserve">5.  </w:t>
+      </w:r>
+      <w:r>
+        <w:rPr>
+          <w:rFonts w:ascii="Calibri" w:cs="Calibri" w:eastAsia="Calibri" w:hAnsi="Calibri"/>
+          <w:b/>
+          <w:bCs/>
+          <w:sz w:val="21"/>
+          <w:szCs w:val="21"/>
+        </w:rPr>
+        <w:t xml:space="preserve">Recargar dentro de la Zona sigue esquivando la muerte.</w:t>
+      </w:r>
+      <w:r>
+        <w:rPr>
+          <w:rFonts w:ascii="Calibri" w:cs="Calibri" w:eastAsia="Calibri" w:hAnsi="Calibri"/>
+          <w:sz w:val="21"/>
+          <w:szCs w:val="21"/>
+        </w:rPr>
+        <w:t xml:space="preserve"> Cerrarlo pide una política de desconexión, y matar a alguien por una caída de red sería perder progreso sin borrar caché: justo lo que la ley 1 prohíbe. Decisión de dirección.</w:t>
       </w:r>
     </w:p>
     <w:p>
@@ -19369,6 +24398,246 @@
     </w:p>
     <w:p>
       <w:pPr>
+        <w:spacing w:after="30"/>
+        <w:ind w:left="400"/>
+      </w:pPr>
+      <w:r>
+        <w:rPr>
+          <w:rFonts w:ascii="Calibri" w:cs="Calibri" w:eastAsia="Calibri" w:hAnsi="Calibri"/>
+          <w:b/>
+          <w:bCs/>
+          <w:sz w:val="21"/>
+          <w:szCs w:val="21"/>
+        </w:rPr>
+        <w:t xml:space="preserve">Las tres LEYES viven en `docs/LEYES.md`, no aquí.</w:t>
+      </w:r>
+      <w:r>
+        <w:rPr>
+          <w:rFonts w:ascii="Calibri" w:cs="Calibri" w:eastAsia="Calibri" w:hAnsi="Calibri"/>
+          <w:sz w:val="21"/>
+          <w:szCs w:val="21"/>
+        </w:rPr>
+        <w:t xml:space="preserve"> Una ley no se discute, no se optimiza y no</w:t>
+      </w:r>
+    </w:p>
+    <w:p>
+      <w:pPr>
+        <w:spacing w:after="30"/>
+        <w:ind w:left="400"/>
+      </w:pPr>
+      <w:r>
+        <w:rPr>
+          <w:rFonts w:ascii="Calibri" w:cs="Calibri" w:eastAsia="Calibri" w:hAnsi="Calibri"/>
+          <w:sz w:val="21"/>
+          <w:szCs w:val="21"/>
+        </w:rPr>
+        <w:t xml:space="preserve">se « mejora » con buen criterio propio; si una tarea choca con una, la que cede es la tarea.</w:t>
+      </w:r>
+    </w:p>
+    <w:p>
+      <w:pPr>
+        <w:spacing w:after="30"/>
+        <w:ind w:left="400"/>
+      </w:pPr>
+      <w:r>
+        <w:rPr>
+          <w:rFonts w:ascii="Calibri" w:cs="Calibri" w:eastAsia="Calibri" w:hAnsi="Calibri"/>
+          <w:sz w:val="21"/>
+          <w:szCs w:val="21"/>
+        </w:rPr>
+        <w:t xml:space="preserve">Hasta el 9/9 estaban sueltas en comentarios de código, y eso ya falló una vez — se cambió el</w:t>
+      </w:r>
+    </w:p>
+    <w:p>
+      <w:pPr>
+        <w:spacing w:after="30"/>
+        <w:ind w:left="400"/>
+      </w:pPr>
+      <w:r>
+        <w:rPr>
+          <w:rFonts w:ascii="Calibri" w:cs="Calibri" w:eastAsia="Calibri" w:hAnsi="Calibri"/>
+          <w:sz w:val="21"/>
+          <w:szCs w:val="21"/>
+        </w:rPr>
+        <w:t xml:space="preserve">ritmo de los nodos porque no había dónde mirar antes de tocar. En resumen:</w:t>
+      </w:r>
+    </w:p>
+    <w:p>
+      <w:pPr>
+        <w:spacing w:after="30"/>
+        <w:ind w:left="400"/>
+      </w:pPr>
+    </w:p>
+    <w:p>
+      <w:pPr>
+        <w:spacing w:after="30"/>
+        <w:ind w:left="400"/>
+      </w:pPr>
+      <w:r>
+        <w:rPr>
+          <w:rFonts w:ascii="Calibri" w:cs="Calibri" w:eastAsia="Calibri" w:hAnsi="Calibri"/>
+          <w:b/>
+          <w:bCs/>
+          <w:sz w:val="21"/>
+          <w:szCs w:val="21"/>
+        </w:rPr>
+        <w:t xml:space="preserve">Ley 1 · El progreso no se resetea.</w:t>
+      </w:r>
+      <w:r>
+        <w:rPr>
+          <w:rFonts w:ascii="Calibri" w:cs="Calibri" w:eastAsia="Calibri" w:hAnsi="Calibri"/>
+          <w:sz w:val="21"/>
+          <w:szCs w:val="21"/>
+        </w:rPr>
+        <w:t xml:space="preserve"> Sólo borrando caché. Ninguna migración corre dos veces,</w:t>
+      </w:r>
+    </w:p>
+    <w:p>
+      <w:pPr>
+        <w:spacing w:after="30"/>
+        <w:ind w:left="400"/>
+      </w:pPr>
+      <w:r>
+        <w:rPr>
+          <w:rFonts w:ascii="Calibri" w:cs="Calibri" w:eastAsia="Calibri" w:hAnsi="Calibri"/>
+          <w:sz w:val="21"/>
+          <w:szCs w:val="21"/>
+        </w:rPr>
+        <w:t xml:space="preserve">nada de lo ya comprado se cierra por una regla nueva, y un guardado viejo se recorta, no se</w:t>
+      </w:r>
+    </w:p>
+    <w:p>
+      <w:pPr>
+        <w:spacing w:after="30"/>
+        <w:ind w:left="400"/>
+      </w:pPr>
+      <w:r>
+        <w:rPr>
+          <w:rFonts w:ascii="Calibri" w:cs="Calibri" w:eastAsia="Calibri" w:hAnsi="Calibri"/>
+          <w:sz w:val="21"/>
+          <w:szCs w:val="21"/>
+        </w:rPr>
+        <w:t xml:space="preserve">borra. Y una constante que cambia no basta si esa constante ya dejó estado escrito.</w:t>
+      </w:r>
+    </w:p>
+    <w:p>
+      <w:pPr>
+        <w:spacing w:after="30"/>
+        <w:ind w:left="400"/>
+      </w:pPr>
+    </w:p>
+    <w:p>
+      <w:pPr>
+        <w:spacing w:after="30"/>
+        <w:ind w:left="400"/>
+      </w:pPr>
+      <w:r>
+        <w:rPr>
+          <w:rFonts w:ascii="Calibri" w:cs="Calibri" w:eastAsia="Calibri" w:hAnsi="Calibri"/>
+          <w:b/>
+          <w:bCs/>
+          <w:sz w:val="21"/>
+          <w:szCs w:val="21"/>
+        </w:rPr>
+        <w:t xml:space="preserve">Ley 2 · El ritmo de los nodos no se toca.</w:t>
+      </w:r>
+      <w:r>
+        <w:rPr>
+          <w:rFonts w:ascii="Calibri" w:cs="Calibri" w:eastAsia="Calibri" w:hAnsi="Calibri"/>
+          <w:sz w:val="21"/>
+          <w:szCs w:val="21"/>
+        </w:rPr>
+        <w:t xml:space="preserve"> Árbol 30 min, roca y veta de piedra 40, tope 4.</w:t>
+      </w:r>
+    </w:p>
+    <w:p>
+      <w:pPr>
+        <w:spacing w:after="30"/>
+        <w:ind w:left="400"/>
+      </w:pPr>
+      <w:r>
+        <w:rPr>
+          <w:rFonts w:ascii="Calibri" w:cs="Calibri" w:eastAsia="Calibri" w:hAnsi="Calibri"/>
+          <w:sz w:val="21"/>
+          <w:szCs w:val="21"/>
+        </w:rPr>
+        <w:t xml:space="preserve">El ancla se acomoda a este reloj, nunca al revés: el ritmo de talar y picar es lo que el</w:t>
+      </w:r>
+    </w:p>
+    <w:p>
+      <w:pPr>
+        <w:spacing w:after="30"/>
+        <w:ind w:left="400"/>
+      </w:pPr>
+      <w:r>
+        <w:rPr>
+          <w:rFonts w:ascii="Calibri" w:cs="Calibri" w:eastAsia="Calibri" w:hAnsi="Calibri"/>
+          <w:sz w:val="21"/>
+          <w:szCs w:val="21"/>
+        </w:rPr>
+        <w:t xml:space="preserve">jugador SIENTE.</w:t>
+      </w:r>
+    </w:p>
+    <w:p>
+      <w:pPr>
+        <w:spacing w:after="30"/>
+        <w:ind w:left="400"/>
+      </w:pPr>
+    </w:p>
+    <w:p>
+      <w:pPr>
+        <w:spacing w:after="30"/>
+        <w:ind w:left="400"/>
+      </w:pPr>
+      <w:r>
+        <w:rPr>
+          <w:rFonts w:ascii="Calibri" w:cs="Calibri" w:eastAsia="Calibri" w:hAnsi="Calibri"/>
+          <w:b/>
+          <w:bCs/>
+          <w:sz w:val="21"/>
+          <w:szCs w:val="21"/>
+        </w:rPr>
+        <w:t xml:space="preserve">Ley 3 · Lo cosmético es terciario.</w:t>
+      </w:r>
+      <w:r>
+        <w:rPr>
+          <w:rFonts w:ascii="Calibri" w:cs="Calibri" w:eastAsia="Calibri" w:hAnsi="Calibri"/>
+          <w:sz w:val="21"/>
+          <w:szCs w:val="21"/>
+        </w:rPr>
+        <w:t xml:space="preserve"> Un título, un marco, un emote o una skin no cuentan como</w:t>
+      </w:r>
+    </w:p>
+    <w:p>
+      <w:pPr>
+        <w:spacing w:after="30"/>
+        <w:ind w:left="400"/>
+      </w:pPr>
+      <w:r>
+        <w:rPr>
+          <w:rFonts w:ascii="Calibri" w:cs="Calibri" w:eastAsia="Calibri" w:hAnsi="Calibri"/>
+          <w:sz w:val="21"/>
+          <w:szCs w:val="21"/>
+        </w:rPr>
+        <w:t xml:space="preserve">contenido. Un nivel que sólo entrega adorno sigue siendo un nivel vacío. Para que a alguien le</w:t>
+      </w:r>
+    </w:p>
+    <w:p>
+      <w:pPr>
+        <w:spacing w:after="30"/>
+        <w:ind w:left="400"/>
+      </w:pPr>
+      <w:r>
+        <w:rPr>
+          <w:rFonts w:ascii="Calibri" w:cs="Calibri" w:eastAsia="Calibri" w:hAnsi="Calibri"/>
+          <w:sz w:val="21"/>
+          <w:szCs w:val="21"/>
+        </w:rPr>
+        <w:t xml:space="preserve">importe un cosmético, primero le tiene que gustar el juego.</w:t>
+      </w:r>
+    </w:p>
+    <w:p>
+      <w:pPr>
         <w:spacing w:after="110"/>
       </w:pPr>
       <w:r>
@@ -19377,7 +24646,7 @@
           <w:sz w:val="21"/>
           <w:szCs w:val="21"/>
         </w:rPr>
-        <w:t xml:space="preserve">Normas de diseño que vienen de decisiones de dirección y que conviene no reabrir sin motivo.</w:t>
+        <w:t xml:space="preserve">Y debajo de las leyes, las normas de diseño que vienen de decisiones de dirección y que conviene no reabrir sin motivo.</w:t>
       </w:r>
     </w:p>
     <w:p>
@@ -19668,7 +24937,43 @@
           <w:sz w:val="21"/>
           <w:szCs w:val="21"/>
         </w:rPr>
-        <w:t xml:space="preserve">El proyecto tiene 104 pruebas automáticas y 22 auditores, más 28 medidores, simuladores y generadores: 155 herramientas en </w:t>
+        <w:t xml:space="preserve">El proyecto tiene </w:t>
+      </w:r>
+      <w:r>
+        <w:rPr>
+          <w:rFonts w:ascii="Calibri" w:cs="Calibri" w:eastAsia="Calibri" w:hAnsi="Calibri"/>
+          <w:b/>
+          <w:bCs/>
+          <w:sz w:val="21"/>
+          <w:szCs w:val="21"/>
+        </w:rPr>
+        <w:t xml:space="preserve">139 pruebas automáticas y 24 auditores</w:t>
+      </w:r>
+      <w:r>
+        <w:rPr>
+          <w:rFonts w:ascii="Calibri" w:cs="Calibri" w:eastAsia="Calibri" w:hAnsi="Calibri"/>
+          <w:sz w:val="21"/>
+          <w:szCs w:val="21"/>
+        </w:rPr>
+        <w:t xml:space="preserve">, más 30 medidores, simuladores y generadores: </w:t>
+      </w:r>
+      <w:r>
+        <w:rPr>
+          <w:rFonts w:ascii="Calibri" w:cs="Calibri" w:eastAsia="Calibri" w:hAnsi="Calibri"/>
+          <w:b/>
+          <w:bCs/>
+          <w:sz w:val="21"/>
+          <w:szCs w:val="21"/>
+        </w:rPr>
+        <w:t xml:space="preserve">193 herramientas</w:t>
+      </w:r>
+      <w:r>
+        <w:rPr>
+          <w:rFonts w:ascii="Calibri" w:cs="Calibri" w:eastAsia="Calibri" w:hAnsi="Calibri"/>
+          <w:sz w:val="21"/>
+          <w:szCs w:val="21"/>
+        </w:rPr>
+        <w:t xml:space="preserve"> en </w:t>
       </w:r>
       <w:r>
         <w:rPr>
@@ -19685,6 +24990,45 @@
           <w:szCs w:val="21"/>
         </w:rPr>
         <w:t xml:space="preserve">.</w:t>
+      </w:r>
+    </w:p>
+    <w:p>
+      <w:pPr>
+        <w:spacing w:after="110"/>
+      </w:pPr>
+      <w:r>
+        <w:rPr>
+          <w:rFonts w:ascii="Calibri" w:cs="Calibri" w:eastAsia="Calibri" w:hAnsi="Calibri"/>
+          <w:b/>
+          <w:bCs/>
+          <w:sz w:val="21"/>
+          <w:szCs w:val="21"/>
+        </w:rPr>
+        <w:t xml:space="preserve">La primera de todas, para este documento:</w:t>
+      </w:r>
+      <w:r>
+        <w:rPr>
+          <w:rFonts w:ascii="Calibri" w:cs="Calibri" w:eastAsia="Calibri" w:hAnsi="Calibri"/>
+          <w:sz w:val="21"/>
+          <w:szCs w:val="21"/>
+        </w:rPr>
+        <w:t xml:space="preserve"> </w:t>
+      </w:r>
+      <w:r>
+        <w:rPr>
+          <w:rFonts w:ascii="Consolas" w:cs="Consolas" w:eastAsia="Consolas" w:hAnsi="Consolas"/>
+          <w:sz w:val="19"/>
+          <w:szCs w:val="19"/>
+        </w:rPr>
+        <w:t xml:space="preserve">tools/gdd-cifras.js</w:t>
+      </w:r>
+      <w:r>
+        <w:rPr>
+          <w:rFonts w:ascii="Calibri" w:cs="Calibri" w:eastAsia="Calibri" w:hAnsi="Calibri"/>
+          <w:sz w:val="21"/>
+          <w:szCs w:val="21"/>
+        </w:rPr>
+        <w:t xml:space="preserve"> imprime EJECUTANDO el juego todas las tablas que estas páginas afirman — el ancla, los cultivos, los minerales, los techos de oficio, la curva de granja, las expansiones, la ganadería, las cañas, el pase y la cuenta de niveles con recompensa jugable. Existe porque hasta la revisión 5 las tablas se copiaban a mano leyendo el código, y un número copiado a mano envejece en silencio: es literalmente el fallo que este proyecto lleva dos semanas persiguiendo en el tablón, en las cañas, en el pase y en la tabla de cosméticos. Un documento que se llama « estado real del código » y no se puede re-ejecutar es una promesa sin respaldo.</w:t>
       </w:r>
     </w:p>
     <w:p>

--- a/docs/Golden_Farm_GDD.docx
+++ b/docs/Golden_Farm_GDD.docx
@@ -6818,17 +6818,17 @@
         </w:tblBorders>
       </w:tblPr>
       <w:tblGrid>
-        <w:gridCol w:w="1235"/>
-        <w:gridCol w:w="549"/>
-        <w:gridCol w:w="906"/>
-        <w:gridCol w:w="3294"/>
-        <w:gridCol w:w="1235"/>
-        <w:gridCol w:w="2141"/>
+        <w:gridCol w:w="1354"/>
+        <w:gridCol w:w="602"/>
+        <w:gridCol w:w="993"/>
+        <w:gridCol w:w="3612"/>
+        <w:gridCol w:w="1354"/>
+        <w:gridCol w:w="1445"/>
       </w:tblGrid>
       <w:tr>
         <w:tc>
           <w:tcPr>
-            <w:tcW w:type="dxa" w:w="1235"/>
+            <w:tcW w:type="dxa" w:w="1354"/>
             <w:shd w:fill="FBF7EF" w:val="clear"/>
             <w:tcMar>
               <w:top w:type="dxa" w:w="60"/>
@@ -6852,7 +6852,7 @@
         </w:tc>
         <w:tc>
           <w:tcPr>
-            <w:tcW w:type="dxa" w:w="549"/>
+            <w:tcW w:type="dxa" w:w="602"/>
             <w:shd w:fill="FBF7EF" w:val="clear"/>
             <w:tcMar>
               <w:top w:type="dxa" w:w="60"/>
@@ -6876,7 +6876,7 @@
         </w:tc>
         <w:tc>
           <w:tcPr>
-            <w:tcW w:type="dxa" w:w="906"/>
+            <w:tcW w:type="dxa" w:w="993"/>
             <w:shd w:fill="FBF7EF" w:val="clear"/>
             <w:tcMar>
               <w:top w:type="dxa" w:w="60"/>
@@ -6900,7 +6900,7 @@
         </w:tc>
         <w:tc>
           <w:tcPr>
-            <w:tcW w:type="dxa" w:w="3294"/>
+            <w:tcW w:type="dxa" w:w="3612"/>
             <w:shd w:fill="FBF7EF" w:val="clear"/>
             <w:tcMar>
               <w:top w:type="dxa" w:w="60"/>
@@ -6924,7 +6924,7 @@
         </w:tc>
         <w:tc>
           <w:tcPr>
-            <w:tcW w:type="dxa" w:w="1235"/>
+            <w:tcW w:type="dxa" w:w="1354"/>
             <w:shd w:fill="FBF7EF" w:val="clear"/>
             <w:tcMar>
               <w:top w:type="dxa" w:w="60"/>
@@ -6948,7 +6948,7 @@
         </w:tc>
         <w:tc>
           <w:tcPr>
-            <w:tcW w:type="dxa" w:w="2141"/>
+            <w:tcW w:type="dxa" w:w="1445"/>
             <w:shd w:fill="FBF7EF" w:val="clear"/>
             <w:tcMar>
               <w:top w:type="dxa" w:w="60"/>
@@ -6974,7 +6974,7 @@
       <w:tr>
         <w:tc>
           <w:tcPr>
-            <w:tcW w:type="dxa" w:w="1235"/>
+            <w:tcW w:type="dxa" w:w="1354"/>
             <w:tcMar>
               <w:top w:type="dxa" w:w="60"/>
               <w:left w:type="dxa" w:w="100"/>
@@ -6995,7 +6995,7 @@
         </w:tc>
         <w:tc>
           <w:tcPr>
-            <w:tcW w:type="dxa" w:w="549"/>
+            <w:tcW w:type="dxa" w:w="602"/>
             <w:tcMar>
               <w:top w:type="dxa" w:w="60"/>
               <w:left w:type="dxa" w:w="100"/>
@@ -7016,7 +7016,7 @@
         </w:tc>
         <w:tc>
           <w:tcPr>
-            <w:tcW w:type="dxa" w:w="906"/>
+            <w:tcW w:type="dxa" w:w="993"/>
             <w:tcMar>
               <w:top w:type="dxa" w:w="60"/>
               <w:left w:type="dxa" w:w="100"/>
@@ -7037,7 +7037,7 @@
         </w:tc>
         <w:tc>
           <w:tcPr>
-            <w:tcW w:type="dxa" w:w="3294"/>
+            <w:tcW w:type="dxa" w:w="3612"/>
             <w:tcMar>
               <w:top w:type="dxa" w:w="60"/>
               <w:left w:type="dxa" w:w="100"/>
@@ -7058,7 +7058,7 @@
         </w:tc>
         <w:tc>
           <w:tcPr>
-            <w:tcW w:type="dxa" w:w="1235"/>
+            <w:tcW w:type="dxa" w:w="1354"/>
             <w:tcMar>
               <w:top w:type="dxa" w:w="60"/>
               <w:left w:type="dxa" w:w="100"/>
@@ -7079,7 +7079,7 @@
         </w:tc>
         <w:tc>
           <w:tcPr>
-            <w:tcW w:type="dxa" w:w="2141"/>
+            <w:tcW w:type="dxa" w:w="1445"/>
             <w:tcMar>
               <w:top w:type="dxa" w:w="60"/>
               <w:left w:type="dxa" w:w="100"/>
@@ -7102,7 +7102,7 @@
       <w:tr>
         <w:tc>
           <w:tcPr>
-            <w:tcW w:type="dxa" w:w="1235"/>
+            <w:tcW w:type="dxa" w:w="1354"/>
             <w:tcMar>
               <w:top w:type="dxa" w:w="60"/>
               <w:left w:type="dxa" w:w="100"/>
@@ -7123,7 +7123,7 @@
         </w:tc>
         <w:tc>
           <w:tcPr>
-            <w:tcW w:type="dxa" w:w="549"/>
+            <w:tcW w:type="dxa" w:w="602"/>
             <w:tcMar>
               <w:top w:type="dxa" w:w="60"/>
               <w:left w:type="dxa" w:w="100"/>
@@ -7144,7 +7144,7 @@
         </w:tc>
         <w:tc>
           <w:tcPr>
-            <w:tcW w:type="dxa" w:w="906"/>
+            <w:tcW w:type="dxa" w:w="993"/>
             <w:tcMar>
               <w:top w:type="dxa" w:w="60"/>
               <w:left w:type="dxa" w:w="100"/>
@@ -7165,7 +7165,7 @@
         </w:tc>
         <w:tc>
           <w:tcPr>
-            <w:tcW w:type="dxa" w:w="3294"/>
+            <w:tcW w:type="dxa" w:w="3612"/>
             <w:tcMar>
               <w:top w:type="dxa" w:w="60"/>
               <w:left w:type="dxa" w:w="100"/>
@@ -7186,7 +7186,7 @@
         </w:tc>
         <w:tc>
           <w:tcPr>
-            <w:tcW w:type="dxa" w:w="1235"/>
+            <w:tcW w:type="dxa" w:w="1354"/>
             <w:tcMar>
               <w:top w:type="dxa" w:w="60"/>
               <w:left w:type="dxa" w:w="100"/>
@@ -7207,7 +7207,7 @@
         </w:tc>
         <w:tc>
           <w:tcPr>
-            <w:tcW w:type="dxa" w:w="2141"/>
+            <w:tcW w:type="dxa" w:w="1445"/>
             <w:tcMar>
               <w:top w:type="dxa" w:w="60"/>
               <w:left w:type="dxa" w:w="100"/>
@@ -7230,7 +7230,7 @@
       <w:tr>
         <w:tc>
           <w:tcPr>
-            <w:tcW w:type="dxa" w:w="1235"/>
+            <w:tcW w:type="dxa" w:w="1354"/>
             <w:tcMar>
               <w:top w:type="dxa" w:w="60"/>
               <w:left w:type="dxa" w:w="100"/>
@@ -7251,7 +7251,7 @@
         </w:tc>
         <w:tc>
           <w:tcPr>
-            <w:tcW w:type="dxa" w:w="549"/>
+            <w:tcW w:type="dxa" w:w="602"/>
             <w:tcMar>
               <w:top w:type="dxa" w:w="60"/>
               <w:left w:type="dxa" w:w="100"/>
@@ -7272,7 +7272,7 @@
         </w:tc>
         <w:tc>
           <w:tcPr>
-            <w:tcW w:type="dxa" w:w="906"/>
+            <w:tcW w:type="dxa" w:w="993"/>
             <w:tcMar>
               <w:top w:type="dxa" w:w="60"/>
               <w:left w:type="dxa" w:w="100"/>
@@ -7293,7 +7293,7 @@
         </w:tc>
         <w:tc>
           <w:tcPr>
-            <w:tcW w:type="dxa" w:w="3294"/>
+            <w:tcW w:type="dxa" w:w="3612"/>
             <w:tcMar>
               <w:top w:type="dxa" w:w="60"/>
               <w:left w:type="dxa" w:w="100"/>
@@ -7314,7 +7314,7 @@
         </w:tc>
         <w:tc>
           <w:tcPr>
-            <w:tcW w:type="dxa" w:w="1235"/>
+            <w:tcW w:type="dxa" w:w="1354"/>
             <w:tcMar>
               <w:top w:type="dxa" w:w="60"/>
               <w:left w:type="dxa" w:w="100"/>
@@ -7335,7 +7335,7 @@
         </w:tc>
         <w:tc>
           <w:tcPr>
-            <w:tcW w:type="dxa" w:w="2141"/>
+            <w:tcW w:type="dxa" w:w="1445"/>
             <w:tcMar>
               <w:top w:type="dxa" w:w="60"/>
               <w:left w:type="dxa" w:w="100"/>
@@ -7358,7 +7358,7 @@
       <w:tr>
         <w:tc>
           <w:tcPr>
-            <w:tcW w:type="dxa" w:w="1235"/>
+            <w:tcW w:type="dxa" w:w="1354"/>
             <w:tcMar>
               <w:top w:type="dxa" w:w="60"/>
               <w:left w:type="dxa" w:w="100"/>
@@ -7379,7 +7379,7 @@
         </w:tc>
         <w:tc>
           <w:tcPr>
-            <w:tcW w:type="dxa" w:w="549"/>
+            <w:tcW w:type="dxa" w:w="602"/>
             <w:tcMar>
               <w:top w:type="dxa" w:w="60"/>
               <w:left w:type="dxa" w:w="100"/>
@@ -7400,7 +7400,7 @@
         </w:tc>
         <w:tc>
           <w:tcPr>
-            <w:tcW w:type="dxa" w:w="906"/>
+            <w:tcW w:type="dxa" w:w="993"/>
             <w:tcMar>
               <w:top w:type="dxa" w:w="60"/>
               <w:left w:type="dxa" w:w="100"/>
@@ -7421,7 +7421,7 @@
         </w:tc>
         <w:tc>
           <w:tcPr>
-            <w:tcW w:type="dxa" w:w="3294"/>
+            <w:tcW w:type="dxa" w:w="3612"/>
             <w:tcMar>
               <w:top w:type="dxa" w:w="60"/>
               <w:left w:type="dxa" w:w="100"/>
@@ -7442,7 +7442,7 @@
         </w:tc>
         <w:tc>
           <w:tcPr>
-            <w:tcW w:type="dxa" w:w="1235"/>
+            <w:tcW w:type="dxa" w:w="1354"/>
             <w:tcMar>
               <w:top w:type="dxa" w:w="60"/>
               <w:left w:type="dxa" w:w="100"/>
@@ -7463,7 +7463,7 @@
         </w:tc>
         <w:tc>
           <w:tcPr>
-            <w:tcW w:type="dxa" w:w="2141"/>
+            <w:tcW w:type="dxa" w:w="1445"/>
             <w:tcMar>
               <w:top w:type="dxa" w:w="60"/>
               <w:left w:type="dxa" w:w="100"/>
@@ -7486,7 +7486,7 @@
       <w:tr>
         <w:tc>
           <w:tcPr>
-            <w:tcW w:type="dxa" w:w="1235"/>
+            <w:tcW w:type="dxa" w:w="1354"/>
             <w:tcMar>
               <w:top w:type="dxa" w:w="60"/>
               <w:left w:type="dxa" w:w="100"/>
@@ -7507,7 +7507,7 @@
         </w:tc>
         <w:tc>
           <w:tcPr>
-            <w:tcW w:type="dxa" w:w="549"/>
+            <w:tcW w:type="dxa" w:w="602"/>
             <w:tcMar>
               <w:top w:type="dxa" w:w="60"/>
               <w:left w:type="dxa" w:w="100"/>
@@ -7528,7 +7528,7 @@
         </w:tc>
         <w:tc>
           <w:tcPr>
-            <w:tcW w:type="dxa" w:w="906"/>
+            <w:tcW w:type="dxa" w:w="993"/>
             <w:tcMar>
               <w:top w:type="dxa" w:w="60"/>
               <w:left w:type="dxa" w:w="100"/>
@@ -7549,7 +7549,7 @@
         </w:tc>
         <w:tc>
           <w:tcPr>
-            <w:tcW w:type="dxa" w:w="3294"/>
+            <w:tcW w:type="dxa" w:w="3612"/>
             <w:tcMar>
               <w:top w:type="dxa" w:w="60"/>
               <w:left w:type="dxa" w:w="100"/>
@@ -7570,43 +7570,43 @@
         </w:tc>
         <w:tc>
           <w:tcPr>
-            <w:tcW w:type="dxa" w:w="1235"/>
-            <w:tcMar>
-              <w:top w:type="dxa" w:w="60"/>
-              <w:left w:type="dxa" w:w="100"/>
-              <w:bottom w:type="dxa" w:w="60"/>
-              <w:right w:type="dxa" w:w="100"/>
-            </w:tcMar>
-          </w:tcPr>
-          <w:p>
-            <w:r>
-              <w:rPr>
-                <w:rFonts w:ascii="Calibri" w:cs="Calibri" w:eastAsia="Calibri" w:hAnsi="Calibri"/>
-                <w:sz w:val="19"/>
-                <w:szCs w:val="19"/>
-              </w:rPr>
-              <w:t xml:space="preserve">0</w:t>
-            </w:r>
-          </w:p>
-        </w:tc>
-        <w:tc>
-          <w:tcPr>
-            <w:tcW w:type="dxa" w:w="2141"/>
-            <w:tcMar>
-              <w:top w:type="dxa" w:w="60"/>
-              <w:left w:type="dxa" w:w="100"/>
-              <w:bottom w:type="dxa" w:w="60"/>
-              <w:right w:type="dxa" w:w="100"/>
-            </w:tcMar>
-          </w:tcPr>
-          <w:p>
-            <w:r>
-              <w:rPr>
-                <w:rFonts w:ascii="Calibri" w:cs="Calibri" w:eastAsia="Calibri" w:hAnsi="Calibri"/>
-                <w:sz w:val="19"/>
-                <w:szCs w:val="19"/>
-              </w:rPr>
-              <w:t xml:space="preserve">rompe el ancla a propósito</w:t>
+            <w:tcW w:type="dxa" w:w="1354"/>
+            <w:tcMar>
+              <w:top w:type="dxa" w:w="60"/>
+              <w:left w:type="dxa" w:w="100"/>
+              <w:bottom w:type="dxa" w:w="60"/>
+              <w:right w:type="dxa" w:w="100"/>
+            </w:tcMar>
+          </w:tcPr>
+          <w:p>
+            <w:r>
+              <w:rPr>
+                <w:rFonts w:ascii="Calibri" w:cs="Calibri" w:eastAsia="Calibri" w:hAnsi="Calibri"/>
+                <w:sz w:val="19"/>
+                <w:szCs w:val="19"/>
+              </w:rPr>
+              <w:t xml:space="preserve">15</w:t>
+            </w:r>
+          </w:p>
+        </w:tc>
+        <w:tc>
+          <w:tcPr>
+            <w:tcW w:type="dxa" w:w="1445"/>
+            <w:tcMar>
+              <w:top w:type="dxa" w:w="60"/>
+              <w:left w:type="dxa" w:w="100"/>
+              <w:bottom w:type="dxa" w:w="60"/>
+              <w:right w:type="dxa" w:w="100"/>
+            </w:tcMar>
+          </w:tcPr>
+          <w:p>
+            <w:r>
+              <w:rPr>
+                <w:rFonts w:ascii="Calibri" w:cs="Calibri" w:eastAsia="Calibri" w:hAnsi="Calibri"/>
+                <w:sz w:val="19"/>
+                <w:szCs w:val="19"/>
+              </w:rPr>
+              <w:t xml:space="preserve">11,46</w:t>
             </w:r>
           </w:p>
         </w:tc>
@@ -7665,6 +7665,171 @@
           <w:szCs w:val="21"/>
         </w:rPr>
         <w:t xml:space="preserve">El 9/9 la Caña de Hierro recuperó su barra de hierro. Se había quedado sin ella porque no cabía en un presupuesto de 1.000 escrito cuando el cuero valía 55; hoy vale 742, porque un cuero es un día entero de Toro. Se movió el presupuesto a 1.500 — un presupuesto es una vara, no una ley física.</w:t>
+      </w:r>
+    </w:p>
+    <w:p>
+      <w:pPr>
+        <w:spacing w:after="110"/>
+      </w:pPr>
+      <w:r>
+        <w:rPr>
+          <w:rFonts w:ascii="Calibri" w:cs="Calibri" w:eastAsia="Calibri" w:hAnsi="Calibri"/>
+          <w:i/>
+          <w:iCs/>
+          <w:sz w:val="21"/>
+          <w:szCs w:val="21"/>
+        </w:rPr>
+        <w:t xml:space="preserve">Y el mismo día la </w:t>
+      </w:r>
+      <w:r>
+        <w:rPr>
+          <w:rFonts w:ascii="Calibri" w:cs="Calibri" w:eastAsia="Calibri" w:hAnsi="Calibri"/>
+          <w:i/>
+          <w:iCs/>
+          <w:sz w:val="21"/>
+          <w:szCs w:val="21"/>
+        </w:rPr>
+        <w:t xml:space="preserve">Caña del Abuelo entró al invariante</w:t>
+      </w:r>
+      <w:r>
+        <w:rPr>
+          <w:rFonts w:ascii="Calibri" w:cs="Calibri" w:eastAsia="Calibri" w:hAnsi="Calibri"/>
+          <w:i/>
+          <w:iCs/>
+          <w:sz w:val="21"/>
+          <w:szCs w:val="21"/>
+        </w:rPr>
+        <w:t xml:space="preserve">. Estaba exenta de peaje y pagaba </w:t>
+      </w:r>
+      <w:r>
+        <w:rPr>
+          <w:rFonts w:ascii="Calibri" w:cs="Calibri" w:eastAsia="Calibri" w:hAnsi="Calibri"/>
+          <w:i/>
+          <w:iCs/>
+          <w:sz w:val="21"/>
+          <w:szCs w:val="21"/>
+        </w:rPr>
+        <w:t xml:space="preserve">25,46 por lombriz — ×2,44 sobre la de oro</w:t>
+      </w:r>
+      <w:r>
+        <w:rPr>
+          <w:rFonts w:ascii="Calibri" w:cs="Calibri" w:eastAsia="Calibri" w:hAnsi="Calibri"/>
+          <w:i/>
+          <w:iCs/>
+          <w:sz w:val="21"/>
+          <w:szCs w:val="21"/>
+        </w:rPr>
+        <w:t xml:space="preserve">: no lo decidió nadie, salió de ponerle mant 0 al construir la v4. Sobrevivió dos semanas porque </w:t>
+      </w:r>
+      <w:r>
+        <w:rPr>
+          <w:rFonts w:ascii="Calibri" w:cs="Calibri" w:eastAsia="Calibri" w:hAnsi="Calibri"/>
+          <w:i/>
+          <w:iCs/>
+          <w:sz w:val="21"/>
+          <w:szCs w:val="21"/>
+        </w:rPr>
+        <w:t xml:space="preserve">los dos guardianes del invariante no la miraban</w:t>
+      </w:r>
+      <w:r>
+        <w:rPr>
+          <w:rFonts w:ascii="Calibri" w:cs="Calibri" w:eastAsia="Calibri" w:hAnsi="Calibri"/>
+          <w:i/>
+          <w:iCs/>
+          <w:sz w:val="21"/>
+          <w:szCs w:val="21"/>
+        </w:rPr>
+        <w:t xml:space="preserve">: el test del bolsillo recorría solo las cuatro cañas de plata, y el auditor comparaba una tabla de netos escrita a mano contra sí misma — un auditor que no puede ponerse rojo ocupa el sitio del que sí lo haría. Ahora las rutas se leen del catálogo y el neto se le pregunta al juego.</w:t>
+      </w:r>
+    </w:p>
+    <w:p>
+      <w:pPr>
+        <w:spacing w:after="110"/>
+      </w:pPr>
+      <w:r>
+        <w:rPr>
+          <w:rFonts w:ascii="Calibri" w:cs="Calibri" w:eastAsia="Calibri" w:hAnsi="Calibri"/>
+          <w:i/>
+          <w:iCs/>
+          <w:sz w:val="21"/>
+          <w:szCs w:val="21"/>
+        </w:rPr>
+        <w:t xml:space="preserve">Por qué cede el peaje y no otra cosa: esta caña comparte las bandas de la de oro y esas bandas solas producen 26,08 de bruto, así que « no cobrar peaje » y « pagar 9-12 por lombriz » son incompatibles por aritmética. De las dos, la que sostiene la economía es el peaje — es lo que hace que la carnada sea la única palanca. La ventaja de la caña pasa a ser el </w:t>
+      </w:r>
+      <w:r>
+        <w:rPr>
+          <w:rFonts w:ascii="Calibri" w:cs="Calibri" w:eastAsia="Calibri" w:hAnsi="Calibri"/>
+          <w:i/>
+          <w:iCs/>
+          <w:sz w:val="21"/>
+          <w:szCs w:val="21"/>
+        </w:rPr>
+        <w:t xml:space="preserve">+10 % de peso</w:t>
+      </w:r>
+      <w:r>
+        <w:rPr>
+          <w:rFonts w:ascii="Calibri" w:cs="Calibri" w:eastAsia="Calibri" w:hAnsi="Calibri"/>
+          <w:i/>
+          <w:iCs/>
+          <w:sz w:val="21"/>
+          <w:szCs w:val="21"/>
+        </w:rPr>
+        <w:t xml:space="preserve">, que además es lo que el jugador ve. De paso se arregló que `lanceValorEsperado` —la función con la que se balancean las cañas— </w:t>
+      </w:r>
+      <w:r>
+        <w:rPr>
+          <w:rFonts w:ascii="Calibri" w:cs="Calibri" w:eastAsia="Calibri" w:hAnsi="Calibri"/>
+          <w:i/>
+          <w:iCs/>
+          <w:sz w:val="21"/>
+          <w:szCs w:val="21"/>
+        </w:rPr>
+        <w:t xml:space="preserve">no contaba el bono de peso</w:t>
+      </w:r>
+      <w:r>
+        <w:rPr>
+          <w:rFonts w:ascii="Calibri" w:cs="Calibri" w:eastAsia="Calibri" w:hAnsi="Calibri"/>
+          <w:i/>
+          <w:iCs/>
+          <w:sz w:val="21"/>
+          <w:szCs w:val="21"/>
+        </w:rPr>
+        <w:t xml:space="preserve">: por eso la fórmula decía ×2,04 y la bolsa daba ×2,44.</w:t>
+      </w:r>
+    </w:p>
+    <w:p>
+      <w:pPr>
+        <w:spacing w:after="110"/>
+      </w:pPr>
+      <w:r>
+        <w:rPr>
+          <w:rFonts w:ascii="Calibri" w:cs="Calibri" w:eastAsia="Calibri" w:hAnsi="Calibri"/>
+          <w:i/>
+          <w:iCs/>
+          <w:sz w:val="21"/>
+          <w:szCs w:val="21"/>
+        </w:rPr>
+        <w:t xml:space="preserve">Y una promesa que el código hacía y no cumplía: decía que la caña « cuesta un mes de Lonja bien jugada ». Medido, la Lonja entera da 14,5 escamas al día y la caña vale 120 — </w:t>
+      </w:r>
+      <w:r>
+        <w:rPr>
+          <w:rFonts w:ascii="Calibri" w:cs="Calibri" w:eastAsia="Calibri" w:hAnsi="Calibri"/>
+          <w:i/>
+          <w:iCs/>
+          <w:sz w:val="21"/>
+          <w:szCs w:val="21"/>
+        </w:rPr>
+        <w:t xml:space="preserve">8 días haciéndolo todo, 10 a tres sesiones diarias</w:t>
+      </w:r>
+      <w:r>
+        <w:rPr>
+          <w:rFonts w:ascii="Calibri" w:cs="Calibri" w:eastAsia="Calibri" w:hAnsi="Calibri"/>
+          <w:i/>
+          <w:iCs/>
+          <w:sz w:val="21"/>
+          <w:szCs w:val="21"/>
+        </w:rPr>
+        <w:t xml:space="preserve">.</w:t>
       </w:r>
     </w:p>
     <w:p>
